--- a/CIS 4374_Smart Parking Platform.docx
+++ b/CIS 4374_Smart Parking Platform.docx
@@ -499,15 +499,7 @@
         <w:pStyle w:val="ListBullet"/>
       </w:pPr>
       <w:r>
-        <w:t xml:space="preserve">Parking availability information can be reliably ingested from approved operational sources, IoT sensors, barrier gates, or </w:t>
-      </w:r>
-      <w:proofErr w:type="gramStart"/>
-      <w:r>
-        <w:t>operator manual</w:t>
-      </w:r>
-      <w:proofErr w:type="gramEnd"/>
-      <w:r>
-        <w:t xml:space="preserve"> overrides.</w:t>
+        <w:t>Parking availability information can be reliably ingested from approved operational sources, IoT sensors, barrier gates, or operator manual overrides.</w:t>
       </w:r>
     </w:p>
     <w:p>
@@ -690,15 +682,7 @@
         <w:t xml:space="preserve">FR10: </w:t>
       </w:r>
       <w:r>
-        <w:t xml:space="preserve">The system </w:t>
-      </w:r>
-      <w:proofErr w:type="gramStart"/>
-      <w:r>
-        <w:t>shall</w:t>
-      </w:r>
-      <w:proofErr w:type="gramEnd"/>
-      <w:r>
-        <w:t xml:space="preserve"> provide an administrative dashboard for authorized parking operators to monitor facilities and manage operational parameters.</w:t>
+        <w:t>The system shall provide an administrative dashboard for authorized parking operators to monitor facilities and manage operational parameters.</w:t>
       </w:r>
     </w:p>
     <w:p>
@@ -796,23 +780,7 @@
         <w:t xml:space="preserve">NFR3: </w:t>
       </w:r>
       <w:r>
-        <w:t xml:space="preserve">The system </w:t>
-      </w:r>
-      <w:proofErr w:type="gramStart"/>
-      <w:r>
-        <w:t>shall</w:t>
-      </w:r>
-      <w:proofErr w:type="gramEnd"/>
-      <w:r>
-        <w:t xml:space="preserve"> provide </w:t>
-      </w:r>
-      <w:proofErr w:type="gramStart"/>
-      <w:r>
-        <w:t>an intuitive</w:t>
-      </w:r>
-      <w:proofErr w:type="gramEnd"/>
-      <w:r>
-        <w:t>, responsive mobile and web user experience enabling parking search and reservation completion in under 60 seconds.</w:t>
+        <w:t>The system shall provide an intuitive, responsive mobile and web user experience enabling parking search and reservation completion in under 60 seconds.</w:t>
       </w:r>
     </w:p>
     <w:p>
@@ -901,15 +869,7 @@
     </w:p>
     <w:p>
       <w:r>
-        <w:t xml:space="preserve">The following fifteen use cases provide coverage for the Smart Parking Platform. </w:t>
-      </w:r>
-      <w:proofErr w:type="gramStart"/>
-      <w:r>
-        <w:t>Each use</w:t>
-      </w:r>
-      <w:proofErr w:type="gramEnd"/>
-      <w:r>
-        <w:t xml:space="preserve"> case specifies its identifier, descriptive title, primary actor, preconditions, main flow of events, and resulting postcondition.</w:t>
+        <w:t>The following fifteen use cases provide coverage for the Smart Parking Platform. Each use case specifies its identifier, descriptive title, primary actor, preconditions, main flow of events, and resulting postcondition.</w:t>
       </w:r>
     </w:p>
     <w:p>
@@ -1933,21 +1893,7 @@
               <w:rPr>
                 <w:sz w:val="18"/>
               </w:rPr>
-              <w:t xml:space="preserve">A reservation record is </w:t>
-            </w:r>
-            <w:proofErr w:type="gramStart"/>
-            <w:r>
-              <w:rPr>
-                <w:sz w:val="18"/>
-              </w:rPr>
-              <w:t>created</w:t>
-            </w:r>
-            <w:proofErr w:type="gramEnd"/>
-            <w:r>
-              <w:rPr>
-                <w:sz w:val="18"/>
-              </w:rPr>
-              <w:t xml:space="preserve"> or the user is alerted to unavailability.</w:t>
+              <w:t>A reservation record is created or the user is alerted to unavailability.</w:t>
             </w:r>
           </w:p>
         </w:tc>
@@ -2460,21 +2406,7 @@
               <w:rPr>
                 <w:sz w:val="18"/>
               </w:rPr>
-              <w:t xml:space="preserve">The user receives timely operational </w:t>
-            </w:r>
-            <w:proofErr w:type="gramStart"/>
-            <w:r>
-              <w:rPr>
-                <w:sz w:val="18"/>
-              </w:rPr>
-              <w:t>information</w:t>
-            </w:r>
-            <w:proofErr w:type="gramEnd"/>
-            <w:r>
-              <w:rPr>
-                <w:sz w:val="18"/>
-              </w:rPr>
-              <w:t xml:space="preserve"> and the dispatch event is logged.</w:t>
+              <w:t>The user receives timely operational information and the dispatch event is logged.</w:t>
             </w:r>
           </w:p>
         </w:tc>
@@ -3121,21 +3053,7 @@
               <w:rPr>
                 <w:sz w:val="18"/>
               </w:rPr>
-              <w:t xml:space="preserve">1. User selects reporting module and defines date range, zones, and metric parameters. 2. System aggregates historical occupancy and transaction data. 3. System compiles structured summary with graphical charts. 4. User views or exports data </w:t>
-            </w:r>
-            <w:proofErr w:type="gramStart"/>
-            <w:r>
-              <w:rPr>
-                <w:sz w:val="18"/>
-              </w:rPr>
-              <w:t>as</w:t>
-            </w:r>
-            <w:proofErr w:type="gramEnd"/>
-            <w:r>
-              <w:rPr>
-                <w:sz w:val="18"/>
-              </w:rPr>
-              <w:t xml:space="preserve"> PDF/CSV.</w:t>
+              <w:t>1. User selects reporting module and defines date range, zones, and metric parameters. 2. System aggregates historical occupancy and transaction data. 3. System compiles structured summary with graphical charts. 4. User views or exports data as PDF/CSV.</w:t>
             </w:r>
           </w:p>
         </w:tc>
@@ -3344,21 +3262,7 @@
               <w:rPr>
                 <w:sz w:val="18"/>
               </w:rPr>
-              <w:t xml:space="preserve">Facility configuration is updated in real time across driver-facing </w:t>
-            </w:r>
-            <w:proofErr w:type="gramStart"/>
-            <w:r>
-              <w:rPr>
-                <w:sz w:val="18"/>
-              </w:rPr>
-              <w:t>applications</w:t>
-            </w:r>
-            <w:proofErr w:type="gramEnd"/>
-            <w:r>
-              <w:rPr>
-                <w:sz w:val="18"/>
-              </w:rPr>
-              <w:t xml:space="preserve"> and an audit record is logged.</w:t>
+              <w:t>Facility configuration is updated in real time across driver-facing applications and an audit record is logged.</w:t>
             </w:r>
           </w:p>
         </w:tc>
@@ -3508,21 +3412,7 @@
               <w:rPr>
                 <w:sz w:val="18"/>
               </w:rPr>
-              <w:t xml:space="preserve">1. User opens security and compliance audit module. 2. User filters </w:t>
-            </w:r>
-            <w:proofErr w:type="gramStart"/>
-            <w:r>
-              <w:rPr>
-                <w:sz w:val="18"/>
-              </w:rPr>
-              <w:t>logs</w:t>
-            </w:r>
-            <w:proofErr w:type="gramEnd"/>
-            <w:r>
-              <w:rPr>
-                <w:sz w:val="18"/>
-              </w:rPr>
-              <w:t xml:space="preserve"> by event type, user identifier, or timestamp. 3. System displays immutable transaction and system modification records. 4. User examines details.</w:t>
+              <w:t>1. User opens security and compliance audit module. 2. User filters logs by event type, user identifier, or timestamp. 3. System displays immutable transaction and system modification records. 4. User examines details.</w:t>
             </w:r>
           </w:p>
         </w:tc>
@@ -3876,15 +3766,7 @@
     </w:p>
     <w:p>
       <w:r>
-        <w:t xml:space="preserve">Week 2 expands </w:t>
-      </w:r>
-      <w:proofErr w:type="gramStart"/>
-      <w:r>
-        <w:t>the Week</w:t>
-      </w:r>
-      <w:proofErr w:type="gramEnd"/>
-      <w:r>
-        <w:t xml:space="preserve"> 1 Software Requirements Specification into an initial project-management plan. The update translates the approved Smart Parking Platform scope into a deliverable-based Work Breakdown Structure (WBS), a draft ten-week timeline, milestones, dependencies, and an initial estimation approach. These planning artifacts provide a structured basis for tracking scope, deadlines, and progress during the remainder of the project.</w:t>
+        <w:t>Week 2 expands the Week 1 Software Requirements Specification into an initial project-management plan. The update translates the approved Smart Parking Platform scope into a deliverable-based Work Breakdown Structure (WBS), a draft ten-week timeline, milestones, dependencies, and an initial estimation approach. These planning artifacts provide a structured basis for tracking scope, deadlines, and progress during the remainder of the project.</w:t>
       </w:r>
     </w:p>
     <w:p>
@@ -3921,15 +3803,7 @@
         <w:pStyle w:val="ListBullet"/>
       </w:pPr>
       <w:r>
-        <w:t xml:space="preserve">The WBS is </w:t>
-      </w:r>
-      <w:proofErr w:type="gramStart"/>
-      <w:r>
-        <w:t>deliverable-based</w:t>
-      </w:r>
-      <w:proofErr w:type="gramEnd"/>
-      <w:r>
-        <w:t>; it decomposes project outputs rather than listing only individual tasks.</w:t>
+        <w:t>The WBS is deliverable-based; it decomposes project outputs rather than listing only individual tasks.</w:t>
       </w:r>
     </w:p>
     <w:p>
@@ -3978,23 +3852,7 @@
         <w:t>ed for</w:t>
       </w:r>
       <w:r>
-        <w:t xml:space="preserve"> the parking application around authentication, user and operator management, dashboards, parking selection and payment, and reporting. It is decomposed </w:t>
-      </w:r>
-      <w:proofErr w:type="gramStart"/>
-      <w:r>
-        <w:t>to</w:t>
-      </w:r>
-      <w:proofErr w:type="gramEnd"/>
-      <w:r>
-        <w:t xml:space="preserve"> three levels: Level 1 is the project; Level 2 represents major </w:t>
-      </w:r>
-      <w:proofErr w:type="gramStart"/>
-      <w:r>
-        <w:t>deliverable</w:t>
-      </w:r>
-      <w:proofErr w:type="gramEnd"/>
-      <w:r>
-        <w:t xml:space="preserve"> areas; and Level 3 identifies manageable deliverables.</w:t>
+        <w:t xml:space="preserve"> the parking application around authentication, user and operator management, dashboards, parking selection and payment, and reporting. It is decomposed to three levels: Level 1 is the project; Level 2 represents major deliverable areas; and Level 3 identifies manageable deliverables.</w:t>
       </w:r>
     </w:p>
     <w:tbl>
@@ -5318,21 +5176,7 @@
               <w:rPr>
                 <w:sz w:val="17"/>
               </w:rPr>
-              <w:t xml:space="preserve">Audit reporting for reservations, payments, </w:t>
-            </w:r>
-            <w:proofErr w:type="gramStart"/>
-            <w:r>
-              <w:rPr>
-                <w:sz w:val="17"/>
-              </w:rPr>
-              <w:t>account activity</w:t>
-            </w:r>
-            <w:proofErr w:type="gramEnd"/>
-            <w:r>
-              <w:rPr>
-                <w:sz w:val="17"/>
-              </w:rPr>
-              <w:t>, and administrative changes</w:t>
+              <w:t>Audit reporting for reservations, payments, account activity, and administrative changes</w:t>
             </w:r>
           </w:p>
         </w:tc>
@@ -5697,25 +5541,7 @@
                 <w:color w:val="FFFFFF"/>
                 <w:sz w:val="18"/>
               </w:rPr>
-              <w:t xml:space="preserve">Application </w:t>
-            </w:r>
-            <w:proofErr w:type="gramStart"/>
-            <w:r>
-              <w:rPr>
-                <w:b/>
-                <w:color w:val="FFFFFF"/>
-                <w:sz w:val="18"/>
-              </w:rPr>
-              <w:t>to</w:t>
-            </w:r>
-            <w:proofErr w:type="gramEnd"/>
-            <w:r>
-              <w:rPr>
-                <w:b/>
-                <w:color w:val="FFFFFF"/>
-                <w:sz w:val="18"/>
-              </w:rPr>
-              <w:t xml:space="preserve"> the Smart Parking Platform</w:t>
+              <w:t>Application to the Smart Parking Platform</w:t>
             </w:r>
           </w:p>
         </w:tc>
@@ -6580,23 +6406,7 @@
     </w:p>
     <w:p>
       <w:r>
-        <w:t xml:space="preserve">Week 2 adds the planning structure needed to manage the Smart Parking Platform after </w:t>
-      </w:r>
-      <w:proofErr w:type="gramStart"/>
-      <w:r>
-        <w:t>the Week</w:t>
-      </w:r>
-      <w:proofErr w:type="gramEnd"/>
-      <w:r>
-        <w:t xml:space="preserve"> </w:t>
-      </w:r>
-      <w:proofErr w:type="gramStart"/>
-      <w:r>
-        <w:t>1 requirements</w:t>
-      </w:r>
-      <w:proofErr w:type="gramEnd"/>
-      <w:r>
-        <w:t xml:space="preserve"> baseline. The WBS defines the project deliverables at three levels</w:t>
+        <w:t>Week 2 adds the planning structure needed to manage the Smart Parking Platform after the Week 1 requirements baseline. The WBS defines the project deliverables at three levels</w:t>
       </w:r>
       <w:r>
         <w:t xml:space="preserve">, along with the </w:t>
@@ -6623,9 +6433,9327 @@
         <w:t>Next, the project team will validate stakeholder priorities, refine the product backlog and acceptance criteria, confirm dependencies, and develop the design artifacts that support implementation.</w:t>
       </w:r>
     </w:p>
+    <w:p>
+      <w:pPr>
+        <w:rPr>
+          <w:rFonts w:ascii="Aptos Display" w:hAnsi="Aptos Display"/>
+          <w:b/>
+          <w:color w:val="123047"/>
+          <w:sz w:val="50"/>
+        </w:rPr>
+      </w:pPr>
+      <w:r>
+        <w:rPr>
+          <w:rFonts w:ascii="Aptos Display" w:hAnsi="Aptos Display"/>
+          <w:b/>
+          <w:color w:val="123047"/>
+          <w:sz w:val="50"/>
+        </w:rPr>
+        <w:br w:type="page"/>
+      </w:r>
+    </w:p>
+    <w:p>
+      <w:pPr>
+        <w:jc w:val="center"/>
+      </w:pPr>
+      <w:r>
+        <w:rPr>
+          <w:rFonts w:ascii="Aptos Display" w:hAnsi="Aptos Display"/>
+          <w:b/>
+          <w:color w:val="123047"/>
+          <w:sz w:val="50"/>
+        </w:rPr>
+        <w:lastRenderedPageBreak/>
+        <w:t xml:space="preserve">Jira </w:t>
+      </w:r>
+      <w:r>
+        <w:rPr>
+          <w:rFonts w:ascii="Aptos Display" w:hAnsi="Aptos Display"/>
+          <w:b/>
+          <w:color w:val="123047"/>
+          <w:sz w:val="50"/>
+        </w:rPr>
+        <w:t>Backlog &amp; Sprint 1 Plan</w:t>
+      </w:r>
+    </w:p>
+    <w:p>
+      <w:r>
+        <w:br w:type="page"/>
+      </w:r>
+    </w:p>
+    <w:p>
+      <w:pPr>
+        <w:pStyle w:val="Heading1"/>
+      </w:pPr>
+      <w:r>
+        <w:lastRenderedPageBreak/>
+        <w:t>1. Agile Planning Context</w:t>
+      </w:r>
+    </w:p>
+    <w:p>
+      <w:r>
+        <w:t>This backlog decomposes the approved project scope into role-oriented work items. It is designed for entry into Jira. The document records the complete backlog and Sprint 1 selection.</w:t>
+      </w:r>
+    </w:p>
+    <w:p>
+      <w:pPr>
+        <w:pStyle w:val="Heading1"/>
+      </w:pPr>
+      <w:r>
+        <w:t>2. Backlog Conventions</w:t>
+      </w:r>
+    </w:p>
+    <w:tbl>
+      <w:tblPr>
+        <w:tblStyle w:val="LightShading-Accent1"/>
+        <w:tblW w:w="0" w:type="auto"/>
+        <w:jc w:val="center"/>
+        <w:tblLook w:val="04A0" w:firstRow="1" w:lastRow="0" w:firstColumn="1" w:lastColumn="0" w:noHBand="0" w:noVBand="1"/>
+      </w:tblPr>
+      <w:tblGrid>
+        <w:gridCol w:w="4968"/>
+        <w:gridCol w:w="4968"/>
+      </w:tblGrid>
+      <w:tr>
+        <w:trPr>
+          <w:cnfStyle w:val="100000000000" w:firstRow="1" w:lastRow="0" w:firstColumn="0" w:lastColumn="0" w:oddVBand="0" w:evenVBand="0" w:oddHBand="0" w:evenHBand="0" w:firstRowFirstColumn="0" w:firstRowLastColumn="0" w:lastRowFirstColumn="0" w:lastRowLastColumn="0"/>
+          <w:jc w:val="center"/>
+        </w:trPr>
+        <w:tc>
+          <w:tcPr>
+            <w:cnfStyle w:val="001000000000" w:firstRow="0" w:lastRow="0" w:firstColumn="1" w:lastColumn="0" w:oddVBand="0" w:evenVBand="0" w:oddHBand="0" w:evenHBand="0" w:firstRowFirstColumn="0" w:firstRowLastColumn="0" w:lastRowFirstColumn="0" w:lastRowLastColumn="0"/>
+            <w:tcW w:w="4968" w:type="dxa"/>
+            <w:shd w:val="clear" w:color="auto" w:fill="0076A8"/>
+            <w:vAlign w:val="center"/>
+          </w:tcPr>
+          <w:p>
+            <w:r>
+              <w:rPr>
+                <w:color w:val="FFFFFF"/>
+                <w:sz w:val="18"/>
+              </w:rPr>
+              <w:t>Field</w:t>
+            </w:r>
+          </w:p>
+        </w:tc>
+        <w:tc>
+          <w:tcPr>
+            <w:tcW w:w="4968" w:type="dxa"/>
+            <w:shd w:val="clear" w:color="auto" w:fill="0076A8"/>
+            <w:vAlign w:val="center"/>
+          </w:tcPr>
+          <w:p>
+            <w:pPr>
+              <w:cnfStyle w:val="100000000000" w:firstRow="1" w:lastRow="0" w:firstColumn="0" w:lastColumn="0" w:oddVBand="0" w:evenVBand="0" w:oddHBand="0" w:evenHBand="0" w:firstRowFirstColumn="0" w:firstRowLastColumn="0" w:lastRowFirstColumn="0" w:lastRowLastColumn="0"/>
+            </w:pPr>
+            <w:r>
+              <w:rPr>
+                <w:color w:val="FFFFFF"/>
+                <w:sz w:val="18"/>
+              </w:rPr>
+              <w:t>Definition</w:t>
+            </w:r>
+          </w:p>
+        </w:tc>
+      </w:tr>
+      <w:tr>
+        <w:trPr>
+          <w:cnfStyle w:val="000000100000" w:firstRow="0" w:lastRow="0" w:firstColumn="0" w:lastColumn="0" w:oddVBand="0" w:evenVBand="0" w:oddHBand="1" w:evenHBand="0" w:firstRowFirstColumn="0" w:firstRowLastColumn="0" w:lastRowFirstColumn="0" w:lastRowLastColumn="0"/>
+          <w:jc w:val="center"/>
+        </w:trPr>
+        <w:tc>
+          <w:tcPr>
+            <w:cnfStyle w:val="001000000000" w:firstRow="0" w:lastRow="0" w:firstColumn="1" w:lastColumn="0" w:oddVBand="0" w:evenVBand="0" w:oddHBand="0" w:evenHBand="0" w:firstRowFirstColumn="0" w:firstRowLastColumn="0" w:lastRowFirstColumn="0" w:lastRowLastColumn="0"/>
+            <w:tcW w:w="4968" w:type="dxa"/>
+            <w:vAlign w:val="center"/>
+          </w:tcPr>
+          <w:p>
+            <w:r>
+              <w:rPr>
+                <w:b w:val="0"/>
+                <w:sz w:val="18"/>
+              </w:rPr>
+              <w:t>ID</w:t>
+            </w:r>
+          </w:p>
+        </w:tc>
+        <w:tc>
+          <w:tcPr>
+            <w:tcW w:w="4968" w:type="dxa"/>
+            <w:vAlign w:val="center"/>
+          </w:tcPr>
+          <w:p>
+            <w:pPr>
+              <w:cnfStyle w:val="000000100000" w:firstRow="0" w:lastRow="0" w:firstColumn="0" w:lastColumn="0" w:oddVBand="0" w:evenVBand="0" w:oddHBand="1" w:evenHBand="0" w:firstRowFirstColumn="0" w:firstRowLastColumn="0" w:lastRowFirstColumn="0" w:lastRowLastColumn="0"/>
+            </w:pPr>
+            <w:r>
+              <w:rPr>
+                <w:sz w:val="18"/>
+              </w:rPr>
+              <w:t>Unique backlog identifier.</w:t>
+            </w:r>
+          </w:p>
+        </w:tc>
+      </w:tr>
+      <w:tr>
+        <w:trPr>
+          <w:jc w:val="center"/>
+        </w:trPr>
+        <w:tc>
+          <w:tcPr>
+            <w:cnfStyle w:val="001000000000" w:firstRow="0" w:lastRow="0" w:firstColumn="1" w:lastColumn="0" w:oddVBand="0" w:evenVBand="0" w:oddHBand="0" w:evenHBand="0" w:firstRowFirstColumn="0" w:firstRowLastColumn="0" w:lastRowFirstColumn="0" w:lastRowLastColumn="0"/>
+            <w:tcW w:w="4968" w:type="dxa"/>
+            <w:vAlign w:val="center"/>
+          </w:tcPr>
+          <w:p>
+            <w:r>
+              <w:rPr>
+                <w:b w:val="0"/>
+                <w:sz w:val="18"/>
+              </w:rPr>
+              <w:t>Role</w:t>
+            </w:r>
+          </w:p>
+        </w:tc>
+        <w:tc>
+          <w:tcPr>
+            <w:tcW w:w="4968" w:type="dxa"/>
+            <w:vAlign w:val="center"/>
+          </w:tcPr>
+          <w:p>
+            <w:pPr>
+              <w:cnfStyle w:val="000000000000" w:firstRow="0" w:lastRow="0" w:firstColumn="0" w:lastColumn="0" w:oddVBand="0" w:evenVBand="0" w:oddHBand="0" w:evenHBand="0" w:firstRowFirstColumn="0" w:firstRowLastColumn="0" w:lastRowFirstColumn="0" w:lastRowLastColumn="0"/>
+            </w:pPr>
+            <w:r>
+              <w:rPr>
+                <w:sz w:val="18"/>
+              </w:rPr>
+              <w:t>Suggested primary work role; assignments may change.</w:t>
+            </w:r>
+          </w:p>
+        </w:tc>
+      </w:tr>
+      <w:tr>
+        <w:trPr>
+          <w:cnfStyle w:val="000000100000" w:firstRow="0" w:lastRow="0" w:firstColumn="0" w:lastColumn="0" w:oddVBand="0" w:evenVBand="0" w:oddHBand="1" w:evenHBand="0" w:firstRowFirstColumn="0" w:firstRowLastColumn="0" w:lastRowFirstColumn="0" w:lastRowLastColumn="0"/>
+          <w:jc w:val="center"/>
+        </w:trPr>
+        <w:tc>
+          <w:tcPr>
+            <w:cnfStyle w:val="001000000000" w:firstRow="0" w:lastRow="0" w:firstColumn="1" w:lastColumn="0" w:oddVBand="0" w:evenVBand="0" w:oddHBand="0" w:evenHBand="0" w:firstRowFirstColumn="0" w:firstRowLastColumn="0" w:lastRowFirstColumn="0" w:lastRowLastColumn="0"/>
+            <w:tcW w:w="4968" w:type="dxa"/>
+            <w:vAlign w:val="center"/>
+          </w:tcPr>
+          <w:p>
+            <w:r>
+              <w:rPr>
+                <w:b w:val="0"/>
+                <w:sz w:val="18"/>
+              </w:rPr>
+              <w:t>Points</w:t>
+            </w:r>
+          </w:p>
+        </w:tc>
+        <w:tc>
+          <w:tcPr>
+            <w:tcW w:w="4968" w:type="dxa"/>
+            <w:vAlign w:val="center"/>
+          </w:tcPr>
+          <w:p>
+            <w:pPr>
+              <w:cnfStyle w:val="000000100000" w:firstRow="0" w:lastRow="0" w:firstColumn="0" w:lastColumn="0" w:oddVBand="0" w:evenVBand="0" w:oddHBand="1" w:evenHBand="0" w:firstRowFirstColumn="0" w:firstRowLastColumn="0" w:lastRowFirstColumn="0" w:lastRowLastColumn="0"/>
+            </w:pPr>
+            <w:r>
+              <w:rPr>
+                <w:sz w:val="18"/>
+              </w:rPr>
+              <w:t>Relative estimate using the Fibonacci scale.</w:t>
+            </w:r>
+          </w:p>
+        </w:tc>
+      </w:tr>
+      <w:tr>
+        <w:trPr>
+          <w:jc w:val="center"/>
+        </w:trPr>
+        <w:tc>
+          <w:tcPr>
+            <w:cnfStyle w:val="001000000000" w:firstRow="0" w:lastRow="0" w:firstColumn="1" w:lastColumn="0" w:oddVBand="0" w:evenVBand="0" w:oddHBand="0" w:evenHBand="0" w:firstRowFirstColumn="0" w:firstRowLastColumn="0" w:lastRowFirstColumn="0" w:lastRowLastColumn="0"/>
+            <w:tcW w:w="4968" w:type="dxa"/>
+            <w:vAlign w:val="center"/>
+          </w:tcPr>
+          <w:p>
+            <w:r>
+              <w:rPr>
+                <w:b w:val="0"/>
+                <w:sz w:val="18"/>
+              </w:rPr>
+              <w:t>Priority</w:t>
+            </w:r>
+          </w:p>
+        </w:tc>
+        <w:tc>
+          <w:tcPr>
+            <w:tcW w:w="4968" w:type="dxa"/>
+            <w:vAlign w:val="center"/>
+          </w:tcPr>
+          <w:p>
+            <w:pPr>
+              <w:cnfStyle w:val="000000000000" w:firstRow="0" w:lastRow="0" w:firstColumn="0" w:lastColumn="0" w:oddVBand="0" w:evenVBand="0" w:oddHBand="0" w:evenHBand="0" w:firstRowFirstColumn="0" w:firstRowLastColumn="0" w:lastRowFirstColumn="0" w:lastRowLastColumn="0"/>
+            </w:pPr>
+            <w:r>
+              <w:rPr>
+                <w:sz w:val="18"/>
+              </w:rPr>
+              <w:t>High: early foundation or core value; Medium: follow-on capability; Low: later enhancement.</w:t>
+            </w:r>
+          </w:p>
+        </w:tc>
+      </w:tr>
+      <w:tr>
+        <w:trPr>
+          <w:cnfStyle w:val="000000100000" w:firstRow="0" w:lastRow="0" w:firstColumn="0" w:lastColumn="0" w:oddVBand="0" w:evenVBand="0" w:oddHBand="1" w:evenHBand="0" w:firstRowFirstColumn="0" w:firstRowLastColumn="0" w:lastRowFirstColumn="0" w:lastRowLastColumn="0"/>
+          <w:jc w:val="center"/>
+        </w:trPr>
+        <w:tc>
+          <w:tcPr>
+            <w:cnfStyle w:val="001000000000" w:firstRow="0" w:lastRow="0" w:firstColumn="1" w:lastColumn="0" w:oddVBand="0" w:evenVBand="0" w:oddHBand="0" w:evenHBand="0" w:firstRowFirstColumn="0" w:firstRowLastColumn="0" w:lastRowFirstColumn="0" w:lastRowLastColumn="0"/>
+            <w:tcW w:w="4968" w:type="dxa"/>
+            <w:vAlign w:val="center"/>
+          </w:tcPr>
+          <w:p>
+            <w:r>
+              <w:rPr>
+                <w:b w:val="0"/>
+                <w:sz w:val="18"/>
+              </w:rPr>
+              <w:t>Sprint 1</w:t>
+            </w:r>
+          </w:p>
+        </w:tc>
+        <w:tc>
+          <w:tcPr>
+            <w:tcW w:w="4968" w:type="dxa"/>
+            <w:vAlign w:val="center"/>
+          </w:tcPr>
+          <w:p>
+            <w:pPr>
+              <w:cnfStyle w:val="000000100000" w:firstRow="0" w:lastRow="0" w:firstColumn="0" w:lastColumn="0" w:oddVBand="0" w:evenVBand="0" w:oddHBand="1" w:evenHBand="0" w:firstRowFirstColumn="0" w:firstRowLastColumn="0" w:lastRowFirstColumn="0" w:lastRowLastColumn="0"/>
+            </w:pPr>
+            <w:r>
+              <w:rPr>
+                <w:sz w:val="18"/>
+              </w:rPr>
+              <w:t>Yes indicates planned for the first sprint.</w:t>
+            </w:r>
+          </w:p>
+        </w:tc>
+      </w:tr>
+    </w:tbl>
+    <w:p/>
+    <w:p>
+      <w:pPr>
+        <w:pStyle w:val="Heading1"/>
+      </w:pPr>
+      <w:r>
+        <w:t>3. Full Project Backlog</w:t>
+      </w:r>
+    </w:p>
+    <w:p>
+      <w:r>
+        <w:t>The backlog contains 56 item</w:t>
+      </w:r>
+      <w:r>
+        <w:t>s</w:t>
+      </w:r>
+      <w:r>
+        <w:t>. Items are grouped by the required component areas and may be reprioritized after each sprint review.</w:t>
+      </w:r>
+    </w:p>
+    <w:tbl>
+      <w:tblPr>
+        <w:tblStyle w:val="LightShading-Accent1"/>
+        <w:tblW w:w="0" w:type="auto"/>
+        <w:jc w:val="center"/>
+        <w:tblLook w:val="04A0" w:firstRow="1" w:lastRow="0" w:firstColumn="1" w:lastColumn="0" w:noHBand="0" w:noVBand="1"/>
+      </w:tblPr>
+      <w:tblGrid>
+        <w:gridCol w:w="1419"/>
+        <w:gridCol w:w="1419"/>
+        <w:gridCol w:w="1419"/>
+        <w:gridCol w:w="1419"/>
+        <w:gridCol w:w="1419"/>
+        <w:gridCol w:w="1419"/>
+        <w:gridCol w:w="1419"/>
+      </w:tblGrid>
+      <w:tr>
+        <w:trPr>
+          <w:cnfStyle w:val="100000000000" w:firstRow="1" w:lastRow="0" w:firstColumn="0" w:lastColumn="0" w:oddVBand="0" w:evenVBand="0" w:oddHBand="0" w:evenHBand="0" w:firstRowFirstColumn="0" w:firstRowLastColumn="0" w:lastRowFirstColumn="0" w:lastRowLastColumn="0"/>
+          <w:jc w:val="center"/>
+        </w:trPr>
+        <w:tc>
+          <w:tcPr>
+            <w:cnfStyle w:val="001000000000" w:firstRow="0" w:lastRow="0" w:firstColumn="1" w:lastColumn="0" w:oddVBand="0" w:evenVBand="0" w:oddHBand="0" w:evenHBand="0" w:firstRowFirstColumn="0" w:firstRowLastColumn="0" w:lastRowFirstColumn="0" w:lastRowLastColumn="0"/>
+            <w:tcW w:w="1419" w:type="dxa"/>
+            <w:shd w:val="clear" w:color="auto" w:fill="0076A8"/>
+            <w:vAlign w:val="center"/>
+          </w:tcPr>
+          <w:p>
+            <w:r>
+              <w:rPr>
+                <w:color w:val="FFFFFF"/>
+                <w:sz w:val="18"/>
+              </w:rPr>
+              <w:t>Component</w:t>
+            </w:r>
+          </w:p>
+        </w:tc>
+        <w:tc>
+          <w:tcPr>
+            <w:tcW w:w="1419" w:type="dxa"/>
+            <w:shd w:val="clear" w:color="auto" w:fill="0076A8"/>
+            <w:vAlign w:val="center"/>
+          </w:tcPr>
+          <w:p>
+            <w:pPr>
+              <w:cnfStyle w:val="100000000000" w:firstRow="1" w:lastRow="0" w:firstColumn="0" w:lastColumn="0" w:oddVBand="0" w:evenVBand="0" w:oddHBand="0" w:evenHBand="0" w:firstRowFirstColumn="0" w:firstRowLastColumn="0" w:lastRowFirstColumn="0" w:lastRowLastColumn="0"/>
+            </w:pPr>
+            <w:r>
+              <w:rPr>
+                <w:color w:val="FFFFFF"/>
+                <w:sz w:val="18"/>
+              </w:rPr>
+              <w:t>ID</w:t>
+            </w:r>
+          </w:p>
+        </w:tc>
+        <w:tc>
+          <w:tcPr>
+            <w:tcW w:w="1419" w:type="dxa"/>
+            <w:shd w:val="clear" w:color="auto" w:fill="0076A8"/>
+            <w:vAlign w:val="center"/>
+          </w:tcPr>
+          <w:p>
+            <w:pPr>
+              <w:cnfStyle w:val="100000000000" w:firstRow="1" w:lastRow="0" w:firstColumn="0" w:lastColumn="0" w:oddVBand="0" w:evenVBand="0" w:oddHBand="0" w:evenHBand="0" w:firstRowFirstColumn="0" w:firstRowLastColumn="0" w:lastRowFirstColumn="0" w:lastRowLastColumn="0"/>
+            </w:pPr>
+            <w:r>
+              <w:rPr>
+                <w:color w:val="FFFFFF"/>
+                <w:sz w:val="18"/>
+              </w:rPr>
+              <w:t>Role</w:t>
+            </w:r>
+          </w:p>
+        </w:tc>
+        <w:tc>
+          <w:tcPr>
+            <w:tcW w:w="1419" w:type="dxa"/>
+            <w:shd w:val="clear" w:color="auto" w:fill="0076A8"/>
+            <w:vAlign w:val="center"/>
+          </w:tcPr>
+          <w:p>
+            <w:pPr>
+              <w:cnfStyle w:val="100000000000" w:firstRow="1" w:lastRow="0" w:firstColumn="0" w:lastColumn="0" w:oddVBand="0" w:evenVBand="0" w:oddHBand="0" w:evenHBand="0" w:firstRowFirstColumn="0" w:firstRowLastColumn="0" w:lastRowFirstColumn="0" w:lastRowLastColumn="0"/>
+            </w:pPr>
+            <w:r>
+              <w:rPr>
+                <w:color w:val="FFFFFF"/>
+                <w:sz w:val="18"/>
+              </w:rPr>
+              <w:t>Work Item</w:t>
+            </w:r>
+          </w:p>
+        </w:tc>
+        <w:tc>
+          <w:tcPr>
+            <w:tcW w:w="1419" w:type="dxa"/>
+            <w:shd w:val="clear" w:color="auto" w:fill="0076A8"/>
+            <w:vAlign w:val="center"/>
+          </w:tcPr>
+          <w:p>
+            <w:pPr>
+              <w:cnfStyle w:val="100000000000" w:firstRow="1" w:lastRow="0" w:firstColumn="0" w:lastColumn="0" w:oddVBand="0" w:evenVBand="0" w:oddHBand="0" w:evenHBand="0" w:firstRowFirstColumn="0" w:firstRowLastColumn="0" w:lastRowFirstColumn="0" w:lastRowLastColumn="0"/>
+            </w:pPr>
+            <w:r>
+              <w:rPr>
+                <w:color w:val="FFFFFF"/>
+                <w:sz w:val="18"/>
+              </w:rPr>
+              <w:t>Pts</w:t>
+            </w:r>
+          </w:p>
+        </w:tc>
+        <w:tc>
+          <w:tcPr>
+            <w:tcW w:w="1419" w:type="dxa"/>
+            <w:shd w:val="clear" w:color="auto" w:fill="0076A8"/>
+            <w:vAlign w:val="center"/>
+          </w:tcPr>
+          <w:p>
+            <w:pPr>
+              <w:cnfStyle w:val="100000000000" w:firstRow="1" w:lastRow="0" w:firstColumn="0" w:lastColumn="0" w:oddVBand="0" w:evenVBand="0" w:oddHBand="0" w:evenHBand="0" w:firstRowFirstColumn="0" w:firstRowLastColumn="0" w:lastRowFirstColumn="0" w:lastRowLastColumn="0"/>
+            </w:pPr>
+            <w:r>
+              <w:rPr>
+                <w:color w:val="FFFFFF"/>
+                <w:sz w:val="18"/>
+              </w:rPr>
+              <w:t>Priority</w:t>
+            </w:r>
+          </w:p>
+        </w:tc>
+        <w:tc>
+          <w:tcPr>
+            <w:tcW w:w="1419" w:type="dxa"/>
+            <w:shd w:val="clear" w:color="auto" w:fill="0076A8"/>
+            <w:vAlign w:val="center"/>
+          </w:tcPr>
+          <w:p>
+            <w:pPr>
+              <w:cnfStyle w:val="100000000000" w:firstRow="1" w:lastRow="0" w:firstColumn="0" w:lastColumn="0" w:oddVBand="0" w:evenVBand="0" w:oddHBand="0" w:evenHBand="0" w:firstRowFirstColumn="0" w:firstRowLastColumn="0" w:lastRowFirstColumn="0" w:lastRowLastColumn="0"/>
+            </w:pPr>
+            <w:r>
+              <w:rPr>
+                <w:color w:val="FFFFFF"/>
+                <w:sz w:val="18"/>
+              </w:rPr>
+              <w:t>S1</w:t>
+            </w:r>
+          </w:p>
+        </w:tc>
+      </w:tr>
+      <w:tr>
+        <w:trPr>
+          <w:cnfStyle w:val="000000100000" w:firstRow="0" w:lastRow="0" w:firstColumn="0" w:lastColumn="0" w:oddVBand="0" w:evenVBand="0" w:oddHBand="1" w:evenHBand="0" w:firstRowFirstColumn="0" w:firstRowLastColumn="0" w:lastRowFirstColumn="0" w:lastRowLastColumn="0"/>
+          <w:jc w:val="center"/>
+        </w:trPr>
+        <w:tc>
+          <w:tcPr>
+            <w:cnfStyle w:val="001000000000" w:firstRow="0" w:lastRow="0" w:firstColumn="1" w:lastColumn="0" w:oddVBand="0" w:evenVBand="0" w:oddHBand="0" w:evenHBand="0" w:firstRowFirstColumn="0" w:firstRowLastColumn="0" w:lastRowFirstColumn="0" w:lastRowLastColumn="0"/>
+            <w:tcW w:w="1419" w:type="dxa"/>
+            <w:vAlign w:val="center"/>
+          </w:tcPr>
+          <w:p>
+            <w:r>
+              <w:rPr>
+                <w:b w:val="0"/>
+                <w:sz w:val="18"/>
+              </w:rPr>
+              <w:t>Login Process</w:t>
+            </w:r>
+          </w:p>
+        </w:tc>
+        <w:tc>
+          <w:tcPr>
+            <w:tcW w:w="1419" w:type="dxa"/>
+            <w:vAlign w:val="center"/>
+          </w:tcPr>
+          <w:p>
+            <w:pPr>
+              <w:cnfStyle w:val="000000100000" w:firstRow="0" w:lastRow="0" w:firstColumn="0" w:lastColumn="0" w:oddVBand="0" w:evenVBand="0" w:oddHBand="1" w:evenHBand="0" w:firstRowFirstColumn="0" w:firstRowLastColumn="0" w:lastRowFirstColumn="0" w:lastRowLastColumn="0"/>
+            </w:pPr>
+            <w:r>
+              <w:rPr>
+                <w:sz w:val="18"/>
+              </w:rPr>
+              <w:t>LG-01</w:t>
+            </w:r>
+          </w:p>
+        </w:tc>
+        <w:tc>
+          <w:tcPr>
+            <w:tcW w:w="1419" w:type="dxa"/>
+            <w:vAlign w:val="center"/>
+          </w:tcPr>
+          <w:p>
+            <w:pPr>
+              <w:cnfStyle w:val="000000100000" w:firstRow="0" w:lastRow="0" w:firstColumn="0" w:lastColumn="0" w:oddVBand="0" w:evenVBand="0" w:oddHBand="1" w:evenHBand="0" w:firstRowFirstColumn="0" w:firstRowLastColumn="0" w:lastRowFirstColumn="0" w:lastRowLastColumn="0"/>
+            </w:pPr>
+            <w:r>
+              <w:rPr>
+                <w:sz w:val="18"/>
+              </w:rPr>
+              <w:t>Backend</w:t>
+            </w:r>
+          </w:p>
+        </w:tc>
+        <w:tc>
+          <w:tcPr>
+            <w:tcW w:w="1419" w:type="dxa"/>
+            <w:vAlign w:val="center"/>
+          </w:tcPr>
+          <w:p>
+            <w:pPr>
+              <w:cnfStyle w:val="000000100000" w:firstRow="0" w:lastRow="0" w:firstColumn="0" w:lastColumn="0" w:oddVBand="0" w:evenVBand="0" w:oddHBand="1" w:evenHBand="0" w:firstRowFirstColumn="0" w:firstRowLastColumn="0" w:lastRowFirstColumn="0" w:lastRowLastColumn="0"/>
+            </w:pPr>
+            <w:r>
+              <w:rPr>
+                <w:sz w:val="18"/>
+              </w:rPr>
+              <w:t>Create user account data model and validation rules</w:t>
+            </w:r>
+          </w:p>
+        </w:tc>
+        <w:tc>
+          <w:tcPr>
+            <w:tcW w:w="1419" w:type="dxa"/>
+            <w:vAlign w:val="center"/>
+          </w:tcPr>
+          <w:p>
+            <w:pPr>
+              <w:cnfStyle w:val="000000100000" w:firstRow="0" w:lastRow="0" w:firstColumn="0" w:lastColumn="0" w:oddVBand="0" w:evenVBand="0" w:oddHBand="1" w:evenHBand="0" w:firstRowFirstColumn="0" w:firstRowLastColumn="0" w:lastRowFirstColumn="0" w:lastRowLastColumn="0"/>
+            </w:pPr>
+            <w:r>
+              <w:rPr>
+                <w:sz w:val="18"/>
+              </w:rPr>
+              <w:t>3</w:t>
+            </w:r>
+          </w:p>
+        </w:tc>
+        <w:tc>
+          <w:tcPr>
+            <w:tcW w:w="1419" w:type="dxa"/>
+            <w:vAlign w:val="center"/>
+          </w:tcPr>
+          <w:p>
+            <w:pPr>
+              <w:cnfStyle w:val="000000100000" w:firstRow="0" w:lastRow="0" w:firstColumn="0" w:lastColumn="0" w:oddVBand="0" w:evenVBand="0" w:oddHBand="1" w:evenHBand="0" w:firstRowFirstColumn="0" w:firstRowLastColumn="0" w:lastRowFirstColumn="0" w:lastRowLastColumn="0"/>
+            </w:pPr>
+            <w:r>
+              <w:rPr>
+                <w:sz w:val="18"/>
+              </w:rPr>
+              <w:t>High</w:t>
+            </w:r>
+          </w:p>
+        </w:tc>
+        <w:tc>
+          <w:tcPr>
+            <w:tcW w:w="1419" w:type="dxa"/>
+            <w:vAlign w:val="center"/>
+          </w:tcPr>
+          <w:p>
+            <w:pPr>
+              <w:cnfStyle w:val="000000100000" w:firstRow="0" w:lastRow="0" w:firstColumn="0" w:lastColumn="0" w:oddVBand="0" w:evenVBand="0" w:oddHBand="1" w:evenHBand="0" w:firstRowFirstColumn="0" w:firstRowLastColumn="0" w:lastRowFirstColumn="0" w:lastRowLastColumn="0"/>
+            </w:pPr>
+            <w:r>
+              <w:rPr>
+                <w:sz w:val="18"/>
+              </w:rPr>
+              <w:t>Yes</w:t>
+            </w:r>
+          </w:p>
+        </w:tc>
+      </w:tr>
+      <w:tr>
+        <w:trPr>
+          <w:jc w:val="center"/>
+        </w:trPr>
+        <w:tc>
+          <w:tcPr>
+            <w:cnfStyle w:val="001000000000" w:firstRow="0" w:lastRow="0" w:firstColumn="1" w:lastColumn="0" w:oddVBand="0" w:evenVBand="0" w:oddHBand="0" w:evenHBand="0" w:firstRowFirstColumn="0" w:firstRowLastColumn="0" w:lastRowFirstColumn="0" w:lastRowLastColumn="0"/>
+            <w:tcW w:w="1419" w:type="dxa"/>
+            <w:vAlign w:val="center"/>
+          </w:tcPr>
+          <w:p>
+            <w:r>
+              <w:rPr>
+                <w:b w:val="0"/>
+                <w:sz w:val="18"/>
+              </w:rPr>
+              <w:t>Login Process</w:t>
+            </w:r>
+          </w:p>
+        </w:tc>
+        <w:tc>
+          <w:tcPr>
+            <w:tcW w:w="1419" w:type="dxa"/>
+            <w:vAlign w:val="center"/>
+          </w:tcPr>
+          <w:p>
+            <w:pPr>
+              <w:cnfStyle w:val="000000000000" w:firstRow="0" w:lastRow="0" w:firstColumn="0" w:lastColumn="0" w:oddVBand="0" w:evenVBand="0" w:oddHBand="0" w:evenHBand="0" w:firstRowFirstColumn="0" w:firstRowLastColumn="0" w:lastRowFirstColumn="0" w:lastRowLastColumn="0"/>
+            </w:pPr>
+            <w:r>
+              <w:rPr>
+                <w:sz w:val="18"/>
+              </w:rPr>
+              <w:t>LG-02</w:t>
+            </w:r>
+          </w:p>
+        </w:tc>
+        <w:tc>
+          <w:tcPr>
+            <w:tcW w:w="1419" w:type="dxa"/>
+            <w:vAlign w:val="center"/>
+          </w:tcPr>
+          <w:p>
+            <w:pPr>
+              <w:cnfStyle w:val="000000000000" w:firstRow="0" w:lastRow="0" w:firstColumn="0" w:lastColumn="0" w:oddVBand="0" w:evenVBand="0" w:oddHBand="0" w:evenHBand="0" w:firstRowFirstColumn="0" w:firstRowLastColumn="0" w:lastRowFirstColumn="0" w:lastRowLastColumn="0"/>
+            </w:pPr>
+            <w:r>
+              <w:rPr>
+                <w:sz w:val="18"/>
+              </w:rPr>
+              <w:t>UI</w:t>
+            </w:r>
+          </w:p>
+        </w:tc>
+        <w:tc>
+          <w:tcPr>
+            <w:tcW w:w="1419" w:type="dxa"/>
+            <w:vAlign w:val="center"/>
+          </w:tcPr>
+          <w:p>
+            <w:pPr>
+              <w:cnfStyle w:val="000000000000" w:firstRow="0" w:lastRow="0" w:firstColumn="0" w:lastColumn="0" w:oddVBand="0" w:evenVBand="0" w:oddHBand="0" w:evenHBand="0" w:firstRowFirstColumn="0" w:firstRowLastColumn="0" w:lastRowFirstColumn="0" w:lastRowLastColumn="0"/>
+            </w:pPr>
+            <w:r>
+              <w:rPr>
+                <w:sz w:val="18"/>
+              </w:rPr>
+              <w:t>Create user registration form and validation messages</w:t>
+            </w:r>
+          </w:p>
+        </w:tc>
+        <w:tc>
+          <w:tcPr>
+            <w:tcW w:w="1419" w:type="dxa"/>
+            <w:vAlign w:val="center"/>
+          </w:tcPr>
+          <w:p>
+            <w:pPr>
+              <w:cnfStyle w:val="000000000000" w:firstRow="0" w:lastRow="0" w:firstColumn="0" w:lastColumn="0" w:oddVBand="0" w:evenVBand="0" w:oddHBand="0" w:evenHBand="0" w:firstRowFirstColumn="0" w:firstRowLastColumn="0" w:lastRowFirstColumn="0" w:lastRowLastColumn="0"/>
+            </w:pPr>
+            <w:r>
+              <w:rPr>
+                <w:sz w:val="18"/>
+              </w:rPr>
+              <w:t>3</w:t>
+            </w:r>
+          </w:p>
+        </w:tc>
+        <w:tc>
+          <w:tcPr>
+            <w:tcW w:w="1419" w:type="dxa"/>
+            <w:vAlign w:val="center"/>
+          </w:tcPr>
+          <w:p>
+            <w:pPr>
+              <w:cnfStyle w:val="000000000000" w:firstRow="0" w:lastRow="0" w:firstColumn="0" w:lastColumn="0" w:oddVBand="0" w:evenVBand="0" w:oddHBand="0" w:evenHBand="0" w:firstRowFirstColumn="0" w:firstRowLastColumn="0" w:lastRowFirstColumn="0" w:lastRowLastColumn="0"/>
+            </w:pPr>
+            <w:r>
+              <w:rPr>
+                <w:sz w:val="18"/>
+              </w:rPr>
+              <w:t>High</w:t>
+            </w:r>
+          </w:p>
+        </w:tc>
+        <w:tc>
+          <w:tcPr>
+            <w:tcW w:w="1419" w:type="dxa"/>
+            <w:vAlign w:val="center"/>
+          </w:tcPr>
+          <w:p>
+            <w:pPr>
+              <w:cnfStyle w:val="000000000000" w:firstRow="0" w:lastRow="0" w:firstColumn="0" w:lastColumn="0" w:oddVBand="0" w:evenVBand="0" w:oddHBand="0" w:evenHBand="0" w:firstRowFirstColumn="0" w:firstRowLastColumn="0" w:lastRowFirstColumn="0" w:lastRowLastColumn="0"/>
+            </w:pPr>
+            <w:r>
+              <w:rPr>
+                <w:sz w:val="18"/>
+              </w:rPr>
+              <w:t>Yes</w:t>
+            </w:r>
+          </w:p>
+        </w:tc>
+      </w:tr>
+      <w:tr>
+        <w:trPr>
+          <w:cnfStyle w:val="000000100000" w:firstRow="0" w:lastRow="0" w:firstColumn="0" w:lastColumn="0" w:oddVBand="0" w:evenVBand="0" w:oddHBand="1" w:evenHBand="0" w:firstRowFirstColumn="0" w:firstRowLastColumn="0" w:lastRowFirstColumn="0" w:lastRowLastColumn="0"/>
+          <w:jc w:val="center"/>
+        </w:trPr>
+        <w:tc>
+          <w:tcPr>
+            <w:cnfStyle w:val="001000000000" w:firstRow="0" w:lastRow="0" w:firstColumn="1" w:lastColumn="0" w:oddVBand="0" w:evenVBand="0" w:oddHBand="0" w:evenHBand="0" w:firstRowFirstColumn="0" w:firstRowLastColumn="0" w:lastRowFirstColumn="0" w:lastRowLastColumn="0"/>
+            <w:tcW w:w="1419" w:type="dxa"/>
+            <w:vAlign w:val="center"/>
+          </w:tcPr>
+          <w:p>
+            <w:r>
+              <w:rPr>
+                <w:b w:val="0"/>
+                <w:sz w:val="18"/>
+              </w:rPr>
+              <w:t>Login Process</w:t>
+            </w:r>
+          </w:p>
+        </w:tc>
+        <w:tc>
+          <w:tcPr>
+            <w:tcW w:w="1419" w:type="dxa"/>
+            <w:vAlign w:val="center"/>
+          </w:tcPr>
+          <w:p>
+            <w:pPr>
+              <w:cnfStyle w:val="000000100000" w:firstRow="0" w:lastRow="0" w:firstColumn="0" w:lastColumn="0" w:oddVBand="0" w:evenVBand="0" w:oddHBand="1" w:evenHBand="0" w:firstRowFirstColumn="0" w:firstRowLastColumn="0" w:lastRowFirstColumn="0" w:lastRowLastColumn="0"/>
+            </w:pPr>
+            <w:r>
+              <w:rPr>
+                <w:sz w:val="18"/>
+              </w:rPr>
+              <w:t>LG-03</w:t>
+            </w:r>
+          </w:p>
+        </w:tc>
+        <w:tc>
+          <w:tcPr>
+            <w:tcW w:w="1419" w:type="dxa"/>
+            <w:vAlign w:val="center"/>
+          </w:tcPr>
+          <w:p>
+            <w:pPr>
+              <w:cnfStyle w:val="000000100000" w:firstRow="0" w:lastRow="0" w:firstColumn="0" w:lastColumn="0" w:oddVBand="0" w:evenVBand="0" w:oddHBand="1" w:evenHBand="0" w:firstRowFirstColumn="0" w:firstRowLastColumn="0" w:lastRowFirstColumn="0" w:lastRowLastColumn="0"/>
+            </w:pPr>
+            <w:r>
+              <w:rPr>
+                <w:sz w:val="18"/>
+              </w:rPr>
+              <w:t>Backend</w:t>
+            </w:r>
+          </w:p>
+        </w:tc>
+        <w:tc>
+          <w:tcPr>
+            <w:tcW w:w="1419" w:type="dxa"/>
+            <w:vAlign w:val="center"/>
+          </w:tcPr>
+          <w:p>
+            <w:pPr>
+              <w:cnfStyle w:val="000000100000" w:firstRow="0" w:lastRow="0" w:firstColumn="0" w:lastColumn="0" w:oddVBand="0" w:evenVBand="0" w:oddHBand="1" w:evenHBand="0" w:firstRowFirstColumn="0" w:firstRowLastColumn="0" w:lastRowFirstColumn="0" w:lastRowLastColumn="0"/>
+            </w:pPr>
+            <w:r>
+              <w:rPr>
+                <w:sz w:val="18"/>
+              </w:rPr>
+              <w:t>Implement credential verification service</w:t>
+            </w:r>
+          </w:p>
+        </w:tc>
+        <w:tc>
+          <w:tcPr>
+            <w:tcW w:w="1419" w:type="dxa"/>
+            <w:vAlign w:val="center"/>
+          </w:tcPr>
+          <w:p>
+            <w:pPr>
+              <w:cnfStyle w:val="000000100000" w:firstRow="0" w:lastRow="0" w:firstColumn="0" w:lastColumn="0" w:oddVBand="0" w:evenVBand="0" w:oddHBand="1" w:evenHBand="0" w:firstRowFirstColumn="0" w:firstRowLastColumn="0" w:lastRowFirstColumn="0" w:lastRowLastColumn="0"/>
+            </w:pPr>
+            <w:r>
+              <w:rPr>
+                <w:sz w:val="18"/>
+              </w:rPr>
+              <w:t>5</w:t>
+            </w:r>
+          </w:p>
+        </w:tc>
+        <w:tc>
+          <w:tcPr>
+            <w:tcW w:w="1419" w:type="dxa"/>
+            <w:vAlign w:val="center"/>
+          </w:tcPr>
+          <w:p>
+            <w:pPr>
+              <w:cnfStyle w:val="000000100000" w:firstRow="0" w:lastRow="0" w:firstColumn="0" w:lastColumn="0" w:oddVBand="0" w:evenVBand="0" w:oddHBand="1" w:evenHBand="0" w:firstRowFirstColumn="0" w:firstRowLastColumn="0" w:lastRowFirstColumn="0" w:lastRowLastColumn="0"/>
+            </w:pPr>
+            <w:r>
+              <w:rPr>
+                <w:sz w:val="18"/>
+              </w:rPr>
+              <w:t>High</w:t>
+            </w:r>
+          </w:p>
+        </w:tc>
+        <w:tc>
+          <w:tcPr>
+            <w:tcW w:w="1419" w:type="dxa"/>
+            <w:vAlign w:val="center"/>
+          </w:tcPr>
+          <w:p>
+            <w:pPr>
+              <w:cnfStyle w:val="000000100000" w:firstRow="0" w:lastRow="0" w:firstColumn="0" w:lastColumn="0" w:oddVBand="0" w:evenVBand="0" w:oddHBand="1" w:evenHBand="0" w:firstRowFirstColumn="0" w:firstRowLastColumn="0" w:lastRowFirstColumn="0" w:lastRowLastColumn="0"/>
+            </w:pPr>
+            <w:r>
+              <w:rPr>
+                <w:sz w:val="18"/>
+              </w:rPr>
+              <w:t>Yes</w:t>
+            </w:r>
+          </w:p>
+        </w:tc>
+      </w:tr>
+      <w:tr>
+        <w:trPr>
+          <w:jc w:val="center"/>
+        </w:trPr>
+        <w:tc>
+          <w:tcPr>
+            <w:cnfStyle w:val="001000000000" w:firstRow="0" w:lastRow="0" w:firstColumn="1" w:lastColumn="0" w:oddVBand="0" w:evenVBand="0" w:oddHBand="0" w:evenHBand="0" w:firstRowFirstColumn="0" w:firstRowLastColumn="0" w:lastRowFirstColumn="0" w:lastRowLastColumn="0"/>
+            <w:tcW w:w="1419" w:type="dxa"/>
+            <w:vAlign w:val="center"/>
+          </w:tcPr>
+          <w:p>
+            <w:r>
+              <w:rPr>
+                <w:b w:val="0"/>
+                <w:sz w:val="18"/>
+              </w:rPr>
+              <w:t>Login Process</w:t>
+            </w:r>
+          </w:p>
+        </w:tc>
+        <w:tc>
+          <w:tcPr>
+            <w:tcW w:w="1419" w:type="dxa"/>
+            <w:vAlign w:val="center"/>
+          </w:tcPr>
+          <w:p>
+            <w:pPr>
+              <w:cnfStyle w:val="000000000000" w:firstRow="0" w:lastRow="0" w:firstColumn="0" w:lastColumn="0" w:oddVBand="0" w:evenVBand="0" w:oddHBand="0" w:evenHBand="0" w:firstRowFirstColumn="0" w:firstRowLastColumn="0" w:lastRowFirstColumn="0" w:lastRowLastColumn="0"/>
+            </w:pPr>
+            <w:r>
+              <w:rPr>
+                <w:sz w:val="18"/>
+              </w:rPr>
+              <w:t>LG-04</w:t>
+            </w:r>
+          </w:p>
+        </w:tc>
+        <w:tc>
+          <w:tcPr>
+            <w:tcW w:w="1419" w:type="dxa"/>
+            <w:vAlign w:val="center"/>
+          </w:tcPr>
+          <w:p>
+            <w:pPr>
+              <w:cnfStyle w:val="000000000000" w:firstRow="0" w:lastRow="0" w:firstColumn="0" w:lastColumn="0" w:oddVBand="0" w:evenVBand="0" w:oddHBand="0" w:evenHBand="0" w:firstRowFirstColumn="0" w:firstRowLastColumn="0" w:lastRowFirstColumn="0" w:lastRowLastColumn="0"/>
+            </w:pPr>
+            <w:r>
+              <w:rPr>
+                <w:sz w:val="18"/>
+              </w:rPr>
+              <w:t>UI</w:t>
+            </w:r>
+          </w:p>
+        </w:tc>
+        <w:tc>
+          <w:tcPr>
+            <w:tcW w:w="1419" w:type="dxa"/>
+            <w:vAlign w:val="center"/>
+          </w:tcPr>
+          <w:p>
+            <w:pPr>
+              <w:cnfStyle w:val="000000000000" w:firstRow="0" w:lastRow="0" w:firstColumn="0" w:lastColumn="0" w:oddVBand="0" w:evenVBand="0" w:oddHBand="0" w:evenHBand="0" w:firstRowFirstColumn="0" w:firstRowLastColumn="0" w:lastRowFirstColumn="0" w:lastRowLastColumn="0"/>
+            </w:pPr>
+            <w:r>
+              <w:rPr>
+                <w:sz w:val="18"/>
+              </w:rPr>
+              <w:t>Create sign-in screen and error states</w:t>
+            </w:r>
+          </w:p>
+        </w:tc>
+        <w:tc>
+          <w:tcPr>
+            <w:tcW w:w="1419" w:type="dxa"/>
+            <w:vAlign w:val="center"/>
+          </w:tcPr>
+          <w:p>
+            <w:pPr>
+              <w:cnfStyle w:val="000000000000" w:firstRow="0" w:lastRow="0" w:firstColumn="0" w:lastColumn="0" w:oddVBand="0" w:evenVBand="0" w:oddHBand="0" w:evenHBand="0" w:firstRowFirstColumn="0" w:firstRowLastColumn="0" w:lastRowFirstColumn="0" w:lastRowLastColumn="0"/>
+            </w:pPr>
+            <w:r>
+              <w:rPr>
+                <w:sz w:val="18"/>
+              </w:rPr>
+              <w:t>3</w:t>
+            </w:r>
+          </w:p>
+        </w:tc>
+        <w:tc>
+          <w:tcPr>
+            <w:tcW w:w="1419" w:type="dxa"/>
+            <w:vAlign w:val="center"/>
+          </w:tcPr>
+          <w:p>
+            <w:pPr>
+              <w:cnfStyle w:val="000000000000" w:firstRow="0" w:lastRow="0" w:firstColumn="0" w:lastColumn="0" w:oddVBand="0" w:evenVBand="0" w:oddHBand="0" w:evenHBand="0" w:firstRowFirstColumn="0" w:firstRowLastColumn="0" w:lastRowFirstColumn="0" w:lastRowLastColumn="0"/>
+            </w:pPr>
+            <w:r>
+              <w:rPr>
+                <w:sz w:val="18"/>
+              </w:rPr>
+              <w:t>High</w:t>
+            </w:r>
+          </w:p>
+        </w:tc>
+        <w:tc>
+          <w:tcPr>
+            <w:tcW w:w="1419" w:type="dxa"/>
+            <w:vAlign w:val="center"/>
+          </w:tcPr>
+          <w:p>
+            <w:pPr>
+              <w:cnfStyle w:val="000000000000" w:firstRow="0" w:lastRow="0" w:firstColumn="0" w:lastColumn="0" w:oddVBand="0" w:evenVBand="0" w:oddHBand="0" w:evenHBand="0" w:firstRowFirstColumn="0" w:firstRowLastColumn="0" w:lastRowFirstColumn="0" w:lastRowLastColumn="0"/>
+            </w:pPr>
+            <w:r>
+              <w:rPr>
+                <w:sz w:val="18"/>
+              </w:rPr>
+              <w:t>Yes</w:t>
+            </w:r>
+          </w:p>
+        </w:tc>
+      </w:tr>
+      <w:tr>
+        <w:trPr>
+          <w:cnfStyle w:val="000000100000" w:firstRow="0" w:lastRow="0" w:firstColumn="0" w:lastColumn="0" w:oddVBand="0" w:evenVBand="0" w:oddHBand="1" w:evenHBand="0" w:firstRowFirstColumn="0" w:firstRowLastColumn="0" w:lastRowFirstColumn="0" w:lastRowLastColumn="0"/>
+          <w:jc w:val="center"/>
+        </w:trPr>
+        <w:tc>
+          <w:tcPr>
+            <w:cnfStyle w:val="001000000000" w:firstRow="0" w:lastRow="0" w:firstColumn="1" w:lastColumn="0" w:oddVBand="0" w:evenVBand="0" w:oddHBand="0" w:evenHBand="0" w:firstRowFirstColumn="0" w:firstRowLastColumn="0" w:lastRowFirstColumn="0" w:lastRowLastColumn="0"/>
+            <w:tcW w:w="1419" w:type="dxa"/>
+            <w:vAlign w:val="center"/>
+          </w:tcPr>
+          <w:p>
+            <w:r>
+              <w:rPr>
+                <w:b w:val="0"/>
+                <w:sz w:val="18"/>
+              </w:rPr>
+              <w:t>Login Process</w:t>
+            </w:r>
+          </w:p>
+        </w:tc>
+        <w:tc>
+          <w:tcPr>
+            <w:tcW w:w="1419" w:type="dxa"/>
+            <w:vAlign w:val="center"/>
+          </w:tcPr>
+          <w:p>
+            <w:pPr>
+              <w:cnfStyle w:val="000000100000" w:firstRow="0" w:lastRow="0" w:firstColumn="0" w:lastColumn="0" w:oddVBand="0" w:evenVBand="0" w:oddHBand="1" w:evenHBand="0" w:firstRowFirstColumn="0" w:firstRowLastColumn="0" w:lastRowFirstColumn="0" w:lastRowLastColumn="0"/>
+            </w:pPr>
+            <w:r>
+              <w:rPr>
+                <w:sz w:val="18"/>
+              </w:rPr>
+              <w:t>LG-05</w:t>
+            </w:r>
+          </w:p>
+        </w:tc>
+        <w:tc>
+          <w:tcPr>
+            <w:tcW w:w="1419" w:type="dxa"/>
+            <w:vAlign w:val="center"/>
+          </w:tcPr>
+          <w:p>
+            <w:pPr>
+              <w:cnfStyle w:val="000000100000" w:firstRow="0" w:lastRow="0" w:firstColumn="0" w:lastColumn="0" w:oddVBand="0" w:evenVBand="0" w:oddHBand="1" w:evenHBand="0" w:firstRowFirstColumn="0" w:firstRowLastColumn="0" w:lastRowFirstColumn="0" w:lastRowLastColumn="0"/>
+            </w:pPr>
+            <w:r>
+              <w:rPr>
+                <w:sz w:val="18"/>
+              </w:rPr>
+              <w:t>Backend</w:t>
+            </w:r>
+          </w:p>
+        </w:tc>
+        <w:tc>
+          <w:tcPr>
+            <w:tcW w:w="1419" w:type="dxa"/>
+            <w:vAlign w:val="center"/>
+          </w:tcPr>
+          <w:p>
+            <w:pPr>
+              <w:cnfStyle w:val="000000100000" w:firstRow="0" w:lastRow="0" w:firstColumn="0" w:lastColumn="0" w:oddVBand="0" w:evenVBand="0" w:oddHBand="1" w:evenHBand="0" w:firstRowFirstColumn="0" w:firstRowLastColumn="0" w:lastRowFirstColumn="0" w:lastRowLastColumn="0"/>
+            </w:pPr>
+            <w:r>
+              <w:rPr>
+                <w:sz w:val="18"/>
+              </w:rPr>
+              <w:t>Implement password-recovery request flow</w:t>
+            </w:r>
+          </w:p>
+        </w:tc>
+        <w:tc>
+          <w:tcPr>
+            <w:tcW w:w="1419" w:type="dxa"/>
+            <w:vAlign w:val="center"/>
+          </w:tcPr>
+          <w:p>
+            <w:pPr>
+              <w:cnfStyle w:val="000000100000" w:firstRow="0" w:lastRow="0" w:firstColumn="0" w:lastColumn="0" w:oddVBand="0" w:evenVBand="0" w:oddHBand="1" w:evenHBand="0" w:firstRowFirstColumn="0" w:firstRowLastColumn="0" w:lastRowFirstColumn="0" w:lastRowLastColumn="0"/>
+            </w:pPr>
+            <w:r>
+              <w:rPr>
+                <w:sz w:val="18"/>
+              </w:rPr>
+              <w:t>5</w:t>
+            </w:r>
+          </w:p>
+        </w:tc>
+        <w:tc>
+          <w:tcPr>
+            <w:tcW w:w="1419" w:type="dxa"/>
+            <w:vAlign w:val="center"/>
+          </w:tcPr>
+          <w:p>
+            <w:pPr>
+              <w:cnfStyle w:val="000000100000" w:firstRow="0" w:lastRow="0" w:firstColumn="0" w:lastColumn="0" w:oddVBand="0" w:evenVBand="0" w:oddHBand="1" w:evenHBand="0" w:firstRowFirstColumn="0" w:firstRowLastColumn="0" w:lastRowFirstColumn="0" w:lastRowLastColumn="0"/>
+            </w:pPr>
+            <w:r>
+              <w:rPr>
+                <w:sz w:val="18"/>
+              </w:rPr>
+              <w:t>Medium</w:t>
+            </w:r>
+          </w:p>
+        </w:tc>
+        <w:tc>
+          <w:tcPr>
+            <w:tcW w:w="1419" w:type="dxa"/>
+            <w:vAlign w:val="center"/>
+          </w:tcPr>
+          <w:p>
+            <w:pPr>
+              <w:cnfStyle w:val="000000100000" w:firstRow="0" w:lastRow="0" w:firstColumn="0" w:lastColumn="0" w:oddVBand="0" w:evenVBand="0" w:oddHBand="1" w:evenHBand="0" w:firstRowFirstColumn="0" w:firstRowLastColumn="0" w:lastRowFirstColumn="0" w:lastRowLastColumn="0"/>
+            </w:pPr>
+            <w:r>
+              <w:rPr>
+                <w:sz w:val="18"/>
+              </w:rPr>
+              <w:t>No</w:t>
+            </w:r>
+          </w:p>
+        </w:tc>
+      </w:tr>
+      <w:tr>
+        <w:trPr>
+          <w:jc w:val="center"/>
+        </w:trPr>
+        <w:tc>
+          <w:tcPr>
+            <w:cnfStyle w:val="001000000000" w:firstRow="0" w:lastRow="0" w:firstColumn="1" w:lastColumn="0" w:oddVBand="0" w:evenVBand="0" w:oddHBand="0" w:evenHBand="0" w:firstRowFirstColumn="0" w:firstRowLastColumn="0" w:lastRowFirstColumn="0" w:lastRowLastColumn="0"/>
+            <w:tcW w:w="1419" w:type="dxa"/>
+            <w:vAlign w:val="center"/>
+          </w:tcPr>
+          <w:p>
+            <w:r>
+              <w:rPr>
+                <w:b w:val="0"/>
+                <w:sz w:val="18"/>
+              </w:rPr>
+              <w:t>User UI</w:t>
+            </w:r>
+          </w:p>
+        </w:tc>
+        <w:tc>
+          <w:tcPr>
+            <w:tcW w:w="1419" w:type="dxa"/>
+            <w:vAlign w:val="center"/>
+          </w:tcPr>
+          <w:p>
+            <w:pPr>
+              <w:cnfStyle w:val="000000000000" w:firstRow="0" w:lastRow="0" w:firstColumn="0" w:lastColumn="0" w:oddVBand="0" w:evenVBand="0" w:oddHBand="0" w:evenHBand="0" w:firstRowFirstColumn="0" w:firstRowLastColumn="0" w:lastRowFirstColumn="0" w:lastRowLastColumn="0"/>
+            </w:pPr>
+            <w:r>
+              <w:rPr>
+                <w:sz w:val="18"/>
+              </w:rPr>
+              <w:t>UI-01</w:t>
+            </w:r>
+          </w:p>
+        </w:tc>
+        <w:tc>
+          <w:tcPr>
+            <w:tcW w:w="1419" w:type="dxa"/>
+            <w:vAlign w:val="center"/>
+          </w:tcPr>
+          <w:p>
+            <w:pPr>
+              <w:cnfStyle w:val="000000000000" w:firstRow="0" w:lastRow="0" w:firstColumn="0" w:lastColumn="0" w:oddVBand="0" w:evenVBand="0" w:oddHBand="0" w:evenHBand="0" w:firstRowFirstColumn="0" w:firstRowLastColumn="0" w:lastRowFirstColumn="0" w:lastRowLastColumn="0"/>
+            </w:pPr>
+            <w:r>
+              <w:rPr>
+                <w:sz w:val="18"/>
+              </w:rPr>
+              <w:t>UI</w:t>
+            </w:r>
+          </w:p>
+        </w:tc>
+        <w:tc>
+          <w:tcPr>
+            <w:tcW w:w="1419" w:type="dxa"/>
+            <w:vAlign w:val="center"/>
+          </w:tcPr>
+          <w:p>
+            <w:pPr>
+              <w:cnfStyle w:val="000000000000" w:firstRow="0" w:lastRow="0" w:firstColumn="0" w:lastColumn="0" w:oddVBand="0" w:evenVBand="0" w:oddHBand="0" w:evenHBand="0" w:firstRowFirstColumn="0" w:firstRowLastColumn="0" w:lastRowFirstColumn="0" w:lastRowLastColumn="0"/>
+            </w:pPr>
+            <w:r>
+              <w:rPr>
+                <w:sz w:val="18"/>
+              </w:rPr>
+              <w:t>Create application navigation shell</w:t>
+            </w:r>
+          </w:p>
+        </w:tc>
+        <w:tc>
+          <w:tcPr>
+            <w:tcW w:w="1419" w:type="dxa"/>
+            <w:vAlign w:val="center"/>
+          </w:tcPr>
+          <w:p>
+            <w:pPr>
+              <w:cnfStyle w:val="000000000000" w:firstRow="0" w:lastRow="0" w:firstColumn="0" w:lastColumn="0" w:oddVBand="0" w:evenVBand="0" w:oddHBand="0" w:evenHBand="0" w:firstRowFirstColumn="0" w:firstRowLastColumn="0" w:lastRowFirstColumn="0" w:lastRowLastColumn="0"/>
+            </w:pPr>
+            <w:r>
+              <w:rPr>
+                <w:sz w:val="18"/>
+              </w:rPr>
+              <w:t>3</w:t>
+            </w:r>
+          </w:p>
+        </w:tc>
+        <w:tc>
+          <w:tcPr>
+            <w:tcW w:w="1419" w:type="dxa"/>
+            <w:vAlign w:val="center"/>
+          </w:tcPr>
+          <w:p>
+            <w:pPr>
+              <w:cnfStyle w:val="000000000000" w:firstRow="0" w:lastRow="0" w:firstColumn="0" w:lastColumn="0" w:oddVBand="0" w:evenVBand="0" w:oddHBand="0" w:evenHBand="0" w:firstRowFirstColumn="0" w:firstRowLastColumn="0" w:lastRowFirstColumn="0" w:lastRowLastColumn="0"/>
+            </w:pPr>
+            <w:r>
+              <w:rPr>
+                <w:sz w:val="18"/>
+              </w:rPr>
+              <w:t>High</w:t>
+            </w:r>
+          </w:p>
+        </w:tc>
+        <w:tc>
+          <w:tcPr>
+            <w:tcW w:w="1419" w:type="dxa"/>
+            <w:vAlign w:val="center"/>
+          </w:tcPr>
+          <w:p>
+            <w:pPr>
+              <w:cnfStyle w:val="000000000000" w:firstRow="0" w:lastRow="0" w:firstColumn="0" w:lastColumn="0" w:oddVBand="0" w:evenVBand="0" w:oddHBand="0" w:evenHBand="0" w:firstRowFirstColumn="0" w:firstRowLastColumn="0" w:lastRowFirstColumn="0" w:lastRowLastColumn="0"/>
+            </w:pPr>
+            <w:r>
+              <w:rPr>
+                <w:sz w:val="18"/>
+              </w:rPr>
+              <w:t>Yes</w:t>
+            </w:r>
+          </w:p>
+        </w:tc>
+      </w:tr>
+      <w:tr>
+        <w:trPr>
+          <w:cnfStyle w:val="000000100000" w:firstRow="0" w:lastRow="0" w:firstColumn="0" w:lastColumn="0" w:oddVBand="0" w:evenVBand="0" w:oddHBand="1" w:evenHBand="0" w:firstRowFirstColumn="0" w:firstRowLastColumn="0" w:lastRowFirstColumn="0" w:lastRowLastColumn="0"/>
+          <w:jc w:val="center"/>
+        </w:trPr>
+        <w:tc>
+          <w:tcPr>
+            <w:cnfStyle w:val="001000000000" w:firstRow="0" w:lastRow="0" w:firstColumn="1" w:lastColumn="0" w:oddVBand="0" w:evenVBand="0" w:oddHBand="0" w:evenHBand="0" w:firstRowFirstColumn="0" w:firstRowLastColumn="0" w:lastRowFirstColumn="0" w:lastRowLastColumn="0"/>
+            <w:tcW w:w="1419" w:type="dxa"/>
+            <w:vAlign w:val="center"/>
+          </w:tcPr>
+          <w:p>
+            <w:r>
+              <w:rPr>
+                <w:b w:val="0"/>
+                <w:sz w:val="18"/>
+              </w:rPr>
+              <w:t>User UI</w:t>
+            </w:r>
+          </w:p>
+        </w:tc>
+        <w:tc>
+          <w:tcPr>
+            <w:tcW w:w="1419" w:type="dxa"/>
+            <w:vAlign w:val="center"/>
+          </w:tcPr>
+          <w:p>
+            <w:pPr>
+              <w:cnfStyle w:val="000000100000" w:firstRow="0" w:lastRow="0" w:firstColumn="0" w:lastColumn="0" w:oddVBand="0" w:evenVBand="0" w:oddHBand="1" w:evenHBand="0" w:firstRowFirstColumn="0" w:firstRowLastColumn="0" w:lastRowFirstColumn="0" w:lastRowLastColumn="0"/>
+            </w:pPr>
+            <w:r>
+              <w:rPr>
+                <w:sz w:val="18"/>
+              </w:rPr>
+              <w:t>UI-02</w:t>
+            </w:r>
+          </w:p>
+        </w:tc>
+        <w:tc>
+          <w:tcPr>
+            <w:tcW w:w="1419" w:type="dxa"/>
+            <w:vAlign w:val="center"/>
+          </w:tcPr>
+          <w:p>
+            <w:pPr>
+              <w:cnfStyle w:val="000000100000" w:firstRow="0" w:lastRow="0" w:firstColumn="0" w:lastColumn="0" w:oddVBand="0" w:evenVBand="0" w:oddHBand="1" w:evenHBand="0" w:firstRowFirstColumn="0" w:firstRowLastColumn="0" w:lastRowFirstColumn="0" w:lastRowLastColumn="0"/>
+            </w:pPr>
+            <w:r>
+              <w:rPr>
+                <w:sz w:val="18"/>
+              </w:rPr>
+              <w:t>UI</w:t>
+            </w:r>
+          </w:p>
+        </w:tc>
+        <w:tc>
+          <w:tcPr>
+            <w:tcW w:w="1419" w:type="dxa"/>
+            <w:vAlign w:val="center"/>
+          </w:tcPr>
+          <w:p>
+            <w:pPr>
+              <w:cnfStyle w:val="000000100000" w:firstRow="0" w:lastRow="0" w:firstColumn="0" w:lastColumn="0" w:oddVBand="0" w:evenVBand="0" w:oddHBand="1" w:evenHBand="0" w:firstRowFirstColumn="0" w:firstRowLastColumn="0" w:lastRowFirstColumn="0" w:lastRowLastColumn="0"/>
+            </w:pPr>
+            <w:r>
+              <w:rPr>
+                <w:sz w:val="18"/>
+              </w:rPr>
+              <w:t>Create parking search entry screen</w:t>
+            </w:r>
+          </w:p>
+        </w:tc>
+        <w:tc>
+          <w:tcPr>
+            <w:tcW w:w="1419" w:type="dxa"/>
+            <w:vAlign w:val="center"/>
+          </w:tcPr>
+          <w:p>
+            <w:pPr>
+              <w:cnfStyle w:val="000000100000" w:firstRow="0" w:lastRow="0" w:firstColumn="0" w:lastColumn="0" w:oddVBand="0" w:evenVBand="0" w:oddHBand="1" w:evenHBand="0" w:firstRowFirstColumn="0" w:firstRowLastColumn="0" w:lastRowFirstColumn="0" w:lastRowLastColumn="0"/>
+            </w:pPr>
+            <w:r>
+              <w:rPr>
+                <w:sz w:val="18"/>
+              </w:rPr>
+              <w:t>3</w:t>
+            </w:r>
+          </w:p>
+        </w:tc>
+        <w:tc>
+          <w:tcPr>
+            <w:tcW w:w="1419" w:type="dxa"/>
+            <w:vAlign w:val="center"/>
+          </w:tcPr>
+          <w:p>
+            <w:pPr>
+              <w:cnfStyle w:val="000000100000" w:firstRow="0" w:lastRow="0" w:firstColumn="0" w:lastColumn="0" w:oddVBand="0" w:evenVBand="0" w:oddHBand="1" w:evenHBand="0" w:firstRowFirstColumn="0" w:firstRowLastColumn="0" w:lastRowFirstColumn="0" w:lastRowLastColumn="0"/>
+            </w:pPr>
+            <w:r>
+              <w:rPr>
+                <w:sz w:val="18"/>
+              </w:rPr>
+              <w:t>High</w:t>
+            </w:r>
+          </w:p>
+        </w:tc>
+        <w:tc>
+          <w:tcPr>
+            <w:tcW w:w="1419" w:type="dxa"/>
+            <w:vAlign w:val="center"/>
+          </w:tcPr>
+          <w:p>
+            <w:pPr>
+              <w:cnfStyle w:val="000000100000" w:firstRow="0" w:lastRow="0" w:firstColumn="0" w:lastColumn="0" w:oddVBand="0" w:evenVBand="0" w:oddHBand="1" w:evenHBand="0" w:firstRowFirstColumn="0" w:firstRowLastColumn="0" w:lastRowFirstColumn="0" w:lastRowLastColumn="0"/>
+            </w:pPr>
+            <w:r>
+              <w:rPr>
+                <w:sz w:val="18"/>
+              </w:rPr>
+              <w:t>Yes</w:t>
+            </w:r>
+          </w:p>
+        </w:tc>
+      </w:tr>
+      <w:tr>
+        <w:trPr>
+          <w:jc w:val="center"/>
+        </w:trPr>
+        <w:tc>
+          <w:tcPr>
+            <w:cnfStyle w:val="001000000000" w:firstRow="0" w:lastRow="0" w:firstColumn="1" w:lastColumn="0" w:oddVBand="0" w:evenVBand="0" w:oddHBand="0" w:evenHBand="0" w:firstRowFirstColumn="0" w:firstRowLastColumn="0" w:lastRowFirstColumn="0" w:lastRowLastColumn="0"/>
+            <w:tcW w:w="1419" w:type="dxa"/>
+            <w:vAlign w:val="center"/>
+          </w:tcPr>
+          <w:p>
+            <w:r>
+              <w:rPr>
+                <w:b w:val="0"/>
+                <w:sz w:val="18"/>
+              </w:rPr>
+              <w:t>User UI</w:t>
+            </w:r>
+          </w:p>
+        </w:tc>
+        <w:tc>
+          <w:tcPr>
+            <w:tcW w:w="1419" w:type="dxa"/>
+            <w:vAlign w:val="center"/>
+          </w:tcPr>
+          <w:p>
+            <w:pPr>
+              <w:cnfStyle w:val="000000000000" w:firstRow="0" w:lastRow="0" w:firstColumn="0" w:lastColumn="0" w:oddVBand="0" w:evenVBand="0" w:oddHBand="0" w:evenHBand="0" w:firstRowFirstColumn="0" w:firstRowLastColumn="0" w:lastRowFirstColumn="0" w:lastRowLastColumn="0"/>
+            </w:pPr>
+            <w:r>
+              <w:rPr>
+                <w:sz w:val="18"/>
+              </w:rPr>
+              <w:t>UI-03</w:t>
+            </w:r>
+          </w:p>
+        </w:tc>
+        <w:tc>
+          <w:tcPr>
+            <w:tcW w:w="1419" w:type="dxa"/>
+            <w:vAlign w:val="center"/>
+          </w:tcPr>
+          <w:p>
+            <w:pPr>
+              <w:cnfStyle w:val="000000000000" w:firstRow="0" w:lastRow="0" w:firstColumn="0" w:lastColumn="0" w:oddVBand="0" w:evenVBand="0" w:oddHBand="0" w:evenHBand="0" w:firstRowFirstColumn="0" w:firstRowLastColumn="0" w:lastRowFirstColumn="0" w:lastRowLastColumn="0"/>
+            </w:pPr>
+            <w:r>
+              <w:rPr>
+                <w:sz w:val="18"/>
+              </w:rPr>
+              <w:t>UI</w:t>
+            </w:r>
+          </w:p>
+        </w:tc>
+        <w:tc>
+          <w:tcPr>
+            <w:tcW w:w="1419" w:type="dxa"/>
+            <w:vAlign w:val="center"/>
+          </w:tcPr>
+          <w:p>
+            <w:pPr>
+              <w:cnfStyle w:val="000000000000" w:firstRow="0" w:lastRow="0" w:firstColumn="0" w:lastColumn="0" w:oddVBand="0" w:evenVBand="0" w:oddHBand="0" w:evenHBand="0" w:firstRowFirstColumn="0" w:firstRowLastColumn="0" w:lastRowFirstColumn="0" w:lastRowLastColumn="0"/>
+            </w:pPr>
+            <w:r>
+              <w:rPr>
+                <w:sz w:val="18"/>
+              </w:rPr>
+              <w:t>Create zone and garage results list</w:t>
+            </w:r>
+          </w:p>
+        </w:tc>
+        <w:tc>
+          <w:tcPr>
+            <w:tcW w:w="1419" w:type="dxa"/>
+            <w:vAlign w:val="center"/>
+          </w:tcPr>
+          <w:p>
+            <w:pPr>
+              <w:cnfStyle w:val="000000000000" w:firstRow="0" w:lastRow="0" w:firstColumn="0" w:lastColumn="0" w:oddVBand="0" w:evenVBand="0" w:oddHBand="0" w:evenHBand="0" w:firstRowFirstColumn="0" w:firstRowLastColumn="0" w:lastRowFirstColumn="0" w:lastRowLastColumn="0"/>
+            </w:pPr>
+            <w:r>
+              <w:rPr>
+                <w:sz w:val="18"/>
+              </w:rPr>
+              <w:t>3</w:t>
+            </w:r>
+          </w:p>
+        </w:tc>
+        <w:tc>
+          <w:tcPr>
+            <w:tcW w:w="1419" w:type="dxa"/>
+            <w:vAlign w:val="center"/>
+          </w:tcPr>
+          <w:p>
+            <w:pPr>
+              <w:cnfStyle w:val="000000000000" w:firstRow="0" w:lastRow="0" w:firstColumn="0" w:lastColumn="0" w:oddVBand="0" w:evenVBand="0" w:oddHBand="0" w:evenHBand="0" w:firstRowFirstColumn="0" w:firstRowLastColumn="0" w:lastRowFirstColumn="0" w:lastRowLastColumn="0"/>
+            </w:pPr>
+            <w:r>
+              <w:rPr>
+                <w:sz w:val="18"/>
+              </w:rPr>
+              <w:t>High</w:t>
+            </w:r>
+          </w:p>
+        </w:tc>
+        <w:tc>
+          <w:tcPr>
+            <w:tcW w:w="1419" w:type="dxa"/>
+            <w:vAlign w:val="center"/>
+          </w:tcPr>
+          <w:p>
+            <w:pPr>
+              <w:cnfStyle w:val="000000000000" w:firstRow="0" w:lastRow="0" w:firstColumn="0" w:lastColumn="0" w:oddVBand="0" w:evenVBand="0" w:oddHBand="0" w:evenHBand="0" w:firstRowFirstColumn="0" w:firstRowLastColumn="0" w:lastRowFirstColumn="0" w:lastRowLastColumn="0"/>
+            </w:pPr>
+            <w:r>
+              <w:rPr>
+                <w:sz w:val="18"/>
+              </w:rPr>
+              <w:t>Yes</w:t>
+            </w:r>
+          </w:p>
+        </w:tc>
+      </w:tr>
+      <w:tr>
+        <w:trPr>
+          <w:cnfStyle w:val="000000100000" w:firstRow="0" w:lastRow="0" w:firstColumn="0" w:lastColumn="0" w:oddVBand="0" w:evenVBand="0" w:oddHBand="1" w:evenHBand="0" w:firstRowFirstColumn="0" w:firstRowLastColumn="0" w:lastRowFirstColumn="0" w:lastRowLastColumn="0"/>
+          <w:jc w:val="center"/>
+        </w:trPr>
+        <w:tc>
+          <w:tcPr>
+            <w:cnfStyle w:val="001000000000" w:firstRow="0" w:lastRow="0" w:firstColumn="1" w:lastColumn="0" w:oddVBand="0" w:evenVBand="0" w:oddHBand="0" w:evenHBand="0" w:firstRowFirstColumn="0" w:firstRowLastColumn="0" w:lastRowFirstColumn="0" w:lastRowLastColumn="0"/>
+            <w:tcW w:w="1419" w:type="dxa"/>
+            <w:vAlign w:val="center"/>
+          </w:tcPr>
+          <w:p>
+            <w:r>
+              <w:rPr>
+                <w:b w:val="0"/>
+                <w:sz w:val="18"/>
+              </w:rPr>
+              <w:t>User UI</w:t>
+            </w:r>
+          </w:p>
+        </w:tc>
+        <w:tc>
+          <w:tcPr>
+            <w:tcW w:w="1419" w:type="dxa"/>
+            <w:vAlign w:val="center"/>
+          </w:tcPr>
+          <w:p>
+            <w:pPr>
+              <w:cnfStyle w:val="000000100000" w:firstRow="0" w:lastRow="0" w:firstColumn="0" w:lastColumn="0" w:oddVBand="0" w:evenVBand="0" w:oddHBand="1" w:evenHBand="0" w:firstRowFirstColumn="0" w:firstRowLastColumn="0" w:lastRowFirstColumn="0" w:lastRowLastColumn="0"/>
+            </w:pPr>
+            <w:r>
+              <w:rPr>
+                <w:sz w:val="18"/>
+              </w:rPr>
+              <w:t>UI-04</w:t>
+            </w:r>
+          </w:p>
+        </w:tc>
+        <w:tc>
+          <w:tcPr>
+            <w:tcW w:w="1419" w:type="dxa"/>
+            <w:vAlign w:val="center"/>
+          </w:tcPr>
+          <w:p>
+            <w:pPr>
+              <w:cnfStyle w:val="000000100000" w:firstRow="0" w:lastRow="0" w:firstColumn="0" w:lastColumn="0" w:oddVBand="0" w:evenVBand="0" w:oddHBand="1" w:evenHBand="0" w:firstRowFirstColumn="0" w:firstRowLastColumn="0" w:lastRowFirstColumn="0" w:lastRowLastColumn="0"/>
+            </w:pPr>
+            <w:r>
+              <w:rPr>
+                <w:sz w:val="18"/>
+              </w:rPr>
+              <w:t>UI</w:t>
+            </w:r>
+          </w:p>
+        </w:tc>
+        <w:tc>
+          <w:tcPr>
+            <w:tcW w:w="1419" w:type="dxa"/>
+            <w:vAlign w:val="center"/>
+          </w:tcPr>
+          <w:p>
+            <w:pPr>
+              <w:cnfStyle w:val="000000100000" w:firstRow="0" w:lastRow="0" w:firstColumn="0" w:lastColumn="0" w:oddVBand="0" w:evenVBand="0" w:oddHBand="1" w:evenHBand="0" w:firstRowFirstColumn="0" w:firstRowLastColumn="0" w:lastRowFirstColumn="0" w:lastRowLastColumn="0"/>
+            </w:pPr>
+            <w:r>
+              <w:rPr>
+                <w:sz w:val="18"/>
+              </w:rPr>
+              <w:t>Create availability-status indicator pattern</w:t>
+            </w:r>
+          </w:p>
+        </w:tc>
+        <w:tc>
+          <w:tcPr>
+            <w:tcW w:w="1419" w:type="dxa"/>
+            <w:vAlign w:val="center"/>
+          </w:tcPr>
+          <w:p>
+            <w:pPr>
+              <w:cnfStyle w:val="000000100000" w:firstRow="0" w:lastRow="0" w:firstColumn="0" w:lastColumn="0" w:oddVBand="0" w:evenVBand="0" w:oddHBand="1" w:evenHBand="0" w:firstRowFirstColumn="0" w:firstRowLastColumn="0" w:lastRowFirstColumn="0" w:lastRowLastColumn="0"/>
+            </w:pPr>
+            <w:r>
+              <w:rPr>
+                <w:sz w:val="18"/>
+              </w:rPr>
+              <w:t>2</w:t>
+            </w:r>
+          </w:p>
+        </w:tc>
+        <w:tc>
+          <w:tcPr>
+            <w:tcW w:w="1419" w:type="dxa"/>
+            <w:vAlign w:val="center"/>
+          </w:tcPr>
+          <w:p>
+            <w:pPr>
+              <w:cnfStyle w:val="000000100000" w:firstRow="0" w:lastRow="0" w:firstColumn="0" w:lastColumn="0" w:oddVBand="0" w:evenVBand="0" w:oddHBand="1" w:evenHBand="0" w:firstRowFirstColumn="0" w:firstRowLastColumn="0" w:lastRowFirstColumn="0" w:lastRowLastColumn="0"/>
+            </w:pPr>
+            <w:r>
+              <w:rPr>
+                <w:sz w:val="18"/>
+              </w:rPr>
+              <w:t>High</w:t>
+            </w:r>
+          </w:p>
+        </w:tc>
+        <w:tc>
+          <w:tcPr>
+            <w:tcW w:w="1419" w:type="dxa"/>
+            <w:vAlign w:val="center"/>
+          </w:tcPr>
+          <w:p>
+            <w:pPr>
+              <w:cnfStyle w:val="000000100000" w:firstRow="0" w:lastRow="0" w:firstColumn="0" w:lastColumn="0" w:oddVBand="0" w:evenVBand="0" w:oddHBand="1" w:evenHBand="0" w:firstRowFirstColumn="0" w:firstRowLastColumn="0" w:lastRowFirstColumn="0" w:lastRowLastColumn="0"/>
+            </w:pPr>
+            <w:r>
+              <w:rPr>
+                <w:sz w:val="18"/>
+              </w:rPr>
+              <w:t>Yes</w:t>
+            </w:r>
+          </w:p>
+        </w:tc>
+      </w:tr>
+      <w:tr>
+        <w:trPr>
+          <w:jc w:val="center"/>
+        </w:trPr>
+        <w:tc>
+          <w:tcPr>
+            <w:cnfStyle w:val="001000000000" w:firstRow="0" w:lastRow="0" w:firstColumn="1" w:lastColumn="0" w:oddVBand="0" w:evenVBand="0" w:oddHBand="0" w:evenHBand="0" w:firstRowFirstColumn="0" w:firstRowLastColumn="0" w:lastRowFirstColumn="0" w:lastRowLastColumn="0"/>
+            <w:tcW w:w="1419" w:type="dxa"/>
+            <w:vAlign w:val="center"/>
+          </w:tcPr>
+          <w:p>
+            <w:r>
+              <w:rPr>
+                <w:b w:val="0"/>
+                <w:sz w:val="18"/>
+              </w:rPr>
+              <w:lastRenderedPageBreak/>
+              <w:t>User UI</w:t>
+            </w:r>
+          </w:p>
+        </w:tc>
+        <w:tc>
+          <w:tcPr>
+            <w:tcW w:w="1419" w:type="dxa"/>
+            <w:vAlign w:val="center"/>
+          </w:tcPr>
+          <w:p>
+            <w:pPr>
+              <w:cnfStyle w:val="000000000000" w:firstRow="0" w:lastRow="0" w:firstColumn="0" w:lastColumn="0" w:oddVBand="0" w:evenVBand="0" w:oddHBand="0" w:evenHBand="0" w:firstRowFirstColumn="0" w:firstRowLastColumn="0" w:lastRowFirstColumn="0" w:lastRowLastColumn="0"/>
+            </w:pPr>
+            <w:r>
+              <w:rPr>
+                <w:sz w:val="18"/>
+              </w:rPr>
+              <w:t>UI-05</w:t>
+            </w:r>
+          </w:p>
+        </w:tc>
+        <w:tc>
+          <w:tcPr>
+            <w:tcW w:w="1419" w:type="dxa"/>
+            <w:vAlign w:val="center"/>
+          </w:tcPr>
+          <w:p>
+            <w:pPr>
+              <w:cnfStyle w:val="000000000000" w:firstRow="0" w:lastRow="0" w:firstColumn="0" w:lastColumn="0" w:oddVBand="0" w:evenVBand="0" w:oddHBand="0" w:evenHBand="0" w:firstRowFirstColumn="0" w:firstRowLastColumn="0" w:lastRowFirstColumn="0" w:lastRowLastColumn="0"/>
+            </w:pPr>
+            <w:r>
+              <w:rPr>
+                <w:sz w:val="18"/>
+              </w:rPr>
+              <w:t>UI</w:t>
+            </w:r>
+          </w:p>
+        </w:tc>
+        <w:tc>
+          <w:tcPr>
+            <w:tcW w:w="1419" w:type="dxa"/>
+            <w:vAlign w:val="center"/>
+          </w:tcPr>
+          <w:p>
+            <w:pPr>
+              <w:cnfStyle w:val="000000000000" w:firstRow="0" w:lastRow="0" w:firstColumn="0" w:lastColumn="0" w:oddVBand="0" w:evenVBand="0" w:oddHBand="0" w:evenHBand="0" w:firstRowFirstColumn="0" w:firstRowLastColumn="0" w:lastRowFirstColumn="0" w:lastRowLastColumn="0"/>
+            </w:pPr>
+            <w:r>
+              <w:rPr>
+                <w:sz w:val="18"/>
+              </w:rPr>
+              <w:t>Create parking location detail view</w:t>
+            </w:r>
+          </w:p>
+        </w:tc>
+        <w:tc>
+          <w:tcPr>
+            <w:tcW w:w="1419" w:type="dxa"/>
+            <w:vAlign w:val="center"/>
+          </w:tcPr>
+          <w:p>
+            <w:pPr>
+              <w:cnfStyle w:val="000000000000" w:firstRow="0" w:lastRow="0" w:firstColumn="0" w:lastColumn="0" w:oddVBand="0" w:evenVBand="0" w:oddHBand="0" w:evenHBand="0" w:firstRowFirstColumn="0" w:firstRowLastColumn="0" w:lastRowFirstColumn="0" w:lastRowLastColumn="0"/>
+            </w:pPr>
+            <w:r>
+              <w:rPr>
+                <w:sz w:val="18"/>
+              </w:rPr>
+              <w:t>3</w:t>
+            </w:r>
+          </w:p>
+        </w:tc>
+        <w:tc>
+          <w:tcPr>
+            <w:tcW w:w="1419" w:type="dxa"/>
+            <w:vAlign w:val="center"/>
+          </w:tcPr>
+          <w:p>
+            <w:pPr>
+              <w:cnfStyle w:val="000000000000" w:firstRow="0" w:lastRow="0" w:firstColumn="0" w:lastColumn="0" w:oddVBand="0" w:evenVBand="0" w:oddHBand="0" w:evenHBand="0" w:firstRowFirstColumn="0" w:firstRowLastColumn="0" w:lastRowFirstColumn="0" w:lastRowLastColumn="0"/>
+            </w:pPr>
+            <w:r>
+              <w:rPr>
+                <w:sz w:val="18"/>
+              </w:rPr>
+              <w:t>High</w:t>
+            </w:r>
+          </w:p>
+        </w:tc>
+        <w:tc>
+          <w:tcPr>
+            <w:tcW w:w="1419" w:type="dxa"/>
+            <w:vAlign w:val="center"/>
+          </w:tcPr>
+          <w:p>
+            <w:pPr>
+              <w:cnfStyle w:val="000000000000" w:firstRow="0" w:lastRow="0" w:firstColumn="0" w:lastColumn="0" w:oddVBand="0" w:evenVBand="0" w:oddHBand="0" w:evenHBand="0" w:firstRowFirstColumn="0" w:firstRowLastColumn="0" w:lastRowFirstColumn="0" w:lastRowLastColumn="0"/>
+            </w:pPr>
+            <w:r>
+              <w:rPr>
+                <w:sz w:val="18"/>
+              </w:rPr>
+              <w:t>Yes</w:t>
+            </w:r>
+          </w:p>
+        </w:tc>
+      </w:tr>
+      <w:tr>
+        <w:trPr>
+          <w:cnfStyle w:val="000000100000" w:firstRow="0" w:lastRow="0" w:firstColumn="0" w:lastColumn="0" w:oddVBand="0" w:evenVBand="0" w:oddHBand="1" w:evenHBand="0" w:firstRowFirstColumn="0" w:firstRowLastColumn="0" w:lastRowFirstColumn="0" w:lastRowLastColumn="0"/>
+          <w:jc w:val="center"/>
+        </w:trPr>
+        <w:tc>
+          <w:tcPr>
+            <w:cnfStyle w:val="001000000000" w:firstRow="0" w:lastRow="0" w:firstColumn="1" w:lastColumn="0" w:oddVBand="0" w:evenVBand="0" w:oddHBand="0" w:evenHBand="0" w:firstRowFirstColumn="0" w:firstRowLastColumn="0" w:lastRowFirstColumn="0" w:lastRowLastColumn="0"/>
+            <w:tcW w:w="1419" w:type="dxa"/>
+            <w:vAlign w:val="center"/>
+          </w:tcPr>
+          <w:p>
+            <w:r>
+              <w:rPr>
+                <w:b w:val="0"/>
+                <w:sz w:val="18"/>
+              </w:rPr>
+              <w:t>User UI</w:t>
+            </w:r>
+          </w:p>
+        </w:tc>
+        <w:tc>
+          <w:tcPr>
+            <w:tcW w:w="1419" w:type="dxa"/>
+            <w:vAlign w:val="center"/>
+          </w:tcPr>
+          <w:p>
+            <w:pPr>
+              <w:cnfStyle w:val="000000100000" w:firstRow="0" w:lastRow="0" w:firstColumn="0" w:lastColumn="0" w:oddVBand="0" w:evenVBand="0" w:oddHBand="1" w:evenHBand="0" w:firstRowFirstColumn="0" w:firstRowLastColumn="0" w:lastRowFirstColumn="0" w:lastRowLastColumn="0"/>
+            </w:pPr>
+            <w:r>
+              <w:rPr>
+                <w:sz w:val="18"/>
+              </w:rPr>
+              <w:t>UI-06</w:t>
+            </w:r>
+          </w:p>
+        </w:tc>
+        <w:tc>
+          <w:tcPr>
+            <w:tcW w:w="1419" w:type="dxa"/>
+            <w:vAlign w:val="center"/>
+          </w:tcPr>
+          <w:p>
+            <w:pPr>
+              <w:cnfStyle w:val="000000100000" w:firstRow="0" w:lastRow="0" w:firstColumn="0" w:lastColumn="0" w:oddVBand="0" w:evenVBand="0" w:oddHBand="1" w:evenHBand="0" w:firstRowFirstColumn="0" w:firstRowLastColumn="0" w:lastRowFirstColumn="0" w:lastRowLastColumn="0"/>
+            </w:pPr>
+            <w:r>
+              <w:rPr>
+                <w:sz w:val="18"/>
+              </w:rPr>
+              <w:t>UI</w:t>
+            </w:r>
+          </w:p>
+        </w:tc>
+        <w:tc>
+          <w:tcPr>
+            <w:tcW w:w="1419" w:type="dxa"/>
+            <w:vAlign w:val="center"/>
+          </w:tcPr>
+          <w:p>
+            <w:pPr>
+              <w:cnfStyle w:val="000000100000" w:firstRow="0" w:lastRow="0" w:firstColumn="0" w:lastColumn="0" w:oddVBand="0" w:evenVBand="0" w:oddHBand="1" w:evenHBand="0" w:firstRowFirstColumn="0" w:firstRowLastColumn="0" w:lastRowFirstColumn="0" w:lastRowLastColumn="0"/>
+            </w:pPr>
+            <w:r>
+              <w:rPr>
+                <w:sz w:val="18"/>
+              </w:rPr>
+              <w:t>Create reservation confirmation view</w:t>
+            </w:r>
+          </w:p>
+        </w:tc>
+        <w:tc>
+          <w:tcPr>
+            <w:tcW w:w="1419" w:type="dxa"/>
+            <w:vAlign w:val="center"/>
+          </w:tcPr>
+          <w:p>
+            <w:pPr>
+              <w:cnfStyle w:val="000000100000" w:firstRow="0" w:lastRow="0" w:firstColumn="0" w:lastColumn="0" w:oddVBand="0" w:evenVBand="0" w:oddHBand="1" w:evenHBand="0" w:firstRowFirstColumn="0" w:firstRowLastColumn="0" w:lastRowFirstColumn="0" w:lastRowLastColumn="0"/>
+            </w:pPr>
+            <w:r>
+              <w:rPr>
+                <w:sz w:val="18"/>
+              </w:rPr>
+              <w:t>3</w:t>
+            </w:r>
+          </w:p>
+        </w:tc>
+        <w:tc>
+          <w:tcPr>
+            <w:tcW w:w="1419" w:type="dxa"/>
+            <w:vAlign w:val="center"/>
+          </w:tcPr>
+          <w:p>
+            <w:pPr>
+              <w:cnfStyle w:val="000000100000" w:firstRow="0" w:lastRow="0" w:firstColumn="0" w:lastColumn="0" w:oddVBand="0" w:evenVBand="0" w:oddHBand="1" w:evenHBand="0" w:firstRowFirstColumn="0" w:firstRowLastColumn="0" w:lastRowFirstColumn="0" w:lastRowLastColumn="0"/>
+            </w:pPr>
+            <w:r>
+              <w:rPr>
+                <w:sz w:val="18"/>
+              </w:rPr>
+              <w:t>Medium</w:t>
+            </w:r>
+          </w:p>
+        </w:tc>
+        <w:tc>
+          <w:tcPr>
+            <w:tcW w:w="1419" w:type="dxa"/>
+            <w:vAlign w:val="center"/>
+          </w:tcPr>
+          <w:p>
+            <w:pPr>
+              <w:cnfStyle w:val="000000100000" w:firstRow="0" w:lastRow="0" w:firstColumn="0" w:lastColumn="0" w:oddVBand="0" w:evenVBand="0" w:oddHBand="1" w:evenHBand="0" w:firstRowFirstColumn="0" w:firstRowLastColumn="0" w:lastRowFirstColumn="0" w:lastRowLastColumn="0"/>
+            </w:pPr>
+            <w:r>
+              <w:rPr>
+                <w:sz w:val="18"/>
+              </w:rPr>
+              <w:t>No</w:t>
+            </w:r>
+          </w:p>
+        </w:tc>
+      </w:tr>
+      <w:tr>
+        <w:trPr>
+          <w:jc w:val="center"/>
+        </w:trPr>
+        <w:tc>
+          <w:tcPr>
+            <w:cnfStyle w:val="001000000000" w:firstRow="0" w:lastRow="0" w:firstColumn="1" w:lastColumn="0" w:oddVBand="0" w:evenVBand="0" w:oddHBand="0" w:evenHBand="0" w:firstRowFirstColumn="0" w:firstRowLastColumn="0" w:lastRowFirstColumn="0" w:lastRowLastColumn="0"/>
+            <w:tcW w:w="1419" w:type="dxa"/>
+            <w:vAlign w:val="center"/>
+          </w:tcPr>
+          <w:p>
+            <w:r>
+              <w:rPr>
+                <w:b w:val="0"/>
+                <w:sz w:val="18"/>
+              </w:rPr>
+              <w:t>User UI</w:t>
+            </w:r>
+          </w:p>
+        </w:tc>
+        <w:tc>
+          <w:tcPr>
+            <w:tcW w:w="1419" w:type="dxa"/>
+            <w:vAlign w:val="center"/>
+          </w:tcPr>
+          <w:p>
+            <w:pPr>
+              <w:cnfStyle w:val="000000000000" w:firstRow="0" w:lastRow="0" w:firstColumn="0" w:lastColumn="0" w:oddVBand="0" w:evenVBand="0" w:oddHBand="0" w:evenHBand="0" w:firstRowFirstColumn="0" w:firstRowLastColumn="0" w:lastRowFirstColumn="0" w:lastRowLastColumn="0"/>
+            </w:pPr>
+            <w:r>
+              <w:rPr>
+                <w:sz w:val="18"/>
+              </w:rPr>
+              <w:t>UI-07</w:t>
+            </w:r>
+          </w:p>
+        </w:tc>
+        <w:tc>
+          <w:tcPr>
+            <w:tcW w:w="1419" w:type="dxa"/>
+            <w:vAlign w:val="center"/>
+          </w:tcPr>
+          <w:p>
+            <w:pPr>
+              <w:cnfStyle w:val="000000000000" w:firstRow="0" w:lastRow="0" w:firstColumn="0" w:lastColumn="0" w:oddVBand="0" w:evenVBand="0" w:oddHBand="0" w:evenHBand="0" w:firstRowFirstColumn="0" w:firstRowLastColumn="0" w:lastRowFirstColumn="0" w:lastRowLastColumn="0"/>
+            </w:pPr>
+            <w:r>
+              <w:rPr>
+                <w:sz w:val="18"/>
+              </w:rPr>
+              <w:t>UI</w:t>
+            </w:r>
+          </w:p>
+        </w:tc>
+        <w:tc>
+          <w:tcPr>
+            <w:tcW w:w="1419" w:type="dxa"/>
+            <w:vAlign w:val="center"/>
+          </w:tcPr>
+          <w:p>
+            <w:pPr>
+              <w:cnfStyle w:val="000000000000" w:firstRow="0" w:lastRow="0" w:firstColumn="0" w:lastColumn="0" w:oddVBand="0" w:evenVBand="0" w:oddHBand="0" w:evenHBand="0" w:firstRowFirstColumn="0" w:firstRowLastColumn="0" w:lastRowFirstColumn="0" w:lastRowLastColumn="0"/>
+            </w:pPr>
+            <w:r>
+              <w:rPr>
+                <w:sz w:val="18"/>
+              </w:rPr>
+              <w:t>Create active reservation view</w:t>
+            </w:r>
+          </w:p>
+        </w:tc>
+        <w:tc>
+          <w:tcPr>
+            <w:tcW w:w="1419" w:type="dxa"/>
+            <w:vAlign w:val="center"/>
+          </w:tcPr>
+          <w:p>
+            <w:pPr>
+              <w:cnfStyle w:val="000000000000" w:firstRow="0" w:lastRow="0" w:firstColumn="0" w:lastColumn="0" w:oddVBand="0" w:evenVBand="0" w:oddHBand="0" w:evenHBand="0" w:firstRowFirstColumn="0" w:firstRowLastColumn="0" w:lastRowFirstColumn="0" w:lastRowLastColumn="0"/>
+            </w:pPr>
+            <w:r>
+              <w:rPr>
+                <w:sz w:val="18"/>
+              </w:rPr>
+              <w:t>3</w:t>
+            </w:r>
+          </w:p>
+        </w:tc>
+        <w:tc>
+          <w:tcPr>
+            <w:tcW w:w="1419" w:type="dxa"/>
+            <w:vAlign w:val="center"/>
+          </w:tcPr>
+          <w:p>
+            <w:pPr>
+              <w:cnfStyle w:val="000000000000" w:firstRow="0" w:lastRow="0" w:firstColumn="0" w:lastColumn="0" w:oddVBand="0" w:evenVBand="0" w:oddHBand="0" w:evenHBand="0" w:firstRowFirstColumn="0" w:firstRowLastColumn="0" w:lastRowFirstColumn="0" w:lastRowLastColumn="0"/>
+            </w:pPr>
+            <w:r>
+              <w:rPr>
+                <w:sz w:val="18"/>
+              </w:rPr>
+              <w:t>Medium</w:t>
+            </w:r>
+          </w:p>
+        </w:tc>
+        <w:tc>
+          <w:tcPr>
+            <w:tcW w:w="1419" w:type="dxa"/>
+            <w:vAlign w:val="center"/>
+          </w:tcPr>
+          <w:p>
+            <w:pPr>
+              <w:cnfStyle w:val="000000000000" w:firstRow="0" w:lastRow="0" w:firstColumn="0" w:lastColumn="0" w:oddVBand="0" w:evenVBand="0" w:oddHBand="0" w:evenHBand="0" w:firstRowFirstColumn="0" w:firstRowLastColumn="0" w:lastRowFirstColumn="0" w:lastRowLastColumn="0"/>
+            </w:pPr>
+            <w:r>
+              <w:rPr>
+                <w:sz w:val="18"/>
+              </w:rPr>
+              <w:t>No</w:t>
+            </w:r>
+          </w:p>
+        </w:tc>
+      </w:tr>
+      <w:tr>
+        <w:trPr>
+          <w:cnfStyle w:val="000000100000" w:firstRow="0" w:lastRow="0" w:firstColumn="0" w:lastColumn="0" w:oddVBand="0" w:evenVBand="0" w:oddHBand="1" w:evenHBand="0" w:firstRowFirstColumn="0" w:firstRowLastColumn="0" w:lastRowFirstColumn="0" w:lastRowLastColumn="0"/>
+          <w:jc w:val="center"/>
+        </w:trPr>
+        <w:tc>
+          <w:tcPr>
+            <w:cnfStyle w:val="001000000000" w:firstRow="0" w:lastRow="0" w:firstColumn="1" w:lastColumn="0" w:oddVBand="0" w:evenVBand="0" w:oddHBand="0" w:evenHBand="0" w:firstRowFirstColumn="0" w:firstRowLastColumn="0" w:lastRowFirstColumn="0" w:lastRowLastColumn="0"/>
+            <w:tcW w:w="1419" w:type="dxa"/>
+            <w:vAlign w:val="center"/>
+          </w:tcPr>
+          <w:p>
+            <w:r>
+              <w:rPr>
+                <w:b w:val="0"/>
+                <w:sz w:val="18"/>
+              </w:rPr>
+              <w:t>User UI</w:t>
+            </w:r>
+          </w:p>
+        </w:tc>
+        <w:tc>
+          <w:tcPr>
+            <w:tcW w:w="1419" w:type="dxa"/>
+            <w:vAlign w:val="center"/>
+          </w:tcPr>
+          <w:p>
+            <w:pPr>
+              <w:cnfStyle w:val="000000100000" w:firstRow="0" w:lastRow="0" w:firstColumn="0" w:lastColumn="0" w:oddVBand="0" w:evenVBand="0" w:oddHBand="1" w:evenHBand="0" w:firstRowFirstColumn="0" w:firstRowLastColumn="0" w:lastRowFirstColumn="0" w:lastRowLastColumn="0"/>
+            </w:pPr>
+            <w:r>
+              <w:rPr>
+                <w:sz w:val="18"/>
+              </w:rPr>
+              <w:t>UI-08</w:t>
+            </w:r>
+          </w:p>
+        </w:tc>
+        <w:tc>
+          <w:tcPr>
+            <w:tcW w:w="1419" w:type="dxa"/>
+            <w:vAlign w:val="center"/>
+          </w:tcPr>
+          <w:p>
+            <w:pPr>
+              <w:cnfStyle w:val="000000100000" w:firstRow="0" w:lastRow="0" w:firstColumn="0" w:lastColumn="0" w:oddVBand="0" w:evenVBand="0" w:oddHBand="1" w:evenHBand="0" w:firstRowFirstColumn="0" w:firstRowLastColumn="0" w:lastRowFirstColumn="0" w:lastRowLastColumn="0"/>
+            </w:pPr>
+            <w:r>
+              <w:rPr>
+                <w:sz w:val="18"/>
+              </w:rPr>
+              <w:t>UI</w:t>
+            </w:r>
+          </w:p>
+        </w:tc>
+        <w:tc>
+          <w:tcPr>
+            <w:tcW w:w="1419" w:type="dxa"/>
+            <w:vAlign w:val="center"/>
+          </w:tcPr>
+          <w:p>
+            <w:pPr>
+              <w:cnfStyle w:val="000000100000" w:firstRow="0" w:lastRow="0" w:firstColumn="0" w:lastColumn="0" w:oddVBand="0" w:evenVBand="0" w:oddHBand="1" w:evenHBand="0" w:firstRowFirstColumn="0" w:firstRowLastColumn="0" w:lastRowFirstColumn="0" w:lastRowLastColumn="0"/>
+            </w:pPr>
+            <w:r>
+              <w:rPr>
+                <w:sz w:val="18"/>
+              </w:rPr>
+              <w:t>Create payment selection view</w:t>
+            </w:r>
+          </w:p>
+        </w:tc>
+        <w:tc>
+          <w:tcPr>
+            <w:tcW w:w="1419" w:type="dxa"/>
+            <w:vAlign w:val="center"/>
+          </w:tcPr>
+          <w:p>
+            <w:pPr>
+              <w:cnfStyle w:val="000000100000" w:firstRow="0" w:lastRow="0" w:firstColumn="0" w:lastColumn="0" w:oddVBand="0" w:evenVBand="0" w:oddHBand="1" w:evenHBand="0" w:firstRowFirstColumn="0" w:firstRowLastColumn="0" w:lastRowFirstColumn="0" w:lastRowLastColumn="0"/>
+            </w:pPr>
+            <w:r>
+              <w:rPr>
+                <w:sz w:val="18"/>
+              </w:rPr>
+              <w:t>3</w:t>
+            </w:r>
+          </w:p>
+        </w:tc>
+        <w:tc>
+          <w:tcPr>
+            <w:tcW w:w="1419" w:type="dxa"/>
+            <w:vAlign w:val="center"/>
+          </w:tcPr>
+          <w:p>
+            <w:pPr>
+              <w:cnfStyle w:val="000000100000" w:firstRow="0" w:lastRow="0" w:firstColumn="0" w:lastColumn="0" w:oddVBand="0" w:evenVBand="0" w:oddHBand="1" w:evenHBand="0" w:firstRowFirstColumn="0" w:firstRowLastColumn="0" w:lastRowFirstColumn="0" w:lastRowLastColumn="0"/>
+            </w:pPr>
+            <w:r>
+              <w:rPr>
+                <w:sz w:val="18"/>
+              </w:rPr>
+              <w:t>Medium</w:t>
+            </w:r>
+          </w:p>
+        </w:tc>
+        <w:tc>
+          <w:tcPr>
+            <w:tcW w:w="1419" w:type="dxa"/>
+            <w:vAlign w:val="center"/>
+          </w:tcPr>
+          <w:p>
+            <w:pPr>
+              <w:cnfStyle w:val="000000100000" w:firstRow="0" w:lastRow="0" w:firstColumn="0" w:lastColumn="0" w:oddVBand="0" w:evenVBand="0" w:oddHBand="1" w:evenHBand="0" w:firstRowFirstColumn="0" w:firstRowLastColumn="0" w:lastRowFirstColumn="0" w:lastRowLastColumn="0"/>
+            </w:pPr>
+            <w:r>
+              <w:rPr>
+                <w:sz w:val="18"/>
+              </w:rPr>
+              <w:t>No</w:t>
+            </w:r>
+          </w:p>
+        </w:tc>
+      </w:tr>
+      <w:tr>
+        <w:trPr>
+          <w:jc w:val="center"/>
+        </w:trPr>
+        <w:tc>
+          <w:tcPr>
+            <w:cnfStyle w:val="001000000000" w:firstRow="0" w:lastRow="0" w:firstColumn="1" w:lastColumn="0" w:oddVBand="0" w:evenVBand="0" w:oddHBand="0" w:evenHBand="0" w:firstRowFirstColumn="0" w:firstRowLastColumn="0" w:lastRowFirstColumn="0" w:lastRowLastColumn="0"/>
+            <w:tcW w:w="1419" w:type="dxa"/>
+            <w:vAlign w:val="center"/>
+          </w:tcPr>
+          <w:p>
+            <w:r>
+              <w:rPr>
+                <w:b w:val="0"/>
+                <w:sz w:val="18"/>
+              </w:rPr>
+              <w:t>User UI</w:t>
+            </w:r>
+          </w:p>
+        </w:tc>
+        <w:tc>
+          <w:tcPr>
+            <w:tcW w:w="1419" w:type="dxa"/>
+            <w:vAlign w:val="center"/>
+          </w:tcPr>
+          <w:p>
+            <w:pPr>
+              <w:cnfStyle w:val="000000000000" w:firstRow="0" w:lastRow="0" w:firstColumn="0" w:lastColumn="0" w:oddVBand="0" w:evenVBand="0" w:oddHBand="0" w:evenHBand="0" w:firstRowFirstColumn="0" w:firstRowLastColumn="0" w:lastRowFirstColumn="0" w:lastRowLastColumn="0"/>
+            </w:pPr>
+            <w:r>
+              <w:rPr>
+                <w:sz w:val="18"/>
+              </w:rPr>
+              <w:t>UI-09</w:t>
+            </w:r>
+          </w:p>
+        </w:tc>
+        <w:tc>
+          <w:tcPr>
+            <w:tcW w:w="1419" w:type="dxa"/>
+            <w:vAlign w:val="center"/>
+          </w:tcPr>
+          <w:p>
+            <w:pPr>
+              <w:cnfStyle w:val="000000000000" w:firstRow="0" w:lastRow="0" w:firstColumn="0" w:lastColumn="0" w:oddVBand="0" w:evenVBand="0" w:oddHBand="0" w:evenHBand="0" w:firstRowFirstColumn="0" w:firstRowLastColumn="0" w:lastRowFirstColumn="0" w:lastRowLastColumn="0"/>
+            </w:pPr>
+            <w:r>
+              <w:rPr>
+                <w:sz w:val="18"/>
+              </w:rPr>
+              <w:t>UI</w:t>
+            </w:r>
+          </w:p>
+        </w:tc>
+        <w:tc>
+          <w:tcPr>
+            <w:tcW w:w="1419" w:type="dxa"/>
+            <w:vAlign w:val="center"/>
+          </w:tcPr>
+          <w:p>
+            <w:pPr>
+              <w:cnfStyle w:val="000000000000" w:firstRow="0" w:lastRow="0" w:firstColumn="0" w:lastColumn="0" w:oddVBand="0" w:evenVBand="0" w:oddHBand="0" w:evenHBand="0" w:firstRowFirstColumn="0" w:firstRowLastColumn="0" w:lastRowFirstColumn="0" w:lastRowLastColumn="0"/>
+            </w:pPr>
+            <w:r>
+              <w:rPr>
+                <w:sz w:val="18"/>
+              </w:rPr>
+              <w:t>Create payment confirmation view</w:t>
+            </w:r>
+          </w:p>
+        </w:tc>
+        <w:tc>
+          <w:tcPr>
+            <w:tcW w:w="1419" w:type="dxa"/>
+            <w:vAlign w:val="center"/>
+          </w:tcPr>
+          <w:p>
+            <w:pPr>
+              <w:cnfStyle w:val="000000000000" w:firstRow="0" w:lastRow="0" w:firstColumn="0" w:lastColumn="0" w:oddVBand="0" w:evenVBand="0" w:oddHBand="0" w:evenHBand="0" w:firstRowFirstColumn="0" w:firstRowLastColumn="0" w:lastRowFirstColumn="0" w:lastRowLastColumn="0"/>
+            </w:pPr>
+            <w:r>
+              <w:rPr>
+                <w:sz w:val="18"/>
+              </w:rPr>
+              <w:t>2</w:t>
+            </w:r>
+          </w:p>
+        </w:tc>
+        <w:tc>
+          <w:tcPr>
+            <w:tcW w:w="1419" w:type="dxa"/>
+            <w:vAlign w:val="center"/>
+          </w:tcPr>
+          <w:p>
+            <w:pPr>
+              <w:cnfStyle w:val="000000000000" w:firstRow="0" w:lastRow="0" w:firstColumn="0" w:lastColumn="0" w:oddVBand="0" w:evenVBand="0" w:oddHBand="0" w:evenHBand="0" w:firstRowFirstColumn="0" w:firstRowLastColumn="0" w:lastRowFirstColumn="0" w:lastRowLastColumn="0"/>
+            </w:pPr>
+            <w:r>
+              <w:rPr>
+                <w:sz w:val="18"/>
+              </w:rPr>
+              <w:t>Medium</w:t>
+            </w:r>
+          </w:p>
+        </w:tc>
+        <w:tc>
+          <w:tcPr>
+            <w:tcW w:w="1419" w:type="dxa"/>
+            <w:vAlign w:val="center"/>
+          </w:tcPr>
+          <w:p>
+            <w:pPr>
+              <w:cnfStyle w:val="000000000000" w:firstRow="0" w:lastRow="0" w:firstColumn="0" w:lastColumn="0" w:oddVBand="0" w:evenVBand="0" w:oddHBand="0" w:evenHBand="0" w:firstRowFirstColumn="0" w:firstRowLastColumn="0" w:lastRowFirstColumn="0" w:lastRowLastColumn="0"/>
+            </w:pPr>
+            <w:r>
+              <w:rPr>
+                <w:sz w:val="18"/>
+              </w:rPr>
+              <w:t>No</w:t>
+            </w:r>
+          </w:p>
+        </w:tc>
+      </w:tr>
+      <w:tr>
+        <w:trPr>
+          <w:cnfStyle w:val="000000100000" w:firstRow="0" w:lastRow="0" w:firstColumn="0" w:lastColumn="0" w:oddVBand="0" w:evenVBand="0" w:oddHBand="1" w:evenHBand="0" w:firstRowFirstColumn="0" w:firstRowLastColumn="0" w:lastRowFirstColumn="0" w:lastRowLastColumn="0"/>
+          <w:jc w:val="center"/>
+        </w:trPr>
+        <w:tc>
+          <w:tcPr>
+            <w:cnfStyle w:val="001000000000" w:firstRow="0" w:lastRow="0" w:firstColumn="1" w:lastColumn="0" w:oddVBand="0" w:evenVBand="0" w:oddHBand="0" w:evenHBand="0" w:firstRowFirstColumn="0" w:firstRowLastColumn="0" w:lastRowFirstColumn="0" w:lastRowLastColumn="0"/>
+            <w:tcW w:w="1419" w:type="dxa"/>
+            <w:vAlign w:val="center"/>
+          </w:tcPr>
+          <w:p>
+            <w:r>
+              <w:rPr>
+                <w:b w:val="0"/>
+                <w:sz w:val="18"/>
+              </w:rPr>
+              <w:t>User UI</w:t>
+            </w:r>
+          </w:p>
+        </w:tc>
+        <w:tc>
+          <w:tcPr>
+            <w:tcW w:w="1419" w:type="dxa"/>
+            <w:vAlign w:val="center"/>
+          </w:tcPr>
+          <w:p>
+            <w:pPr>
+              <w:cnfStyle w:val="000000100000" w:firstRow="0" w:lastRow="0" w:firstColumn="0" w:lastColumn="0" w:oddVBand="0" w:evenVBand="0" w:oddHBand="1" w:evenHBand="0" w:firstRowFirstColumn="0" w:firstRowLastColumn="0" w:lastRowFirstColumn="0" w:lastRowLastColumn="0"/>
+            </w:pPr>
+            <w:r>
+              <w:rPr>
+                <w:sz w:val="18"/>
+              </w:rPr>
+              <w:t>UI-10</w:t>
+            </w:r>
+          </w:p>
+        </w:tc>
+        <w:tc>
+          <w:tcPr>
+            <w:tcW w:w="1419" w:type="dxa"/>
+            <w:vAlign w:val="center"/>
+          </w:tcPr>
+          <w:p>
+            <w:pPr>
+              <w:cnfStyle w:val="000000100000" w:firstRow="0" w:lastRow="0" w:firstColumn="0" w:lastColumn="0" w:oddVBand="0" w:evenVBand="0" w:oddHBand="1" w:evenHBand="0" w:firstRowFirstColumn="0" w:firstRowLastColumn="0" w:lastRowFirstColumn="0" w:lastRowLastColumn="0"/>
+            </w:pPr>
+            <w:r>
+              <w:rPr>
+                <w:sz w:val="18"/>
+              </w:rPr>
+              <w:t>UI</w:t>
+            </w:r>
+          </w:p>
+        </w:tc>
+        <w:tc>
+          <w:tcPr>
+            <w:tcW w:w="1419" w:type="dxa"/>
+            <w:vAlign w:val="center"/>
+          </w:tcPr>
+          <w:p>
+            <w:pPr>
+              <w:cnfStyle w:val="000000100000" w:firstRow="0" w:lastRow="0" w:firstColumn="0" w:lastColumn="0" w:oddVBand="0" w:evenVBand="0" w:oddHBand="1" w:evenHBand="0" w:firstRowFirstColumn="0" w:firstRowLastColumn="0" w:lastRowFirstColumn="0" w:lastRowLastColumn="0"/>
+            </w:pPr>
+            <w:r>
+              <w:rPr>
+                <w:sz w:val="18"/>
+              </w:rPr>
+              <w:t>Create receipt history view</w:t>
+            </w:r>
+          </w:p>
+        </w:tc>
+        <w:tc>
+          <w:tcPr>
+            <w:tcW w:w="1419" w:type="dxa"/>
+            <w:vAlign w:val="center"/>
+          </w:tcPr>
+          <w:p>
+            <w:pPr>
+              <w:cnfStyle w:val="000000100000" w:firstRow="0" w:lastRow="0" w:firstColumn="0" w:lastColumn="0" w:oddVBand="0" w:evenVBand="0" w:oddHBand="1" w:evenHBand="0" w:firstRowFirstColumn="0" w:firstRowLastColumn="0" w:lastRowFirstColumn="0" w:lastRowLastColumn="0"/>
+            </w:pPr>
+            <w:r>
+              <w:rPr>
+                <w:sz w:val="18"/>
+              </w:rPr>
+              <w:t>3</w:t>
+            </w:r>
+          </w:p>
+        </w:tc>
+        <w:tc>
+          <w:tcPr>
+            <w:tcW w:w="1419" w:type="dxa"/>
+            <w:vAlign w:val="center"/>
+          </w:tcPr>
+          <w:p>
+            <w:pPr>
+              <w:cnfStyle w:val="000000100000" w:firstRow="0" w:lastRow="0" w:firstColumn="0" w:lastColumn="0" w:oddVBand="0" w:evenVBand="0" w:oddHBand="1" w:evenHBand="0" w:firstRowFirstColumn="0" w:firstRowLastColumn="0" w:lastRowFirstColumn="0" w:lastRowLastColumn="0"/>
+            </w:pPr>
+            <w:r>
+              <w:rPr>
+                <w:sz w:val="18"/>
+              </w:rPr>
+              <w:t>Medium</w:t>
+            </w:r>
+          </w:p>
+        </w:tc>
+        <w:tc>
+          <w:tcPr>
+            <w:tcW w:w="1419" w:type="dxa"/>
+            <w:vAlign w:val="center"/>
+          </w:tcPr>
+          <w:p>
+            <w:pPr>
+              <w:cnfStyle w:val="000000100000" w:firstRow="0" w:lastRow="0" w:firstColumn="0" w:lastColumn="0" w:oddVBand="0" w:evenVBand="0" w:oddHBand="1" w:evenHBand="0" w:firstRowFirstColumn="0" w:firstRowLastColumn="0" w:lastRowFirstColumn="0" w:lastRowLastColumn="0"/>
+            </w:pPr>
+            <w:r>
+              <w:rPr>
+                <w:sz w:val="18"/>
+              </w:rPr>
+              <w:t>No</w:t>
+            </w:r>
+          </w:p>
+        </w:tc>
+      </w:tr>
+      <w:tr>
+        <w:trPr>
+          <w:jc w:val="center"/>
+        </w:trPr>
+        <w:tc>
+          <w:tcPr>
+            <w:cnfStyle w:val="001000000000" w:firstRow="0" w:lastRow="0" w:firstColumn="1" w:lastColumn="0" w:oddVBand="0" w:evenVBand="0" w:oddHBand="0" w:evenHBand="0" w:firstRowFirstColumn="0" w:firstRowLastColumn="0" w:lastRowFirstColumn="0" w:lastRowLastColumn="0"/>
+            <w:tcW w:w="1419" w:type="dxa"/>
+            <w:vAlign w:val="center"/>
+          </w:tcPr>
+          <w:p>
+            <w:r>
+              <w:rPr>
+                <w:b w:val="0"/>
+                <w:sz w:val="18"/>
+              </w:rPr>
+              <w:t>User UI</w:t>
+            </w:r>
+          </w:p>
+        </w:tc>
+        <w:tc>
+          <w:tcPr>
+            <w:tcW w:w="1419" w:type="dxa"/>
+            <w:vAlign w:val="center"/>
+          </w:tcPr>
+          <w:p>
+            <w:pPr>
+              <w:cnfStyle w:val="000000000000" w:firstRow="0" w:lastRow="0" w:firstColumn="0" w:lastColumn="0" w:oddVBand="0" w:evenVBand="0" w:oddHBand="0" w:evenHBand="0" w:firstRowFirstColumn="0" w:firstRowLastColumn="0" w:lastRowFirstColumn="0" w:lastRowLastColumn="0"/>
+            </w:pPr>
+            <w:r>
+              <w:rPr>
+                <w:sz w:val="18"/>
+              </w:rPr>
+              <w:t>UI-11</w:t>
+            </w:r>
+          </w:p>
+        </w:tc>
+        <w:tc>
+          <w:tcPr>
+            <w:tcW w:w="1419" w:type="dxa"/>
+            <w:vAlign w:val="center"/>
+          </w:tcPr>
+          <w:p>
+            <w:pPr>
+              <w:cnfStyle w:val="000000000000" w:firstRow="0" w:lastRow="0" w:firstColumn="0" w:lastColumn="0" w:oddVBand="0" w:evenVBand="0" w:oddHBand="0" w:evenHBand="0" w:firstRowFirstColumn="0" w:firstRowLastColumn="0" w:lastRowFirstColumn="0" w:lastRowLastColumn="0"/>
+            </w:pPr>
+            <w:r>
+              <w:rPr>
+                <w:sz w:val="18"/>
+              </w:rPr>
+              <w:t>UI</w:t>
+            </w:r>
+          </w:p>
+        </w:tc>
+        <w:tc>
+          <w:tcPr>
+            <w:tcW w:w="1419" w:type="dxa"/>
+            <w:vAlign w:val="center"/>
+          </w:tcPr>
+          <w:p>
+            <w:pPr>
+              <w:cnfStyle w:val="000000000000" w:firstRow="0" w:lastRow="0" w:firstColumn="0" w:lastColumn="0" w:oddVBand="0" w:evenVBand="0" w:oddHBand="0" w:evenHBand="0" w:firstRowFirstColumn="0" w:firstRowLastColumn="0" w:lastRowFirstColumn="0" w:lastRowLastColumn="0"/>
+            </w:pPr>
+            <w:r>
+              <w:rPr>
+                <w:sz w:val="18"/>
+              </w:rPr>
+              <w:t>Create reservation history view</w:t>
+            </w:r>
+          </w:p>
+        </w:tc>
+        <w:tc>
+          <w:tcPr>
+            <w:tcW w:w="1419" w:type="dxa"/>
+            <w:vAlign w:val="center"/>
+          </w:tcPr>
+          <w:p>
+            <w:pPr>
+              <w:cnfStyle w:val="000000000000" w:firstRow="0" w:lastRow="0" w:firstColumn="0" w:lastColumn="0" w:oddVBand="0" w:evenVBand="0" w:oddHBand="0" w:evenHBand="0" w:firstRowFirstColumn="0" w:firstRowLastColumn="0" w:lastRowFirstColumn="0" w:lastRowLastColumn="0"/>
+            </w:pPr>
+            <w:r>
+              <w:rPr>
+                <w:sz w:val="18"/>
+              </w:rPr>
+              <w:t>3</w:t>
+            </w:r>
+          </w:p>
+        </w:tc>
+        <w:tc>
+          <w:tcPr>
+            <w:tcW w:w="1419" w:type="dxa"/>
+            <w:vAlign w:val="center"/>
+          </w:tcPr>
+          <w:p>
+            <w:pPr>
+              <w:cnfStyle w:val="000000000000" w:firstRow="0" w:lastRow="0" w:firstColumn="0" w:lastColumn="0" w:oddVBand="0" w:evenVBand="0" w:oddHBand="0" w:evenHBand="0" w:firstRowFirstColumn="0" w:firstRowLastColumn="0" w:lastRowFirstColumn="0" w:lastRowLastColumn="0"/>
+            </w:pPr>
+            <w:r>
+              <w:rPr>
+                <w:sz w:val="18"/>
+              </w:rPr>
+              <w:t>Medium</w:t>
+            </w:r>
+          </w:p>
+        </w:tc>
+        <w:tc>
+          <w:tcPr>
+            <w:tcW w:w="1419" w:type="dxa"/>
+            <w:vAlign w:val="center"/>
+          </w:tcPr>
+          <w:p>
+            <w:pPr>
+              <w:cnfStyle w:val="000000000000" w:firstRow="0" w:lastRow="0" w:firstColumn="0" w:lastColumn="0" w:oddVBand="0" w:evenVBand="0" w:oddHBand="0" w:evenHBand="0" w:firstRowFirstColumn="0" w:firstRowLastColumn="0" w:lastRowFirstColumn="0" w:lastRowLastColumn="0"/>
+            </w:pPr>
+            <w:r>
+              <w:rPr>
+                <w:sz w:val="18"/>
+              </w:rPr>
+              <w:t>No</w:t>
+            </w:r>
+          </w:p>
+        </w:tc>
+      </w:tr>
+      <w:tr>
+        <w:trPr>
+          <w:cnfStyle w:val="000000100000" w:firstRow="0" w:lastRow="0" w:firstColumn="0" w:lastColumn="0" w:oddVBand="0" w:evenVBand="0" w:oddHBand="1" w:evenHBand="0" w:firstRowFirstColumn="0" w:firstRowLastColumn="0" w:lastRowFirstColumn="0" w:lastRowLastColumn="0"/>
+          <w:jc w:val="center"/>
+        </w:trPr>
+        <w:tc>
+          <w:tcPr>
+            <w:cnfStyle w:val="001000000000" w:firstRow="0" w:lastRow="0" w:firstColumn="1" w:lastColumn="0" w:oddVBand="0" w:evenVBand="0" w:oddHBand="0" w:evenHBand="0" w:firstRowFirstColumn="0" w:firstRowLastColumn="0" w:lastRowFirstColumn="0" w:lastRowLastColumn="0"/>
+            <w:tcW w:w="1419" w:type="dxa"/>
+            <w:vAlign w:val="center"/>
+          </w:tcPr>
+          <w:p>
+            <w:r>
+              <w:rPr>
+                <w:b w:val="0"/>
+                <w:sz w:val="18"/>
+              </w:rPr>
+              <w:t>User UI</w:t>
+            </w:r>
+          </w:p>
+        </w:tc>
+        <w:tc>
+          <w:tcPr>
+            <w:tcW w:w="1419" w:type="dxa"/>
+            <w:vAlign w:val="center"/>
+          </w:tcPr>
+          <w:p>
+            <w:pPr>
+              <w:cnfStyle w:val="000000100000" w:firstRow="0" w:lastRow="0" w:firstColumn="0" w:lastColumn="0" w:oddVBand="0" w:evenVBand="0" w:oddHBand="1" w:evenHBand="0" w:firstRowFirstColumn="0" w:firstRowLastColumn="0" w:lastRowFirstColumn="0" w:lastRowLastColumn="0"/>
+            </w:pPr>
+            <w:r>
+              <w:rPr>
+                <w:sz w:val="18"/>
+              </w:rPr>
+              <w:t>UI-12</w:t>
+            </w:r>
+          </w:p>
+        </w:tc>
+        <w:tc>
+          <w:tcPr>
+            <w:tcW w:w="1419" w:type="dxa"/>
+            <w:vAlign w:val="center"/>
+          </w:tcPr>
+          <w:p>
+            <w:pPr>
+              <w:cnfStyle w:val="000000100000" w:firstRow="0" w:lastRow="0" w:firstColumn="0" w:lastColumn="0" w:oddVBand="0" w:evenVBand="0" w:oddHBand="1" w:evenHBand="0" w:firstRowFirstColumn="0" w:firstRowLastColumn="0" w:lastRowFirstColumn="0" w:lastRowLastColumn="0"/>
+            </w:pPr>
+            <w:r>
+              <w:rPr>
+                <w:sz w:val="18"/>
+              </w:rPr>
+              <w:t>UI</w:t>
+            </w:r>
+          </w:p>
+        </w:tc>
+        <w:tc>
+          <w:tcPr>
+            <w:tcW w:w="1419" w:type="dxa"/>
+            <w:vAlign w:val="center"/>
+          </w:tcPr>
+          <w:p>
+            <w:pPr>
+              <w:cnfStyle w:val="000000100000" w:firstRow="0" w:lastRow="0" w:firstColumn="0" w:lastColumn="0" w:oddVBand="0" w:evenVBand="0" w:oddHBand="1" w:evenHBand="0" w:firstRowFirstColumn="0" w:firstRowLastColumn="0" w:lastRowFirstColumn="0" w:lastRowLastColumn="0"/>
+            </w:pPr>
+            <w:r>
+              <w:rPr>
+                <w:sz w:val="18"/>
+              </w:rPr>
+              <w:t>Create profile settings view</w:t>
+            </w:r>
+          </w:p>
+        </w:tc>
+        <w:tc>
+          <w:tcPr>
+            <w:tcW w:w="1419" w:type="dxa"/>
+            <w:vAlign w:val="center"/>
+          </w:tcPr>
+          <w:p>
+            <w:pPr>
+              <w:cnfStyle w:val="000000100000" w:firstRow="0" w:lastRow="0" w:firstColumn="0" w:lastColumn="0" w:oddVBand="0" w:evenVBand="0" w:oddHBand="1" w:evenHBand="0" w:firstRowFirstColumn="0" w:firstRowLastColumn="0" w:lastRowFirstColumn="0" w:lastRowLastColumn="0"/>
+            </w:pPr>
+            <w:r>
+              <w:rPr>
+                <w:sz w:val="18"/>
+              </w:rPr>
+              <w:t>3</w:t>
+            </w:r>
+          </w:p>
+        </w:tc>
+        <w:tc>
+          <w:tcPr>
+            <w:tcW w:w="1419" w:type="dxa"/>
+            <w:vAlign w:val="center"/>
+          </w:tcPr>
+          <w:p>
+            <w:pPr>
+              <w:cnfStyle w:val="000000100000" w:firstRow="0" w:lastRow="0" w:firstColumn="0" w:lastColumn="0" w:oddVBand="0" w:evenVBand="0" w:oddHBand="1" w:evenHBand="0" w:firstRowFirstColumn="0" w:firstRowLastColumn="0" w:lastRowFirstColumn="0" w:lastRowLastColumn="0"/>
+            </w:pPr>
+            <w:r>
+              <w:rPr>
+                <w:sz w:val="18"/>
+              </w:rPr>
+              <w:t>Low</w:t>
+            </w:r>
+          </w:p>
+        </w:tc>
+        <w:tc>
+          <w:tcPr>
+            <w:tcW w:w="1419" w:type="dxa"/>
+            <w:vAlign w:val="center"/>
+          </w:tcPr>
+          <w:p>
+            <w:pPr>
+              <w:cnfStyle w:val="000000100000" w:firstRow="0" w:lastRow="0" w:firstColumn="0" w:lastColumn="0" w:oddVBand="0" w:evenVBand="0" w:oddHBand="1" w:evenHBand="0" w:firstRowFirstColumn="0" w:firstRowLastColumn="0" w:lastRowFirstColumn="0" w:lastRowLastColumn="0"/>
+            </w:pPr>
+            <w:r>
+              <w:rPr>
+                <w:sz w:val="18"/>
+              </w:rPr>
+              <w:t>No</w:t>
+            </w:r>
+          </w:p>
+        </w:tc>
+      </w:tr>
+      <w:tr>
+        <w:trPr>
+          <w:jc w:val="center"/>
+        </w:trPr>
+        <w:tc>
+          <w:tcPr>
+            <w:cnfStyle w:val="001000000000" w:firstRow="0" w:lastRow="0" w:firstColumn="1" w:lastColumn="0" w:oddVBand="0" w:evenVBand="0" w:oddHBand="0" w:evenHBand="0" w:firstRowFirstColumn="0" w:firstRowLastColumn="0" w:lastRowFirstColumn="0" w:lastRowLastColumn="0"/>
+            <w:tcW w:w="1419" w:type="dxa"/>
+            <w:vAlign w:val="center"/>
+          </w:tcPr>
+          <w:p>
+            <w:r>
+              <w:rPr>
+                <w:b w:val="0"/>
+                <w:sz w:val="18"/>
+              </w:rPr>
+              <w:t>User UI</w:t>
+            </w:r>
+          </w:p>
+        </w:tc>
+        <w:tc>
+          <w:tcPr>
+            <w:tcW w:w="1419" w:type="dxa"/>
+            <w:vAlign w:val="center"/>
+          </w:tcPr>
+          <w:p>
+            <w:pPr>
+              <w:cnfStyle w:val="000000000000" w:firstRow="0" w:lastRow="0" w:firstColumn="0" w:lastColumn="0" w:oddVBand="0" w:evenVBand="0" w:oddHBand="0" w:evenHBand="0" w:firstRowFirstColumn="0" w:firstRowLastColumn="0" w:lastRowFirstColumn="0" w:lastRowLastColumn="0"/>
+            </w:pPr>
+            <w:r>
+              <w:rPr>
+                <w:sz w:val="18"/>
+              </w:rPr>
+              <w:t>UI-13</w:t>
+            </w:r>
+          </w:p>
+        </w:tc>
+        <w:tc>
+          <w:tcPr>
+            <w:tcW w:w="1419" w:type="dxa"/>
+            <w:vAlign w:val="center"/>
+          </w:tcPr>
+          <w:p>
+            <w:pPr>
+              <w:cnfStyle w:val="000000000000" w:firstRow="0" w:lastRow="0" w:firstColumn="0" w:lastColumn="0" w:oddVBand="0" w:evenVBand="0" w:oddHBand="0" w:evenHBand="0" w:firstRowFirstColumn="0" w:firstRowLastColumn="0" w:lastRowFirstColumn="0" w:lastRowLastColumn="0"/>
+            </w:pPr>
+            <w:r>
+              <w:rPr>
+                <w:sz w:val="18"/>
+              </w:rPr>
+              <w:t>UI</w:t>
+            </w:r>
+          </w:p>
+        </w:tc>
+        <w:tc>
+          <w:tcPr>
+            <w:tcW w:w="1419" w:type="dxa"/>
+            <w:vAlign w:val="center"/>
+          </w:tcPr>
+          <w:p>
+            <w:pPr>
+              <w:cnfStyle w:val="000000000000" w:firstRow="0" w:lastRow="0" w:firstColumn="0" w:lastColumn="0" w:oddVBand="0" w:evenVBand="0" w:oddHBand="0" w:evenHBand="0" w:firstRowFirstColumn="0" w:firstRowLastColumn="0" w:lastRowFirstColumn="0" w:lastRowLastColumn="0"/>
+            </w:pPr>
+            <w:r>
+              <w:rPr>
+                <w:sz w:val="18"/>
+              </w:rPr>
+              <w:t>Create navigation handoff action</w:t>
+            </w:r>
+          </w:p>
+        </w:tc>
+        <w:tc>
+          <w:tcPr>
+            <w:tcW w:w="1419" w:type="dxa"/>
+            <w:vAlign w:val="center"/>
+          </w:tcPr>
+          <w:p>
+            <w:pPr>
+              <w:cnfStyle w:val="000000000000" w:firstRow="0" w:lastRow="0" w:firstColumn="0" w:lastColumn="0" w:oddVBand="0" w:evenVBand="0" w:oddHBand="0" w:evenHBand="0" w:firstRowFirstColumn="0" w:firstRowLastColumn="0" w:lastRowFirstColumn="0" w:lastRowLastColumn="0"/>
+            </w:pPr>
+            <w:r>
+              <w:rPr>
+                <w:sz w:val="18"/>
+              </w:rPr>
+              <w:t>2</w:t>
+            </w:r>
+          </w:p>
+        </w:tc>
+        <w:tc>
+          <w:tcPr>
+            <w:tcW w:w="1419" w:type="dxa"/>
+            <w:vAlign w:val="center"/>
+          </w:tcPr>
+          <w:p>
+            <w:pPr>
+              <w:cnfStyle w:val="000000000000" w:firstRow="0" w:lastRow="0" w:firstColumn="0" w:lastColumn="0" w:oddVBand="0" w:evenVBand="0" w:oddHBand="0" w:evenHBand="0" w:firstRowFirstColumn="0" w:firstRowLastColumn="0" w:lastRowFirstColumn="0" w:lastRowLastColumn="0"/>
+            </w:pPr>
+            <w:r>
+              <w:rPr>
+                <w:sz w:val="18"/>
+              </w:rPr>
+              <w:t>Medium</w:t>
+            </w:r>
+          </w:p>
+        </w:tc>
+        <w:tc>
+          <w:tcPr>
+            <w:tcW w:w="1419" w:type="dxa"/>
+            <w:vAlign w:val="center"/>
+          </w:tcPr>
+          <w:p>
+            <w:pPr>
+              <w:cnfStyle w:val="000000000000" w:firstRow="0" w:lastRow="0" w:firstColumn="0" w:lastColumn="0" w:oddVBand="0" w:evenVBand="0" w:oddHBand="0" w:evenHBand="0" w:firstRowFirstColumn="0" w:firstRowLastColumn="0" w:lastRowFirstColumn="0" w:lastRowLastColumn="0"/>
+            </w:pPr>
+            <w:r>
+              <w:rPr>
+                <w:sz w:val="18"/>
+              </w:rPr>
+              <w:t>No</w:t>
+            </w:r>
+          </w:p>
+        </w:tc>
+      </w:tr>
+      <w:tr>
+        <w:trPr>
+          <w:cnfStyle w:val="000000100000" w:firstRow="0" w:lastRow="0" w:firstColumn="0" w:lastColumn="0" w:oddVBand="0" w:evenVBand="0" w:oddHBand="1" w:evenHBand="0" w:firstRowFirstColumn="0" w:firstRowLastColumn="0" w:lastRowFirstColumn="0" w:lastRowLastColumn="0"/>
+          <w:jc w:val="center"/>
+        </w:trPr>
+        <w:tc>
+          <w:tcPr>
+            <w:cnfStyle w:val="001000000000" w:firstRow="0" w:lastRow="0" w:firstColumn="1" w:lastColumn="0" w:oddVBand="0" w:evenVBand="0" w:oddHBand="0" w:evenHBand="0" w:firstRowFirstColumn="0" w:firstRowLastColumn="0" w:lastRowFirstColumn="0" w:lastRowLastColumn="0"/>
+            <w:tcW w:w="1419" w:type="dxa"/>
+            <w:vAlign w:val="center"/>
+          </w:tcPr>
+          <w:p>
+            <w:r>
+              <w:rPr>
+                <w:b w:val="0"/>
+                <w:sz w:val="18"/>
+              </w:rPr>
+              <w:t>User UI</w:t>
+            </w:r>
+          </w:p>
+        </w:tc>
+        <w:tc>
+          <w:tcPr>
+            <w:tcW w:w="1419" w:type="dxa"/>
+            <w:vAlign w:val="center"/>
+          </w:tcPr>
+          <w:p>
+            <w:pPr>
+              <w:cnfStyle w:val="000000100000" w:firstRow="0" w:lastRow="0" w:firstColumn="0" w:lastColumn="0" w:oddVBand="0" w:evenVBand="0" w:oddHBand="1" w:evenHBand="0" w:firstRowFirstColumn="0" w:firstRowLastColumn="0" w:lastRowFirstColumn="0" w:lastRowLastColumn="0"/>
+            </w:pPr>
+            <w:r>
+              <w:rPr>
+                <w:sz w:val="18"/>
+              </w:rPr>
+              <w:t>UI-14</w:t>
+            </w:r>
+          </w:p>
+        </w:tc>
+        <w:tc>
+          <w:tcPr>
+            <w:tcW w:w="1419" w:type="dxa"/>
+            <w:vAlign w:val="center"/>
+          </w:tcPr>
+          <w:p>
+            <w:pPr>
+              <w:cnfStyle w:val="000000100000" w:firstRow="0" w:lastRow="0" w:firstColumn="0" w:lastColumn="0" w:oddVBand="0" w:evenVBand="0" w:oddHBand="1" w:evenHBand="0" w:firstRowFirstColumn="0" w:firstRowLastColumn="0" w:lastRowFirstColumn="0" w:lastRowLastColumn="0"/>
+            </w:pPr>
+            <w:r>
+              <w:rPr>
+                <w:sz w:val="18"/>
+              </w:rPr>
+              <w:t>UI</w:t>
+            </w:r>
+          </w:p>
+        </w:tc>
+        <w:tc>
+          <w:tcPr>
+            <w:tcW w:w="1419" w:type="dxa"/>
+            <w:vAlign w:val="center"/>
+          </w:tcPr>
+          <w:p>
+            <w:pPr>
+              <w:cnfStyle w:val="000000100000" w:firstRow="0" w:lastRow="0" w:firstColumn="0" w:lastColumn="0" w:oddVBand="0" w:evenVBand="0" w:oddHBand="1" w:evenHBand="0" w:firstRowFirstColumn="0" w:firstRowLastColumn="0" w:lastRowFirstColumn="0" w:lastRowLastColumn="0"/>
+            </w:pPr>
+            <w:r>
+              <w:rPr>
+                <w:sz w:val="18"/>
+              </w:rPr>
+              <w:t>Add accessible labels and keyboard flow</w:t>
+            </w:r>
+          </w:p>
+        </w:tc>
+        <w:tc>
+          <w:tcPr>
+            <w:tcW w:w="1419" w:type="dxa"/>
+            <w:vAlign w:val="center"/>
+          </w:tcPr>
+          <w:p>
+            <w:pPr>
+              <w:cnfStyle w:val="000000100000" w:firstRow="0" w:lastRow="0" w:firstColumn="0" w:lastColumn="0" w:oddVBand="0" w:evenVBand="0" w:oddHBand="1" w:evenHBand="0" w:firstRowFirstColumn="0" w:firstRowLastColumn="0" w:lastRowFirstColumn="0" w:lastRowLastColumn="0"/>
+            </w:pPr>
+            <w:r>
+              <w:rPr>
+                <w:sz w:val="18"/>
+              </w:rPr>
+              <w:t>5</w:t>
+            </w:r>
+          </w:p>
+        </w:tc>
+        <w:tc>
+          <w:tcPr>
+            <w:tcW w:w="1419" w:type="dxa"/>
+            <w:vAlign w:val="center"/>
+          </w:tcPr>
+          <w:p>
+            <w:pPr>
+              <w:cnfStyle w:val="000000100000" w:firstRow="0" w:lastRow="0" w:firstColumn="0" w:lastColumn="0" w:oddVBand="0" w:evenVBand="0" w:oddHBand="1" w:evenHBand="0" w:firstRowFirstColumn="0" w:firstRowLastColumn="0" w:lastRowFirstColumn="0" w:lastRowLastColumn="0"/>
+            </w:pPr>
+            <w:r>
+              <w:rPr>
+                <w:sz w:val="18"/>
+              </w:rPr>
+              <w:t>High</w:t>
+            </w:r>
+          </w:p>
+        </w:tc>
+        <w:tc>
+          <w:tcPr>
+            <w:tcW w:w="1419" w:type="dxa"/>
+            <w:vAlign w:val="center"/>
+          </w:tcPr>
+          <w:p>
+            <w:pPr>
+              <w:cnfStyle w:val="000000100000" w:firstRow="0" w:lastRow="0" w:firstColumn="0" w:lastColumn="0" w:oddVBand="0" w:evenVBand="0" w:oddHBand="1" w:evenHBand="0" w:firstRowFirstColumn="0" w:firstRowLastColumn="0" w:lastRowFirstColumn="0" w:lastRowLastColumn="0"/>
+            </w:pPr>
+            <w:r>
+              <w:rPr>
+                <w:sz w:val="18"/>
+              </w:rPr>
+              <w:t>No</w:t>
+            </w:r>
+          </w:p>
+        </w:tc>
+      </w:tr>
+      <w:tr>
+        <w:trPr>
+          <w:jc w:val="center"/>
+        </w:trPr>
+        <w:tc>
+          <w:tcPr>
+            <w:cnfStyle w:val="001000000000" w:firstRow="0" w:lastRow="0" w:firstColumn="1" w:lastColumn="0" w:oddVBand="0" w:evenVBand="0" w:oddHBand="0" w:evenHBand="0" w:firstRowFirstColumn="0" w:firstRowLastColumn="0" w:lastRowFirstColumn="0" w:lastRowLastColumn="0"/>
+            <w:tcW w:w="1419" w:type="dxa"/>
+            <w:vAlign w:val="center"/>
+          </w:tcPr>
+          <w:p>
+            <w:r>
+              <w:rPr>
+                <w:b w:val="0"/>
+                <w:sz w:val="18"/>
+              </w:rPr>
+              <w:t>User UI</w:t>
+            </w:r>
+          </w:p>
+        </w:tc>
+        <w:tc>
+          <w:tcPr>
+            <w:tcW w:w="1419" w:type="dxa"/>
+            <w:vAlign w:val="center"/>
+          </w:tcPr>
+          <w:p>
+            <w:pPr>
+              <w:cnfStyle w:val="000000000000" w:firstRow="0" w:lastRow="0" w:firstColumn="0" w:lastColumn="0" w:oddVBand="0" w:evenVBand="0" w:oddHBand="0" w:evenHBand="0" w:firstRowFirstColumn="0" w:firstRowLastColumn="0" w:lastRowFirstColumn="0" w:lastRowLastColumn="0"/>
+            </w:pPr>
+            <w:r>
+              <w:rPr>
+                <w:sz w:val="18"/>
+              </w:rPr>
+              <w:t>UI-15</w:t>
+            </w:r>
+          </w:p>
+        </w:tc>
+        <w:tc>
+          <w:tcPr>
+            <w:tcW w:w="1419" w:type="dxa"/>
+            <w:vAlign w:val="center"/>
+          </w:tcPr>
+          <w:p>
+            <w:pPr>
+              <w:cnfStyle w:val="000000000000" w:firstRow="0" w:lastRow="0" w:firstColumn="0" w:lastColumn="0" w:oddVBand="0" w:evenVBand="0" w:oddHBand="0" w:evenHBand="0" w:firstRowFirstColumn="0" w:firstRowLastColumn="0" w:lastRowFirstColumn="0" w:lastRowLastColumn="0"/>
+            </w:pPr>
+            <w:r>
+              <w:rPr>
+                <w:sz w:val="18"/>
+              </w:rPr>
+              <w:t>UI</w:t>
+            </w:r>
+          </w:p>
+        </w:tc>
+        <w:tc>
+          <w:tcPr>
+            <w:tcW w:w="1419" w:type="dxa"/>
+            <w:vAlign w:val="center"/>
+          </w:tcPr>
+          <w:p>
+            <w:pPr>
+              <w:cnfStyle w:val="000000000000" w:firstRow="0" w:lastRow="0" w:firstColumn="0" w:lastColumn="0" w:oddVBand="0" w:evenVBand="0" w:oddHBand="0" w:evenHBand="0" w:firstRowFirstColumn="0" w:firstRowLastColumn="0" w:lastRowFirstColumn="0" w:lastRowLastColumn="0"/>
+            </w:pPr>
+            <w:r>
+              <w:rPr>
+                <w:sz w:val="18"/>
+              </w:rPr>
+              <w:t>Add empty, loading, and error states</w:t>
+            </w:r>
+          </w:p>
+        </w:tc>
+        <w:tc>
+          <w:tcPr>
+            <w:tcW w:w="1419" w:type="dxa"/>
+            <w:vAlign w:val="center"/>
+          </w:tcPr>
+          <w:p>
+            <w:pPr>
+              <w:cnfStyle w:val="000000000000" w:firstRow="0" w:lastRow="0" w:firstColumn="0" w:lastColumn="0" w:oddVBand="0" w:evenVBand="0" w:oddHBand="0" w:evenHBand="0" w:firstRowFirstColumn="0" w:firstRowLastColumn="0" w:lastRowFirstColumn="0" w:lastRowLastColumn="0"/>
+            </w:pPr>
+            <w:r>
+              <w:rPr>
+                <w:sz w:val="18"/>
+              </w:rPr>
+              <w:t>3</w:t>
+            </w:r>
+          </w:p>
+        </w:tc>
+        <w:tc>
+          <w:tcPr>
+            <w:tcW w:w="1419" w:type="dxa"/>
+            <w:vAlign w:val="center"/>
+          </w:tcPr>
+          <w:p>
+            <w:pPr>
+              <w:cnfStyle w:val="000000000000" w:firstRow="0" w:lastRow="0" w:firstColumn="0" w:lastColumn="0" w:oddVBand="0" w:evenVBand="0" w:oddHBand="0" w:evenHBand="0" w:firstRowFirstColumn="0" w:firstRowLastColumn="0" w:lastRowFirstColumn="0" w:lastRowLastColumn="0"/>
+            </w:pPr>
+            <w:r>
+              <w:rPr>
+                <w:sz w:val="18"/>
+              </w:rPr>
+              <w:t>High</w:t>
+            </w:r>
+          </w:p>
+        </w:tc>
+        <w:tc>
+          <w:tcPr>
+            <w:tcW w:w="1419" w:type="dxa"/>
+            <w:vAlign w:val="center"/>
+          </w:tcPr>
+          <w:p>
+            <w:pPr>
+              <w:cnfStyle w:val="000000000000" w:firstRow="0" w:lastRow="0" w:firstColumn="0" w:lastColumn="0" w:oddVBand="0" w:evenVBand="0" w:oddHBand="0" w:evenHBand="0" w:firstRowFirstColumn="0" w:firstRowLastColumn="0" w:lastRowFirstColumn="0" w:lastRowLastColumn="0"/>
+            </w:pPr>
+            <w:r>
+              <w:rPr>
+                <w:sz w:val="18"/>
+              </w:rPr>
+              <w:t>No</w:t>
+            </w:r>
+          </w:p>
+        </w:tc>
+      </w:tr>
+      <w:tr>
+        <w:trPr>
+          <w:cnfStyle w:val="000000100000" w:firstRow="0" w:lastRow="0" w:firstColumn="0" w:lastColumn="0" w:oddVBand="0" w:evenVBand="0" w:oddHBand="1" w:evenHBand="0" w:firstRowFirstColumn="0" w:firstRowLastColumn="0" w:lastRowFirstColumn="0" w:lastRowLastColumn="0"/>
+          <w:jc w:val="center"/>
+        </w:trPr>
+        <w:tc>
+          <w:tcPr>
+            <w:cnfStyle w:val="001000000000" w:firstRow="0" w:lastRow="0" w:firstColumn="1" w:lastColumn="0" w:oddVBand="0" w:evenVBand="0" w:oddHBand="0" w:evenHBand="0" w:firstRowFirstColumn="0" w:firstRowLastColumn="0" w:lastRowFirstColumn="0" w:lastRowLastColumn="0"/>
+            <w:tcW w:w="1419" w:type="dxa"/>
+            <w:vAlign w:val="center"/>
+          </w:tcPr>
+          <w:p>
+            <w:r>
+              <w:rPr>
+                <w:b w:val="0"/>
+                <w:sz w:val="18"/>
+              </w:rPr>
+              <w:t>Operator UI</w:t>
+            </w:r>
+          </w:p>
+        </w:tc>
+        <w:tc>
+          <w:tcPr>
+            <w:tcW w:w="1419" w:type="dxa"/>
+            <w:vAlign w:val="center"/>
+          </w:tcPr>
+          <w:p>
+            <w:pPr>
+              <w:cnfStyle w:val="000000100000" w:firstRow="0" w:lastRow="0" w:firstColumn="0" w:lastColumn="0" w:oddVBand="0" w:evenVBand="0" w:oddHBand="1" w:evenHBand="0" w:firstRowFirstColumn="0" w:firstRowLastColumn="0" w:lastRowFirstColumn="0" w:lastRowLastColumn="0"/>
+            </w:pPr>
+            <w:r>
+              <w:rPr>
+                <w:sz w:val="18"/>
+              </w:rPr>
+              <w:t>OP-01</w:t>
+            </w:r>
+          </w:p>
+        </w:tc>
+        <w:tc>
+          <w:tcPr>
+            <w:tcW w:w="1419" w:type="dxa"/>
+            <w:vAlign w:val="center"/>
+          </w:tcPr>
+          <w:p>
+            <w:pPr>
+              <w:cnfStyle w:val="000000100000" w:firstRow="0" w:lastRow="0" w:firstColumn="0" w:lastColumn="0" w:oddVBand="0" w:evenVBand="0" w:oddHBand="1" w:evenHBand="0" w:firstRowFirstColumn="0" w:firstRowLastColumn="0" w:lastRowFirstColumn="0" w:lastRowLastColumn="0"/>
+            </w:pPr>
+            <w:r>
+              <w:rPr>
+                <w:sz w:val="18"/>
+              </w:rPr>
+              <w:t>UI</w:t>
+            </w:r>
+          </w:p>
+        </w:tc>
+        <w:tc>
+          <w:tcPr>
+            <w:tcW w:w="1419" w:type="dxa"/>
+            <w:vAlign w:val="center"/>
+          </w:tcPr>
+          <w:p>
+            <w:pPr>
+              <w:cnfStyle w:val="000000100000" w:firstRow="0" w:lastRow="0" w:firstColumn="0" w:lastColumn="0" w:oddVBand="0" w:evenVBand="0" w:oddHBand="1" w:evenHBand="0" w:firstRowFirstColumn="0" w:firstRowLastColumn="0" w:lastRowFirstColumn="0" w:lastRowLastColumn="0"/>
+            </w:pPr>
+            <w:r>
+              <w:rPr>
+                <w:sz w:val="18"/>
+              </w:rPr>
+              <w:t>Create operator dashboard shell</w:t>
+            </w:r>
+          </w:p>
+        </w:tc>
+        <w:tc>
+          <w:tcPr>
+            <w:tcW w:w="1419" w:type="dxa"/>
+            <w:vAlign w:val="center"/>
+          </w:tcPr>
+          <w:p>
+            <w:pPr>
+              <w:cnfStyle w:val="000000100000" w:firstRow="0" w:lastRow="0" w:firstColumn="0" w:lastColumn="0" w:oddVBand="0" w:evenVBand="0" w:oddHBand="1" w:evenHBand="0" w:firstRowFirstColumn="0" w:firstRowLastColumn="0" w:lastRowFirstColumn="0" w:lastRowLastColumn="0"/>
+            </w:pPr>
+            <w:r>
+              <w:rPr>
+                <w:sz w:val="18"/>
+              </w:rPr>
+              <w:t>3</w:t>
+            </w:r>
+          </w:p>
+        </w:tc>
+        <w:tc>
+          <w:tcPr>
+            <w:tcW w:w="1419" w:type="dxa"/>
+            <w:vAlign w:val="center"/>
+          </w:tcPr>
+          <w:p>
+            <w:pPr>
+              <w:cnfStyle w:val="000000100000" w:firstRow="0" w:lastRow="0" w:firstColumn="0" w:lastColumn="0" w:oddVBand="0" w:evenVBand="0" w:oddHBand="1" w:evenHBand="0" w:firstRowFirstColumn="0" w:firstRowLastColumn="0" w:lastRowFirstColumn="0" w:lastRowLastColumn="0"/>
+            </w:pPr>
+            <w:r>
+              <w:rPr>
+                <w:sz w:val="18"/>
+              </w:rPr>
+              <w:t>High</w:t>
+            </w:r>
+          </w:p>
+        </w:tc>
+        <w:tc>
+          <w:tcPr>
+            <w:tcW w:w="1419" w:type="dxa"/>
+            <w:vAlign w:val="center"/>
+          </w:tcPr>
+          <w:p>
+            <w:pPr>
+              <w:cnfStyle w:val="000000100000" w:firstRow="0" w:lastRow="0" w:firstColumn="0" w:lastColumn="0" w:oddVBand="0" w:evenVBand="0" w:oddHBand="1" w:evenHBand="0" w:firstRowFirstColumn="0" w:firstRowLastColumn="0" w:lastRowFirstColumn="0" w:lastRowLastColumn="0"/>
+            </w:pPr>
+            <w:r>
+              <w:rPr>
+                <w:sz w:val="18"/>
+              </w:rPr>
+              <w:t>Yes</w:t>
+            </w:r>
+          </w:p>
+        </w:tc>
+      </w:tr>
+      <w:tr>
+        <w:trPr>
+          <w:jc w:val="center"/>
+        </w:trPr>
+        <w:tc>
+          <w:tcPr>
+            <w:cnfStyle w:val="001000000000" w:firstRow="0" w:lastRow="0" w:firstColumn="1" w:lastColumn="0" w:oddVBand="0" w:evenVBand="0" w:oddHBand="0" w:evenHBand="0" w:firstRowFirstColumn="0" w:firstRowLastColumn="0" w:lastRowFirstColumn="0" w:lastRowLastColumn="0"/>
+            <w:tcW w:w="1419" w:type="dxa"/>
+            <w:vAlign w:val="center"/>
+          </w:tcPr>
+          <w:p>
+            <w:r>
+              <w:rPr>
+                <w:b w:val="0"/>
+                <w:sz w:val="18"/>
+              </w:rPr>
+              <w:t>Operator UI</w:t>
+            </w:r>
+          </w:p>
+        </w:tc>
+        <w:tc>
+          <w:tcPr>
+            <w:tcW w:w="1419" w:type="dxa"/>
+            <w:vAlign w:val="center"/>
+          </w:tcPr>
+          <w:p>
+            <w:pPr>
+              <w:cnfStyle w:val="000000000000" w:firstRow="0" w:lastRow="0" w:firstColumn="0" w:lastColumn="0" w:oddVBand="0" w:evenVBand="0" w:oddHBand="0" w:evenHBand="0" w:firstRowFirstColumn="0" w:firstRowLastColumn="0" w:lastRowFirstColumn="0" w:lastRowLastColumn="0"/>
+            </w:pPr>
+            <w:r>
+              <w:rPr>
+                <w:sz w:val="18"/>
+              </w:rPr>
+              <w:t>OP-02</w:t>
+            </w:r>
+          </w:p>
+        </w:tc>
+        <w:tc>
+          <w:tcPr>
+            <w:tcW w:w="1419" w:type="dxa"/>
+            <w:vAlign w:val="center"/>
+          </w:tcPr>
+          <w:p>
+            <w:pPr>
+              <w:cnfStyle w:val="000000000000" w:firstRow="0" w:lastRow="0" w:firstColumn="0" w:lastColumn="0" w:oddVBand="0" w:evenVBand="0" w:oddHBand="0" w:evenHBand="0" w:firstRowFirstColumn="0" w:firstRowLastColumn="0" w:lastRowFirstColumn="0" w:lastRowLastColumn="0"/>
+            </w:pPr>
+            <w:r>
+              <w:rPr>
+                <w:sz w:val="18"/>
+              </w:rPr>
+              <w:t>UI</w:t>
+            </w:r>
+          </w:p>
+        </w:tc>
+        <w:tc>
+          <w:tcPr>
+            <w:tcW w:w="1419" w:type="dxa"/>
+            <w:vAlign w:val="center"/>
+          </w:tcPr>
+          <w:p>
+            <w:pPr>
+              <w:cnfStyle w:val="000000000000" w:firstRow="0" w:lastRow="0" w:firstColumn="0" w:lastColumn="0" w:oddVBand="0" w:evenVBand="0" w:oddHBand="0" w:evenHBand="0" w:firstRowFirstColumn="0" w:firstRowLastColumn="0" w:lastRowFirstColumn="0" w:lastRowLastColumn="0"/>
+            </w:pPr>
+            <w:r>
+              <w:rPr>
+                <w:sz w:val="18"/>
+              </w:rPr>
+              <w:t>Create zone and garage list view</w:t>
+            </w:r>
+          </w:p>
+        </w:tc>
+        <w:tc>
+          <w:tcPr>
+            <w:tcW w:w="1419" w:type="dxa"/>
+            <w:vAlign w:val="center"/>
+          </w:tcPr>
+          <w:p>
+            <w:pPr>
+              <w:cnfStyle w:val="000000000000" w:firstRow="0" w:lastRow="0" w:firstColumn="0" w:lastColumn="0" w:oddVBand="0" w:evenVBand="0" w:oddHBand="0" w:evenHBand="0" w:firstRowFirstColumn="0" w:firstRowLastColumn="0" w:lastRowFirstColumn="0" w:lastRowLastColumn="0"/>
+            </w:pPr>
+            <w:r>
+              <w:rPr>
+                <w:sz w:val="18"/>
+              </w:rPr>
+              <w:t>3</w:t>
+            </w:r>
+          </w:p>
+        </w:tc>
+        <w:tc>
+          <w:tcPr>
+            <w:tcW w:w="1419" w:type="dxa"/>
+            <w:vAlign w:val="center"/>
+          </w:tcPr>
+          <w:p>
+            <w:pPr>
+              <w:cnfStyle w:val="000000000000" w:firstRow="0" w:lastRow="0" w:firstColumn="0" w:lastColumn="0" w:oddVBand="0" w:evenVBand="0" w:oddHBand="0" w:evenHBand="0" w:firstRowFirstColumn="0" w:firstRowLastColumn="0" w:lastRowFirstColumn="0" w:lastRowLastColumn="0"/>
+            </w:pPr>
+            <w:r>
+              <w:rPr>
+                <w:sz w:val="18"/>
+              </w:rPr>
+              <w:t>High</w:t>
+            </w:r>
+          </w:p>
+        </w:tc>
+        <w:tc>
+          <w:tcPr>
+            <w:tcW w:w="1419" w:type="dxa"/>
+            <w:vAlign w:val="center"/>
+          </w:tcPr>
+          <w:p>
+            <w:pPr>
+              <w:cnfStyle w:val="000000000000" w:firstRow="0" w:lastRow="0" w:firstColumn="0" w:lastColumn="0" w:oddVBand="0" w:evenVBand="0" w:oddHBand="0" w:evenHBand="0" w:firstRowFirstColumn="0" w:firstRowLastColumn="0" w:lastRowFirstColumn="0" w:lastRowLastColumn="0"/>
+            </w:pPr>
+            <w:r>
+              <w:rPr>
+                <w:sz w:val="18"/>
+              </w:rPr>
+              <w:t>Yes</w:t>
+            </w:r>
+          </w:p>
+        </w:tc>
+      </w:tr>
+      <w:tr>
+        <w:trPr>
+          <w:cnfStyle w:val="000000100000" w:firstRow="0" w:lastRow="0" w:firstColumn="0" w:lastColumn="0" w:oddVBand="0" w:evenVBand="0" w:oddHBand="1" w:evenHBand="0" w:firstRowFirstColumn="0" w:firstRowLastColumn="0" w:lastRowFirstColumn="0" w:lastRowLastColumn="0"/>
+          <w:jc w:val="center"/>
+        </w:trPr>
+        <w:tc>
+          <w:tcPr>
+            <w:cnfStyle w:val="001000000000" w:firstRow="0" w:lastRow="0" w:firstColumn="1" w:lastColumn="0" w:oddVBand="0" w:evenVBand="0" w:oddHBand="0" w:evenHBand="0" w:firstRowFirstColumn="0" w:firstRowLastColumn="0" w:lastRowFirstColumn="0" w:lastRowLastColumn="0"/>
+            <w:tcW w:w="1419" w:type="dxa"/>
+            <w:vAlign w:val="center"/>
+          </w:tcPr>
+          <w:p>
+            <w:r>
+              <w:rPr>
+                <w:b w:val="0"/>
+                <w:sz w:val="18"/>
+              </w:rPr>
+              <w:t>Operator UI</w:t>
+            </w:r>
+          </w:p>
+        </w:tc>
+        <w:tc>
+          <w:tcPr>
+            <w:tcW w:w="1419" w:type="dxa"/>
+            <w:vAlign w:val="center"/>
+          </w:tcPr>
+          <w:p>
+            <w:pPr>
+              <w:cnfStyle w:val="000000100000" w:firstRow="0" w:lastRow="0" w:firstColumn="0" w:lastColumn="0" w:oddVBand="0" w:evenVBand="0" w:oddHBand="1" w:evenHBand="0" w:firstRowFirstColumn="0" w:firstRowLastColumn="0" w:lastRowFirstColumn="0" w:lastRowLastColumn="0"/>
+            </w:pPr>
+            <w:r>
+              <w:rPr>
+                <w:sz w:val="18"/>
+              </w:rPr>
+              <w:t>OP-03</w:t>
+            </w:r>
+          </w:p>
+        </w:tc>
+        <w:tc>
+          <w:tcPr>
+            <w:tcW w:w="1419" w:type="dxa"/>
+            <w:vAlign w:val="center"/>
+          </w:tcPr>
+          <w:p>
+            <w:pPr>
+              <w:cnfStyle w:val="000000100000" w:firstRow="0" w:lastRow="0" w:firstColumn="0" w:lastColumn="0" w:oddVBand="0" w:evenVBand="0" w:oddHBand="1" w:evenHBand="0" w:firstRowFirstColumn="0" w:firstRowLastColumn="0" w:lastRowFirstColumn="0" w:lastRowLastColumn="0"/>
+            </w:pPr>
+            <w:r>
+              <w:rPr>
+                <w:sz w:val="18"/>
+              </w:rPr>
+              <w:t>UI</w:t>
+            </w:r>
+          </w:p>
+        </w:tc>
+        <w:tc>
+          <w:tcPr>
+            <w:tcW w:w="1419" w:type="dxa"/>
+            <w:vAlign w:val="center"/>
+          </w:tcPr>
+          <w:p>
+            <w:pPr>
+              <w:cnfStyle w:val="000000100000" w:firstRow="0" w:lastRow="0" w:firstColumn="0" w:lastColumn="0" w:oddVBand="0" w:evenVBand="0" w:oddHBand="1" w:evenHBand="0" w:firstRowFirstColumn="0" w:firstRowLastColumn="0" w:lastRowFirstColumn="0" w:lastRowLastColumn="0"/>
+            </w:pPr>
+            <w:r>
+              <w:rPr>
+                <w:sz w:val="18"/>
+              </w:rPr>
+              <w:t>Create parking-location edit form</w:t>
+            </w:r>
+          </w:p>
+        </w:tc>
+        <w:tc>
+          <w:tcPr>
+            <w:tcW w:w="1419" w:type="dxa"/>
+            <w:vAlign w:val="center"/>
+          </w:tcPr>
+          <w:p>
+            <w:pPr>
+              <w:cnfStyle w:val="000000100000" w:firstRow="0" w:lastRow="0" w:firstColumn="0" w:lastColumn="0" w:oddVBand="0" w:evenVBand="0" w:oddHBand="1" w:evenHBand="0" w:firstRowFirstColumn="0" w:firstRowLastColumn="0" w:lastRowFirstColumn="0" w:lastRowLastColumn="0"/>
+            </w:pPr>
+            <w:r>
+              <w:rPr>
+                <w:sz w:val="18"/>
+              </w:rPr>
+              <w:t>5</w:t>
+            </w:r>
+          </w:p>
+        </w:tc>
+        <w:tc>
+          <w:tcPr>
+            <w:tcW w:w="1419" w:type="dxa"/>
+            <w:vAlign w:val="center"/>
+          </w:tcPr>
+          <w:p>
+            <w:pPr>
+              <w:cnfStyle w:val="000000100000" w:firstRow="0" w:lastRow="0" w:firstColumn="0" w:lastColumn="0" w:oddVBand="0" w:evenVBand="0" w:oddHBand="1" w:evenHBand="0" w:firstRowFirstColumn="0" w:firstRowLastColumn="0" w:lastRowFirstColumn="0" w:lastRowLastColumn="0"/>
+            </w:pPr>
+            <w:r>
+              <w:rPr>
+                <w:sz w:val="18"/>
+              </w:rPr>
+              <w:t>High</w:t>
+            </w:r>
+          </w:p>
+        </w:tc>
+        <w:tc>
+          <w:tcPr>
+            <w:tcW w:w="1419" w:type="dxa"/>
+            <w:vAlign w:val="center"/>
+          </w:tcPr>
+          <w:p>
+            <w:pPr>
+              <w:cnfStyle w:val="000000100000" w:firstRow="0" w:lastRow="0" w:firstColumn="0" w:lastColumn="0" w:oddVBand="0" w:evenVBand="0" w:oddHBand="1" w:evenHBand="0" w:firstRowFirstColumn="0" w:firstRowLastColumn="0" w:lastRowFirstColumn="0" w:lastRowLastColumn="0"/>
+            </w:pPr>
+            <w:r>
+              <w:rPr>
+                <w:sz w:val="18"/>
+              </w:rPr>
+              <w:t>No</w:t>
+            </w:r>
+          </w:p>
+        </w:tc>
+      </w:tr>
+      <w:tr>
+        <w:trPr>
+          <w:jc w:val="center"/>
+        </w:trPr>
+        <w:tc>
+          <w:tcPr>
+            <w:cnfStyle w:val="001000000000" w:firstRow="0" w:lastRow="0" w:firstColumn="1" w:lastColumn="0" w:oddVBand="0" w:evenVBand="0" w:oddHBand="0" w:evenHBand="0" w:firstRowFirstColumn="0" w:firstRowLastColumn="0" w:lastRowFirstColumn="0" w:lastRowLastColumn="0"/>
+            <w:tcW w:w="1419" w:type="dxa"/>
+            <w:vAlign w:val="center"/>
+          </w:tcPr>
+          <w:p>
+            <w:r>
+              <w:rPr>
+                <w:b w:val="0"/>
+                <w:sz w:val="18"/>
+              </w:rPr>
+              <w:t>Operator UI</w:t>
+            </w:r>
+          </w:p>
+        </w:tc>
+        <w:tc>
+          <w:tcPr>
+            <w:tcW w:w="1419" w:type="dxa"/>
+            <w:vAlign w:val="center"/>
+          </w:tcPr>
+          <w:p>
+            <w:pPr>
+              <w:cnfStyle w:val="000000000000" w:firstRow="0" w:lastRow="0" w:firstColumn="0" w:lastColumn="0" w:oddVBand="0" w:evenVBand="0" w:oddHBand="0" w:evenHBand="0" w:firstRowFirstColumn="0" w:firstRowLastColumn="0" w:lastRowFirstColumn="0" w:lastRowLastColumn="0"/>
+            </w:pPr>
+            <w:r>
+              <w:rPr>
+                <w:sz w:val="18"/>
+              </w:rPr>
+              <w:t>OP-04</w:t>
+            </w:r>
+          </w:p>
+        </w:tc>
+        <w:tc>
+          <w:tcPr>
+            <w:tcW w:w="1419" w:type="dxa"/>
+            <w:vAlign w:val="center"/>
+          </w:tcPr>
+          <w:p>
+            <w:pPr>
+              <w:cnfStyle w:val="000000000000" w:firstRow="0" w:lastRow="0" w:firstColumn="0" w:lastColumn="0" w:oddVBand="0" w:evenVBand="0" w:oddHBand="0" w:evenHBand="0" w:firstRowFirstColumn="0" w:firstRowLastColumn="0" w:lastRowFirstColumn="0" w:lastRowLastColumn="0"/>
+            </w:pPr>
+            <w:r>
+              <w:rPr>
+                <w:sz w:val="18"/>
+              </w:rPr>
+              <w:t>UI</w:t>
+            </w:r>
+          </w:p>
+        </w:tc>
+        <w:tc>
+          <w:tcPr>
+            <w:tcW w:w="1419" w:type="dxa"/>
+            <w:vAlign w:val="center"/>
+          </w:tcPr>
+          <w:p>
+            <w:pPr>
+              <w:cnfStyle w:val="000000000000" w:firstRow="0" w:lastRow="0" w:firstColumn="0" w:lastColumn="0" w:oddVBand="0" w:evenVBand="0" w:oddHBand="0" w:evenHBand="0" w:firstRowFirstColumn="0" w:firstRowLastColumn="0" w:lastRowFirstColumn="0" w:lastRowLastColumn="0"/>
+            </w:pPr>
+            <w:r>
+              <w:rPr>
+                <w:sz w:val="18"/>
+              </w:rPr>
+              <w:t>Create availability update control</w:t>
+            </w:r>
+          </w:p>
+        </w:tc>
+        <w:tc>
+          <w:tcPr>
+            <w:tcW w:w="1419" w:type="dxa"/>
+            <w:vAlign w:val="center"/>
+          </w:tcPr>
+          <w:p>
+            <w:pPr>
+              <w:cnfStyle w:val="000000000000" w:firstRow="0" w:lastRow="0" w:firstColumn="0" w:lastColumn="0" w:oddVBand="0" w:evenVBand="0" w:oddHBand="0" w:evenHBand="0" w:firstRowFirstColumn="0" w:firstRowLastColumn="0" w:lastRowFirstColumn="0" w:lastRowLastColumn="0"/>
+            </w:pPr>
+            <w:r>
+              <w:rPr>
+                <w:sz w:val="18"/>
+              </w:rPr>
+              <w:t>3</w:t>
+            </w:r>
+          </w:p>
+        </w:tc>
+        <w:tc>
+          <w:tcPr>
+            <w:tcW w:w="1419" w:type="dxa"/>
+            <w:vAlign w:val="center"/>
+          </w:tcPr>
+          <w:p>
+            <w:pPr>
+              <w:cnfStyle w:val="000000000000" w:firstRow="0" w:lastRow="0" w:firstColumn="0" w:lastColumn="0" w:oddVBand="0" w:evenVBand="0" w:oddHBand="0" w:evenHBand="0" w:firstRowFirstColumn="0" w:firstRowLastColumn="0" w:lastRowFirstColumn="0" w:lastRowLastColumn="0"/>
+            </w:pPr>
+            <w:r>
+              <w:rPr>
+                <w:sz w:val="18"/>
+              </w:rPr>
+              <w:t>High</w:t>
+            </w:r>
+          </w:p>
+        </w:tc>
+        <w:tc>
+          <w:tcPr>
+            <w:tcW w:w="1419" w:type="dxa"/>
+            <w:vAlign w:val="center"/>
+          </w:tcPr>
+          <w:p>
+            <w:pPr>
+              <w:cnfStyle w:val="000000000000" w:firstRow="0" w:lastRow="0" w:firstColumn="0" w:lastColumn="0" w:oddVBand="0" w:evenVBand="0" w:oddHBand="0" w:evenHBand="0" w:firstRowFirstColumn="0" w:firstRowLastColumn="0" w:lastRowFirstColumn="0" w:lastRowLastColumn="0"/>
+            </w:pPr>
+            <w:r>
+              <w:rPr>
+                <w:sz w:val="18"/>
+              </w:rPr>
+              <w:t>No</w:t>
+            </w:r>
+          </w:p>
+        </w:tc>
+      </w:tr>
+      <w:tr>
+        <w:trPr>
+          <w:cnfStyle w:val="000000100000" w:firstRow="0" w:lastRow="0" w:firstColumn="0" w:lastColumn="0" w:oddVBand="0" w:evenVBand="0" w:oddHBand="1" w:evenHBand="0" w:firstRowFirstColumn="0" w:firstRowLastColumn="0" w:lastRowFirstColumn="0" w:lastRowLastColumn="0"/>
+          <w:jc w:val="center"/>
+        </w:trPr>
+        <w:tc>
+          <w:tcPr>
+            <w:cnfStyle w:val="001000000000" w:firstRow="0" w:lastRow="0" w:firstColumn="1" w:lastColumn="0" w:oddVBand="0" w:evenVBand="0" w:oddHBand="0" w:evenHBand="0" w:firstRowFirstColumn="0" w:firstRowLastColumn="0" w:lastRowFirstColumn="0" w:lastRowLastColumn="0"/>
+            <w:tcW w:w="1419" w:type="dxa"/>
+            <w:vAlign w:val="center"/>
+          </w:tcPr>
+          <w:p>
+            <w:r>
+              <w:rPr>
+                <w:b w:val="0"/>
+                <w:sz w:val="18"/>
+              </w:rPr>
+              <w:t>Operator UI</w:t>
+            </w:r>
+          </w:p>
+        </w:tc>
+        <w:tc>
+          <w:tcPr>
+            <w:tcW w:w="1419" w:type="dxa"/>
+            <w:vAlign w:val="center"/>
+          </w:tcPr>
+          <w:p>
+            <w:pPr>
+              <w:cnfStyle w:val="000000100000" w:firstRow="0" w:lastRow="0" w:firstColumn="0" w:lastColumn="0" w:oddVBand="0" w:evenVBand="0" w:oddHBand="1" w:evenHBand="0" w:firstRowFirstColumn="0" w:firstRowLastColumn="0" w:lastRowFirstColumn="0" w:lastRowLastColumn="0"/>
+            </w:pPr>
+            <w:r>
+              <w:rPr>
+                <w:sz w:val="18"/>
+              </w:rPr>
+              <w:t>OP-05</w:t>
+            </w:r>
+          </w:p>
+        </w:tc>
+        <w:tc>
+          <w:tcPr>
+            <w:tcW w:w="1419" w:type="dxa"/>
+            <w:vAlign w:val="center"/>
+          </w:tcPr>
+          <w:p>
+            <w:pPr>
+              <w:cnfStyle w:val="000000100000" w:firstRow="0" w:lastRow="0" w:firstColumn="0" w:lastColumn="0" w:oddVBand="0" w:evenVBand="0" w:oddHBand="1" w:evenHBand="0" w:firstRowFirstColumn="0" w:firstRowLastColumn="0" w:lastRowFirstColumn="0" w:lastRowLastColumn="0"/>
+            </w:pPr>
+            <w:r>
+              <w:rPr>
+                <w:sz w:val="18"/>
+              </w:rPr>
+              <w:t>UI</w:t>
+            </w:r>
+          </w:p>
+        </w:tc>
+        <w:tc>
+          <w:tcPr>
+            <w:tcW w:w="1419" w:type="dxa"/>
+            <w:vAlign w:val="center"/>
+          </w:tcPr>
+          <w:p>
+            <w:pPr>
+              <w:cnfStyle w:val="000000100000" w:firstRow="0" w:lastRow="0" w:firstColumn="0" w:lastColumn="0" w:oddVBand="0" w:evenVBand="0" w:oddHBand="1" w:evenHBand="0" w:firstRowFirstColumn="0" w:firstRowLastColumn="0" w:lastRowFirstColumn="0" w:lastRowLastColumn="0"/>
+            </w:pPr>
+            <w:r>
+              <w:rPr>
+                <w:sz w:val="18"/>
+              </w:rPr>
+              <w:t>Create occupancy report filter view</w:t>
+            </w:r>
+          </w:p>
+        </w:tc>
+        <w:tc>
+          <w:tcPr>
+            <w:tcW w:w="1419" w:type="dxa"/>
+            <w:vAlign w:val="center"/>
+          </w:tcPr>
+          <w:p>
+            <w:pPr>
+              <w:cnfStyle w:val="000000100000" w:firstRow="0" w:lastRow="0" w:firstColumn="0" w:lastColumn="0" w:oddVBand="0" w:evenVBand="0" w:oddHBand="1" w:evenHBand="0" w:firstRowFirstColumn="0" w:firstRowLastColumn="0" w:lastRowFirstColumn="0" w:lastRowLastColumn="0"/>
+            </w:pPr>
+            <w:r>
+              <w:rPr>
+                <w:sz w:val="18"/>
+              </w:rPr>
+              <w:t>3</w:t>
+            </w:r>
+          </w:p>
+        </w:tc>
+        <w:tc>
+          <w:tcPr>
+            <w:tcW w:w="1419" w:type="dxa"/>
+            <w:vAlign w:val="center"/>
+          </w:tcPr>
+          <w:p>
+            <w:pPr>
+              <w:cnfStyle w:val="000000100000" w:firstRow="0" w:lastRow="0" w:firstColumn="0" w:lastColumn="0" w:oddVBand="0" w:evenVBand="0" w:oddHBand="1" w:evenHBand="0" w:firstRowFirstColumn="0" w:firstRowLastColumn="0" w:lastRowFirstColumn="0" w:lastRowLastColumn="0"/>
+            </w:pPr>
+            <w:r>
+              <w:rPr>
+                <w:sz w:val="18"/>
+              </w:rPr>
+              <w:t>Medium</w:t>
+            </w:r>
+          </w:p>
+        </w:tc>
+        <w:tc>
+          <w:tcPr>
+            <w:tcW w:w="1419" w:type="dxa"/>
+            <w:vAlign w:val="center"/>
+          </w:tcPr>
+          <w:p>
+            <w:pPr>
+              <w:cnfStyle w:val="000000100000" w:firstRow="0" w:lastRow="0" w:firstColumn="0" w:lastColumn="0" w:oddVBand="0" w:evenVBand="0" w:oddHBand="1" w:evenHBand="0" w:firstRowFirstColumn="0" w:firstRowLastColumn="0" w:lastRowFirstColumn="0" w:lastRowLastColumn="0"/>
+            </w:pPr>
+            <w:r>
+              <w:rPr>
+                <w:sz w:val="18"/>
+              </w:rPr>
+              <w:t>No</w:t>
+            </w:r>
+          </w:p>
+        </w:tc>
+      </w:tr>
+      <w:tr>
+        <w:trPr>
+          <w:jc w:val="center"/>
+        </w:trPr>
+        <w:tc>
+          <w:tcPr>
+            <w:cnfStyle w:val="001000000000" w:firstRow="0" w:lastRow="0" w:firstColumn="1" w:lastColumn="0" w:oddVBand="0" w:evenVBand="0" w:oddHBand="0" w:evenHBand="0" w:firstRowFirstColumn="0" w:firstRowLastColumn="0" w:lastRowFirstColumn="0" w:lastRowLastColumn="0"/>
+            <w:tcW w:w="1419" w:type="dxa"/>
+            <w:vAlign w:val="center"/>
+          </w:tcPr>
+          <w:p>
+            <w:r>
+              <w:rPr>
+                <w:b w:val="0"/>
+                <w:sz w:val="18"/>
+              </w:rPr>
+              <w:t>Operator UI</w:t>
+            </w:r>
+          </w:p>
+        </w:tc>
+        <w:tc>
+          <w:tcPr>
+            <w:tcW w:w="1419" w:type="dxa"/>
+            <w:vAlign w:val="center"/>
+          </w:tcPr>
+          <w:p>
+            <w:pPr>
+              <w:cnfStyle w:val="000000000000" w:firstRow="0" w:lastRow="0" w:firstColumn="0" w:lastColumn="0" w:oddVBand="0" w:evenVBand="0" w:oddHBand="0" w:evenHBand="0" w:firstRowFirstColumn="0" w:firstRowLastColumn="0" w:lastRowFirstColumn="0" w:lastRowLastColumn="0"/>
+            </w:pPr>
+            <w:r>
+              <w:rPr>
+                <w:sz w:val="18"/>
+              </w:rPr>
+              <w:t>OP-06</w:t>
+            </w:r>
+          </w:p>
+        </w:tc>
+        <w:tc>
+          <w:tcPr>
+            <w:tcW w:w="1419" w:type="dxa"/>
+            <w:vAlign w:val="center"/>
+          </w:tcPr>
+          <w:p>
+            <w:pPr>
+              <w:cnfStyle w:val="000000000000" w:firstRow="0" w:lastRow="0" w:firstColumn="0" w:lastColumn="0" w:oddVBand="0" w:evenVBand="0" w:oddHBand="0" w:evenHBand="0" w:firstRowFirstColumn="0" w:firstRowLastColumn="0" w:lastRowFirstColumn="0" w:lastRowLastColumn="0"/>
+            </w:pPr>
+            <w:r>
+              <w:rPr>
+                <w:sz w:val="18"/>
+              </w:rPr>
+              <w:t>UI</w:t>
+            </w:r>
+          </w:p>
+        </w:tc>
+        <w:tc>
+          <w:tcPr>
+            <w:tcW w:w="1419" w:type="dxa"/>
+            <w:vAlign w:val="center"/>
+          </w:tcPr>
+          <w:p>
+            <w:pPr>
+              <w:cnfStyle w:val="000000000000" w:firstRow="0" w:lastRow="0" w:firstColumn="0" w:lastColumn="0" w:oddVBand="0" w:evenVBand="0" w:oddHBand="0" w:evenHBand="0" w:firstRowFirstColumn="0" w:firstRowLastColumn="0" w:lastRowFirstColumn="0" w:lastRowLastColumn="0"/>
+            </w:pPr>
+            <w:r>
+              <w:rPr>
+                <w:sz w:val="18"/>
+              </w:rPr>
+              <w:t>Create transaction report filter view</w:t>
+            </w:r>
+          </w:p>
+        </w:tc>
+        <w:tc>
+          <w:tcPr>
+            <w:tcW w:w="1419" w:type="dxa"/>
+            <w:vAlign w:val="center"/>
+          </w:tcPr>
+          <w:p>
+            <w:pPr>
+              <w:cnfStyle w:val="000000000000" w:firstRow="0" w:lastRow="0" w:firstColumn="0" w:lastColumn="0" w:oddVBand="0" w:evenVBand="0" w:oddHBand="0" w:evenHBand="0" w:firstRowFirstColumn="0" w:firstRowLastColumn="0" w:lastRowFirstColumn="0" w:lastRowLastColumn="0"/>
+            </w:pPr>
+            <w:r>
+              <w:rPr>
+                <w:sz w:val="18"/>
+              </w:rPr>
+              <w:t>3</w:t>
+            </w:r>
+          </w:p>
+        </w:tc>
+        <w:tc>
+          <w:tcPr>
+            <w:tcW w:w="1419" w:type="dxa"/>
+            <w:vAlign w:val="center"/>
+          </w:tcPr>
+          <w:p>
+            <w:pPr>
+              <w:cnfStyle w:val="000000000000" w:firstRow="0" w:lastRow="0" w:firstColumn="0" w:lastColumn="0" w:oddVBand="0" w:evenVBand="0" w:oddHBand="0" w:evenHBand="0" w:firstRowFirstColumn="0" w:firstRowLastColumn="0" w:lastRowFirstColumn="0" w:lastRowLastColumn="0"/>
+            </w:pPr>
+            <w:r>
+              <w:rPr>
+                <w:sz w:val="18"/>
+              </w:rPr>
+              <w:t>Medium</w:t>
+            </w:r>
+          </w:p>
+        </w:tc>
+        <w:tc>
+          <w:tcPr>
+            <w:tcW w:w="1419" w:type="dxa"/>
+            <w:vAlign w:val="center"/>
+          </w:tcPr>
+          <w:p>
+            <w:pPr>
+              <w:cnfStyle w:val="000000000000" w:firstRow="0" w:lastRow="0" w:firstColumn="0" w:lastColumn="0" w:oddVBand="0" w:evenVBand="0" w:oddHBand="0" w:evenHBand="0" w:firstRowFirstColumn="0" w:firstRowLastColumn="0" w:lastRowFirstColumn="0" w:lastRowLastColumn="0"/>
+            </w:pPr>
+            <w:r>
+              <w:rPr>
+                <w:sz w:val="18"/>
+              </w:rPr>
+              <w:t>No</w:t>
+            </w:r>
+          </w:p>
+        </w:tc>
+      </w:tr>
+      <w:tr>
+        <w:trPr>
+          <w:cnfStyle w:val="000000100000" w:firstRow="0" w:lastRow="0" w:firstColumn="0" w:lastColumn="0" w:oddVBand="0" w:evenVBand="0" w:oddHBand="1" w:evenHBand="0" w:firstRowFirstColumn="0" w:firstRowLastColumn="0" w:lastRowFirstColumn="0" w:lastRowLastColumn="0"/>
+          <w:jc w:val="center"/>
+        </w:trPr>
+        <w:tc>
+          <w:tcPr>
+            <w:cnfStyle w:val="001000000000" w:firstRow="0" w:lastRow="0" w:firstColumn="1" w:lastColumn="0" w:oddVBand="0" w:evenVBand="0" w:oddHBand="0" w:evenHBand="0" w:firstRowFirstColumn="0" w:firstRowLastColumn="0" w:lastRowFirstColumn="0" w:lastRowLastColumn="0"/>
+            <w:tcW w:w="1419" w:type="dxa"/>
+            <w:vAlign w:val="center"/>
+          </w:tcPr>
+          <w:p>
+            <w:r>
+              <w:rPr>
+                <w:b w:val="0"/>
+                <w:sz w:val="18"/>
+              </w:rPr>
+              <w:t>Operator UI</w:t>
+            </w:r>
+          </w:p>
+        </w:tc>
+        <w:tc>
+          <w:tcPr>
+            <w:tcW w:w="1419" w:type="dxa"/>
+            <w:vAlign w:val="center"/>
+          </w:tcPr>
+          <w:p>
+            <w:pPr>
+              <w:cnfStyle w:val="000000100000" w:firstRow="0" w:lastRow="0" w:firstColumn="0" w:lastColumn="0" w:oddVBand="0" w:evenVBand="0" w:oddHBand="1" w:evenHBand="0" w:firstRowFirstColumn="0" w:firstRowLastColumn="0" w:lastRowFirstColumn="0" w:lastRowLastColumn="0"/>
+            </w:pPr>
+            <w:r>
+              <w:rPr>
+                <w:sz w:val="18"/>
+              </w:rPr>
+              <w:t>OP-07</w:t>
+            </w:r>
+          </w:p>
+        </w:tc>
+        <w:tc>
+          <w:tcPr>
+            <w:tcW w:w="1419" w:type="dxa"/>
+            <w:vAlign w:val="center"/>
+          </w:tcPr>
+          <w:p>
+            <w:pPr>
+              <w:cnfStyle w:val="000000100000" w:firstRow="0" w:lastRow="0" w:firstColumn="0" w:lastColumn="0" w:oddVBand="0" w:evenVBand="0" w:oddHBand="1" w:evenHBand="0" w:firstRowFirstColumn="0" w:firstRowLastColumn="0" w:lastRowFirstColumn="0" w:lastRowLastColumn="0"/>
+            </w:pPr>
+            <w:r>
+              <w:rPr>
+                <w:sz w:val="18"/>
+              </w:rPr>
+              <w:t>UI</w:t>
+            </w:r>
+          </w:p>
+        </w:tc>
+        <w:tc>
+          <w:tcPr>
+            <w:tcW w:w="1419" w:type="dxa"/>
+            <w:vAlign w:val="center"/>
+          </w:tcPr>
+          <w:p>
+            <w:pPr>
+              <w:cnfStyle w:val="000000100000" w:firstRow="0" w:lastRow="0" w:firstColumn="0" w:lastColumn="0" w:oddVBand="0" w:evenVBand="0" w:oddHBand="1" w:evenHBand="0" w:firstRowFirstColumn="0" w:firstRowLastColumn="0" w:lastRowFirstColumn="0" w:lastRowLastColumn="0"/>
+            </w:pPr>
+            <w:r>
+              <w:rPr>
+                <w:sz w:val="18"/>
+              </w:rPr>
+              <w:t>Create report results table</w:t>
+            </w:r>
+          </w:p>
+        </w:tc>
+        <w:tc>
+          <w:tcPr>
+            <w:tcW w:w="1419" w:type="dxa"/>
+            <w:vAlign w:val="center"/>
+          </w:tcPr>
+          <w:p>
+            <w:pPr>
+              <w:cnfStyle w:val="000000100000" w:firstRow="0" w:lastRow="0" w:firstColumn="0" w:lastColumn="0" w:oddVBand="0" w:evenVBand="0" w:oddHBand="1" w:evenHBand="0" w:firstRowFirstColumn="0" w:firstRowLastColumn="0" w:lastRowFirstColumn="0" w:lastRowLastColumn="0"/>
+            </w:pPr>
+            <w:r>
+              <w:rPr>
+                <w:sz w:val="18"/>
+              </w:rPr>
+              <w:t>3</w:t>
+            </w:r>
+          </w:p>
+        </w:tc>
+        <w:tc>
+          <w:tcPr>
+            <w:tcW w:w="1419" w:type="dxa"/>
+            <w:vAlign w:val="center"/>
+          </w:tcPr>
+          <w:p>
+            <w:pPr>
+              <w:cnfStyle w:val="000000100000" w:firstRow="0" w:lastRow="0" w:firstColumn="0" w:lastColumn="0" w:oddVBand="0" w:evenVBand="0" w:oddHBand="1" w:evenHBand="0" w:firstRowFirstColumn="0" w:firstRowLastColumn="0" w:lastRowFirstColumn="0" w:lastRowLastColumn="0"/>
+            </w:pPr>
+            <w:r>
+              <w:rPr>
+                <w:sz w:val="18"/>
+              </w:rPr>
+              <w:t>Medium</w:t>
+            </w:r>
+          </w:p>
+        </w:tc>
+        <w:tc>
+          <w:tcPr>
+            <w:tcW w:w="1419" w:type="dxa"/>
+            <w:vAlign w:val="center"/>
+          </w:tcPr>
+          <w:p>
+            <w:pPr>
+              <w:cnfStyle w:val="000000100000" w:firstRow="0" w:lastRow="0" w:firstColumn="0" w:lastColumn="0" w:oddVBand="0" w:evenVBand="0" w:oddHBand="1" w:evenHBand="0" w:firstRowFirstColumn="0" w:firstRowLastColumn="0" w:lastRowFirstColumn="0" w:lastRowLastColumn="0"/>
+            </w:pPr>
+            <w:r>
+              <w:rPr>
+                <w:sz w:val="18"/>
+              </w:rPr>
+              <w:t>No</w:t>
+            </w:r>
+          </w:p>
+        </w:tc>
+      </w:tr>
+      <w:tr>
+        <w:trPr>
+          <w:jc w:val="center"/>
+        </w:trPr>
+        <w:tc>
+          <w:tcPr>
+            <w:cnfStyle w:val="001000000000" w:firstRow="0" w:lastRow="0" w:firstColumn="1" w:lastColumn="0" w:oddVBand="0" w:evenVBand="0" w:oddHBand="0" w:evenHBand="0" w:firstRowFirstColumn="0" w:firstRowLastColumn="0" w:lastRowFirstColumn="0" w:lastRowLastColumn="0"/>
+            <w:tcW w:w="1419" w:type="dxa"/>
+            <w:vAlign w:val="center"/>
+          </w:tcPr>
+          <w:p>
+            <w:r>
+              <w:rPr>
+                <w:b w:val="0"/>
+                <w:sz w:val="18"/>
+              </w:rPr>
+              <w:t>Operator UI</w:t>
+            </w:r>
+          </w:p>
+        </w:tc>
+        <w:tc>
+          <w:tcPr>
+            <w:tcW w:w="1419" w:type="dxa"/>
+            <w:vAlign w:val="center"/>
+          </w:tcPr>
+          <w:p>
+            <w:pPr>
+              <w:cnfStyle w:val="000000000000" w:firstRow="0" w:lastRow="0" w:firstColumn="0" w:lastColumn="0" w:oddVBand="0" w:evenVBand="0" w:oddHBand="0" w:evenHBand="0" w:firstRowFirstColumn="0" w:firstRowLastColumn="0" w:lastRowFirstColumn="0" w:lastRowLastColumn="0"/>
+            </w:pPr>
+            <w:r>
+              <w:rPr>
+                <w:sz w:val="18"/>
+              </w:rPr>
+              <w:t>OP-08</w:t>
+            </w:r>
+          </w:p>
+        </w:tc>
+        <w:tc>
+          <w:tcPr>
+            <w:tcW w:w="1419" w:type="dxa"/>
+            <w:vAlign w:val="center"/>
+          </w:tcPr>
+          <w:p>
+            <w:pPr>
+              <w:cnfStyle w:val="000000000000" w:firstRow="0" w:lastRow="0" w:firstColumn="0" w:lastColumn="0" w:oddVBand="0" w:evenVBand="0" w:oddHBand="0" w:evenHBand="0" w:firstRowFirstColumn="0" w:firstRowLastColumn="0" w:lastRowFirstColumn="0" w:lastRowLastColumn="0"/>
+            </w:pPr>
+            <w:r>
+              <w:rPr>
+                <w:sz w:val="18"/>
+              </w:rPr>
+              <w:t>UI</w:t>
+            </w:r>
+          </w:p>
+        </w:tc>
+        <w:tc>
+          <w:tcPr>
+            <w:tcW w:w="1419" w:type="dxa"/>
+            <w:vAlign w:val="center"/>
+          </w:tcPr>
+          <w:p>
+            <w:pPr>
+              <w:cnfStyle w:val="000000000000" w:firstRow="0" w:lastRow="0" w:firstColumn="0" w:lastColumn="0" w:oddVBand="0" w:evenVBand="0" w:oddHBand="0" w:evenHBand="0" w:firstRowFirstColumn="0" w:firstRowLastColumn="0" w:lastRowFirstColumn="0" w:lastRowLastColumn="0"/>
+            </w:pPr>
+            <w:r>
+              <w:rPr>
+                <w:sz w:val="18"/>
+              </w:rPr>
+              <w:t>Create role-restricted navigation</w:t>
+            </w:r>
+          </w:p>
+        </w:tc>
+        <w:tc>
+          <w:tcPr>
+            <w:tcW w:w="1419" w:type="dxa"/>
+            <w:vAlign w:val="center"/>
+          </w:tcPr>
+          <w:p>
+            <w:pPr>
+              <w:cnfStyle w:val="000000000000" w:firstRow="0" w:lastRow="0" w:firstColumn="0" w:lastColumn="0" w:oddVBand="0" w:evenVBand="0" w:oddHBand="0" w:evenHBand="0" w:firstRowFirstColumn="0" w:firstRowLastColumn="0" w:lastRowFirstColumn="0" w:lastRowLastColumn="0"/>
+            </w:pPr>
+            <w:r>
+              <w:rPr>
+                <w:sz w:val="18"/>
+              </w:rPr>
+              <w:t>3</w:t>
+            </w:r>
+          </w:p>
+        </w:tc>
+        <w:tc>
+          <w:tcPr>
+            <w:tcW w:w="1419" w:type="dxa"/>
+            <w:vAlign w:val="center"/>
+          </w:tcPr>
+          <w:p>
+            <w:pPr>
+              <w:cnfStyle w:val="000000000000" w:firstRow="0" w:lastRow="0" w:firstColumn="0" w:lastColumn="0" w:oddVBand="0" w:evenVBand="0" w:oddHBand="0" w:evenHBand="0" w:firstRowFirstColumn="0" w:firstRowLastColumn="0" w:lastRowFirstColumn="0" w:lastRowLastColumn="0"/>
+            </w:pPr>
+            <w:r>
+              <w:rPr>
+                <w:sz w:val="18"/>
+              </w:rPr>
+              <w:t>High</w:t>
+            </w:r>
+          </w:p>
+        </w:tc>
+        <w:tc>
+          <w:tcPr>
+            <w:tcW w:w="1419" w:type="dxa"/>
+            <w:vAlign w:val="center"/>
+          </w:tcPr>
+          <w:p>
+            <w:pPr>
+              <w:cnfStyle w:val="000000000000" w:firstRow="0" w:lastRow="0" w:firstColumn="0" w:lastColumn="0" w:oddVBand="0" w:evenVBand="0" w:oddHBand="0" w:evenHBand="0" w:firstRowFirstColumn="0" w:firstRowLastColumn="0" w:lastRowFirstColumn="0" w:lastRowLastColumn="0"/>
+            </w:pPr>
+            <w:r>
+              <w:rPr>
+                <w:sz w:val="18"/>
+              </w:rPr>
+              <w:t>Yes</w:t>
+            </w:r>
+          </w:p>
+        </w:tc>
+      </w:tr>
+      <w:tr>
+        <w:trPr>
+          <w:cnfStyle w:val="000000100000" w:firstRow="0" w:lastRow="0" w:firstColumn="0" w:lastColumn="0" w:oddVBand="0" w:evenVBand="0" w:oddHBand="1" w:evenHBand="0" w:firstRowFirstColumn="0" w:firstRowLastColumn="0" w:lastRowFirstColumn="0" w:lastRowLastColumn="0"/>
+          <w:jc w:val="center"/>
+        </w:trPr>
+        <w:tc>
+          <w:tcPr>
+            <w:cnfStyle w:val="001000000000" w:firstRow="0" w:lastRow="0" w:firstColumn="1" w:lastColumn="0" w:oddVBand="0" w:evenVBand="0" w:oddHBand="0" w:evenHBand="0" w:firstRowFirstColumn="0" w:firstRowLastColumn="0" w:lastRowFirstColumn="0" w:lastRowLastColumn="0"/>
+            <w:tcW w:w="1419" w:type="dxa"/>
+            <w:vAlign w:val="center"/>
+          </w:tcPr>
+          <w:p>
+            <w:r>
+              <w:rPr>
+                <w:b w:val="0"/>
+                <w:sz w:val="18"/>
+              </w:rPr>
+              <w:t>User Backend</w:t>
+            </w:r>
+          </w:p>
+        </w:tc>
+        <w:tc>
+          <w:tcPr>
+            <w:tcW w:w="1419" w:type="dxa"/>
+            <w:vAlign w:val="center"/>
+          </w:tcPr>
+          <w:p>
+            <w:pPr>
+              <w:cnfStyle w:val="000000100000" w:firstRow="0" w:lastRow="0" w:firstColumn="0" w:lastColumn="0" w:oddVBand="0" w:evenVBand="0" w:oddHBand="1" w:evenHBand="0" w:firstRowFirstColumn="0" w:firstRowLastColumn="0" w:lastRowFirstColumn="0" w:lastRowLastColumn="0"/>
+            </w:pPr>
+            <w:r>
+              <w:rPr>
+                <w:sz w:val="18"/>
+              </w:rPr>
+              <w:t>BE-01</w:t>
+            </w:r>
+          </w:p>
+        </w:tc>
+        <w:tc>
+          <w:tcPr>
+            <w:tcW w:w="1419" w:type="dxa"/>
+            <w:vAlign w:val="center"/>
+          </w:tcPr>
+          <w:p>
+            <w:pPr>
+              <w:cnfStyle w:val="000000100000" w:firstRow="0" w:lastRow="0" w:firstColumn="0" w:lastColumn="0" w:oddVBand="0" w:evenVBand="0" w:oddHBand="1" w:evenHBand="0" w:firstRowFirstColumn="0" w:firstRowLastColumn="0" w:lastRowFirstColumn="0" w:lastRowLastColumn="0"/>
+            </w:pPr>
+            <w:r>
+              <w:rPr>
+                <w:sz w:val="18"/>
+              </w:rPr>
+              <w:t>Backend</w:t>
+            </w:r>
+          </w:p>
+        </w:tc>
+        <w:tc>
+          <w:tcPr>
+            <w:tcW w:w="1419" w:type="dxa"/>
+            <w:vAlign w:val="center"/>
+          </w:tcPr>
+          <w:p>
+            <w:pPr>
+              <w:cnfStyle w:val="000000100000" w:firstRow="0" w:lastRow="0" w:firstColumn="0" w:lastColumn="0" w:oddVBand="0" w:evenVBand="0" w:oddHBand="1" w:evenHBand="0" w:firstRowFirstColumn="0" w:firstRowLastColumn="0" w:lastRowFirstColumn="0" w:lastRowLastColumn="0"/>
+            </w:pPr>
+            <w:r>
+              <w:rPr>
+                <w:sz w:val="18"/>
+              </w:rPr>
+              <w:t>Create user profile service</w:t>
+            </w:r>
+          </w:p>
+        </w:tc>
+        <w:tc>
+          <w:tcPr>
+            <w:tcW w:w="1419" w:type="dxa"/>
+            <w:vAlign w:val="center"/>
+          </w:tcPr>
+          <w:p>
+            <w:pPr>
+              <w:cnfStyle w:val="000000100000" w:firstRow="0" w:lastRow="0" w:firstColumn="0" w:lastColumn="0" w:oddVBand="0" w:evenVBand="0" w:oddHBand="1" w:evenHBand="0" w:firstRowFirstColumn="0" w:firstRowLastColumn="0" w:lastRowFirstColumn="0" w:lastRowLastColumn="0"/>
+            </w:pPr>
+            <w:r>
+              <w:rPr>
+                <w:sz w:val="18"/>
+              </w:rPr>
+              <w:t>3</w:t>
+            </w:r>
+          </w:p>
+        </w:tc>
+        <w:tc>
+          <w:tcPr>
+            <w:tcW w:w="1419" w:type="dxa"/>
+            <w:vAlign w:val="center"/>
+          </w:tcPr>
+          <w:p>
+            <w:pPr>
+              <w:cnfStyle w:val="000000100000" w:firstRow="0" w:lastRow="0" w:firstColumn="0" w:lastColumn="0" w:oddVBand="0" w:evenVBand="0" w:oddHBand="1" w:evenHBand="0" w:firstRowFirstColumn="0" w:firstRowLastColumn="0" w:lastRowFirstColumn="0" w:lastRowLastColumn="0"/>
+            </w:pPr>
+            <w:r>
+              <w:rPr>
+                <w:sz w:val="18"/>
+              </w:rPr>
+              <w:t>High</w:t>
+            </w:r>
+          </w:p>
+        </w:tc>
+        <w:tc>
+          <w:tcPr>
+            <w:tcW w:w="1419" w:type="dxa"/>
+            <w:vAlign w:val="center"/>
+          </w:tcPr>
+          <w:p>
+            <w:pPr>
+              <w:cnfStyle w:val="000000100000" w:firstRow="0" w:lastRow="0" w:firstColumn="0" w:lastColumn="0" w:oddVBand="0" w:evenVBand="0" w:oddHBand="1" w:evenHBand="0" w:firstRowFirstColumn="0" w:firstRowLastColumn="0" w:lastRowFirstColumn="0" w:lastRowLastColumn="0"/>
+            </w:pPr>
+            <w:r>
+              <w:rPr>
+                <w:sz w:val="18"/>
+              </w:rPr>
+              <w:t>Yes</w:t>
+            </w:r>
+          </w:p>
+        </w:tc>
+      </w:tr>
+      <w:tr>
+        <w:trPr>
+          <w:jc w:val="center"/>
+        </w:trPr>
+        <w:tc>
+          <w:tcPr>
+            <w:cnfStyle w:val="001000000000" w:firstRow="0" w:lastRow="0" w:firstColumn="1" w:lastColumn="0" w:oddVBand="0" w:evenVBand="0" w:oddHBand="0" w:evenHBand="0" w:firstRowFirstColumn="0" w:firstRowLastColumn="0" w:lastRowFirstColumn="0" w:lastRowLastColumn="0"/>
+            <w:tcW w:w="1419" w:type="dxa"/>
+            <w:vAlign w:val="center"/>
+          </w:tcPr>
+          <w:p>
+            <w:r>
+              <w:rPr>
+                <w:b w:val="0"/>
+                <w:sz w:val="18"/>
+              </w:rPr>
+              <w:t>User Backend</w:t>
+            </w:r>
+          </w:p>
+        </w:tc>
+        <w:tc>
+          <w:tcPr>
+            <w:tcW w:w="1419" w:type="dxa"/>
+            <w:vAlign w:val="center"/>
+          </w:tcPr>
+          <w:p>
+            <w:pPr>
+              <w:cnfStyle w:val="000000000000" w:firstRow="0" w:lastRow="0" w:firstColumn="0" w:lastColumn="0" w:oddVBand="0" w:evenVBand="0" w:oddHBand="0" w:evenHBand="0" w:firstRowFirstColumn="0" w:firstRowLastColumn="0" w:lastRowFirstColumn="0" w:lastRowLastColumn="0"/>
+            </w:pPr>
+            <w:r>
+              <w:rPr>
+                <w:sz w:val="18"/>
+              </w:rPr>
+              <w:t>BE-02</w:t>
+            </w:r>
+          </w:p>
+        </w:tc>
+        <w:tc>
+          <w:tcPr>
+            <w:tcW w:w="1419" w:type="dxa"/>
+            <w:vAlign w:val="center"/>
+          </w:tcPr>
+          <w:p>
+            <w:pPr>
+              <w:cnfStyle w:val="000000000000" w:firstRow="0" w:lastRow="0" w:firstColumn="0" w:lastColumn="0" w:oddVBand="0" w:evenVBand="0" w:oddHBand="0" w:evenHBand="0" w:firstRowFirstColumn="0" w:firstRowLastColumn="0" w:lastRowFirstColumn="0" w:lastRowLastColumn="0"/>
+            </w:pPr>
+            <w:r>
+              <w:rPr>
+                <w:sz w:val="18"/>
+              </w:rPr>
+              <w:t>Backend</w:t>
+            </w:r>
+          </w:p>
+        </w:tc>
+        <w:tc>
+          <w:tcPr>
+            <w:tcW w:w="1419" w:type="dxa"/>
+            <w:vAlign w:val="center"/>
+          </w:tcPr>
+          <w:p>
+            <w:pPr>
+              <w:cnfStyle w:val="000000000000" w:firstRow="0" w:lastRow="0" w:firstColumn="0" w:lastColumn="0" w:oddVBand="0" w:evenVBand="0" w:oddHBand="0" w:evenHBand="0" w:firstRowFirstColumn="0" w:firstRowLastColumn="0" w:lastRowFirstColumn="0" w:lastRowLastColumn="0"/>
+            </w:pPr>
+            <w:r>
+              <w:rPr>
+                <w:sz w:val="18"/>
+              </w:rPr>
+              <w:t xml:space="preserve">Create parking zone and </w:t>
+            </w:r>
+            <w:r>
+              <w:rPr>
+                <w:sz w:val="18"/>
+              </w:rPr>
+              <w:lastRenderedPageBreak/>
+              <w:t>garage query service</w:t>
+            </w:r>
+          </w:p>
+        </w:tc>
+        <w:tc>
+          <w:tcPr>
+            <w:tcW w:w="1419" w:type="dxa"/>
+            <w:vAlign w:val="center"/>
+          </w:tcPr>
+          <w:p>
+            <w:pPr>
+              <w:cnfStyle w:val="000000000000" w:firstRow="0" w:lastRow="0" w:firstColumn="0" w:lastColumn="0" w:oddVBand="0" w:evenVBand="0" w:oddHBand="0" w:evenHBand="0" w:firstRowFirstColumn="0" w:firstRowLastColumn="0" w:lastRowFirstColumn="0" w:lastRowLastColumn="0"/>
+            </w:pPr>
+            <w:r>
+              <w:rPr>
+                <w:sz w:val="18"/>
+              </w:rPr>
+              <w:lastRenderedPageBreak/>
+              <w:t>5</w:t>
+            </w:r>
+          </w:p>
+        </w:tc>
+        <w:tc>
+          <w:tcPr>
+            <w:tcW w:w="1419" w:type="dxa"/>
+            <w:vAlign w:val="center"/>
+          </w:tcPr>
+          <w:p>
+            <w:pPr>
+              <w:cnfStyle w:val="000000000000" w:firstRow="0" w:lastRow="0" w:firstColumn="0" w:lastColumn="0" w:oddVBand="0" w:evenVBand="0" w:oddHBand="0" w:evenHBand="0" w:firstRowFirstColumn="0" w:firstRowLastColumn="0" w:lastRowFirstColumn="0" w:lastRowLastColumn="0"/>
+            </w:pPr>
+            <w:r>
+              <w:rPr>
+                <w:sz w:val="18"/>
+              </w:rPr>
+              <w:t>High</w:t>
+            </w:r>
+          </w:p>
+        </w:tc>
+        <w:tc>
+          <w:tcPr>
+            <w:tcW w:w="1419" w:type="dxa"/>
+            <w:vAlign w:val="center"/>
+          </w:tcPr>
+          <w:p>
+            <w:pPr>
+              <w:cnfStyle w:val="000000000000" w:firstRow="0" w:lastRow="0" w:firstColumn="0" w:lastColumn="0" w:oddVBand="0" w:evenVBand="0" w:oddHBand="0" w:evenHBand="0" w:firstRowFirstColumn="0" w:firstRowLastColumn="0" w:lastRowFirstColumn="0" w:lastRowLastColumn="0"/>
+            </w:pPr>
+            <w:r>
+              <w:rPr>
+                <w:sz w:val="18"/>
+              </w:rPr>
+              <w:t>Yes</w:t>
+            </w:r>
+          </w:p>
+        </w:tc>
+      </w:tr>
+      <w:tr>
+        <w:trPr>
+          <w:cnfStyle w:val="000000100000" w:firstRow="0" w:lastRow="0" w:firstColumn="0" w:lastColumn="0" w:oddVBand="0" w:evenVBand="0" w:oddHBand="1" w:evenHBand="0" w:firstRowFirstColumn="0" w:firstRowLastColumn="0" w:lastRowFirstColumn="0" w:lastRowLastColumn="0"/>
+          <w:jc w:val="center"/>
+        </w:trPr>
+        <w:tc>
+          <w:tcPr>
+            <w:cnfStyle w:val="001000000000" w:firstRow="0" w:lastRow="0" w:firstColumn="1" w:lastColumn="0" w:oddVBand="0" w:evenVBand="0" w:oddHBand="0" w:evenHBand="0" w:firstRowFirstColumn="0" w:firstRowLastColumn="0" w:lastRowFirstColumn="0" w:lastRowLastColumn="0"/>
+            <w:tcW w:w="1419" w:type="dxa"/>
+            <w:vAlign w:val="center"/>
+          </w:tcPr>
+          <w:p>
+            <w:r>
+              <w:rPr>
+                <w:b w:val="0"/>
+                <w:sz w:val="18"/>
+              </w:rPr>
+              <w:t>User Backend</w:t>
+            </w:r>
+          </w:p>
+        </w:tc>
+        <w:tc>
+          <w:tcPr>
+            <w:tcW w:w="1419" w:type="dxa"/>
+            <w:vAlign w:val="center"/>
+          </w:tcPr>
+          <w:p>
+            <w:pPr>
+              <w:cnfStyle w:val="000000100000" w:firstRow="0" w:lastRow="0" w:firstColumn="0" w:lastColumn="0" w:oddVBand="0" w:evenVBand="0" w:oddHBand="1" w:evenHBand="0" w:firstRowFirstColumn="0" w:firstRowLastColumn="0" w:lastRowFirstColumn="0" w:lastRowLastColumn="0"/>
+            </w:pPr>
+            <w:r>
+              <w:rPr>
+                <w:sz w:val="18"/>
+              </w:rPr>
+              <w:t>BE-03</w:t>
+            </w:r>
+          </w:p>
+        </w:tc>
+        <w:tc>
+          <w:tcPr>
+            <w:tcW w:w="1419" w:type="dxa"/>
+            <w:vAlign w:val="center"/>
+          </w:tcPr>
+          <w:p>
+            <w:pPr>
+              <w:cnfStyle w:val="000000100000" w:firstRow="0" w:lastRow="0" w:firstColumn="0" w:lastColumn="0" w:oddVBand="0" w:evenVBand="0" w:oddHBand="1" w:evenHBand="0" w:firstRowFirstColumn="0" w:firstRowLastColumn="0" w:lastRowFirstColumn="0" w:lastRowLastColumn="0"/>
+            </w:pPr>
+            <w:r>
+              <w:rPr>
+                <w:sz w:val="18"/>
+              </w:rPr>
+              <w:t>Backend</w:t>
+            </w:r>
+          </w:p>
+        </w:tc>
+        <w:tc>
+          <w:tcPr>
+            <w:tcW w:w="1419" w:type="dxa"/>
+            <w:vAlign w:val="center"/>
+          </w:tcPr>
+          <w:p>
+            <w:pPr>
+              <w:cnfStyle w:val="000000100000" w:firstRow="0" w:lastRow="0" w:firstColumn="0" w:lastColumn="0" w:oddVBand="0" w:evenVBand="0" w:oddHBand="1" w:evenHBand="0" w:firstRowFirstColumn="0" w:firstRowLastColumn="0" w:lastRowFirstColumn="0" w:lastRowLastColumn="0"/>
+            </w:pPr>
+            <w:r>
+              <w:rPr>
+                <w:sz w:val="18"/>
+              </w:rPr>
+              <w:t>Create availability data response contract</w:t>
+            </w:r>
+          </w:p>
+        </w:tc>
+        <w:tc>
+          <w:tcPr>
+            <w:tcW w:w="1419" w:type="dxa"/>
+            <w:vAlign w:val="center"/>
+          </w:tcPr>
+          <w:p>
+            <w:pPr>
+              <w:cnfStyle w:val="000000100000" w:firstRow="0" w:lastRow="0" w:firstColumn="0" w:lastColumn="0" w:oddVBand="0" w:evenVBand="0" w:oddHBand="1" w:evenHBand="0" w:firstRowFirstColumn="0" w:firstRowLastColumn="0" w:lastRowFirstColumn="0" w:lastRowLastColumn="0"/>
+            </w:pPr>
+            <w:r>
+              <w:rPr>
+                <w:sz w:val="18"/>
+              </w:rPr>
+              <w:t>3</w:t>
+            </w:r>
+          </w:p>
+        </w:tc>
+        <w:tc>
+          <w:tcPr>
+            <w:tcW w:w="1419" w:type="dxa"/>
+            <w:vAlign w:val="center"/>
+          </w:tcPr>
+          <w:p>
+            <w:pPr>
+              <w:cnfStyle w:val="000000100000" w:firstRow="0" w:lastRow="0" w:firstColumn="0" w:lastColumn="0" w:oddVBand="0" w:evenVBand="0" w:oddHBand="1" w:evenHBand="0" w:firstRowFirstColumn="0" w:firstRowLastColumn="0" w:lastRowFirstColumn="0" w:lastRowLastColumn="0"/>
+            </w:pPr>
+            <w:r>
+              <w:rPr>
+                <w:sz w:val="18"/>
+              </w:rPr>
+              <w:t>High</w:t>
+            </w:r>
+          </w:p>
+        </w:tc>
+        <w:tc>
+          <w:tcPr>
+            <w:tcW w:w="1419" w:type="dxa"/>
+            <w:vAlign w:val="center"/>
+          </w:tcPr>
+          <w:p>
+            <w:pPr>
+              <w:cnfStyle w:val="000000100000" w:firstRow="0" w:lastRow="0" w:firstColumn="0" w:lastColumn="0" w:oddVBand="0" w:evenVBand="0" w:oddHBand="1" w:evenHBand="0" w:firstRowFirstColumn="0" w:firstRowLastColumn="0" w:lastRowFirstColumn="0" w:lastRowLastColumn="0"/>
+            </w:pPr>
+            <w:r>
+              <w:rPr>
+                <w:sz w:val="18"/>
+              </w:rPr>
+              <w:t>Yes</w:t>
+            </w:r>
+          </w:p>
+        </w:tc>
+      </w:tr>
+      <w:tr>
+        <w:trPr>
+          <w:jc w:val="center"/>
+        </w:trPr>
+        <w:tc>
+          <w:tcPr>
+            <w:cnfStyle w:val="001000000000" w:firstRow="0" w:lastRow="0" w:firstColumn="1" w:lastColumn="0" w:oddVBand="0" w:evenVBand="0" w:oddHBand="0" w:evenHBand="0" w:firstRowFirstColumn="0" w:firstRowLastColumn="0" w:lastRowFirstColumn="0" w:lastRowLastColumn="0"/>
+            <w:tcW w:w="1419" w:type="dxa"/>
+            <w:vAlign w:val="center"/>
+          </w:tcPr>
+          <w:p>
+            <w:r>
+              <w:rPr>
+                <w:b w:val="0"/>
+                <w:sz w:val="18"/>
+              </w:rPr>
+              <w:t>User Backend</w:t>
+            </w:r>
+          </w:p>
+        </w:tc>
+        <w:tc>
+          <w:tcPr>
+            <w:tcW w:w="1419" w:type="dxa"/>
+            <w:vAlign w:val="center"/>
+          </w:tcPr>
+          <w:p>
+            <w:pPr>
+              <w:cnfStyle w:val="000000000000" w:firstRow="0" w:lastRow="0" w:firstColumn="0" w:lastColumn="0" w:oddVBand="0" w:evenVBand="0" w:oddHBand="0" w:evenHBand="0" w:firstRowFirstColumn="0" w:firstRowLastColumn="0" w:lastRowFirstColumn="0" w:lastRowLastColumn="0"/>
+            </w:pPr>
+            <w:r>
+              <w:rPr>
+                <w:sz w:val="18"/>
+              </w:rPr>
+              <w:t>BE-04</w:t>
+            </w:r>
+          </w:p>
+        </w:tc>
+        <w:tc>
+          <w:tcPr>
+            <w:tcW w:w="1419" w:type="dxa"/>
+            <w:vAlign w:val="center"/>
+          </w:tcPr>
+          <w:p>
+            <w:pPr>
+              <w:cnfStyle w:val="000000000000" w:firstRow="0" w:lastRow="0" w:firstColumn="0" w:lastColumn="0" w:oddVBand="0" w:evenVBand="0" w:oddHBand="0" w:evenHBand="0" w:firstRowFirstColumn="0" w:firstRowLastColumn="0" w:lastRowFirstColumn="0" w:lastRowLastColumn="0"/>
+            </w:pPr>
+            <w:r>
+              <w:rPr>
+                <w:sz w:val="18"/>
+              </w:rPr>
+              <w:t>Backend</w:t>
+            </w:r>
+          </w:p>
+        </w:tc>
+        <w:tc>
+          <w:tcPr>
+            <w:tcW w:w="1419" w:type="dxa"/>
+            <w:vAlign w:val="center"/>
+          </w:tcPr>
+          <w:p>
+            <w:pPr>
+              <w:cnfStyle w:val="000000000000" w:firstRow="0" w:lastRow="0" w:firstColumn="0" w:lastColumn="0" w:oddVBand="0" w:evenVBand="0" w:oddHBand="0" w:evenHBand="0" w:firstRowFirstColumn="0" w:firstRowLastColumn="0" w:lastRowFirstColumn="0" w:lastRowLastColumn="0"/>
+            </w:pPr>
+            <w:r>
+              <w:rPr>
+                <w:sz w:val="18"/>
+              </w:rPr>
+              <w:t>Create location-detail query service</w:t>
+            </w:r>
+          </w:p>
+        </w:tc>
+        <w:tc>
+          <w:tcPr>
+            <w:tcW w:w="1419" w:type="dxa"/>
+            <w:vAlign w:val="center"/>
+          </w:tcPr>
+          <w:p>
+            <w:pPr>
+              <w:cnfStyle w:val="000000000000" w:firstRow="0" w:lastRow="0" w:firstColumn="0" w:lastColumn="0" w:oddVBand="0" w:evenVBand="0" w:oddHBand="0" w:evenHBand="0" w:firstRowFirstColumn="0" w:firstRowLastColumn="0" w:lastRowFirstColumn="0" w:lastRowLastColumn="0"/>
+            </w:pPr>
+            <w:r>
+              <w:rPr>
+                <w:sz w:val="18"/>
+              </w:rPr>
+              <w:t>3</w:t>
+            </w:r>
+          </w:p>
+        </w:tc>
+        <w:tc>
+          <w:tcPr>
+            <w:tcW w:w="1419" w:type="dxa"/>
+            <w:vAlign w:val="center"/>
+          </w:tcPr>
+          <w:p>
+            <w:pPr>
+              <w:cnfStyle w:val="000000000000" w:firstRow="0" w:lastRow="0" w:firstColumn="0" w:lastColumn="0" w:oddVBand="0" w:evenVBand="0" w:oddHBand="0" w:evenHBand="0" w:firstRowFirstColumn="0" w:firstRowLastColumn="0" w:lastRowFirstColumn="0" w:lastRowLastColumn="0"/>
+            </w:pPr>
+            <w:r>
+              <w:rPr>
+                <w:sz w:val="18"/>
+              </w:rPr>
+              <w:t>High</w:t>
+            </w:r>
+          </w:p>
+        </w:tc>
+        <w:tc>
+          <w:tcPr>
+            <w:tcW w:w="1419" w:type="dxa"/>
+            <w:vAlign w:val="center"/>
+          </w:tcPr>
+          <w:p>
+            <w:pPr>
+              <w:cnfStyle w:val="000000000000" w:firstRow="0" w:lastRow="0" w:firstColumn="0" w:lastColumn="0" w:oddVBand="0" w:evenVBand="0" w:oddHBand="0" w:evenHBand="0" w:firstRowFirstColumn="0" w:firstRowLastColumn="0" w:lastRowFirstColumn="0" w:lastRowLastColumn="0"/>
+            </w:pPr>
+            <w:r>
+              <w:rPr>
+                <w:sz w:val="18"/>
+              </w:rPr>
+              <w:t>Yes</w:t>
+            </w:r>
+          </w:p>
+        </w:tc>
+      </w:tr>
+      <w:tr>
+        <w:trPr>
+          <w:cnfStyle w:val="000000100000" w:firstRow="0" w:lastRow="0" w:firstColumn="0" w:lastColumn="0" w:oddVBand="0" w:evenVBand="0" w:oddHBand="1" w:evenHBand="0" w:firstRowFirstColumn="0" w:firstRowLastColumn="0" w:lastRowFirstColumn="0" w:lastRowLastColumn="0"/>
+          <w:jc w:val="center"/>
+        </w:trPr>
+        <w:tc>
+          <w:tcPr>
+            <w:cnfStyle w:val="001000000000" w:firstRow="0" w:lastRow="0" w:firstColumn="1" w:lastColumn="0" w:oddVBand="0" w:evenVBand="0" w:oddHBand="0" w:evenHBand="0" w:firstRowFirstColumn="0" w:firstRowLastColumn="0" w:lastRowFirstColumn="0" w:lastRowLastColumn="0"/>
+            <w:tcW w:w="1419" w:type="dxa"/>
+            <w:vAlign w:val="center"/>
+          </w:tcPr>
+          <w:p>
+            <w:r>
+              <w:rPr>
+                <w:b w:val="0"/>
+                <w:sz w:val="18"/>
+              </w:rPr>
+              <w:t>User Backend</w:t>
+            </w:r>
+          </w:p>
+        </w:tc>
+        <w:tc>
+          <w:tcPr>
+            <w:tcW w:w="1419" w:type="dxa"/>
+            <w:vAlign w:val="center"/>
+          </w:tcPr>
+          <w:p>
+            <w:pPr>
+              <w:cnfStyle w:val="000000100000" w:firstRow="0" w:lastRow="0" w:firstColumn="0" w:lastColumn="0" w:oddVBand="0" w:evenVBand="0" w:oddHBand="1" w:evenHBand="0" w:firstRowFirstColumn="0" w:firstRowLastColumn="0" w:lastRowFirstColumn="0" w:lastRowLastColumn="0"/>
+            </w:pPr>
+            <w:r>
+              <w:rPr>
+                <w:sz w:val="18"/>
+              </w:rPr>
+              <w:t>BE-05</w:t>
+            </w:r>
+          </w:p>
+        </w:tc>
+        <w:tc>
+          <w:tcPr>
+            <w:tcW w:w="1419" w:type="dxa"/>
+            <w:vAlign w:val="center"/>
+          </w:tcPr>
+          <w:p>
+            <w:pPr>
+              <w:cnfStyle w:val="000000100000" w:firstRow="0" w:lastRow="0" w:firstColumn="0" w:lastColumn="0" w:oddVBand="0" w:evenVBand="0" w:oddHBand="1" w:evenHBand="0" w:firstRowFirstColumn="0" w:firstRowLastColumn="0" w:lastRowFirstColumn="0" w:lastRowLastColumn="0"/>
+            </w:pPr>
+            <w:r>
+              <w:rPr>
+                <w:sz w:val="18"/>
+              </w:rPr>
+              <w:t>Backend</w:t>
+            </w:r>
+          </w:p>
+        </w:tc>
+        <w:tc>
+          <w:tcPr>
+            <w:tcW w:w="1419" w:type="dxa"/>
+            <w:vAlign w:val="center"/>
+          </w:tcPr>
+          <w:p>
+            <w:pPr>
+              <w:cnfStyle w:val="000000100000" w:firstRow="0" w:lastRow="0" w:firstColumn="0" w:lastColumn="0" w:oddVBand="0" w:evenVBand="0" w:oddHBand="1" w:evenHBand="0" w:firstRowFirstColumn="0" w:firstRowLastColumn="0" w:lastRowFirstColumn="0" w:lastRowLastColumn="0"/>
+            </w:pPr>
+            <w:r>
+              <w:rPr>
+                <w:sz w:val="18"/>
+              </w:rPr>
+              <w:t>Create eligibility-check service</w:t>
+            </w:r>
+          </w:p>
+        </w:tc>
+        <w:tc>
+          <w:tcPr>
+            <w:tcW w:w="1419" w:type="dxa"/>
+            <w:vAlign w:val="center"/>
+          </w:tcPr>
+          <w:p>
+            <w:pPr>
+              <w:cnfStyle w:val="000000100000" w:firstRow="0" w:lastRow="0" w:firstColumn="0" w:lastColumn="0" w:oddVBand="0" w:evenVBand="0" w:oddHBand="1" w:evenHBand="0" w:firstRowFirstColumn="0" w:firstRowLastColumn="0" w:lastRowFirstColumn="0" w:lastRowLastColumn="0"/>
+            </w:pPr>
+            <w:r>
+              <w:rPr>
+                <w:sz w:val="18"/>
+              </w:rPr>
+              <w:t>5</w:t>
+            </w:r>
+          </w:p>
+        </w:tc>
+        <w:tc>
+          <w:tcPr>
+            <w:tcW w:w="1419" w:type="dxa"/>
+            <w:vAlign w:val="center"/>
+          </w:tcPr>
+          <w:p>
+            <w:pPr>
+              <w:cnfStyle w:val="000000100000" w:firstRow="0" w:lastRow="0" w:firstColumn="0" w:lastColumn="0" w:oddVBand="0" w:evenVBand="0" w:oddHBand="1" w:evenHBand="0" w:firstRowFirstColumn="0" w:firstRowLastColumn="0" w:lastRowFirstColumn="0" w:lastRowLastColumn="0"/>
+            </w:pPr>
+            <w:r>
+              <w:rPr>
+                <w:sz w:val="18"/>
+              </w:rPr>
+              <w:t>High</w:t>
+            </w:r>
+          </w:p>
+        </w:tc>
+        <w:tc>
+          <w:tcPr>
+            <w:tcW w:w="1419" w:type="dxa"/>
+            <w:vAlign w:val="center"/>
+          </w:tcPr>
+          <w:p>
+            <w:pPr>
+              <w:cnfStyle w:val="000000100000" w:firstRow="0" w:lastRow="0" w:firstColumn="0" w:lastColumn="0" w:oddVBand="0" w:evenVBand="0" w:oddHBand="1" w:evenHBand="0" w:firstRowFirstColumn="0" w:firstRowLastColumn="0" w:lastRowFirstColumn="0" w:lastRowLastColumn="0"/>
+            </w:pPr>
+            <w:r>
+              <w:rPr>
+                <w:sz w:val="18"/>
+              </w:rPr>
+              <w:t>No</w:t>
+            </w:r>
+          </w:p>
+        </w:tc>
+      </w:tr>
+      <w:tr>
+        <w:trPr>
+          <w:jc w:val="center"/>
+        </w:trPr>
+        <w:tc>
+          <w:tcPr>
+            <w:cnfStyle w:val="001000000000" w:firstRow="0" w:lastRow="0" w:firstColumn="1" w:lastColumn="0" w:oddVBand="0" w:evenVBand="0" w:oddHBand="0" w:evenHBand="0" w:firstRowFirstColumn="0" w:firstRowLastColumn="0" w:lastRowFirstColumn="0" w:lastRowLastColumn="0"/>
+            <w:tcW w:w="1419" w:type="dxa"/>
+            <w:vAlign w:val="center"/>
+          </w:tcPr>
+          <w:p>
+            <w:r>
+              <w:rPr>
+                <w:b w:val="0"/>
+                <w:sz w:val="18"/>
+              </w:rPr>
+              <w:t>User Backend</w:t>
+            </w:r>
+          </w:p>
+        </w:tc>
+        <w:tc>
+          <w:tcPr>
+            <w:tcW w:w="1419" w:type="dxa"/>
+            <w:vAlign w:val="center"/>
+          </w:tcPr>
+          <w:p>
+            <w:pPr>
+              <w:cnfStyle w:val="000000000000" w:firstRow="0" w:lastRow="0" w:firstColumn="0" w:lastColumn="0" w:oddVBand="0" w:evenVBand="0" w:oddHBand="0" w:evenHBand="0" w:firstRowFirstColumn="0" w:firstRowLastColumn="0" w:lastRowFirstColumn="0" w:lastRowLastColumn="0"/>
+            </w:pPr>
+            <w:r>
+              <w:rPr>
+                <w:sz w:val="18"/>
+              </w:rPr>
+              <w:t>BE-06</w:t>
+            </w:r>
+          </w:p>
+        </w:tc>
+        <w:tc>
+          <w:tcPr>
+            <w:tcW w:w="1419" w:type="dxa"/>
+            <w:vAlign w:val="center"/>
+          </w:tcPr>
+          <w:p>
+            <w:pPr>
+              <w:cnfStyle w:val="000000000000" w:firstRow="0" w:lastRow="0" w:firstColumn="0" w:lastColumn="0" w:oddVBand="0" w:evenVBand="0" w:oddHBand="0" w:evenHBand="0" w:firstRowFirstColumn="0" w:firstRowLastColumn="0" w:lastRowFirstColumn="0" w:lastRowLastColumn="0"/>
+            </w:pPr>
+            <w:r>
+              <w:rPr>
+                <w:sz w:val="18"/>
+              </w:rPr>
+              <w:t>Backend</w:t>
+            </w:r>
+          </w:p>
+        </w:tc>
+        <w:tc>
+          <w:tcPr>
+            <w:tcW w:w="1419" w:type="dxa"/>
+            <w:vAlign w:val="center"/>
+          </w:tcPr>
+          <w:p>
+            <w:pPr>
+              <w:cnfStyle w:val="000000000000" w:firstRow="0" w:lastRow="0" w:firstColumn="0" w:lastColumn="0" w:oddVBand="0" w:evenVBand="0" w:oddHBand="0" w:evenHBand="0" w:firstRowFirstColumn="0" w:firstRowLastColumn="0" w:lastRowFirstColumn="0" w:lastRowLastColumn="0"/>
+            </w:pPr>
+            <w:r>
+              <w:rPr>
+                <w:sz w:val="18"/>
+              </w:rPr>
+              <w:t>Create reservation service</w:t>
+            </w:r>
+          </w:p>
+        </w:tc>
+        <w:tc>
+          <w:tcPr>
+            <w:tcW w:w="1419" w:type="dxa"/>
+            <w:vAlign w:val="center"/>
+          </w:tcPr>
+          <w:p>
+            <w:pPr>
+              <w:cnfStyle w:val="000000000000" w:firstRow="0" w:lastRow="0" w:firstColumn="0" w:lastColumn="0" w:oddVBand="0" w:evenVBand="0" w:oddHBand="0" w:evenHBand="0" w:firstRowFirstColumn="0" w:firstRowLastColumn="0" w:lastRowFirstColumn="0" w:lastRowLastColumn="0"/>
+            </w:pPr>
+            <w:r>
+              <w:rPr>
+                <w:sz w:val="18"/>
+              </w:rPr>
+              <w:t>8</w:t>
+            </w:r>
+          </w:p>
+        </w:tc>
+        <w:tc>
+          <w:tcPr>
+            <w:tcW w:w="1419" w:type="dxa"/>
+            <w:vAlign w:val="center"/>
+          </w:tcPr>
+          <w:p>
+            <w:pPr>
+              <w:cnfStyle w:val="000000000000" w:firstRow="0" w:lastRow="0" w:firstColumn="0" w:lastColumn="0" w:oddVBand="0" w:evenVBand="0" w:oddHBand="0" w:evenHBand="0" w:firstRowFirstColumn="0" w:firstRowLastColumn="0" w:lastRowFirstColumn="0" w:lastRowLastColumn="0"/>
+            </w:pPr>
+            <w:r>
+              <w:rPr>
+                <w:sz w:val="18"/>
+              </w:rPr>
+              <w:t>Medium</w:t>
+            </w:r>
+          </w:p>
+        </w:tc>
+        <w:tc>
+          <w:tcPr>
+            <w:tcW w:w="1419" w:type="dxa"/>
+            <w:vAlign w:val="center"/>
+          </w:tcPr>
+          <w:p>
+            <w:pPr>
+              <w:cnfStyle w:val="000000000000" w:firstRow="0" w:lastRow="0" w:firstColumn="0" w:lastColumn="0" w:oddVBand="0" w:evenVBand="0" w:oddHBand="0" w:evenHBand="0" w:firstRowFirstColumn="0" w:firstRowLastColumn="0" w:lastRowFirstColumn="0" w:lastRowLastColumn="0"/>
+            </w:pPr>
+            <w:r>
+              <w:rPr>
+                <w:sz w:val="18"/>
+              </w:rPr>
+              <w:t>No</w:t>
+            </w:r>
+          </w:p>
+        </w:tc>
+      </w:tr>
+      <w:tr>
+        <w:trPr>
+          <w:cnfStyle w:val="000000100000" w:firstRow="0" w:lastRow="0" w:firstColumn="0" w:lastColumn="0" w:oddVBand="0" w:evenVBand="0" w:oddHBand="1" w:evenHBand="0" w:firstRowFirstColumn="0" w:firstRowLastColumn="0" w:lastRowFirstColumn="0" w:lastRowLastColumn="0"/>
+          <w:jc w:val="center"/>
+        </w:trPr>
+        <w:tc>
+          <w:tcPr>
+            <w:cnfStyle w:val="001000000000" w:firstRow="0" w:lastRow="0" w:firstColumn="1" w:lastColumn="0" w:oddVBand="0" w:evenVBand="0" w:oddHBand="0" w:evenHBand="0" w:firstRowFirstColumn="0" w:firstRowLastColumn="0" w:lastRowFirstColumn="0" w:lastRowLastColumn="0"/>
+            <w:tcW w:w="1419" w:type="dxa"/>
+            <w:vAlign w:val="center"/>
+          </w:tcPr>
+          <w:p>
+            <w:r>
+              <w:rPr>
+                <w:b w:val="0"/>
+                <w:sz w:val="18"/>
+              </w:rPr>
+              <w:t>User Backend</w:t>
+            </w:r>
+          </w:p>
+        </w:tc>
+        <w:tc>
+          <w:tcPr>
+            <w:tcW w:w="1419" w:type="dxa"/>
+            <w:vAlign w:val="center"/>
+          </w:tcPr>
+          <w:p>
+            <w:pPr>
+              <w:cnfStyle w:val="000000100000" w:firstRow="0" w:lastRow="0" w:firstColumn="0" w:lastColumn="0" w:oddVBand="0" w:evenVBand="0" w:oddHBand="1" w:evenHBand="0" w:firstRowFirstColumn="0" w:firstRowLastColumn="0" w:lastRowFirstColumn="0" w:lastRowLastColumn="0"/>
+            </w:pPr>
+            <w:r>
+              <w:rPr>
+                <w:sz w:val="18"/>
+              </w:rPr>
+              <w:t>BE-07</w:t>
+            </w:r>
+          </w:p>
+        </w:tc>
+        <w:tc>
+          <w:tcPr>
+            <w:tcW w:w="1419" w:type="dxa"/>
+            <w:vAlign w:val="center"/>
+          </w:tcPr>
+          <w:p>
+            <w:pPr>
+              <w:cnfStyle w:val="000000100000" w:firstRow="0" w:lastRow="0" w:firstColumn="0" w:lastColumn="0" w:oddVBand="0" w:evenVBand="0" w:oddHBand="1" w:evenHBand="0" w:firstRowFirstColumn="0" w:firstRowLastColumn="0" w:lastRowFirstColumn="0" w:lastRowLastColumn="0"/>
+            </w:pPr>
+            <w:r>
+              <w:rPr>
+                <w:sz w:val="18"/>
+              </w:rPr>
+              <w:t>Backend</w:t>
+            </w:r>
+          </w:p>
+        </w:tc>
+        <w:tc>
+          <w:tcPr>
+            <w:tcW w:w="1419" w:type="dxa"/>
+            <w:vAlign w:val="center"/>
+          </w:tcPr>
+          <w:p>
+            <w:pPr>
+              <w:cnfStyle w:val="000000100000" w:firstRow="0" w:lastRow="0" w:firstColumn="0" w:lastColumn="0" w:oddVBand="0" w:evenVBand="0" w:oddHBand="1" w:evenHBand="0" w:firstRowFirstColumn="0" w:firstRowLastColumn="0" w:lastRowFirstColumn="0" w:lastRowLastColumn="0"/>
+            </w:pPr>
+            <w:r>
+              <w:rPr>
+                <w:sz w:val="18"/>
+              </w:rPr>
+              <w:t>Create reservation cancellation service</w:t>
+            </w:r>
+          </w:p>
+        </w:tc>
+        <w:tc>
+          <w:tcPr>
+            <w:tcW w:w="1419" w:type="dxa"/>
+            <w:vAlign w:val="center"/>
+          </w:tcPr>
+          <w:p>
+            <w:pPr>
+              <w:cnfStyle w:val="000000100000" w:firstRow="0" w:lastRow="0" w:firstColumn="0" w:lastColumn="0" w:oddVBand="0" w:evenVBand="0" w:oddHBand="1" w:evenHBand="0" w:firstRowFirstColumn="0" w:firstRowLastColumn="0" w:lastRowFirstColumn="0" w:lastRowLastColumn="0"/>
+            </w:pPr>
+            <w:r>
+              <w:rPr>
+                <w:sz w:val="18"/>
+              </w:rPr>
+              <w:t>3</w:t>
+            </w:r>
+          </w:p>
+        </w:tc>
+        <w:tc>
+          <w:tcPr>
+            <w:tcW w:w="1419" w:type="dxa"/>
+            <w:vAlign w:val="center"/>
+          </w:tcPr>
+          <w:p>
+            <w:pPr>
+              <w:cnfStyle w:val="000000100000" w:firstRow="0" w:lastRow="0" w:firstColumn="0" w:lastColumn="0" w:oddVBand="0" w:evenVBand="0" w:oddHBand="1" w:evenHBand="0" w:firstRowFirstColumn="0" w:firstRowLastColumn="0" w:lastRowFirstColumn="0" w:lastRowLastColumn="0"/>
+            </w:pPr>
+            <w:r>
+              <w:rPr>
+                <w:sz w:val="18"/>
+              </w:rPr>
+              <w:t>Medium</w:t>
+            </w:r>
+          </w:p>
+        </w:tc>
+        <w:tc>
+          <w:tcPr>
+            <w:tcW w:w="1419" w:type="dxa"/>
+            <w:vAlign w:val="center"/>
+          </w:tcPr>
+          <w:p>
+            <w:pPr>
+              <w:cnfStyle w:val="000000100000" w:firstRow="0" w:lastRow="0" w:firstColumn="0" w:lastColumn="0" w:oddVBand="0" w:evenVBand="0" w:oddHBand="1" w:evenHBand="0" w:firstRowFirstColumn="0" w:firstRowLastColumn="0" w:lastRowFirstColumn="0" w:lastRowLastColumn="0"/>
+            </w:pPr>
+            <w:r>
+              <w:rPr>
+                <w:sz w:val="18"/>
+              </w:rPr>
+              <w:t>No</w:t>
+            </w:r>
+          </w:p>
+        </w:tc>
+      </w:tr>
+      <w:tr>
+        <w:trPr>
+          <w:jc w:val="center"/>
+        </w:trPr>
+        <w:tc>
+          <w:tcPr>
+            <w:cnfStyle w:val="001000000000" w:firstRow="0" w:lastRow="0" w:firstColumn="1" w:lastColumn="0" w:oddVBand="0" w:evenVBand="0" w:oddHBand="0" w:evenHBand="0" w:firstRowFirstColumn="0" w:firstRowLastColumn="0" w:lastRowFirstColumn="0" w:lastRowLastColumn="0"/>
+            <w:tcW w:w="1419" w:type="dxa"/>
+            <w:vAlign w:val="center"/>
+          </w:tcPr>
+          <w:p>
+            <w:r>
+              <w:rPr>
+                <w:b w:val="0"/>
+                <w:sz w:val="18"/>
+              </w:rPr>
+              <w:t>User Backend</w:t>
+            </w:r>
+          </w:p>
+        </w:tc>
+        <w:tc>
+          <w:tcPr>
+            <w:tcW w:w="1419" w:type="dxa"/>
+            <w:vAlign w:val="center"/>
+          </w:tcPr>
+          <w:p>
+            <w:pPr>
+              <w:cnfStyle w:val="000000000000" w:firstRow="0" w:lastRow="0" w:firstColumn="0" w:lastColumn="0" w:oddVBand="0" w:evenVBand="0" w:oddHBand="0" w:evenHBand="0" w:firstRowFirstColumn="0" w:firstRowLastColumn="0" w:lastRowFirstColumn="0" w:lastRowLastColumn="0"/>
+            </w:pPr>
+            <w:r>
+              <w:rPr>
+                <w:sz w:val="18"/>
+              </w:rPr>
+              <w:t>BE-08</w:t>
+            </w:r>
+          </w:p>
+        </w:tc>
+        <w:tc>
+          <w:tcPr>
+            <w:tcW w:w="1419" w:type="dxa"/>
+            <w:vAlign w:val="center"/>
+          </w:tcPr>
+          <w:p>
+            <w:pPr>
+              <w:cnfStyle w:val="000000000000" w:firstRow="0" w:lastRow="0" w:firstColumn="0" w:lastColumn="0" w:oddVBand="0" w:evenVBand="0" w:oddHBand="0" w:evenHBand="0" w:firstRowFirstColumn="0" w:firstRowLastColumn="0" w:lastRowFirstColumn="0" w:lastRowLastColumn="0"/>
+            </w:pPr>
+            <w:r>
+              <w:rPr>
+                <w:sz w:val="18"/>
+              </w:rPr>
+              <w:t>Backend</w:t>
+            </w:r>
+          </w:p>
+        </w:tc>
+        <w:tc>
+          <w:tcPr>
+            <w:tcW w:w="1419" w:type="dxa"/>
+            <w:vAlign w:val="center"/>
+          </w:tcPr>
+          <w:p>
+            <w:pPr>
+              <w:cnfStyle w:val="000000000000" w:firstRow="0" w:lastRow="0" w:firstColumn="0" w:lastColumn="0" w:oddVBand="0" w:evenVBand="0" w:oddHBand="0" w:evenHBand="0" w:firstRowFirstColumn="0" w:firstRowLastColumn="0" w:lastRowFirstColumn="0" w:lastRowLastColumn="0"/>
+            </w:pPr>
+            <w:r>
+              <w:rPr>
+                <w:sz w:val="18"/>
+              </w:rPr>
+              <w:t>Integrate payment authorization workflow</w:t>
+            </w:r>
+          </w:p>
+        </w:tc>
+        <w:tc>
+          <w:tcPr>
+            <w:tcW w:w="1419" w:type="dxa"/>
+            <w:vAlign w:val="center"/>
+          </w:tcPr>
+          <w:p>
+            <w:pPr>
+              <w:cnfStyle w:val="000000000000" w:firstRow="0" w:lastRow="0" w:firstColumn="0" w:lastColumn="0" w:oddVBand="0" w:evenVBand="0" w:oddHBand="0" w:evenHBand="0" w:firstRowFirstColumn="0" w:firstRowLastColumn="0" w:lastRowFirstColumn="0" w:lastRowLastColumn="0"/>
+            </w:pPr>
+            <w:r>
+              <w:rPr>
+                <w:sz w:val="18"/>
+              </w:rPr>
+              <w:t>8</w:t>
+            </w:r>
+          </w:p>
+        </w:tc>
+        <w:tc>
+          <w:tcPr>
+            <w:tcW w:w="1419" w:type="dxa"/>
+            <w:vAlign w:val="center"/>
+          </w:tcPr>
+          <w:p>
+            <w:pPr>
+              <w:cnfStyle w:val="000000000000" w:firstRow="0" w:lastRow="0" w:firstColumn="0" w:lastColumn="0" w:oddVBand="0" w:evenVBand="0" w:oddHBand="0" w:evenHBand="0" w:firstRowFirstColumn="0" w:firstRowLastColumn="0" w:lastRowFirstColumn="0" w:lastRowLastColumn="0"/>
+            </w:pPr>
+            <w:r>
+              <w:rPr>
+                <w:sz w:val="18"/>
+              </w:rPr>
+              <w:t>Medium</w:t>
+            </w:r>
+          </w:p>
+        </w:tc>
+        <w:tc>
+          <w:tcPr>
+            <w:tcW w:w="1419" w:type="dxa"/>
+            <w:vAlign w:val="center"/>
+          </w:tcPr>
+          <w:p>
+            <w:pPr>
+              <w:cnfStyle w:val="000000000000" w:firstRow="0" w:lastRow="0" w:firstColumn="0" w:lastColumn="0" w:oddVBand="0" w:evenVBand="0" w:oddHBand="0" w:evenHBand="0" w:firstRowFirstColumn="0" w:firstRowLastColumn="0" w:lastRowFirstColumn="0" w:lastRowLastColumn="0"/>
+            </w:pPr>
+            <w:r>
+              <w:rPr>
+                <w:sz w:val="18"/>
+              </w:rPr>
+              <w:t>No</w:t>
+            </w:r>
+          </w:p>
+        </w:tc>
+      </w:tr>
+      <w:tr>
+        <w:trPr>
+          <w:cnfStyle w:val="000000100000" w:firstRow="0" w:lastRow="0" w:firstColumn="0" w:lastColumn="0" w:oddVBand="0" w:evenVBand="0" w:oddHBand="1" w:evenHBand="0" w:firstRowFirstColumn="0" w:firstRowLastColumn="0" w:lastRowFirstColumn="0" w:lastRowLastColumn="0"/>
+          <w:jc w:val="center"/>
+        </w:trPr>
+        <w:tc>
+          <w:tcPr>
+            <w:cnfStyle w:val="001000000000" w:firstRow="0" w:lastRow="0" w:firstColumn="1" w:lastColumn="0" w:oddVBand="0" w:evenVBand="0" w:oddHBand="0" w:evenHBand="0" w:firstRowFirstColumn="0" w:firstRowLastColumn="0" w:lastRowFirstColumn="0" w:lastRowLastColumn="0"/>
+            <w:tcW w:w="1419" w:type="dxa"/>
+            <w:vAlign w:val="center"/>
+          </w:tcPr>
+          <w:p>
+            <w:r>
+              <w:rPr>
+                <w:b w:val="0"/>
+                <w:sz w:val="18"/>
+              </w:rPr>
+              <w:t>User Backend</w:t>
+            </w:r>
+          </w:p>
+        </w:tc>
+        <w:tc>
+          <w:tcPr>
+            <w:tcW w:w="1419" w:type="dxa"/>
+            <w:vAlign w:val="center"/>
+          </w:tcPr>
+          <w:p>
+            <w:pPr>
+              <w:cnfStyle w:val="000000100000" w:firstRow="0" w:lastRow="0" w:firstColumn="0" w:lastColumn="0" w:oddVBand="0" w:evenVBand="0" w:oddHBand="1" w:evenHBand="0" w:firstRowFirstColumn="0" w:firstRowLastColumn="0" w:lastRowFirstColumn="0" w:lastRowLastColumn="0"/>
+            </w:pPr>
+            <w:r>
+              <w:rPr>
+                <w:sz w:val="18"/>
+              </w:rPr>
+              <w:t>BE-09</w:t>
+            </w:r>
+          </w:p>
+        </w:tc>
+        <w:tc>
+          <w:tcPr>
+            <w:tcW w:w="1419" w:type="dxa"/>
+            <w:vAlign w:val="center"/>
+          </w:tcPr>
+          <w:p>
+            <w:pPr>
+              <w:cnfStyle w:val="000000100000" w:firstRow="0" w:lastRow="0" w:firstColumn="0" w:lastColumn="0" w:oddVBand="0" w:evenVBand="0" w:oddHBand="1" w:evenHBand="0" w:firstRowFirstColumn="0" w:firstRowLastColumn="0" w:lastRowFirstColumn="0" w:lastRowLastColumn="0"/>
+            </w:pPr>
+            <w:r>
+              <w:rPr>
+                <w:sz w:val="18"/>
+              </w:rPr>
+              <w:t>Backend</w:t>
+            </w:r>
+          </w:p>
+        </w:tc>
+        <w:tc>
+          <w:tcPr>
+            <w:tcW w:w="1419" w:type="dxa"/>
+            <w:vAlign w:val="center"/>
+          </w:tcPr>
+          <w:p>
+            <w:pPr>
+              <w:cnfStyle w:val="000000100000" w:firstRow="0" w:lastRow="0" w:firstColumn="0" w:lastColumn="0" w:oddVBand="0" w:evenVBand="0" w:oddHBand="1" w:evenHBand="0" w:firstRowFirstColumn="0" w:firstRowLastColumn="0" w:lastRowFirstColumn="0" w:lastRowLastColumn="0"/>
+            </w:pPr>
+            <w:r>
+              <w:rPr>
+                <w:sz w:val="18"/>
+              </w:rPr>
+              <w:t>Create receipt and transaction-history service</w:t>
+            </w:r>
+          </w:p>
+        </w:tc>
+        <w:tc>
+          <w:tcPr>
+            <w:tcW w:w="1419" w:type="dxa"/>
+            <w:vAlign w:val="center"/>
+          </w:tcPr>
+          <w:p>
+            <w:pPr>
+              <w:cnfStyle w:val="000000100000" w:firstRow="0" w:lastRow="0" w:firstColumn="0" w:lastColumn="0" w:oddVBand="0" w:evenVBand="0" w:oddHBand="1" w:evenHBand="0" w:firstRowFirstColumn="0" w:firstRowLastColumn="0" w:lastRowFirstColumn="0" w:lastRowLastColumn="0"/>
+            </w:pPr>
+            <w:r>
+              <w:rPr>
+                <w:sz w:val="18"/>
+              </w:rPr>
+              <w:t>5</w:t>
+            </w:r>
+          </w:p>
+        </w:tc>
+        <w:tc>
+          <w:tcPr>
+            <w:tcW w:w="1419" w:type="dxa"/>
+            <w:vAlign w:val="center"/>
+          </w:tcPr>
+          <w:p>
+            <w:pPr>
+              <w:cnfStyle w:val="000000100000" w:firstRow="0" w:lastRow="0" w:firstColumn="0" w:lastColumn="0" w:oddVBand="0" w:evenVBand="0" w:oddHBand="1" w:evenHBand="0" w:firstRowFirstColumn="0" w:firstRowLastColumn="0" w:lastRowFirstColumn="0" w:lastRowLastColumn="0"/>
+            </w:pPr>
+            <w:r>
+              <w:rPr>
+                <w:sz w:val="18"/>
+              </w:rPr>
+              <w:t>Medium</w:t>
+            </w:r>
+          </w:p>
+        </w:tc>
+        <w:tc>
+          <w:tcPr>
+            <w:tcW w:w="1419" w:type="dxa"/>
+            <w:vAlign w:val="center"/>
+          </w:tcPr>
+          <w:p>
+            <w:pPr>
+              <w:cnfStyle w:val="000000100000" w:firstRow="0" w:lastRow="0" w:firstColumn="0" w:lastColumn="0" w:oddVBand="0" w:evenVBand="0" w:oddHBand="1" w:evenHBand="0" w:firstRowFirstColumn="0" w:firstRowLastColumn="0" w:lastRowFirstColumn="0" w:lastRowLastColumn="0"/>
+            </w:pPr>
+            <w:r>
+              <w:rPr>
+                <w:sz w:val="18"/>
+              </w:rPr>
+              <w:t>No</w:t>
+            </w:r>
+          </w:p>
+        </w:tc>
+      </w:tr>
+      <w:tr>
+        <w:trPr>
+          <w:jc w:val="center"/>
+        </w:trPr>
+        <w:tc>
+          <w:tcPr>
+            <w:cnfStyle w:val="001000000000" w:firstRow="0" w:lastRow="0" w:firstColumn="1" w:lastColumn="0" w:oddVBand="0" w:evenVBand="0" w:oddHBand="0" w:evenHBand="0" w:firstRowFirstColumn="0" w:firstRowLastColumn="0" w:lastRowFirstColumn="0" w:lastRowLastColumn="0"/>
+            <w:tcW w:w="1419" w:type="dxa"/>
+            <w:vAlign w:val="center"/>
+          </w:tcPr>
+          <w:p>
+            <w:r>
+              <w:rPr>
+                <w:b w:val="0"/>
+                <w:sz w:val="18"/>
+              </w:rPr>
+              <w:t>User Backend</w:t>
+            </w:r>
+          </w:p>
+        </w:tc>
+        <w:tc>
+          <w:tcPr>
+            <w:tcW w:w="1419" w:type="dxa"/>
+            <w:vAlign w:val="center"/>
+          </w:tcPr>
+          <w:p>
+            <w:pPr>
+              <w:cnfStyle w:val="000000000000" w:firstRow="0" w:lastRow="0" w:firstColumn="0" w:lastColumn="0" w:oddVBand="0" w:evenVBand="0" w:oddHBand="0" w:evenHBand="0" w:firstRowFirstColumn="0" w:firstRowLastColumn="0" w:lastRowFirstColumn="0" w:lastRowLastColumn="0"/>
+            </w:pPr>
+            <w:r>
+              <w:rPr>
+                <w:sz w:val="18"/>
+              </w:rPr>
+              <w:t>BE-10</w:t>
+            </w:r>
+          </w:p>
+        </w:tc>
+        <w:tc>
+          <w:tcPr>
+            <w:tcW w:w="1419" w:type="dxa"/>
+            <w:vAlign w:val="center"/>
+          </w:tcPr>
+          <w:p>
+            <w:pPr>
+              <w:cnfStyle w:val="000000000000" w:firstRow="0" w:lastRow="0" w:firstColumn="0" w:lastColumn="0" w:oddVBand="0" w:evenVBand="0" w:oddHBand="0" w:evenHBand="0" w:firstRowFirstColumn="0" w:firstRowLastColumn="0" w:lastRowFirstColumn="0" w:lastRowLastColumn="0"/>
+            </w:pPr>
+            <w:r>
+              <w:rPr>
+                <w:sz w:val="18"/>
+              </w:rPr>
+              <w:t>Backend</w:t>
+            </w:r>
+          </w:p>
+        </w:tc>
+        <w:tc>
+          <w:tcPr>
+            <w:tcW w:w="1419" w:type="dxa"/>
+            <w:vAlign w:val="center"/>
+          </w:tcPr>
+          <w:p>
+            <w:pPr>
+              <w:cnfStyle w:val="000000000000" w:firstRow="0" w:lastRow="0" w:firstColumn="0" w:lastColumn="0" w:oddVBand="0" w:evenVBand="0" w:oddHBand="0" w:evenHBand="0" w:firstRowFirstColumn="0" w:firstRowLastColumn="0" w:lastRowFirstColumn="0" w:lastRowLastColumn="0"/>
+            </w:pPr>
+            <w:r>
+              <w:rPr>
+                <w:sz w:val="18"/>
+              </w:rPr>
+              <w:t>Create navigation destination handoff service</w:t>
+            </w:r>
+          </w:p>
+        </w:tc>
+        <w:tc>
+          <w:tcPr>
+            <w:tcW w:w="1419" w:type="dxa"/>
+            <w:vAlign w:val="center"/>
+          </w:tcPr>
+          <w:p>
+            <w:pPr>
+              <w:cnfStyle w:val="000000000000" w:firstRow="0" w:lastRow="0" w:firstColumn="0" w:lastColumn="0" w:oddVBand="0" w:evenVBand="0" w:oddHBand="0" w:evenHBand="0" w:firstRowFirstColumn="0" w:firstRowLastColumn="0" w:lastRowFirstColumn="0" w:lastRowLastColumn="0"/>
+            </w:pPr>
+            <w:r>
+              <w:rPr>
+                <w:sz w:val="18"/>
+              </w:rPr>
+              <w:t>3</w:t>
+            </w:r>
+          </w:p>
+        </w:tc>
+        <w:tc>
+          <w:tcPr>
+            <w:tcW w:w="1419" w:type="dxa"/>
+            <w:vAlign w:val="center"/>
+          </w:tcPr>
+          <w:p>
+            <w:pPr>
+              <w:cnfStyle w:val="000000000000" w:firstRow="0" w:lastRow="0" w:firstColumn="0" w:lastColumn="0" w:oddVBand="0" w:evenVBand="0" w:oddHBand="0" w:evenHBand="0" w:firstRowFirstColumn="0" w:firstRowLastColumn="0" w:lastRowFirstColumn="0" w:lastRowLastColumn="0"/>
+            </w:pPr>
+            <w:r>
+              <w:rPr>
+                <w:sz w:val="18"/>
+              </w:rPr>
+              <w:t>Medium</w:t>
+            </w:r>
+          </w:p>
+        </w:tc>
+        <w:tc>
+          <w:tcPr>
+            <w:tcW w:w="1419" w:type="dxa"/>
+            <w:vAlign w:val="center"/>
+          </w:tcPr>
+          <w:p>
+            <w:pPr>
+              <w:cnfStyle w:val="000000000000" w:firstRow="0" w:lastRow="0" w:firstColumn="0" w:lastColumn="0" w:oddVBand="0" w:evenVBand="0" w:oddHBand="0" w:evenHBand="0" w:firstRowFirstColumn="0" w:firstRowLastColumn="0" w:lastRowFirstColumn="0" w:lastRowLastColumn="0"/>
+            </w:pPr>
+            <w:r>
+              <w:rPr>
+                <w:sz w:val="18"/>
+              </w:rPr>
+              <w:t>No</w:t>
+            </w:r>
+          </w:p>
+        </w:tc>
+      </w:tr>
+      <w:tr>
+        <w:trPr>
+          <w:cnfStyle w:val="000000100000" w:firstRow="0" w:lastRow="0" w:firstColumn="0" w:lastColumn="0" w:oddVBand="0" w:evenVBand="0" w:oddHBand="1" w:evenHBand="0" w:firstRowFirstColumn="0" w:firstRowLastColumn="0" w:lastRowFirstColumn="0" w:lastRowLastColumn="0"/>
+          <w:jc w:val="center"/>
+        </w:trPr>
+        <w:tc>
+          <w:tcPr>
+            <w:cnfStyle w:val="001000000000" w:firstRow="0" w:lastRow="0" w:firstColumn="1" w:lastColumn="0" w:oddVBand="0" w:evenVBand="0" w:oddHBand="0" w:evenHBand="0" w:firstRowFirstColumn="0" w:firstRowLastColumn="0" w:lastRowFirstColumn="0" w:lastRowLastColumn="0"/>
+            <w:tcW w:w="1419" w:type="dxa"/>
+            <w:vAlign w:val="center"/>
+          </w:tcPr>
+          <w:p>
+            <w:r>
+              <w:rPr>
+                <w:b w:val="0"/>
+                <w:sz w:val="18"/>
+              </w:rPr>
+              <w:t>Operator Backend</w:t>
+            </w:r>
+          </w:p>
+        </w:tc>
+        <w:tc>
+          <w:tcPr>
+            <w:tcW w:w="1419" w:type="dxa"/>
+            <w:vAlign w:val="center"/>
+          </w:tcPr>
+          <w:p>
+            <w:pPr>
+              <w:cnfStyle w:val="000000100000" w:firstRow="0" w:lastRow="0" w:firstColumn="0" w:lastColumn="0" w:oddVBand="0" w:evenVBand="0" w:oddHBand="1" w:evenHBand="0" w:firstRowFirstColumn="0" w:firstRowLastColumn="0" w:lastRowFirstColumn="0" w:lastRowLastColumn="0"/>
+            </w:pPr>
+            <w:r>
+              <w:rPr>
+                <w:sz w:val="18"/>
+              </w:rPr>
+              <w:t>OB-01</w:t>
+            </w:r>
+          </w:p>
+        </w:tc>
+        <w:tc>
+          <w:tcPr>
+            <w:tcW w:w="1419" w:type="dxa"/>
+            <w:vAlign w:val="center"/>
+          </w:tcPr>
+          <w:p>
+            <w:pPr>
+              <w:cnfStyle w:val="000000100000" w:firstRow="0" w:lastRow="0" w:firstColumn="0" w:lastColumn="0" w:oddVBand="0" w:evenVBand="0" w:oddHBand="1" w:evenHBand="0" w:firstRowFirstColumn="0" w:firstRowLastColumn="0" w:lastRowFirstColumn="0" w:lastRowLastColumn="0"/>
+            </w:pPr>
+            <w:r>
+              <w:rPr>
+                <w:sz w:val="18"/>
+              </w:rPr>
+              <w:t>Backend</w:t>
+            </w:r>
+          </w:p>
+        </w:tc>
+        <w:tc>
+          <w:tcPr>
+            <w:tcW w:w="1419" w:type="dxa"/>
+            <w:vAlign w:val="center"/>
+          </w:tcPr>
+          <w:p>
+            <w:pPr>
+              <w:cnfStyle w:val="000000100000" w:firstRow="0" w:lastRow="0" w:firstColumn="0" w:lastColumn="0" w:oddVBand="0" w:evenVBand="0" w:oddHBand="1" w:evenHBand="0" w:firstRowFirstColumn="0" w:firstRowLastColumn="0" w:lastRowFirstColumn="0" w:lastRowLastColumn="0"/>
+            </w:pPr>
+            <w:r>
+              <w:rPr>
+                <w:sz w:val="18"/>
+              </w:rPr>
+              <w:t>Create operator role and authorization rules</w:t>
+            </w:r>
+          </w:p>
+        </w:tc>
+        <w:tc>
+          <w:tcPr>
+            <w:tcW w:w="1419" w:type="dxa"/>
+            <w:vAlign w:val="center"/>
+          </w:tcPr>
+          <w:p>
+            <w:pPr>
+              <w:cnfStyle w:val="000000100000" w:firstRow="0" w:lastRow="0" w:firstColumn="0" w:lastColumn="0" w:oddVBand="0" w:evenVBand="0" w:oddHBand="1" w:evenHBand="0" w:firstRowFirstColumn="0" w:firstRowLastColumn="0" w:lastRowFirstColumn="0" w:lastRowLastColumn="0"/>
+            </w:pPr>
+            <w:r>
+              <w:rPr>
+                <w:sz w:val="18"/>
+              </w:rPr>
+              <w:t>5</w:t>
+            </w:r>
+          </w:p>
+        </w:tc>
+        <w:tc>
+          <w:tcPr>
+            <w:tcW w:w="1419" w:type="dxa"/>
+            <w:vAlign w:val="center"/>
+          </w:tcPr>
+          <w:p>
+            <w:pPr>
+              <w:cnfStyle w:val="000000100000" w:firstRow="0" w:lastRow="0" w:firstColumn="0" w:lastColumn="0" w:oddVBand="0" w:evenVBand="0" w:oddHBand="1" w:evenHBand="0" w:firstRowFirstColumn="0" w:firstRowLastColumn="0" w:lastRowFirstColumn="0" w:lastRowLastColumn="0"/>
+            </w:pPr>
+            <w:r>
+              <w:rPr>
+                <w:sz w:val="18"/>
+              </w:rPr>
+              <w:t>High</w:t>
+            </w:r>
+          </w:p>
+        </w:tc>
+        <w:tc>
+          <w:tcPr>
+            <w:tcW w:w="1419" w:type="dxa"/>
+            <w:vAlign w:val="center"/>
+          </w:tcPr>
+          <w:p>
+            <w:pPr>
+              <w:cnfStyle w:val="000000100000" w:firstRow="0" w:lastRow="0" w:firstColumn="0" w:lastColumn="0" w:oddVBand="0" w:evenVBand="0" w:oddHBand="1" w:evenHBand="0" w:firstRowFirstColumn="0" w:firstRowLastColumn="0" w:lastRowFirstColumn="0" w:lastRowLastColumn="0"/>
+            </w:pPr>
+            <w:r>
+              <w:rPr>
+                <w:sz w:val="18"/>
+              </w:rPr>
+              <w:t>Yes</w:t>
+            </w:r>
+          </w:p>
+        </w:tc>
+      </w:tr>
+      <w:tr>
+        <w:trPr>
+          <w:jc w:val="center"/>
+        </w:trPr>
+        <w:tc>
+          <w:tcPr>
+            <w:cnfStyle w:val="001000000000" w:firstRow="0" w:lastRow="0" w:firstColumn="1" w:lastColumn="0" w:oddVBand="0" w:evenVBand="0" w:oddHBand="0" w:evenHBand="0" w:firstRowFirstColumn="0" w:firstRowLastColumn="0" w:lastRowFirstColumn="0" w:lastRowLastColumn="0"/>
+            <w:tcW w:w="1419" w:type="dxa"/>
+            <w:vAlign w:val="center"/>
+          </w:tcPr>
+          <w:p>
+            <w:r>
+              <w:rPr>
+                <w:b w:val="0"/>
+                <w:sz w:val="18"/>
+              </w:rPr>
+              <w:t>Operator Backend</w:t>
+            </w:r>
+          </w:p>
+        </w:tc>
+        <w:tc>
+          <w:tcPr>
+            <w:tcW w:w="1419" w:type="dxa"/>
+            <w:vAlign w:val="center"/>
+          </w:tcPr>
+          <w:p>
+            <w:pPr>
+              <w:cnfStyle w:val="000000000000" w:firstRow="0" w:lastRow="0" w:firstColumn="0" w:lastColumn="0" w:oddVBand="0" w:evenVBand="0" w:oddHBand="0" w:evenHBand="0" w:firstRowFirstColumn="0" w:firstRowLastColumn="0" w:lastRowFirstColumn="0" w:lastRowLastColumn="0"/>
+            </w:pPr>
+            <w:r>
+              <w:rPr>
+                <w:sz w:val="18"/>
+              </w:rPr>
+              <w:t>OB-02</w:t>
+            </w:r>
+          </w:p>
+        </w:tc>
+        <w:tc>
+          <w:tcPr>
+            <w:tcW w:w="1419" w:type="dxa"/>
+            <w:vAlign w:val="center"/>
+          </w:tcPr>
+          <w:p>
+            <w:pPr>
+              <w:cnfStyle w:val="000000000000" w:firstRow="0" w:lastRow="0" w:firstColumn="0" w:lastColumn="0" w:oddVBand="0" w:evenVBand="0" w:oddHBand="0" w:evenHBand="0" w:firstRowFirstColumn="0" w:firstRowLastColumn="0" w:lastRowFirstColumn="0" w:lastRowLastColumn="0"/>
+            </w:pPr>
+            <w:r>
+              <w:rPr>
+                <w:sz w:val="18"/>
+              </w:rPr>
+              <w:t>Backend</w:t>
+            </w:r>
+          </w:p>
+        </w:tc>
+        <w:tc>
+          <w:tcPr>
+            <w:tcW w:w="1419" w:type="dxa"/>
+            <w:vAlign w:val="center"/>
+          </w:tcPr>
+          <w:p>
+            <w:pPr>
+              <w:cnfStyle w:val="000000000000" w:firstRow="0" w:lastRow="0" w:firstColumn="0" w:lastColumn="0" w:oddVBand="0" w:evenVBand="0" w:oddHBand="0" w:evenHBand="0" w:firstRowFirstColumn="0" w:firstRowLastColumn="0" w:lastRowFirstColumn="0" w:lastRowLastColumn="0"/>
+            </w:pPr>
+            <w:r>
+              <w:rPr>
+                <w:sz w:val="18"/>
+              </w:rPr>
+              <w:t>Create zone and garage management service</w:t>
+            </w:r>
+          </w:p>
+        </w:tc>
+        <w:tc>
+          <w:tcPr>
+            <w:tcW w:w="1419" w:type="dxa"/>
+            <w:vAlign w:val="center"/>
+          </w:tcPr>
+          <w:p>
+            <w:pPr>
+              <w:cnfStyle w:val="000000000000" w:firstRow="0" w:lastRow="0" w:firstColumn="0" w:lastColumn="0" w:oddVBand="0" w:evenVBand="0" w:oddHBand="0" w:evenHBand="0" w:firstRowFirstColumn="0" w:firstRowLastColumn="0" w:lastRowFirstColumn="0" w:lastRowLastColumn="0"/>
+            </w:pPr>
+            <w:r>
+              <w:rPr>
+                <w:sz w:val="18"/>
+              </w:rPr>
+              <w:t>5</w:t>
+            </w:r>
+          </w:p>
+        </w:tc>
+        <w:tc>
+          <w:tcPr>
+            <w:tcW w:w="1419" w:type="dxa"/>
+            <w:vAlign w:val="center"/>
+          </w:tcPr>
+          <w:p>
+            <w:pPr>
+              <w:cnfStyle w:val="000000000000" w:firstRow="0" w:lastRow="0" w:firstColumn="0" w:lastColumn="0" w:oddVBand="0" w:evenVBand="0" w:oddHBand="0" w:evenHBand="0" w:firstRowFirstColumn="0" w:firstRowLastColumn="0" w:lastRowFirstColumn="0" w:lastRowLastColumn="0"/>
+            </w:pPr>
+            <w:r>
+              <w:rPr>
+                <w:sz w:val="18"/>
+              </w:rPr>
+              <w:t>High</w:t>
+            </w:r>
+          </w:p>
+        </w:tc>
+        <w:tc>
+          <w:tcPr>
+            <w:tcW w:w="1419" w:type="dxa"/>
+            <w:vAlign w:val="center"/>
+          </w:tcPr>
+          <w:p>
+            <w:pPr>
+              <w:cnfStyle w:val="000000000000" w:firstRow="0" w:lastRow="0" w:firstColumn="0" w:lastColumn="0" w:oddVBand="0" w:evenVBand="0" w:oddHBand="0" w:evenHBand="0" w:firstRowFirstColumn="0" w:firstRowLastColumn="0" w:lastRowFirstColumn="0" w:lastRowLastColumn="0"/>
+            </w:pPr>
+            <w:r>
+              <w:rPr>
+                <w:sz w:val="18"/>
+              </w:rPr>
+              <w:t>No</w:t>
+            </w:r>
+          </w:p>
+        </w:tc>
+      </w:tr>
+      <w:tr>
+        <w:trPr>
+          <w:cnfStyle w:val="000000100000" w:firstRow="0" w:lastRow="0" w:firstColumn="0" w:lastColumn="0" w:oddVBand="0" w:evenVBand="0" w:oddHBand="1" w:evenHBand="0" w:firstRowFirstColumn="0" w:firstRowLastColumn="0" w:lastRowFirstColumn="0" w:lastRowLastColumn="0"/>
+          <w:jc w:val="center"/>
+        </w:trPr>
+        <w:tc>
+          <w:tcPr>
+            <w:cnfStyle w:val="001000000000" w:firstRow="0" w:lastRow="0" w:firstColumn="1" w:lastColumn="0" w:oddVBand="0" w:evenVBand="0" w:oddHBand="0" w:evenHBand="0" w:firstRowFirstColumn="0" w:firstRowLastColumn="0" w:lastRowFirstColumn="0" w:lastRowLastColumn="0"/>
+            <w:tcW w:w="1419" w:type="dxa"/>
+            <w:vAlign w:val="center"/>
+          </w:tcPr>
+          <w:p>
+            <w:r>
+              <w:rPr>
+                <w:b w:val="0"/>
+                <w:sz w:val="18"/>
+              </w:rPr>
+              <w:t>Operator Backend</w:t>
+            </w:r>
+          </w:p>
+        </w:tc>
+        <w:tc>
+          <w:tcPr>
+            <w:tcW w:w="1419" w:type="dxa"/>
+            <w:vAlign w:val="center"/>
+          </w:tcPr>
+          <w:p>
+            <w:pPr>
+              <w:cnfStyle w:val="000000100000" w:firstRow="0" w:lastRow="0" w:firstColumn="0" w:lastColumn="0" w:oddVBand="0" w:evenVBand="0" w:oddHBand="1" w:evenHBand="0" w:firstRowFirstColumn="0" w:firstRowLastColumn="0" w:lastRowFirstColumn="0" w:lastRowLastColumn="0"/>
+            </w:pPr>
+            <w:r>
+              <w:rPr>
+                <w:sz w:val="18"/>
+              </w:rPr>
+              <w:t>OB-03</w:t>
+            </w:r>
+          </w:p>
+        </w:tc>
+        <w:tc>
+          <w:tcPr>
+            <w:tcW w:w="1419" w:type="dxa"/>
+            <w:vAlign w:val="center"/>
+          </w:tcPr>
+          <w:p>
+            <w:pPr>
+              <w:cnfStyle w:val="000000100000" w:firstRow="0" w:lastRow="0" w:firstColumn="0" w:lastColumn="0" w:oddVBand="0" w:evenVBand="0" w:oddHBand="1" w:evenHBand="0" w:firstRowFirstColumn="0" w:firstRowLastColumn="0" w:lastRowFirstColumn="0" w:lastRowLastColumn="0"/>
+            </w:pPr>
+            <w:r>
+              <w:rPr>
+                <w:sz w:val="18"/>
+              </w:rPr>
+              <w:t>Backend</w:t>
+            </w:r>
+          </w:p>
+        </w:tc>
+        <w:tc>
+          <w:tcPr>
+            <w:tcW w:w="1419" w:type="dxa"/>
+            <w:vAlign w:val="center"/>
+          </w:tcPr>
+          <w:p>
+            <w:pPr>
+              <w:cnfStyle w:val="000000100000" w:firstRow="0" w:lastRow="0" w:firstColumn="0" w:lastColumn="0" w:oddVBand="0" w:evenVBand="0" w:oddHBand="1" w:evenHBand="0" w:firstRowFirstColumn="0" w:firstRowLastColumn="0" w:lastRowFirstColumn="0" w:lastRowLastColumn="0"/>
+            </w:pPr>
+            <w:r>
+              <w:rPr>
+                <w:sz w:val="18"/>
+              </w:rPr>
+              <w:t>Create availability update service with timestamp</w:t>
+            </w:r>
+          </w:p>
+        </w:tc>
+        <w:tc>
+          <w:tcPr>
+            <w:tcW w:w="1419" w:type="dxa"/>
+            <w:vAlign w:val="center"/>
+          </w:tcPr>
+          <w:p>
+            <w:pPr>
+              <w:cnfStyle w:val="000000100000" w:firstRow="0" w:lastRow="0" w:firstColumn="0" w:lastColumn="0" w:oddVBand="0" w:evenVBand="0" w:oddHBand="1" w:evenHBand="0" w:firstRowFirstColumn="0" w:firstRowLastColumn="0" w:lastRowFirstColumn="0" w:lastRowLastColumn="0"/>
+            </w:pPr>
+            <w:r>
+              <w:rPr>
+                <w:sz w:val="18"/>
+              </w:rPr>
+              <w:t>5</w:t>
+            </w:r>
+          </w:p>
+        </w:tc>
+        <w:tc>
+          <w:tcPr>
+            <w:tcW w:w="1419" w:type="dxa"/>
+            <w:vAlign w:val="center"/>
+          </w:tcPr>
+          <w:p>
+            <w:pPr>
+              <w:cnfStyle w:val="000000100000" w:firstRow="0" w:lastRow="0" w:firstColumn="0" w:lastColumn="0" w:oddVBand="0" w:evenVBand="0" w:oddHBand="1" w:evenHBand="0" w:firstRowFirstColumn="0" w:firstRowLastColumn="0" w:lastRowFirstColumn="0" w:lastRowLastColumn="0"/>
+            </w:pPr>
+            <w:r>
+              <w:rPr>
+                <w:sz w:val="18"/>
+              </w:rPr>
+              <w:t>High</w:t>
+            </w:r>
+          </w:p>
+        </w:tc>
+        <w:tc>
+          <w:tcPr>
+            <w:tcW w:w="1419" w:type="dxa"/>
+            <w:vAlign w:val="center"/>
+          </w:tcPr>
+          <w:p>
+            <w:pPr>
+              <w:cnfStyle w:val="000000100000" w:firstRow="0" w:lastRow="0" w:firstColumn="0" w:lastColumn="0" w:oddVBand="0" w:evenVBand="0" w:oddHBand="1" w:evenHBand="0" w:firstRowFirstColumn="0" w:firstRowLastColumn="0" w:lastRowFirstColumn="0" w:lastRowLastColumn="0"/>
+            </w:pPr>
+            <w:r>
+              <w:rPr>
+                <w:sz w:val="18"/>
+              </w:rPr>
+              <w:t>No</w:t>
+            </w:r>
+          </w:p>
+        </w:tc>
+      </w:tr>
+      <w:tr>
+        <w:trPr>
+          <w:jc w:val="center"/>
+        </w:trPr>
+        <w:tc>
+          <w:tcPr>
+            <w:cnfStyle w:val="001000000000" w:firstRow="0" w:lastRow="0" w:firstColumn="1" w:lastColumn="0" w:oddVBand="0" w:evenVBand="0" w:oddHBand="0" w:evenHBand="0" w:firstRowFirstColumn="0" w:firstRowLastColumn="0" w:lastRowFirstColumn="0" w:lastRowLastColumn="0"/>
+            <w:tcW w:w="1419" w:type="dxa"/>
+            <w:vAlign w:val="center"/>
+          </w:tcPr>
+          <w:p>
+            <w:r>
+              <w:rPr>
+                <w:b w:val="0"/>
+                <w:sz w:val="18"/>
+              </w:rPr>
+              <w:t>Operator Backend</w:t>
+            </w:r>
+          </w:p>
+        </w:tc>
+        <w:tc>
+          <w:tcPr>
+            <w:tcW w:w="1419" w:type="dxa"/>
+            <w:vAlign w:val="center"/>
+          </w:tcPr>
+          <w:p>
+            <w:pPr>
+              <w:cnfStyle w:val="000000000000" w:firstRow="0" w:lastRow="0" w:firstColumn="0" w:lastColumn="0" w:oddVBand="0" w:evenVBand="0" w:oddHBand="0" w:evenHBand="0" w:firstRowFirstColumn="0" w:firstRowLastColumn="0" w:lastRowFirstColumn="0" w:lastRowLastColumn="0"/>
+            </w:pPr>
+            <w:r>
+              <w:rPr>
+                <w:sz w:val="18"/>
+              </w:rPr>
+              <w:t>OB-04</w:t>
+            </w:r>
+          </w:p>
+        </w:tc>
+        <w:tc>
+          <w:tcPr>
+            <w:tcW w:w="1419" w:type="dxa"/>
+            <w:vAlign w:val="center"/>
+          </w:tcPr>
+          <w:p>
+            <w:pPr>
+              <w:cnfStyle w:val="000000000000" w:firstRow="0" w:lastRow="0" w:firstColumn="0" w:lastColumn="0" w:oddVBand="0" w:evenVBand="0" w:oddHBand="0" w:evenHBand="0" w:firstRowFirstColumn="0" w:firstRowLastColumn="0" w:lastRowFirstColumn="0" w:lastRowLastColumn="0"/>
+            </w:pPr>
+            <w:r>
+              <w:rPr>
+                <w:sz w:val="18"/>
+              </w:rPr>
+              <w:t>Backend</w:t>
+            </w:r>
+          </w:p>
+        </w:tc>
+        <w:tc>
+          <w:tcPr>
+            <w:tcW w:w="1419" w:type="dxa"/>
+            <w:vAlign w:val="center"/>
+          </w:tcPr>
+          <w:p>
+            <w:pPr>
+              <w:cnfStyle w:val="000000000000" w:firstRow="0" w:lastRow="0" w:firstColumn="0" w:lastColumn="0" w:oddVBand="0" w:evenVBand="0" w:oddHBand="0" w:evenHBand="0" w:firstRowFirstColumn="0" w:firstRowLastColumn="0" w:lastRowFirstColumn="0" w:lastRowLastColumn="0"/>
+            </w:pPr>
+            <w:r>
+              <w:rPr>
+                <w:sz w:val="18"/>
+              </w:rPr>
+              <w:t>Create occupancy aggregation service</w:t>
+            </w:r>
+          </w:p>
+        </w:tc>
+        <w:tc>
+          <w:tcPr>
+            <w:tcW w:w="1419" w:type="dxa"/>
+            <w:vAlign w:val="center"/>
+          </w:tcPr>
+          <w:p>
+            <w:pPr>
+              <w:cnfStyle w:val="000000000000" w:firstRow="0" w:lastRow="0" w:firstColumn="0" w:lastColumn="0" w:oddVBand="0" w:evenVBand="0" w:oddHBand="0" w:evenHBand="0" w:firstRowFirstColumn="0" w:firstRowLastColumn="0" w:lastRowFirstColumn="0" w:lastRowLastColumn="0"/>
+            </w:pPr>
+            <w:r>
+              <w:rPr>
+                <w:sz w:val="18"/>
+              </w:rPr>
+              <w:t>5</w:t>
+            </w:r>
+          </w:p>
+        </w:tc>
+        <w:tc>
+          <w:tcPr>
+            <w:tcW w:w="1419" w:type="dxa"/>
+            <w:vAlign w:val="center"/>
+          </w:tcPr>
+          <w:p>
+            <w:pPr>
+              <w:cnfStyle w:val="000000000000" w:firstRow="0" w:lastRow="0" w:firstColumn="0" w:lastColumn="0" w:oddVBand="0" w:evenVBand="0" w:oddHBand="0" w:evenHBand="0" w:firstRowFirstColumn="0" w:firstRowLastColumn="0" w:lastRowFirstColumn="0" w:lastRowLastColumn="0"/>
+            </w:pPr>
+            <w:r>
+              <w:rPr>
+                <w:sz w:val="18"/>
+              </w:rPr>
+              <w:t>Medium</w:t>
+            </w:r>
+          </w:p>
+        </w:tc>
+        <w:tc>
+          <w:tcPr>
+            <w:tcW w:w="1419" w:type="dxa"/>
+            <w:vAlign w:val="center"/>
+          </w:tcPr>
+          <w:p>
+            <w:pPr>
+              <w:cnfStyle w:val="000000000000" w:firstRow="0" w:lastRow="0" w:firstColumn="0" w:lastColumn="0" w:oddVBand="0" w:evenVBand="0" w:oddHBand="0" w:evenHBand="0" w:firstRowFirstColumn="0" w:firstRowLastColumn="0" w:lastRowFirstColumn="0" w:lastRowLastColumn="0"/>
+            </w:pPr>
+            <w:r>
+              <w:rPr>
+                <w:sz w:val="18"/>
+              </w:rPr>
+              <w:t>No</w:t>
+            </w:r>
+          </w:p>
+        </w:tc>
+      </w:tr>
+      <w:tr>
+        <w:trPr>
+          <w:cnfStyle w:val="000000100000" w:firstRow="0" w:lastRow="0" w:firstColumn="0" w:lastColumn="0" w:oddVBand="0" w:evenVBand="0" w:oddHBand="1" w:evenHBand="0" w:firstRowFirstColumn="0" w:firstRowLastColumn="0" w:lastRowFirstColumn="0" w:lastRowLastColumn="0"/>
+          <w:jc w:val="center"/>
+        </w:trPr>
+        <w:tc>
+          <w:tcPr>
+            <w:cnfStyle w:val="001000000000" w:firstRow="0" w:lastRow="0" w:firstColumn="1" w:lastColumn="0" w:oddVBand="0" w:evenVBand="0" w:oddHBand="0" w:evenHBand="0" w:firstRowFirstColumn="0" w:firstRowLastColumn="0" w:lastRowFirstColumn="0" w:lastRowLastColumn="0"/>
+            <w:tcW w:w="1419" w:type="dxa"/>
+            <w:vAlign w:val="center"/>
+          </w:tcPr>
+          <w:p>
+            <w:r>
+              <w:rPr>
+                <w:b w:val="0"/>
+                <w:sz w:val="18"/>
+              </w:rPr>
+              <w:t>Operator Backend</w:t>
+            </w:r>
+          </w:p>
+        </w:tc>
+        <w:tc>
+          <w:tcPr>
+            <w:tcW w:w="1419" w:type="dxa"/>
+            <w:vAlign w:val="center"/>
+          </w:tcPr>
+          <w:p>
+            <w:pPr>
+              <w:cnfStyle w:val="000000100000" w:firstRow="0" w:lastRow="0" w:firstColumn="0" w:lastColumn="0" w:oddVBand="0" w:evenVBand="0" w:oddHBand="1" w:evenHBand="0" w:firstRowFirstColumn="0" w:firstRowLastColumn="0" w:lastRowFirstColumn="0" w:lastRowLastColumn="0"/>
+            </w:pPr>
+            <w:r>
+              <w:rPr>
+                <w:sz w:val="18"/>
+              </w:rPr>
+              <w:t>OB-05</w:t>
+            </w:r>
+          </w:p>
+        </w:tc>
+        <w:tc>
+          <w:tcPr>
+            <w:tcW w:w="1419" w:type="dxa"/>
+            <w:vAlign w:val="center"/>
+          </w:tcPr>
+          <w:p>
+            <w:pPr>
+              <w:cnfStyle w:val="000000100000" w:firstRow="0" w:lastRow="0" w:firstColumn="0" w:lastColumn="0" w:oddVBand="0" w:evenVBand="0" w:oddHBand="1" w:evenHBand="0" w:firstRowFirstColumn="0" w:firstRowLastColumn="0" w:lastRowFirstColumn="0" w:lastRowLastColumn="0"/>
+            </w:pPr>
+            <w:r>
+              <w:rPr>
+                <w:sz w:val="18"/>
+              </w:rPr>
+              <w:t>Backend</w:t>
+            </w:r>
+          </w:p>
+        </w:tc>
+        <w:tc>
+          <w:tcPr>
+            <w:tcW w:w="1419" w:type="dxa"/>
+            <w:vAlign w:val="center"/>
+          </w:tcPr>
+          <w:p>
+            <w:pPr>
+              <w:cnfStyle w:val="000000100000" w:firstRow="0" w:lastRow="0" w:firstColumn="0" w:lastColumn="0" w:oddVBand="0" w:evenVBand="0" w:oddHBand="1" w:evenHBand="0" w:firstRowFirstColumn="0" w:firstRowLastColumn="0" w:lastRowFirstColumn="0" w:lastRowLastColumn="0"/>
+            </w:pPr>
+            <w:r>
+              <w:rPr>
+                <w:sz w:val="18"/>
+              </w:rPr>
+              <w:t>Create transaction reporting service</w:t>
+            </w:r>
+          </w:p>
+        </w:tc>
+        <w:tc>
+          <w:tcPr>
+            <w:tcW w:w="1419" w:type="dxa"/>
+            <w:vAlign w:val="center"/>
+          </w:tcPr>
+          <w:p>
+            <w:pPr>
+              <w:cnfStyle w:val="000000100000" w:firstRow="0" w:lastRow="0" w:firstColumn="0" w:lastColumn="0" w:oddVBand="0" w:evenVBand="0" w:oddHBand="1" w:evenHBand="0" w:firstRowFirstColumn="0" w:firstRowLastColumn="0" w:lastRowFirstColumn="0" w:lastRowLastColumn="0"/>
+            </w:pPr>
+            <w:r>
+              <w:rPr>
+                <w:sz w:val="18"/>
+              </w:rPr>
+              <w:t>5</w:t>
+            </w:r>
+          </w:p>
+        </w:tc>
+        <w:tc>
+          <w:tcPr>
+            <w:tcW w:w="1419" w:type="dxa"/>
+            <w:vAlign w:val="center"/>
+          </w:tcPr>
+          <w:p>
+            <w:pPr>
+              <w:cnfStyle w:val="000000100000" w:firstRow="0" w:lastRow="0" w:firstColumn="0" w:lastColumn="0" w:oddVBand="0" w:evenVBand="0" w:oddHBand="1" w:evenHBand="0" w:firstRowFirstColumn="0" w:firstRowLastColumn="0" w:lastRowFirstColumn="0" w:lastRowLastColumn="0"/>
+            </w:pPr>
+            <w:r>
+              <w:rPr>
+                <w:sz w:val="18"/>
+              </w:rPr>
+              <w:t>Medium</w:t>
+            </w:r>
+          </w:p>
+        </w:tc>
+        <w:tc>
+          <w:tcPr>
+            <w:tcW w:w="1419" w:type="dxa"/>
+            <w:vAlign w:val="center"/>
+          </w:tcPr>
+          <w:p>
+            <w:pPr>
+              <w:cnfStyle w:val="000000100000" w:firstRow="0" w:lastRow="0" w:firstColumn="0" w:lastColumn="0" w:oddVBand="0" w:evenVBand="0" w:oddHBand="1" w:evenHBand="0" w:firstRowFirstColumn="0" w:firstRowLastColumn="0" w:lastRowFirstColumn="0" w:lastRowLastColumn="0"/>
+            </w:pPr>
+            <w:r>
+              <w:rPr>
+                <w:sz w:val="18"/>
+              </w:rPr>
+              <w:t>No</w:t>
+            </w:r>
+          </w:p>
+        </w:tc>
+      </w:tr>
+      <w:tr>
+        <w:trPr>
+          <w:jc w:val="center"/>
+        </w:trPr>
+        <w:tc>
+          <w:tcPr>
+            <w:cnfStyle w:val="001000000000" w:firstRow="0" w:lastRow="0" w:firstColumn="1" w:lastColumn="0" w:oddVBand="0" w:evenVBand="0" w:oddHBand="0" w:evenHBand="0" w:firstRowFirstColumn="0" w:firstRowLastColumn="0" w:lastRowFirstColumn="0" w:lastRowLastColumn="0"/>
+            <w:tcW w:w="1419" w:type="dxa"/>
+            <w:vAlign w:val="center"/>
+          </w:tcPr>
+          <w:p>
+            <w:r>
+              <w:rPr>
+                <w:b w:val="0"/>
+                <w:sz w:val="18"/>
+              </w:rPr>
+              <w:t>Operator Backend</w:t>
+            </w:r>
+          </w:p>
+        </w:tc>
+        <w:tc>
+          <w:tcPr>
+            <w:tcW w:w="1419" w:type="dxa"/>
+            <w:vAlign w:val="center"/>
+          </w:tcPr>
+          <w:p>
+            <w:pPr>
+              <w:cnfStyle w:val="000000000000" w:firstRow="0" w:lastRow="0" w:firstColumn="0" w:lastColumn="0" w:oddVBand="0" w:evenVBand="0" w:oddHBand="0" w:evenHBand="0" w:firstRowFirstColumn="0" w:firstRowLastColumn="0" w:lastRowFirstColumn="0" w:lastRowLastColumn="0"/>
+            </w:pPr>
+            <w:r>
+              <w:rPr>
+                <w:sz w:val="18"/>
+              </w:rPr>
+              <w:t>OB-06</w:t>
+            </w:r>
+          </w:p>
+        </w:tc>
+        <w:tc>
+          <w:tcPr>
+            <w:tcW w:w="1419" w:type="dxa"/>
+            <w:vAlign w:val="center"/>
+          </w:tcPr>
+          <w:p>
+            <w:pPr>
+              <w:cnfStyle w:val="000000000000" w:firstRow="0" w:lastRow="0" w:firstColumn="0" w:lastColumn="0" w:oddVBand="0" w:evenVBand="0" w:oddHBand="0" w:evenHBand="0" w:firstRowFirstColumn="0" w:firstRowLastColumn="0" w:lastRowFirstColumn="0" w:lastRowLastColumn="0"/>
+            </w:pPr>
+            <w:r>
+              <w:rPr>
+                <w:sz w:val="18"/>
+              </w:rPr>
+              <w:t>Backend</w:t>
+            </w:r>
+          </w:p>
+        </w:tc>
+        <w:tc>
+          <w:tcPr>
+            <w:tcW w:w="1419" w:type="dxa"/>
+            <w:vAlign w:val="center"/>
+          </w:tcPr>
+          <w:p>
+            <w:pPr>
+              <w:cnfStyle w:val="000000000000" w:firstRow="0" w:lastRow="0" w:firstColumn="0" w:lastColumn="0" w:oddVBand="0" w:evenVBand="0" w:oddHBand="0" w:evenHBand="0" w:firstRowFirstColumn="0" w:firstRowLastColumn="0" w:lastRowFirstColumn="0" w:lastRowLastColumn="0"/>
+            </w:pPr>
+            <w:r>
+              <w:rPr>
+                <w:sz w:val="18"/>
+              </w:rPr>
+              <w:t>Create audit logging for operator updates</w:t>
+            </w:r>
+          </w:p>
+        </w:tc>
+        <w:tc>
+          <w:tcPr>
+            <w:tcW w:w="1419" w:type="dxa"/>
+            <w:vAlign w:val="center"/>
+          </w:tcPr>
+          <w:p>
+            <w:pPr>
+              <w:cnfStyle w:val="000000000000" w:firstRow="0" w:lastRow="0" w:firstColumn="0" w:lastColumn="0" w:oddVBand="0" w:evenVBand="0" w:oddHBand="0" w:evenHBand="0" w:firstRowFirstColumn="0" w:firstRowLastColumn="0" w:lastRowFirstColumn="0" w:lastRowLastColumn="0"/>
+            </w:pPr>
+            <w:r>
+              <w:rPr>
+                <w:sz w:val="18"/>
+              </w:rPr>
+              <w:t>5</w:t>
+            </w:r>
+          </w:p>
+        </w:tc>
+        <w:tc>
+          <w:tcPr>
+            <w:tcW w:w="1419" w:type="dxa"/>
+            <w:vAlign w:val="center"/>
+          </w:tcPr>
+          <w:p>
+            <w:pPr>
+              <w:cnfStyle w:val="000000000000" w:firstRow="0" w:lastRow="0" w:firstColumn="0" w:lastColumn="0" w:oddVBand="0" w:evenVBand="0" w:oddHBand="0" w:evenHBand="0" w:firstRowFirstColumn="0" w:firstRowLastColumn="0" w:lastRowFirstColumn="0" w:lastRowLastColumn="0"/>
+            </w:pPr>
+            <w:r>
+              <w:rPr>
+                <w:sz w:val="18"/>
+              </w:rPr>
+              <w:t>High</w:t>
+            </w:r>
+          </w:p>
+        </w:tc>
+        <w:tc>
+          <w:tcPr>
+            <w:tcW w:w="1419" w:type="dxa"/>
+            <w:vAlign w:val="center"/>
+          </w:tcPr>
+          <w:p>
+            <w:pPr>
+              <w:cnfStyle w:val="000000000000" w:firstRow="0" w:lastRow="0" w:firstColumn="0" w:lastColumn="0" w:oddVBand="0" w:evenVBand="0" w:oddHBand="0" w:evenHBand="0" w:firstRowFirstColumn="0" w:firstRowLastColumn="0" w:lastRowFirstColumn="0" w:lastRowLastColumn="0"/>
+            </w:pPr>
+            <w:r>
+              <w:rPr>
+                <w:sz w:val="18"/>
+              </w:rPr>
+              <w:t>No</w:t>
+            </w:r>
+          </w:p>
+        </w:tc>
+      </w:tr>
+      <w:tr>
+        <w:trPr>
+          <w:cnfStyle w:val="000000100000" w:firstRow="0" w:lastRow="0" w:firstColumn="0" w:lastColumn="0" w:oddVBand="0" w:evenVBand="0" w:oddHBand="1" w:evenHBand="0" w:firstRowFirstColumn="0" w:firstRowLastColumn="0" w:lastRowFirstColumn="0" w:lastRowLastColumn="0"/>
+          <w:jc w:val="center"/>
+        </w:trPr>
+        <w:tc>
+          <w:tcPr>
+            <w:cnfStyle w:val="001000000000" w:firstRow="0" w:lastRow="0" w:firstColumn="1" w:lastColumn="0" w:oddVBand="0" w:evenVBand="0" w:oddHBand="0" w:evenHBand="0" w:firstRowFirstColumn="0" w:firstRowLastColumn="0" w:lastRowFirstColumn="0" w:lastRowLastColumn="0"/>
+            <w:tcW w:w="1419" w:type="dxa"/>
+            <w:vAlign w:val="center"/>
+          </w:tcPr>
+          <w:p>
+            <w:r>
+              <w:rPr>
+                <w:b w:val="0"/>
+                <w:sz w:val="18"/>
+              </w:rPr>
+              <w:t>Operator Backend</w:t>
+            </w:r>
+          </w:p>
+        </w:tc>
+        <w:tc>
+          <w:tcPr>
+            <w:tcW w:w="1419" w:type="dxa"/>
+            <w:vAlign w:val="center"/>
+          </w:tcPr>
+          <w:p>
+            <w:pPr>
+              <w:cnfStyle w:val="000000100000" w:firstRow="0" w:lastRow="0" w:firstColumn="0" w:lastColumn="0" w:oddVBand="0" w:evenVBand="0" w:oddHBand="1" w:evenHBand="0" w:firstRowFirstColumn="0" w:firstRowLastColumn="0" w:lastRowFirstColumn="0" w:lastRowLastColumn="0"/>
+            </w:pPr>
+            <w:r>
+              <w:rPr>
+                <w:sz w:val="18"/>
+              </w:rPr>
+              <w:t>OB-07</w:t>
+            </w:r>
+          </w:p>
+        </w:tc>
+        <w:tc>
+          <w:tcPr>
+            <w:tcW w:w="1419" w:type="dxa"/>
+            <w:vAlign w:val="center"/>
+          </w:tcPr>
+          <w:p>
+            <w:pPr>
+              <w:cnfStyle w:val="000000100000" w:firstRow="0" w:lastRow="0" w:firstColumn="0" w:lastColumn="0" w:oddVBand="0" w:evenVBand="0" w:oddHBand="1" w:evenHBand="0" w:firstRowFirstColumn="0" w:firstRowLastColumn="0" w:lastRowFirstColumn="0" w:lastRowLastColumn="0"/>
+            </w:pPr>
+            <w:r>
+              <w:rPr>
+                <w:sz w:val="18"/>
+              </w:rPr>
+              <w:t>Backend</w:t>
+            </w:r>
+          </w:p>
+        </w:tc>
+        <w:tc>
+          <w:tcPr>
+            <w:tcW w:w="1419" w:type="dxa"/>
+            <w:vAlign w:val="center"/>
+          </w:tcPr>
+          <w:p>
+            <w:pPr>
+              <w:cnfStyle w:val="000000100000" w:firstRow="0" w:lastRow="0" w:firstColumn="0" w:lastColumn="0" w:oddVBand="0" w:evenVBand="0" w:oddHBand="1" w:evenHBand="0" w:firstRowFirstColumn="0" w:firstRowLastColumn="0" w:lastRowFirstColumn="0" w:lastRowLastColumn="0"/>
+            </w:pPr>
+            <w:r>
+              <w:rPr>
+                <w:sz w:val="18"/>
+              </w:rPr>
+              <w:t>Create report export preparation service</w:t>
+            </w:r>
+          </w:p>
+        </w:tc>
+        <w:tc>
+          <w:tcPr>
+            <w:tcW w:w="1419" w:type="dxa"/>
+            <w:vAlign w:val="center"/>
+          </w:tcPr>
+          <w:p>
+            <w:pPr>
+              <w:cnfStyle w:val="000000100000" w:firstRow="0" w:lastRow="0" w:firstColumn="0" w:lastColumn="0" w:oddVBand="0" w:evenVBand="0" w:oddHBand="1" w:evenHBand="0" w:firstRowFirstColumn="0" w:firstRowLastColumn="0" w:lastRowFirstColumn="0" w:lastRowLastColumn="0"/>
+            </w:pPr>
+            <w:r>
+              <w:rPr>
+                <w:sz w:val="18"/>
+              </w:rPr>
+              <w:t>3</w:t>
+            </w:r>
+          </w:p>
+        </w:tc>
+        <w:tc>
+          <w:tcPr>
+            <w:tcW w:w="1419" w:type="dxa"/>
+            <w:vAlign w:val="center"/>
+          </w:tcPr>
+          <w:p>
+            <w:pPr>
+              <w:cnfStyle w:val="000000100000" w:firstRow="0" w:lastRow="0" w:firstColumn="0" w:lastColumn="0" w:oddVBand="0" w:evenVBand="0" w:oddHBand="1" w:evenHBand="0" w:firstRowFirstColumn="0" w:firstRowLastColumn="0" w:lastRowFirstColumn="0" w:lastRowLastColumn="0"/>
+            </w:pPr>
+            <w:r>
+              <w:rPr>
+                <w:sz w:val="18"/>
+              </w:rPr>
+              <w:t>Low</w:t>
+            </w:r>
+          </w:p>
+        </w:tc>
+        <w:tc>
+          <w:tcPr>
+            <w:tcW w:w="1419" w:type="dxa"/>
+            <w:vAlign w:val="center"/>
+          </w:tcPr>
+          <w:p>
+            <w:pPr>
+              <w:cnfStyle w:val="000000100000" w:firstRow="0" w:lastRow="0" w:firstColumn="0" w:lastColumn="0" w:oddVBand="0" w:evenVBand="0" w:oddHBand="1" w:evenHBand="0" w:firstRowFirstColumn="0" w:firstRowLastColumn="0" w:lastRowFirstColumn="0" w:lastRowLastColumn="0"/>
+            </w:pPr>
+            <w:r>
+              <w:rPr>
+                <w:sz w:val="18"/>
+              </w:rPr>
+              <w:t>No</w:t>
+            </w:r>
+          </w:p>
+        </w:tc>
+      </w:tr>
+      <w:tr>
+        <w:trPr>
+          <w:jc w:val="center"/>
+        </w:trPr>
+        <w:tc>
+          <w:tcPr>
+            <w:cnfStyle w:val="001000000000" w:firstRow="0" w:lastRow="0" w:firstColumn="1" w:lastColumn="0" w:oddVBand="0" w:evenVBand="0" w:oddHBand="0" w:evenHBand="0" w:firstRowFirstColumn="0" w:firstRowLastColumn="0" w:lastRowFirstColumn="0" w:lastRowLastColumn="0"/>
+            <w:tcW w:w="1419" w:type="dxa"/>
+            <w:vAlign w:val="center"/>
+          </w:tcPr>
+          <w:p>
+            <w:r>
+              <w:rPr>
+                <w:b w:val="0"/>
+                <w:sz w:val="18"/>
+              </w:rPr>
+              <w:t>Operator Backend</w:t>
+            </w:r>
+          </w:p>
+        </w:tc>
+        <w:tc>
+          <w:tcPr>
+            <w:tcW w:w="1419" w:type="dxa"/>
+            <w:vAlign w:val="center"/>
+          </w:tcPr>
+          <w:p>
+            <w:pPr>
+              <w:cnfStyle w:val="000000000000" w:firstRow="0" w:lastRow="0" w:firstColumn="0" w:lastColumn="0" w:oddVBand="0" w:evenVBand="0" w:oddHBand="0" w:evenHBand="0" w:firstRowFirstColumn="0" w:firstRowLastColumn="0" w:lastRowFirstColumn="0" w:lastRowLastColumn="0"/>
+            </w:pPr>
+            <w:r>
+              <w:rPr>
+                <w:sz w:val="18"/>
+              </w:rPr>
+              <w:t>OB-08</w:t>
+            </w:r>
+          </w:p>
+        </w:tc>
+        <w:tc>
+          <w:tcPr>
+            <w:tcW w:w="1419" w:type="dxa"/>
+            <w:vAlign w:val="center"/>
+          </w:tcPr>
+          <w:p>
+            <w:pPr>
+              <w:cnfStyle w:val="000000000000" w:firstRow="0" w:lastRow="0" w:firstColumn="0" w:lastColumn="0" w:oddVBand="0" w:evenVBand="0" w:oddHBand="0" w:evenHBand="0" w:firstRowFirstColumn="0" w:firstRowLastColumn="0" w:lastRowFirstColumn="0" w:lastRowLastColumn="0"/>
+            </w:pPr>
+            <w:r>
+              <w:rPr>
+                <w:sz w:val="18"/>
+              </w:rPr>
+              <w:t>Backend</w:t>
+            </w:r>
+          </w:p>
+        </w:tc>
+        <w:tc>
+          <w:tcPr>
+            <w:tcW w:w="1419" w:type="dxa"/>
+            <w:vAlign w:val="center"/>
+          </w:tcPr>
+          <w:p>
+            <w:pPr>
+              <w:cnfStyle w:val="000000000000" w:firstRow="0" w:lastRow="0" w:firstColumn="0" w:lastColumn="0" w:oddVBand="0" w:evenVBand="0" w:oddHBand="0" w:evenHBand="0" w:firstRowFirstColumn="0" w:firstRowLastColumn="0" w:lastRowFirstColumn="0" w:lastRowLastColumn="0"/>
+            </w:pPr>
+            <w:r>
+              <w:rPr>
+                <w:sz w:val="18"/>
+              </w:rPr>
+              <w:t xml:space="preserve">Create operator </w:t>
+            </w:r>
+            <w:r>
+              <w:rPr>
+                <w:sz w:val="18"/>
+              </w:rPr>
+              <w:lastRenderedPageBreak/>
+              <w:t>dashboard summary service</w:t>
+            </w:r>
+          </w:p>
+        </w:tc>
+        <w:tc>
+          <w:tcPr>
+            <w:tcW w:w="1419" w:type="dxa"/>
+            <w:vAlign w:val="center"/>
+          </w:tcPr>
+          <w:p>
+            <w:pPr>
+              <w:cnfStyle w:val="000000000000" w:firstRow="0" w:lastRow="0" w:firstColumn="0" w:lastColumn="0" w:oddVBand="0" w:evenVBand="0" w:oddHBand="0" w:evenHBand="0" w:firstRowFirstColumn="0" w:firstRowLastColumn="0" w:lastRowFirstColumn="0" w:lastRowLastColumn="0"/>
+            </w:pPr>
+            <w:r>
+              <w:rPr>
+                <w:sz w:val="18"/>
+              </w:rPr>
+              <w:lastRenderedPageBreak/>
+              <w:t>5</w:t>
+            </w:r>
+          </w:p>
+        </w:tc>
+        <w:tc>
+          <w:tcPr>
+            <w:tcW w:w="1419" w:type="dxa"/>
+            <w:vAlign w:val="center"/>
+          </w:tcPr>
+          <w:p>
+            <w:pPr>
+              <w:cnfStyle w:val="000000000000" w:firstRow="0" w:lastRow="0" w:firstColumn="0" w:lastColumn="0" w:oddVBand="0" w:evenVBand="0" w:oddHBand="0" w:evenHBand="0" w:firstRowFirstColumn="0" w:firstRowLastColumn="0" w:lastRowFirstColumn="0" w:lastRowLastColumn="0"/>
+            </w:pPr>
+            <w:r>
+              <w:rPr>
+                <w:sz w:val="18"/>
+              </w:rPr>
+              <w:t>Medium</w:t>
+            </w:r>
+          </w:p>
+        </w:tc>
+        <w:tc>
+          <w:tcPr>
+            <w:tcW w:w="1419" w:type="dxa"/>
+            <w:vAlign w:val="center"/>
+          </w:tcPr>
+          <w:p>
+            <w:pPr>
+              <w:cnfStyle w:val="000000000000" w:firstRow="0" w:lastRow="0" w:firstColumn="0" w:lastColumn="0" w:oddVBand="0" w:evenVBand="0" w:oddHBand="0" w:evenHBand="0" w:firstRowFirstColumn="0" w:firstRowLastColumn="0" w:lastRowFirstColumn="0" w:lastRowLastColumn="0"/>
+            </w:pPr>
+            <w:r>
+              <w:rPr>
+                <w:sz w:val="18"/>
+              </w:rPr>
+              <w:t>No</w:t>
+            </w:r>
+          </w:p>
+        </w:tc>
+      </w:tr>
+      <w:tr>
+        <w:trPr>
+          <w:cnfStyle w:val="000000100000" w:firstRow="0" w:lastRow="0" w:firstColumn="0" w:lastColumn="0" w:oddVBand="0" w:evenVBand="0" w:oddHBand="1" w:evenHBand="0" w:firstRowFirstColumn="0" w:firstRowLastColumn="0" w:lastRowFirstColumn="0" w:lastRowLastColumn="0"/>
+          <w:jc w:val="center"/>
+        </w:trPr>
+        <w:tc>
+          <w:tcPr>
+            <w:cnfStyle w:val="001000000000" w:firstRow="0" w:lastRow="0" w:firstColumn="1" w:lastColumn="0" w:oddVBand="0" w:evenVBand="0" w:oddHBand="0" w:evenHBand="0" w:firstRowFirstColumn="0" w:firstRowLastColumn="0" w:lastRowFirstColumn="0" w:lastRowLastColumn="0"/>
+            <w:tcW w:w="1419" w:type="dxa"/>
+            <w:vAlign w:val="center"/>
+          </w:tcPr>
+          <w:p>
+            <w:r>
+              <w:rPr>
+                <w:b w:val="0"/>
+                <w:sz w:val="18"/>
+              </w:rPr>
+              <w:t>Reporting</w:t>
+            </w:r>
+          </w:p>
+        </w:tc>
+        <w:tc>
+          <w:tcPr>
+            <w:tcW w:w="1419" w:type="dxa"/>
+            <w:vAlign w:val="center"/>
+          </w:tcPr>
+          <w:p>
+            <w:pPr>
+              <w:cnfStyle w:val="000000100000" w:firstRow="0" w:lastRow="0" w:firstColumn="0" w:lastColumn="0" w:oddVBand="0" w:evenVBand="0" w:oddHBand="1" w:evenHBand="0" w:firstRowFirstColumn="0" w:firstRowLastColumn="0" w:lastRowFirstColumn="0" w:lastRowLastColumn="0"/>
+            </w:pPr>
+            <w:r>
+              <w:rPr>
+                <w:sz w:val="18"/>
+              </w:rPr>
+              <w:t>RP-01</w:t>
+            </w:r>
+          </w:p>
+        </w:tc>
+        <w:tc>
+          <w:tcPr>
+            <w:tcW w:w="1419" w:type="dxa"/>
+            <w:vAlign w:val="center"/>
+          </w:tcPr>
+          <w:p>
+            <w:pPr>
+              <w:cnfStyle w:val="000000100000" w:firstRow="0" w:lastRow="0" w:firstColumn="0" w:lastColumn="0" w:oddVBand="0" w:evenVBand="0" w:oddHBand="1" w:evenHBand="0" w:firstRowFirstColumn="0" w:firstRowLastColumn="0" w:lastRowFirstColumn="0" w:lastRowLastColumn="0"/>
+            </w:pPr>
+            <w:r>
+              <w:rPr>
+                <w:sz w:val="18"/>
+              </w:rPr>
+              <w:t>Reporting</w:t>
+            </w:r>
+          </w:p>
+        </w:tc>
+        <w:tc>
+          <w:tcPr>
+            <w:tcW w:w="1419" w:type="dxa"/>
+            <w:vAlign w:val="center"/>
+          </w:tcPr>
+          <w:p>
+            <w:pPr>
+              <w:cnfStyle w:val="000000100000" w:firstRow="0" w:lastRow="0" w:firstColumn="0" w:lastColumn="0" w:oddVBand="0" w:evenVBand="0" w:oddHBand="1" w:evenHBand="0" w:firstRowFirstColumn="0" w:firstRowLastColumn="0" w:lastRowFirstColumn="0" w:lastRowLastColumn="0"/>
+            </w:pPr>
+            <w:r>
+              <w:rPr>
+                <w:sz w:val="18"/>
+              </w:rPr>
+              <w:t>Define occupancy report fields</w:t>
+            </w:r>
+          </w:p>
+        </w:tc>
+        <w:tc>
+          <w:tcPr>
+            <w:tcW w:w="1419" w:type="dxa"/>
+            <w:vAlign w:val="center"/>
+          </w:tcPr>
+          <w:p>
+            <w:pPr>
+              <w:cnfStyle w:val="000000100000" w:firstRow="0" w:lastRow="0" w:firstColumn="0" w:lastColumn="0" w:oddVBand="0" w:evenVBand="0" w:oddHBand="1" w:evenHBand="0" w:firstRowFirstColumn="0" w:firstRowLastColumn="0" w:lastRowFirstColumn="0" w:lastRowLastColumn="0"/>
+            </w:pPr>
+            <w:r>
+              <w:rPr>
+                <w:sz w:val="18"/>
+              </w:rPr>
+              <w:t>2</w:t>
+            </w:r>
+          </w:p>
+        </w:tc>
+        <w:tc>
+          <w:tcPr>
+            <w:tcW w:w="1419" w:type="dxa"/>
+            <w:vAlign w:val="center"/>
+          </w:tcPr>
+          <w:p>
+            <w:pPr>
+              <w:cnfStyle w:val="000000100000" w:firstRow="0" w:lastRow="0" w:firstColumn="0" w:lastColumn="0" w:oddVBand="0" w:evenVBand="0" w:oddHBand="1" w:evenHBand="0" w:firstRowFirstColumn="0" w:firstRowLastColumn="0" w:lastRowFirstColumn="0" w:lastRowLastColumn="0"/>
+            </w:pPr>
+            <w:r>
+              <w:rPr>
+                <w:sz w:val="18"/>
+              </w:rPr>
+              <w:t>Medium</w:t>
+            </w:r>
+          </w:p>
+        </w:tc>
+        <w:tc>
+          <w:tcPr>
+            <w:tcW w:w="1419" w:type="dxa"/>
+            <w:vAlign w:val="center"/>
+          </w:tcPr>
+          <w:p>
+            <w:pPr>
+              <w:cnfStyle w:val="000000100000" w:firstRow="0" w:lastRow="0" w:firstColumn="0" w:lastColumn="0" w:oddVBand="0" w:evenVBand="0" w:oddHBand="1" w:evenHBand="0" w:firstRowFirstColumn="0" w:firstRowLastColumn="0" w:lastRowFirstColumn="0" w:lastRowLastColumn="0"/>
+            </w:pPr>
+            <w:r>
+              <w:rPr>
+                <w:sz w:val="18"/>
+              </w:rPr>
+              <w:t>No</w:t>
+            </w:r>
+          </w:p>
+        </w:tc>
+      </w:tr>
+      <w:tr>
+        <w:trPr>
+          <w:jc w:val="center"/>
+        </w:trPr>
+        <w:tc>
+          <w:tcPr>
+            <w:cnfStyle w:val="001000000000" w:firstRow="0" w:lastRow="0" w:firstColumn="1" w:lastColumn="0" w:oddVBand="0" w:evenVBand="0" w:oddHBand="0" w:evenHBand="0" w:firstRowFirstColumn="0" w:firstRowLastColumn="0" w:lastRowFirstColumn="0" w:lastRowLastColumn="0"/>
+            <w:tcW w:w="1419" w:type="dxa"/>
+            <w:vAlign w:val="center"/>
+          </w:tcPr>
+          <w:p>
+            <w:r>
+              <w:rPr>
+                <w:b w:val="0"/>
+                <w:sz w:val="18"/>
+              </w:rPr>
+              <w:t>Reporting</w:t>
+            </w:r>
+          </w:p>
+        </w:tc>
+        <w:tc>
+          <w:tcPr>
+            <w:tcW w:w="1419" w:type="dxa"/>
+            <w:vAlign w:val="center"/>
+          </w:tcPr>
+          <w:p>
+            <w:pPr>
+              <w:cnfStyle w:val="000000000000" w:firstRow="0" w:lastRow="0" w:firstColumn="0" w:lastColumn="0" w:oddVBand="0" w:evenVBand="0" w:oddHBand="0" w:evenHBand="0" w:firstRowFirstColumn="0" w:firstRowLastColumn="0" w:lastRowFirstColumn="0" w:lastRowLastColumn="0"/>
+            </w:pPr>
+            <w:r>
+              <w:rPr>
+                <w:sz w:val="18"/>
+              </w:rPr>
+              <w:t>RP-02</w:t>
+            </w:r>
+          </w:p>
+        </w:tc>
+        <w:tc>
+          <w:tcPr>
+            <w:tcW w:w="1419" w:type="dxa"/>
+            <w:vAlign w:val="center"/>
+          </w:tcPr>
+          <w:p>
+            <w:pPr>
+              <w:cnfStyle w:val="000000000000" w:firstRow="0" w:lastRow="0" w:firstColumn="0" w:lastColumn="0" w:oddVBand="0" w:evenVBand="0" w:oddHBand="0" w:evenHBand="0" w:firstRowFirstColumn="0" w:firstRowLastColumn="0" w:lastRowFirstColumn="0" w:lastRowLastColumn="0"/>
+            </w:pPr>
+            <w:r>
+              <w:rPr>
+                <w:sz w:val="18"/>
+              </w:rPr>
+              <w:t>Reporting</w:t>
+            </w:r>
+          </w:p>
+        </w:tc>
+        <w:tc>
+          <w:tcPr>
+            <w:tcW w:w="1419" w:type="dxa"/>
+            <w:vAlign w:val="center"/>
+          </w:tcPr>
+          <w:p>
+            <w:pPr>
+              <w:cnfStyle w:val="000000000000" w:firstRow="0" w:lastRow="0" w:firstColumn="0" w:lastColumn="0" w:oddVBand="0" w:evenVBand="0" w:oddHBand="0" w:evenHBand="0" w:firstRowFirstColumn="0" w:firstRowLastColumn="0" w:lastRowFirstColumn="0" w:lastRowLastColumn="0"/>
+            </w:pPr>
+            <w:r>
+              <w:rPr>
+                <w:sz w:val="18"/>
+              </w:rPr>
+              <w:t>Define transaction report fields</w:t>
+            </w:r>
+          </w:p>
+        </w:tc>
+        <w:tc>
+          <w:tcPr>
+            <w:tcW w:w="1419" w:type="dxa"/>
+            <w:vAlign w:val="center"/>
+          </w:tcPr>
+          <w:p>
+            <w:pPr>
+              <w:cnfStyle w:val="000000000000" w:firstRow="0" w:lastRow="0" w:firstColumn="0" w:lastColumn="0" w:oddVBand="0" w:evenVBand="0" w:oddHBand="0" w:evenHBand="0" w:firstRowFirstColumn="0" w:firstRowLastColumn="0" w:lastRowFirstColumn="0" w:lastRowLastColumn="0"/>
+            </w:pPr>
+            <w:r>
+              <w:rPr>
+                <w:sz w:val="18"/>
+              </w:rPr>
+              <w:t>2</w:t>
+            </w:r>
+          </w:p>
+        </w:tc>
+        <w:tc>
+          <w:tcPr>
+            <w:tcW w:w="1419" w:type="dxa"/>
+            <w:vAlign w:val="center"/>
+          </w:tcPr>
+          <w:p>
+            <w:pPr>
+              <w:cnfStyle w:val="000000000000" w:firstRow="0" w:lastRow="0" w:firstColumn="0" w:lastColumn="0" w:oddVBand="0" w:evenVBand="0" w:oddHBand="0" w:evenHBand="0" w:firstRowFirstColumn="0" w:firstRowLastColumn="0" w:lastRowFirstColumn="0" w:lastRowLastColumn="0"/>
+            </w:pPr>
+            <w:r>
+              <w:rPr>
+                <w:sz w:val="18"/>
+              </w:rPr>
+              <w:t>Medium</w:t>
+            </w:r>
+          </w:p>
+        </w:tc>
+        <w:tc>
+          <w:tcPr>
+            <w:tcW w:w="1419" w:type="dxa"/>
+            <w:vAlign w:val="center"/>
+          </w:tcPr>
+          <w:p>
+            <w:pPr>
+              <w:cnfStyle w:val="000000000000" w:firstRow="0" w:lastRow="0" w:firstColumn="0" w:lastColumn="0" w:oddVBand="0" w:evenVBand="0" w:oddHBand="0" w:evenHBand="0" w:firstRowFirstColumn="0" w:firstRowLastColumn="0" w:lastRowFirstColumn="0" w:lastRowLastColumn="0"/>
+            </w:pPr>
+            <w:r>
+              <w:rPr>
+                <w:sz w:val="18"/>
+              </w:rPr>
+              <w:t>No</w:t>
+            </w:r>
+          </w:p>
+        </w:tc>
+      </w:tr>
+      <w:tr>
+        <w:trPr>
+          <w:cnfStyle w:val="000000100000" w:firstRow="0" w:lastRow="0" w:firstColumn="0" w:lastColumn="0" w:oddVBand="0" w:evenVBand="0" w:oddHBand="1" w:evenHBand="0" w:firstRowFirstColumn="0" w:firstRowLastColumn="0" w:lastRowFirstColumn="0" w:lastRowLastColumn="0"/>
+          <w:jc w:val="center"/>
+        </w:trPr>
+        <w:tc>
+          <w:tcPr>
+            <w:cnfStyle w:val="001000000000" w:firstRow="0" w:lastRow="0" w:firstColumn="1" w:lastColumn="0" w:oddVBand="0" w:evenVBand="0" w:oddHBand="0" w:evenHBand="0" w:firstRowFirstColumn="0" w:firstRowLastColumn="0" w:lastRowFirstColumn="0" w:lastRowLastColumn="0"/>
+            <w:tcW w:w="1419" w:type="dxa"/>
+            <w:vAlign w:val="center"/>
+          </w:tcPr>
+          <w:p>
+            <w:r>
+              <w:rPr>
+                <w:b w:val="0"/>
+                <w:sz w:val="18"/>
+              </w:rPr>
+              <w:t>Reporting</w:t>
+            </w:r>
+          </w:p>
+        </w:tc>
+        <w:tc>
+          <w:tcPr>
+            <w:tcW w:w="1419" w:type="dxa"/>
+            <w:vAlign w:val="center"/>
+          </w:tcPr>
+          <w:p>
+            <w:pPr>
+              <w:cnfStyle w:val="000000100000" w:firstRow="0" w:lastRow="0" w:firstColumn="0" w:lastColumn="0" w:oddVBand="0" w:evenVBand="0" w:oddHBand="1" w:evenHBand="0" w:firstRowFirstColumn="0" w:firstRowLastColumn="0" w:lastRowFirstColumn="0" w:lastRowLastColumn="0"/>
+            </w:pPr>
+            <w:r>
+              <w:rPr>
+                <w:sz w:val="18"/>
+              </w:rPr>
+              <w:t>RP-03</w:t>
+            </w:r>
+          </w:p>
+        </w:tc>
+        <w:tc>
+          <w:tcPr>
+            <w:tcW w:w="1419" w:type="dxa"/>
+            <w:vAlign w:val="center"/>
+          </w:tcPr>
+          <w:p>
+            <w:pPr>
+              <w:cnfStyle w:val="000000100000" w:firstRow="0" w:lastRow="0" w:firstColumn="0" w:lastColumn="0" w:oddVBand="0" w:evenVBand="0" w:oddHBand="1" w:evenHBand="0" w:firstRowFirstColumn="0" w:firstRowLastColumn="0" w:lastRowFirstColumn="0" w:lastRowLastColumn="0"/>
+            </w:pPr>
+            <w:r>
+              <w:rPr>
+                <w:sz w:val="18"/>
+              </w:rPr>
+              <w:t>Reporting</w:t>
+            </w:r>
+          </w:p>
+        </w:tc>
+        <w:tc>
+          <w:tcPr>
+            <w:tcW w:w="1419" w:type="dxa"/>
+            <w:vAlign w:val="center"/>
+          </w:tcPr>
+          <w:p>
+            <w:pPr>
+              <w:cnfStyle w:val="000000100000" w:firstRow="0" w:lastRow="0" w:firstColumn="0" w:lastColumn="0" w:oddVBand="0" w:evenVBand="0" w:oddHBand="1" w:evenHBand="0" w:firstRowFirstColumn="0" w:firstRowLastColumn="0" w:lastRowFirstColumn="0" w:lastRowLastColumn="0"/>
+            </w:pPr>
+            <w:r>
+              <w:rPr>
+                <w:sz w:val="18"/>
+              </w:rPr>
+              <w:t>Create daily occupancy report</w:t>
+            </w:r>
+          </w:p>
+        </w:tc>
+        <w:tc>
+          <w:tcPr>
+            <w:tcW w:w="1419" w:type="dxa"/>
+            <w:vAlign w:val="center"/>
+          </w:tcPr>
+          <w:p>
+            <w:pPr>
+              <w:cnfStyle w:val="000000100000" w:firstRow="0" w:lastRow="0" w:firstColumn="0" w:lastColumn="0" w:oddVBand="0" w:evenVBand="0" w:oddHBand="1" w:evenHBand="0" w:firstRowFirstColumn="0" w:firstRowLastColumn="0" w:lastRowFirstColumn="0" w:lastRowLastColumn="0"/>
+            </w:pPr>
+            <w:r>
+              <w:rPr>
+                <w:sz w:val="18"/>
+              </w:rPr>
+              <w:t>5</w:t>
+            </w:r>
+          </w:p>
+        </w:tc>
+        <w:tc>
+          <w:tcPr>
+            <w:tcW w:w="1419" w:type="dxa"/>
+            <w:vAlign w:val="center"/>
+          </w:tcPr>
+          <w:p>
+            <w:pPr>
+              <w:cnfStyle w:val="000000100000" w:firstRow="0" w:lastRow="0" w:firstColumn="0" w:lastColumn="0" w:oddVBand="0" w:evenVBand="0" w:oddHBand="1" w:evenHBand="0" w:firstRowFirstColumn="0" w:firstRowLastColumn="0" w:lastRowFirstColumn="0" w:lastRowLastColumn="0"/>
+            </w:pPr>
+            <w:r>
+              <w:rPr>
+                <w:sz w:val="18"/>
+              </w:rPr>
+              <w:t>Medium</w:t>
+            </w:r>
+          </w:p>
+        </w:tc>
+        <w:tc>
+          <w:tcPr>
+            <w:tcW w:w="1419" w:type="dxa"/>
+            <w:vAlign w:val="center"/>
+          </w:tcPr>
+          <w:p>
+            <w:pPr>
+              <w:cnfStyle w:val="000000100000" w:firstRow="0" w:lastRow="0" w:firstColumn="0" w:lastColumn="0" w:oddVBand="0" w:evenVBand="0" w:oddHBand="1" w:evenHBand="0" w:firstRowFirstColumn="0" w:firstRowLastColumn="0" w:lastRowFirstColumn="0" w:lastRowLastColumn="0"/>
+            </w:pPr>
+            <w:r>
+              <w:rPr>
+                <w:sz w:val="18"/>
+              </w:rPr>
+              <w:t>No</w:t>
+            </w:r>
+          </w:p>
+        </w:tc>
+      </w:tr>
+      <w:tr>
+        <w:trPr>
+          <w:jc w:val="center"/>
+        </w:trPr>
+        <w:tc>
+          <w:tcPr>
+            <w:cnfStyle w:val="001000000000" w:firstRow="0" w:lastRow="0" w:firstColumn="1" w:lastColumn="0" w:oddVBand="0" w:evenVBand="0" w:oddHBand="0" w:evenHBand="0" w:firstRowFirstColumn="0" w:firstRowLastColumn="0" w:lastRowFirstColumn="0" w:lastRowLastColumn="0"/>
+            <w:tcW w:w="1419" w:type="dxa"/>
+            <w:vAlign w:val="center"/>
+          </w:tcPr>
+          <w:p>
+            <w:r>
+              <w:rPr>
+                <w:b w:val="0"/>
+                <w:sz w:val="18"/>
+              </w:rPr>
+              <w:t>Reporting</w:t>
+            </w:r>
+          </w:p>
+        </w:tc>
+        <w:tc>
+          <w:tcPr>
+            <w:tcW w:w="1419" w:type="dxa"/>
+            <w:vAlign w:val="center"/>
+          </w:tcPr>
+          <w:p>
+            <w:pPr>
+              <w:cnfStyle w:val="000000000000" w:firstRow="0" w:lastRow="0" w:firstColumn="0" w:lastColumn="0" w:oddVBand="0" w:evenVBand="0" w:oddHBand="0" w:evenHBand="0" w:firstRowFirstColumn="0" w:firstRowLastColumn="0" w:lastRowFirstColumn="0" w:lastRowLastColumn="0"/>
+            </w:pPr>
+            <w:r>
+              <w:rPr>
+                <w:sz w:val="18"/>
+              </w:rPr>
+              <w:t>RP-04</w:t>
+            </w:r>
+          </w:p>
+        </w:tc>
+        <w:tc>
+          <w:tcPr>
+            <w:tcW w:w="1419" w:type="dxa"/>
+            <w:vAlign w:val="center"/>
+          </w:tcPr>
+          <w:p>
+            <w:pPr>
+              <w:cnfStyle w:val="000000000000" w:firstRow="0" w:lastRow="0" w:firstColumn="0" w:lastColumn="0" w:oddVBand="0" w:evenVBand="0" w:oddHBand="0" w:evenHBand="0" w:firstRowFirstColumn="0" w:firstRowLastColumn="0" w:lastRowFirstColumn="0" w:lastRowLastColumn="0"/>
+            </w:pPr>
+            <w:r>
+              <w:rPr>
+                <w:sz w:val="18"/>
+              </w:rPr>
+              <w:t>Reporting</w:t>
+            </w:r>
+          </w:p>
+        </w:tc>
+        <w:tc>
+          <w:tcPr>
+            <w:tcW w:w="1419" w:type="dxa"/>
+            <w:vAlign w:val="center"/>
+          </w:tcPr>
+          <w:p>
+            <w:pPr>
+              <w:cnfStyle w:val="000000000000" w:firstRow="0" w:lastRow="0" w:firstColumn="0" w:lastColumn="0" w:oddVBand="0" w:evenVBand="0" w:oddHBand="0" w:evenHBand="0" w:firstRowFirstColumn="0" w:firstRowLastColumn="0" w:lastRowFirstColumn="0" w:lastRowLastColumn="0"/>
+            </w:pPr>
+            <w:r>
+              <w:rPr>
+                <w:sz w:val="18"/>
+              </w:rPr>
+              <w:t>Create occupancy-by-zone report</w:t>
+            </w:r>
+          </w:p>
+        </w:tc>
+        <w:tc>
+          <w:tcPr>
+            <w:tcW w:w="1419" w:type="dxa"/>
+            <w:vAlign w:val="center"/>
+          </w:tcPr>
+          <w:p>
+            <w:pPr>
+              <w:cnfStyle w:val="000000000000" w:firstRow="0" w:lastRow="0" w:firstColumn="0" w:lastColumn="0" w:oddVBand="0" w:evenVBand="0" w:oddHBand="0" w:evenHBand="0" w:firstRowFirstColumn="0" w:firstRowLastColumn="0" w:lastRowFirstColumn="0" w:lastRowLastColumn="0"/>
+            </w:pPr>
+            <w:r>
+              <w:rPr>
+                <w:sz w:val="18"/>
+              </w:rPr>
+              <w:t>5</w:t>
+            </w:r>
+          </w:p>
+        </w:tc>
+        <w:tc>
+          <w:tcPr>
+            <w:tcW w:w="1419" w:type="dxa"/>
+            <w:vAlign w:val="center"/>
+          </w:tcPr>
+          <w:p>
+            <w:pPr>
+              <w:cnfStyle w:val="000000000000" w:firstRow="0" w:lastRow="0" w:firstColumn="0" w:lastColumn="0" w:oddVBand="0" w:evenVBand="0" w:oddHBand="0" w:evenHBand="0" w:firstRowFirstColumn="0" w:firstRowLastColumn="0" w:lastRowFirstColumn="0" w:lastRowLastColumn="0"/>
+            </w:pPr>
+            <w:r>
+              <w:rPr>
+                <w:sz w:val="18"/>
+              </w:rPr>
+              <w:t>Medium</w:t>
+            </w:r>
+          </w:p>
+        </w:tc>
+        <w:tc>
+          <w:tcPr>
+            <w:tcW w:w="1419" w:type="dxa"/>
+            <w:vAlign w:val="center"/>
+          </w:tcPr>
+          <w:p>
+            <w:pPr>
+              <w:cnfStyle w:val="000000000000" w:firstRow="0" w:lastRow="0" w:firstColumn="0" w:lastColumn="0" w:oddVBand="0" w:evenVBand="0" w:oddHBand="0" w:evenHBand="0" w:firstRowFirstColumn="0" w:firstRowLastColumn="0" w:lastRowFirstColumn="0" w:lastRowLastColumn="0"/>
+            </w:pPr>
+            <w:r>
+              <w:rPr>
+                <w:sz w:val="18"/>
+              </w:rPr>
+              <w:t>No</w:t>
+            </w:r>
+          </w:p>
+        </w:tc>
+      </w:tr>
+      <w:tr>
+        <w:trPr>
+          <w:cnfStyle w:val="000000100000" w:firstRow="0" w:lastRow="0" w:firstColumn="0" w:lastColumn="0" w:oddVBand="0" w:evenVBand="0" w:oddHBand="1" w:evenHBand="0" w:firstRowFirstColumn="0" w:firstRowLastColumn="0" w:lastRowFirstColumn="0" w:lastRowLastColumn="0"/>
+          <w:jc w:val="center"/>
+        </w:trPr>
+        <w:tc>
+          <w:tcPr>
+            <w:cnfStyle w:val="001000000000" w:firstRow="0" w:lastRow="0" w:firstColumn="1" w:lastColumn="0" w:oddVBand="0" w:evenVBand="0" w:oddHBand="0" w:evenHBand="0" w:firstRowFirstColumn="0" w:firstRowLastColumn="0" w:lastRowFirstColumn="0" w:lastRowLastColumn="0"/>
+            <w:tcW w:w="1419" w:type="dxa"/>
+            <w:vAlign w:val="center"/>
+          </w:tcPr>
+          <w:p>
+            <w:r>
+              <w:rPr>
+                <w:b w:val="0"/>
+                <w:sz w:val="18"/>
+              </w:rPr>
+              <w:t>Reporting</w:t>
+            </w:r>
+          </w:p>
+        </w:tc>
+        <w:tc>
+          <w:tcPr>
+            <w:tcW w:w="1419" w:type="dxa"/>
+            <w:vAlign w:val="center"/>
+          </w:tcPr>
+          <w:p>
+            <w:pPr>
+              <w:cnfStyle w:val="000000100000" w:firstRow="0" w:lastRow="0" w:firstColumn="0" w:lastColumn="0" w:oddVBand="0" w:evenVBand="0" w:oddHBand="1" w:evenHBand="0" w:firstRowFirstColumn="0" w:firstRowLastColumn="0" w:lastRowFirstColumn="0" w:lastRowLastColumn="0"/>
+            </w:pPr>
+            <w:r>
+              <w:rPr>
+                <w:sz w:val="18"/>
+              </w:rPr>
+              <w:t>RP-05</w:t>
+            </w:r>
+          </w:p>
+        </w:tc>
+        <w:tc>
+          <w:tcPr>
+            <w:tcW w:w="1419" w:type="dxa"/>
+            <w:vAlign w:val="center"/>
+          </w:tcPr>
+          <w:p>
+            <w:pPr>
+              <w:cnfStyle w:val="000000100000" w:firstRow="0" w:lastRow="0" w:firstColumn="0" w:lastColumn="0" w:oddVBand="0" w:evenVBand="0" w:oddHBand="1" w:evenHBand="0" w:firstRowFirstColumn="0" w:firstRowLastColumn="0" w:lastRowFirstColumn="0" w:lastRowLastColumn="0"/>
+            </w:pPr>
+            <w:r>
+              <w:rPr>
+                <w:sz w:val="18"/>
+              </w:rPr>
+              <w:t>Reporting</w:t>
+            </w:r>
+          </w:p>
+        </w:tc>
+        <w:tc>
+          <w:tcPr>
+            <w:tcW w:w="1419" w:type="dxa"/>
+            <w:vAlign w:val="center"/>
+          </w:tcPr>
+          <w:p>
+            <w:pPr>
+              <w:cnfStyle w:val="000000100000" w:firstRow="0" w:lastRow="0" w:firstColumn="0" w:lastColumn="0" w:oddVBand="0" w:evenVBand="0" w:oddHBand="1" w:evenHBand="0" w:firstRowFirstColumn="0" w:firstRowLastColumn="0" w:lastRowFirstColumn="0" w:lastRowLastColumn="0"/>
+            </w:pPr>
+            <w:r>
+              <w:rPr>
+                <w:sz w:val="18"/>
+              </w:rPr>
+              <w:t>Create reservation activity report</w:t>
+            </w:r>
+          </w:p>
+        </w:tc>
+        <w:tc>
+          <w:tcPr>
+            <w:tcW w:w="1419" w:type="dxa"/>
+            <w:vAlign w:val="center"/>
+          </w:tcPr>
+          <w:p>
+            <w:pPr>
+              <w:cnfStyle w:val="000000100000" w:firstRow="0" w:lastRow="0" w:firstColumn="0" w:lastColumn="0" w:oddVBand="0" w:evenVBand="0" w:oddHBand="1" w:evenHBand="0" w:firstRowFirstColumn="0" w:firstRowLastColumn="0" w:lastRowFirstColumn="0" w:lastRowLastColumn="0"/>
+            </w:pPr>
+            <w:r>
+              <w:rPr>
+                <w:sz w:val="18"/>
+              </w:rPr>
+              <w:t>5</w:t>
+            </w:r>
+          </w:p>
+        </w:tc>
+        <w:tc>
+          <w:tcPr>
+            <w:tcW w:w="1419" w:type="dxa"/>
+            <w:vAlign w:val="center"/>
+          </w:tcPr>
+          <w:p>
+            <w:pPr>
+              <w:cnfStyle w:val="000000100000" w:firstRow="0" w:lastRow="0" w:firstColumn="0" w:lastColumn="0" w:oddVBand="0" w:evenVBand="0" w:oddHBand="1" w:evenHBand="0" w:firstRowFirstColumn="0" w:firstRowLastColumn="0" w:lastRowFirstColumn="0" w:lastRowLastColumn="0"/>
+            </w:pPr>
+            <w:r>
+              <w:rPr>
+                <w:sz w:val="18"/>
+              </w:rPr>
+              <w:t>Medium</w:t>
+            </w:r>
+          </w:p>
+        </w:tc>
+        <w:tc>
+          <w:tcPr>
+            <w:tcW w:w="1419" w:type="dxa"/>
+            <w:vAlign w:val="center"/>
+          </w:tcPr>
+          <w:p>
+            <w:pPr>
+              <w:cnfStyle w:val="000000100000" w:firstRow="0" w:lastRow="0" w:firstColumn="0" w:lastColumn="0" w:oddVBand="0" w:evenVBand="0" w:oddHBand="1" w:evenHBand="0" w:firstRowFirstColumn="0" w:firstRowLastColumn="0" w:lastRowFirstColumn="0" w:lastRowLastColumn="0"/>
+            </w:pPr>
+            <w:r>
+              <w:rPr>
+                <w:sz w:val="18"/>
+              </w:rPr>
+              <w:t>No</w:t>
+            </w:r>
+          </w:p>
+        </w:tc>
+      </w:tr>
+      <w:tr>
+        <w:trPr>
+          <w:jc w:val="center"/>
+        </w:trPr>
+        <w:tc>
+          <w:tcPr>
+            <w:cnfStyle w:val="001000000000" w:firstRow="0" w:lastRow="0" w:firstColumn="1" w:lastColumn="0" w:oddVBand="0" w:evenVBand="0" w:oddHBand="0" w:evenHBand="0" w:firstRowFirstColumn="0" w:firstRowLastColumn="0" w:lastRowFirstColumn="0" w:lastRowLastColumn="0"/>
+            <w:tcW w:w="1419" w:type="dxa"/>
+            <w:vAlign w:val="center"/>
+          </w:tcPr>
+          <w:p>
+            <w:r>
+              <w:rPr>
+                <w:b w:val="0"/>
+                <w:sz w:val="18"/>
+              </w:rPr>
+              <w:t>Reporting</w:t>
+            </w:r>
+          </w:p>
+        </w:tc>
+        <w:tc>
+          <w:tcPr>
+            <w:tcW w:w="1419" w:type="dxa"/>
+            <w:vAlign w:val="center"/>
+          </w:tcPr>
+          <w:p>
+            <w:pPr>
+              <w:cnfStyle w:val="000000000000" w:firstRow="0" w:lastRow="0" w:firstColumn="0" w:lastColumn="0" w:oddVBand="0" w:evenVBand="0" w:oddHBand="0" w:evenHBand="0" w:firstRowFirstColumn="0" w:firstRowLastColumn="0" w:lastRowFirstColumn="0" w:lastRowLastColumn="0"/>
+            </w:pPr>
+            <w:r>
+              <w:rPr>
+                <w:sz w:val="18"/>
+              </w:rPr>
+              <w:t>RP-06</w:t>
+            </w:r>
+          </w:p>
+        </w:tc>
+        <w:tc>
+          <w:tcPr>
+            <w:tcW w:w="1419" w:type="dxa"/>
+            <w:vAlign w:val="center"/>
+          </w:tcPr>
+          <w:p>
+            <w:pPr>
+              <w:cnfStyle w:val="000000000000" w:firstRow="0" w:lastRow="0" w:firstColumn="0" w:lastColumn="0" w:oddVBand="0" w:evenVBand="0" w:oddHBand="0" w:evenHBand="0" w:firstRowFirstColumn="0" w:firstRowLastColumn="0" w:lastRowFirstColumn="0" w:lastRowLastColumn="0"/>
+            </w:pPr>
+            <w:r>
+              <w:rPr>
+                <w:sz w:val="18"/>
+              </w:rPr>
+              <w:t>Reporting</w:t>
+            </w:r>
+          </w:p>
+        </w:tc>
+        <w:tc>
+          <w:tcPr>
+            <w:tcW w:w="1419" w:type="dxa"/>
+            <w:vAlign w:val="center"/>
+          </w:tcPr>
+          <w:p>
+            <w:pPr>
+              <w:cnfStyle w:val="000000000000" w:firstRow="0" w:lastRow="0" w:firstColumn="0" w:lastColumn="0" w:oddVBand="0" w:evenVBand="0" w:oddHBand="0" w:evenHBand="0" w:firstRowFirstColumn="0" w:firstRowLastColumn="0" w:lastRowFirstColumn="0" w:lastRowLastColumn="0"/>
+            </w:pPr>
+            <w:r>
+              <w:rPr>
+                <w:sz w:val="18"/>
+              </w:rPr>
+              <w:t>Create payment transaction summary</w:t>
+            </w:r>
+          </w:p>
+        </w:tc>
+        <w:tc>
+          <w:tcPr>
+            <w:tcW w:w="1419" w:type="dxa"/>
+            <w:vAlign w:val="center"/>
+          </w:tcPr>
+          <w:p>
+            <w:pPr>
+              <w:cnfStyle w:val="000000000000" w:firstRow="0" w:lastRow="0" w:firstColumn="0" w:lastColumn="0" w:oddVBand="0" w:evenVBand="0" w:oddHBand="0" w:evenHBand="0" w:firstRowFirstColumn="0" w:firstRowLastColumn="0" w:lastRowFirstColumn="0" w:lastRowLastColumn="0"/>
+            </w:pPr>
+            <w:r>
+              <w:rPr>
+                <w:sz w:val="18"/>
+              </w:rPr>
+              <w:t>5</w:t>
+            </w:r>
+          </w:p>
+        </w:tc>
+        <w:tc>
+          <w:tcPr>
+            <w:tcW w:w="1419" w:type="dxa"/>
+            <w:vAlign w:val="center"/>
+          </w:tcPr>
+          <w:p>
+            <w:pPr>
+              <w:cnfStyle w:val="000000000000" w:firstRow="0" w:lastRow="0" w:firstColumn="0" w:lastColumn="0" w:oddVBand="0" w:evenVBand="0" w:oddHBand="0" w:evenHBand="0" w:firstRowFirstColumn="0" w:firstRowLastColumn="0" w:lastRowFirstColumn="0" w:lastRowLastColumn="0"/>
+            </w:pPr>
+            <w:r>
+              <w:rPr>
+                <w:sz w:val="18"/>
+              </w:rPr>
+              <w:t>Medium</w:t>
+            </w:r>
+          </w:p>
+        </w:tc>
+        <w:tc>
+          <w:tcPr>
+            <w:tcW w:w="1419" w:type="dxa"/>
+            <w:vAlign w:val="center"/>
+          </w:tcPr>
+          <w:p>
+            <w:pPr>
+              <w:cnfStyle w:val="000000000000" w:firstRow="0" w:lastRow="0" w:firstColumn="0" w:lastColumn="0" w:oddVBand="0" w:evenVBand="0" w:oddHBand="0" w:evenHBand="0" w:firstRowFirstColumn="0" w:firstRowLastColumn="0" w:lastRowFirstColumn="0" w:lastRowLastColumn="0"/>
+            </w:pPr>
+            <w:r>
+              <w:rPr>
+                <w:sz w:val="18"/>
+              </w:rPr>
+              <w:t>No</w:t>
+            </w:r>
+          </w:p>
+        </w:tc>
+      </w:tr>
+      <w:tr>
+        <w:trPr>
+          <w:cnfStyle w:val="000000100000" w:firstRow="0" w:lastRow="0" w:firstColumn="0" w:lastColumn="0" w:oddVBand="0" w:evenVBand="0" w:oddHBand="1" w:evenHBand="0" w:firstRowFirstColumn="0" w:firstRowLastColumn="0" w:lastRowFirstColumn="0" w:lastRowLastColumn="0"/>
+          <w:jc w:val="center"/>
+        </w:trPr>
+        <w:tc>
+          <w:tcPr>
+            <w:cnfStyle w:val="001000000000" w:firstRow="0" w:lastRow="0" w:firstColumn="1" w:lastColumn="0" w:oddVBand="0" w:evenVBand="0" w:oddHBand="0" w:evenHBand="0" w:firstRowFirstColumn="0" w:firstRowLastColumn="0" w:lastRowFirstColumn="0" w:lastRowLastColumn="0"/>
+            <w:tcW w:w="1419" w:type="dxa"/>
+            <w:vAlign w:val="center"/>
+          </w:tcPr>
+          <w:p>
+            <w:r>
+              <w:rPr>
+                <w:b w:val="0"/>
+                <w:sz w:val="18"/>
+              </w:rPr>
+              <w:t>Reporting</w:t>
+            </w:r>
+          </w:p>
+        </w:tc>
+        <w:tc>
+          <w:tcPr>
+            <w:tcW w:w="1419" w:type="dxa"/>
+            <w:vAlign w:val="center"/>
+          </w:tcPr>
+          <w:p>
+            <w:pPr>
+              <w:cnfStyle w:val="000000100000" w:firstRow="0" w:lastRow="0" w:firstColumn="0" w:lastColumn="0" w:oddVBand="0" w:evenVBand="0" w:oddHBand="1" w:evenHBand="0" w:firstRowFirstColumn="0" w:firstRowLastColumn="0" w:lastRowFirstColumn="0" w:lastRowLastColumn="0"/>
+            </w:pPr>
+            <w:r>
+              <w:rPr>
+                <w:sz w:val="18"/>
+              </w:rPr>
+              <w:t>RP-07</w:t>
+            </w:r>
+          </w:p>
+        </w:tc>
+        <w:tc>
+          <w:tcPr>
+            <w:tcW w:w="1419" w:type="dxa"/>
+            <w:vAlign w:val="center"/>
+          </w:tcPr>
+          <w:p>
+            <w:pPr>
+              <w:cnfStyle w:val="000000100000" w:firstRow="0" w:lastRow="0" w:firstColumn="0" w:lastColumn="0" w:oddVBand="0" w:evenVBand="0" w:oddHBand="1" w:evenHBand="0" w:firstRowFirstColumn="0" w:firstRowLastColumn="0" w:lastRowFirstColumn="0" w:lastRowLastColumn="0"/>
+            </w:pPr>
+            <w:r>
+              <w:rPr>
+                <w:sz w:val="18"/>
+              </w:rPr>
+              <w:t>Reporting</w:t>
+            </w:r>
+          </w:p>
+        </w:tc>
+        <w:tc>
+          <w:tcPr>
+            <w:tcW w:w="1419" w:type="dxa"/>
+            <w:vAlign w:val="center"/>
+          </w:tcPr>
+          <w:p>
+            <w:pPr>
+              <w:cnfStyle w:val="000000100000" w:firstRow="0" w:lastRow="0" w:firstColumn="0" w:lastColumn="0" w:oddVBand="0" w:evenVBand="0" w:oddHBand="1" w:evenHBand="0" w:firstRowFirstColumn="0" w:firstRowLastColumn="0" w:lastRowFirstColumn="0" w:lastRowLastColumn="0"/>
+            </w:pPr>
+            <w:r>
+              <w:rPr>
+                <w:sz w:val="18"/>
+              </w:rPr>
+              <w:t>Create exception and failure report</w:t>
+            </w:r>
+          </w:p>
+        </w:tc>
+        <w:tc>
+          <w:tcPr>
+            <w:tcW w:w="1419" w:type="dxa"/>
+            <w:vAlign w:val="center"/>
+          </w:tcPr>
+          <w:p>
+            <w:pPr>
+              <w:cnfStyle w:val="000000100000" w:firstRow="0" w:lastRow="0" w:firstColumn="0" w:lastColumn="0" w:oddVBand="0" w:evenVBand="0" w:oddHBand="1" w:evenHBand="0" w:firstRowFirstColumn="0" w:firstRowLastColumn="0" w:lastRowFirstColumn="0" w:lastRowLastColumn="0"/>
+            </w:pPr>
+            <w:r>
+              <w:rPr>
+                <w:sz w:val="18"/>
+              </w:rPr>
+              <w:t>5</w:t>
+            </w:r>
+          </w:p>
+        </w:tc>
+        <w:tc>
+          <w:tcPr>
+            <w:tcW w:w="1419" w:type="dxa"/>
+            <w:vAlign w:val="center"/>
+          </w:tcPr>
+          <w:p>
+            <w:pPr>
+              <w:cnfStyle w:val="000000100000" w:firstRow="0" w:lastRow="0" w:firstColumn="0" w:lastColumn="0" w:oddVBand="0" w:evenVBand="0" w:oddHBand="1" w:evenHBand="0" w:firstRowFirstColumn="0" w:firstRowLastColumn="0" w:lastRowFirstColumn="0" w:lastRowLastColumn="0"/>
+            </w:pPr>
+            <w:r>
+              <w:rPr>
+                <w:sz w:val="18"/>
+              </w:rPr>
+              <w:t>Medium</w:t>
+            </w:r>
+          </w:p>
+        </w:tc>
+        <w:tc>
+          <w:tcPr>
+            <w:tcW w:w="1419" w:type="dxa"/>
+            <w:vAlign w:val="center"/>
+          </w:tcPr>
+          <w:p>
+            <w:pPr>
+              <w:cnfStyle w:val="000000100000" w:firstRow="0" w:lastRow="0" w:firstColumn="0" w:lastColumn="0" w:oddVBand="0" w:evenVBand="0" w:oddHBand="1" w:evenHBand="0" w:firstRowFirstColumn="0" w:firstRowLastColumn="0" w:lastRowFirstColumn="0" w:lastRowLastColumn="0"/>
+            </w:pPr>
+            <w:r>
+              <w:rPr>
+                <w:sz w:val="18"/>
+              </w:rPr>
+              <w:t>No</w:t>
+            </w:r>
+          </w:p>
+        </w:tc>
+      </w:tr>
+      <w:tr>
+        <w:trPr>
+          <w:jc w:val="center"/>
+        </w:trPr>
+        <w:tc>
+          <w:tcPr>
+            <w:cnfStyle w:val="001000000000" w:firstRow="0" w:lastRow="0" w:firstColumn="1" w:lastColumn="0" w:oddVBand="0" w:evenVBand="0" w:oddHBand="0" w:evenHBand="0" w:firstRowFirstColumn="0" w:firstRowLastColumn="0" w:lastRowFirstColumn="0" w:lastRowLastColumn="0"/>
+            <w:tcW w:w="1419" w:type="dxa"/>
+            <w:vAlign w:val="center"/>
+          </w:tcPr>
+          <w:p>
+            <w:r>
+              <w:rPr>
+                <w:b w:val="0"/>
+                <w:sz w:val="18"/>
+              </w:rPr>
+              <w:t>Reporting</w:t>
+            </w:r>
+          </w:p>
+        </w:tc>
+        <w:tc>
+          <w:tcPr>
+            <w:tcW w:w="1419" w:type="dxa"/>
+            <w:vAlign w:val="center"/>
+          </w:tcPr>
+          <w:p>
+            <w:pPr>
+              <w:cnfStyle w:val="000000000000" w:firstRow="0" w:lastRow="0" w:firstColumn="0" w:lastColumn="0" w:oddVBand="0" w:evenVBand="0" w:oddHBand="0" w:evenHBand="0" w:firstRowFirstColumn="0" w:firstRowLastColumn="0" w:lastRowFirstColumn="0" w:lastRowLastColumn="0"/>
+            </w:pPr>
+            <w:r>
+              <w:rPr>
+                <w:sz w:val="18"/>
+              </w:rPr>
+              <w:t>RP-08</w:t>
+            </w:r>
+          </w:p>
+        </w:tc>
+        <w:tc>
+          <w:tcPr>
+            <w:tcW w:w="1419" w:type="dxa"/>
+            <w:vAlign w:val="center"/>
+          </w:tcPr>
+          <w:p>
+            <w:pPr>
+              <w:cnfStyle w:val="000000000000" w:firstRow="0" w:lastRow="0" w:firstColumn="0" w:lastColumn="0" w:oddVBand="0" w:evenVBand="0" w:oddHBand="0" w:evenHBand="0" w:firstRowFirstColumn="0" w:firstRowLastColumn="0" w:lastRowFirstColumn="0" w:lastRowLastColumn="0"/>
+            </w:pPr>
+            <w:r>
+              <w:rPr>
+                <w:sz w:val="18"/>
+              </w:rPr>
+              <w:t>Reporting</w:t>
+            </w:r>
+          </w:p>
+        </w:tc>
+        <w:tc>
+          <w:tcPr>
+            <w:tcW w:w="1419" w:type="dxa"/>
+            <w:vAlign w:val="center"/>
+          </w:tcPr>
+          <w:p>
+            <w:pPr>
+              <w:cnfStyle w:val="000000000000" w:firstRow="0" w:lastRow="0" w:firstColumn="0" w:lastColumn="0" w:oddVBand="0" w:evenVBand="0" w:oddHBand="0" w:evenHBand="0" w:firstRowFirstColumn="0" w:firstRowLastColumn="0" w:lastRowFirstColumn="0" w:lastRowLastColumn="0"/>
+            </w:pPr>
+            <w:r>
+              <w:rPr>
+                <w:sz w:val="18"/>
+              </w:rPr>
+              <w:t>Create date-range filtering rules</w:t>
+            </w:r>
+          </w:p>
+        </w:tc>
+        <w:tc>
+          <w:tcPr>
+            <w:tcW w:w="1419" w:type="dxa"/>
+            <w:vAlign w:val="center"/>
+          </w:tcPr>
+          <w:p>
+            <w:pPr>
+              <w:cnfStyle w:val="000000000000" w:firstRow="0" w:lastRow="0" w:firstColumn="0" w:lastColumn="0" w:oddVBand="0" w:evenVBand="0" w:oddHBand="0" w:evenHBand="0" w:firstRowFirstColumn="0" w:firstRowLastColumn="0" w:lastRowFirstColumn="0" w:lastRowLastColumn="0"/>
+            </w:pPr>
+            <w:r>
+              <w:rPr>
+                <w:sz w:val="18"/>
+              </w:rPr>
+              <w:t>3</w:t>
+            </w:r>
+          </w:p>
+        </w:tc>
+        <w:tc>
+          <w:tcPr>
+            <w:tcW w:w="1419" w:type="dxa"/>
+            <w:vAlign w:val="center"/>
+          </w:tcPr>
+          <w:p>
+            <w:pPr>
+              <w:cnfStyle w:val="000000000000" w:firstRow="0" w:lastRow="0" w:firstColumn="0" w:lastColumn="0" w:oddVBand="0" w:evenVBand="0" w:oddHBand="0" w:evenHBand="0" w:firstRowFirstColumn="0" w:firstRowLastColumn="0" w:lastRowFirstColumn="0" w:lastRowLastColumn="0"/>
+            </w:pPr>
+            <w:r>
+              <w:rPr>
+                <w:sz w:val="18"/>
+              </w:rPr>
+              <w:t>Medium</w:t>
+            </w:r>
+          </w:p>
+        </w:tc>
+        <w:tc>
+          <w:tcPr>
+            <w:tcW w:w="1419" w:type="dxa"/>
+            <w:vAlign w:val="center"/>
+          </w:tcPr>
+          <w:p>
+            <w:pPr>
+              <w:cnfStyle w:val="000000000000" w:firstRow="0" w:lastRow="0" w:firstColumn="0" w:lastColumn="0" w:oddVBand="0" w:evenVBand="0" w:oddHBand="0" w:evenHBand="0" w:firstRowFirstColumn="0" w:firstRowLastColumn="0" w:lastRowFirstColumn="0" w:lastRowLastColumn="0"/>
+            </w:pPr>
+            <w:r>
+              <w:rPr>
+                <w:sz w:val="18"/>
+              </w:rPr>
+              <w:t>No</w:t>
+            </w:r>
+          </w:p>
+        </w:tc>
+      </w:tr>
+      <w:tr>
+        <w:trPr>
+          <w:cnfStyle w:val="000000100000" w:firstRow="0" w:lastRow="0" w:firstColumn="0" w:lastColumn="0" w:oddVBand="0" w:evenVBand="0" w:oddHBand="1" w:evenHBand="0" w:firstRowFirstColumn="0" w:firstRowLastColumn="0" w:lastRowFirstColumn="0" w:lastRowLastColumn="0"/>
+          <w:jc w:val="center"/>
+        </w:trPr>
+        <w:tc>
+          <w:tcPr>
+            <w:cnfStyle w:val="001000000000" w:firstRow="0" w:lastRow="0" w:firstColumn="1" w:lastColumn="0" w:oddVBand="0" w:evenVBand="0" w:oddHBand="0" w:evenHBand="0" w:firstRowFirstColumn="0" w:firstRowLastColumn="0" w:lastRowFirstColumn="0" w:lastRowLastColumn="0"/>
+            <w:tcW w:w="1419" w:type="dxa"/>
+            <w:vAlign w:val="center"/>
+          </w:tcPr>
+          <w:p>
+            <w:r>
+              <w:rPr>
+                <w:b w:val="0"/>
+                <w:sz w:val="18"/>
+              </w:rPr>
+              <w:t>Reporting</w:t>
+            </w:r>
+          </w:p>
+        </w:tc>
+        <w:tc>
+          <w:tcPr>
+            <w:tcW w:w="1419" w:type="dxa"/>
+            <w:vAlign w:val="center"/>
+          </w:tcPr>
+          <w:p>
+            <w:pPr>
+              <w:cnfStyle w:val="000000100000" w:firstRow="0" w:lastRow="0" w:firstColumn="0" w:lastColumn="0" w:oddVBand="0" w:evenVBand="0" w:oddHBand="1" w:evenHBand="0" w:firstRowFirstColumn="0" w:firstRowLastColumn="0" w:lastRowFirstColumn="0" w:lastRowLastColumn="0"/>
+            </w:pPr>
+            <w:r>
+              <w:rPr>
+                <w:sz w:val="18"/>
+              </w:rPr>
+              <w:t>RP-09</w:t>
+            </w:r>
+          </w:p>
+        </w:tc>
+        <w:tc>
+          <w:tcPr>
+            <w:tcW w:w="1419" w:type="dxa"/>
+            <w:vAlign w:val="center"/>
+          </w:tcPr>
+          <w:p>
+            <w:pPr>
+              <w:cnfStyle w:val="000000100000" w:firstRow="0" w:lastRow="0" w:firstColumn="0" w:lastColumn="0" w:oddVBand="0" w:evenVBand="0" w:oddHBand="1" w:evenHBand="0" w:firstRowFirstColumn="0" w:firstRowLastColumn="0" w:lastRowFirstColumn="0" w:lastRowLastColumn="0"/>
+            </w:pPr>
+            <w:r>
+              <w:rPr>
+                <w:sz w:val="18"/>
+              </w:rPr>
+              <w:t>Reporting</w:t>
+            </w:r>
+          </w:p>
+        </w:tc>
+        <w:tc>
+          <w:tcPr>
+            <w:tcW w:w="1419" w:type="dxa"/>
+            <w:vAlign w:val="center"/>
+          </w:tcPr>
+          <w:p>
+            <w:pPr>
+              <w:cnfStyle w:val="000000100000" w:firstRow="0" w:lastRow="0" w:firstColumn="0" w:lastColumn="0" w:oddVBand="0" w:evenVBand="0" w:oddHBand="1" w:evenHBand="0" w:firstRowFirstColumn="0" w:firstRowLastColumn="0" w:lastRowFirstColumn="0" w:lastRowLastColumn="0"/>
+            </w:pPr>
+            <w:r>
+              <w:rPr>
+                <w:sz w:val="18"/>
+              </w:rPr>
+              <w:t>Create report access-control rules</w:t>
+            </w:r>
+          </w:p>
+        </w:tc>
+        <w:tc>
+          <w:tcPr>
+            <w:tcW w:w="1419" w:type="dxa"/>
+            <w:vAlign w:val="center"/>
+          </w:tcPr>
+          <w:p>
+            <w:pPr>
+              <w:cnfStyle w:val="000000100000" w:firstRow="0" w:lastRow="0" w:firstColumn="0" w:lastColumn="0" w:oddVBand="0" w:evenVBand="0" w:oddHBand="1" w:evenHBand="0" w:firstRowFirstColumn="0" w:firstRowLastColumn="0" w:lastRowFirstColumn="0" w:lastRowLastColumn="0"/>
+            </w:pPr>
+            <w:r>
+              <w:rPr>
+                <w:sz w:val="18"/>
+              </w:rPr>
+              <w:t>3</w:t>
+            </w:r>
+          </w:p>
+        </w:tc>
+        <w:tc>
+          <w:tcPr>
+            <w:tcW w:w="1419" w:type="dxa"/>
+            <w:vAlign w:val="center"/>
+          </w:tcPr>
+          <w:p>
+            <w:pPr>
+              <w:cnfStyle w:val="000000100000" w:firstRow="0" w:lastRow="0" w:firstColumn="0" w:lastColumn="0" w:oddVBand="0" w:evenVBand="0" w:oddHBand="1" w:evenHBand="0" w:firstRowFirstColumn="0" w:firstRowLastColumn="0" w:lastRowFirstColumn="0" w:lastRowLastColumn="0"/>
+            </w:pPr>
+            <w:r>
+              <w:rPr>
+                <w:sz w:val="18"/>
+              </w:rPr>
+              <w:t>High</w:t>
+            </w:r>
+          </w:p>
+        </w:tc>
+        <w:tc>
+          <w:tcPr>
+            <w:tcW w:w="1419" w:type="dxa"/>
+            <w:vAlign w:val="center"/>
+          </w:tcPr>
+          <w:p>
+            <w:pPr>
+              <w:cnfStyle w:val="000000100000" w:firstRow="0" w:lastRow="0" w:firstColumn="0" w:lastColumn="0" w:oddVBand="0" w:evenVBand="0" w:oddHBand="1" w:evenHBand="0" w:firstRowFirstColumn="0" w:firstRowLastColumn="0" w:lastRowFirstColumn="0" w:lastRowLastColumn="0"/>
+            </w:pPr>
+            <w:r>
+              <w:rPr>
+                <w:sz w:val="18"/>
+              </w:rPr>
+              <w:t>No</w:t>
+            </w:r>
+          </w:p>
+        </w:tc>
+      </w:tr>
+      <w:tr>
+        <w:trPr>
+          <w:jc w:val="center"/>
+        </w:trPr>
+        <w:tc>
+          <w:tcPr>
+            <w:cnfStyle w:val="001000000000" w:firstRow="0" w:lastRow="0" w:firstColumn="1" w:lastColumn="0" w:oddVBand="0" w:evenVBand="0" w:oddHBand="0" w:evenHBand="0" w:firstRowFirstColumn="0" w:firstRowLastColumn="0" w:lastRowFirstColumn="0" w:lastRowLastColumn="0"/>
+            <w:tcW w:w="1419" w:type="dxa"/>
+            <w:vAlign w:val="center"/>
+          </w:tcPr>
+          <w:p>
+            <w:r>
+              <w:rPr>
+                <w:b w:val="0"/>
+                <w:sz w:val="18"/>
+              </w:rPr>
+              <w:t>Reporting</w:t>
+            </w:r>
+          </w:p>
+        </w:tc>
+        <w:tc>
+          <w:tcPr>
+            <w:tcW w:w="1419" w:type="dxa"/>
+            <w:vAlign w:val="center"/>
+          </w:tcPr>
+          <w:p>
+            <w:pPr>
+              <w:cnfStyle w:val="000000000000" w:firstRow="0" w:lastRow="0" w:firstColumn="0" w:lastColumn="0" w:oddVBand="0" w:evenVBand="0" w:oddHBand="0" w:evenHBand="0" w:firstRowFirstColumn="0" w:firstRowLastColumn="0" w:lastRowFirstColumn="0" w:lastRowLastColumn="0"/>
+            </w:pPr>
+            <w:r>
+              <w:rPr>
+                <w:sz w:val="18"/>
+              </w:rPr>
+              <w:t>RP-10</w:t>
+            </w:r>
+          </w:p>
+        </w:tc>
+        <w:tc>
+          <w:tcPr>
+            <w:tcW w:w="1419" w:type="dxa"/>
+            <w:vAlign w:val="center"/>
+          </w:tcPr>
+          <w:p>
+            <w:pPr>
+              <w:cnfStyle w:val="000000000000" w:firstRow="0" w:lastRow="0" w:firstColumn="0" w:lastColumn="0" w:oddVBand="0" w:evenVBand="0" w:oddHBand="0" w:evenHBand="0" w:firstRowFirstColumn="0" w:firstRowLastColumn="0" w:lastRowFirstColumn="0" w:lastRowLastColumn="0"/>
+            </w:pPr>
+            <w:r>
+              <w:rPr>
+                <w:sz w:val="18"/>
+              </w:rPr>
+              <w:t>Reporting</w:t>
+            </w:r>
+          </w:p>
+        </w:tc>
+        <w:tc>
+          <w:tcPr>
+            <w:tcW w:w="1419" w:type="dxa"/>
+            <w:vAlign w:val="center"/>
+          </w:tcPr>
+          <w:p>
+            <w:pPr>
+              <w:cnfStyle w:val="000000000000" w:firstRow="0" w:lastRow="0" w:firstColumn="0" w:lastColumn="0" w:oddVBand="0" w:evenVBand="0" w:oddHBand="0" w:evenHBand="0" w:firstRowFirstColumn="0" w:firstRowLastColumn="0" w:lastRowFirstColumn="0" w:lastRowLastColumn="0"/>
+            </w:pPr>
+            <w:r>
+              <w:rPr>
+                <w:sz w:val="18"/>
+              </w:rPr>
+              <w:t>Validate report totals against source data</w:t>
+            </w:r>
+          </w:p>
+        </w:tc>
+        <w:tc>
+          <w:tcPr>
+            <w:tcW w:w="1419" w:type="dxa"/>
+            <w:vAlign w:val="center"/>
+          </w:tcPr>
+          <w:p>
+            <w:pPr>
+              <w:cnfStyle w:val="000000000000" w:firstRow="0" w:lastRow="0" w:firstColumn="0" w:lastColumn="0" w:oddVBand="0" w:evenVBand="0" w:oddHBand="0" w:evenHBand="0" w:firstRowFirstColumn="0" w:firstRowLastColumn="0" w:lastRowFirstColumn="0" w:lastRowLastColumn="0"/>
+            </w:pPr>
+            <w:r>
+              <w:rPr>
+                <w:sz w:val="18"/>
+              </w:rPr>
+              <w:t>5</w:t>
+            </w:r>
+          </w:p>
+        </w:tc>
+        <w:tc>
+          <w:tcPr>
+            <w:tcW w:w="1419" w:type="dxa"/>
+            <w:vAlign w:val="center"/>
+          </w:tcPr>
+          <w:p>
+            <w:pPr>
+              <w:cnfStyle w:val="000000000000" w:firstRow="0" w:lastRow="0" w:firstColumn="0" w:lastColumn="0" w:oddVBand="0" w:evenVBand="0" w:oddHBand="0" w:evenHBand="0" w:firstRowFirstColumn="0" w:firstRowLastColumn="0" w:lastRowFirstColumn="0" w:lastRowLastColumn="0"/>
+            </w:pPr>
+            <w:r>
+              <w:rPr>
+                <w:sz w:val="18"/>
+              </w:rPr>
+              <w:t>High</w:t>
+            </w:r>
+          </w:p>
+        </w:tc>
+        <w:tc>
+          <w:tcPr>
+            <w:tcW w:w="1419" w:type="dxa"/>
+            <w:vAlign w:val="center"/>
+          </w:tcPr>
+          <w:p>
+            <w:pPr>
+              <w:cnfStyle w:val="000000000000" w:firstRow="0" w:lastRow="0" w:firstColumn="0" w:lastColumn="0" w:oddVBand="0" w:evenVBand="0" w:oddHBand="0" w:evenHBand="0" w:firstRowFirstColumn="0" w:firstRowLastColumn="0" w:lastRowFirstColumn="0" w:lastRowLastColumn="0"/>
+            </w:pPr>
+            <w:r>
+              <w:rPr>
+                <w:sz w:val="18"/>
+              </w:rPr>
+              <w:t>No</w:t>
+            </w:r>
+          </w:p>
+        </w:tc>
+      </w:tr>
+    </w:tbl>
+    <w:p/>
+    <w:p>
+      <w:pPr>
+        <w:pStyle w:val="Heading1"/>
+      </w:pPr>
+      <w:r>
+        <w:t>4. Sprint 1 Plan</w:t>
+      </w:r>
+    </w:p>
+    <w:p>
+      <w:r>
+        <w:t>Sprint duration: two weeks. Sprint 1 establishes the authentication, role-control, parking-data query, and interface foundations needed for later reservation, payment, reporting, and operator-management work. The plan deliberately avoids committing payment and full reservation functions before their dependencies are validated.</w:t>
+      </w:r>
+    </w:p>
+    <w:tbl>
+      <w:tblPr>
+        <w:tblStyle w:val="LightShading-Accent1"/>
+        <w:tblW w:w="0" w:type="auto"/>
+        <w:jc w:val="center"/>
+        <w:tblLook w:val="04A0" w:firstRow="1" w:lastRow="0" w:firstColumn="1" w:lastColumn="0" w:noHBand="0" w:noVBand="1"/>
+      </w:tblPr>
+      <w:tblGrid>
+        <w:gridCol w:w="2484"/>
+        <w:gridCol w:w="2484"/>
+        <w:gridCol w:w="2484"/>
+        <w:gridCol w:w="2484"/>
+      </w:tblGrid>
+      <w:tr>
+        <w:trPr>
+          <w:cnfStyle w:val="100000000000" w:firstRow="1" w:lastRow="0" w:firstColumn="0" w:lastColumn="0" w:oddVBand="0" w:evenVBand="0" w:oddHBand="0" w:evenHBand="0" w:firstRowFirstColumn="0" w:firstRowLastColumn="0" w:lastRowFirstColumn="0" w:lastRowLastColumn="0"/>
+          <w:jc w:val="center"/>
+        </w:trPr>
+        <w:tc>
+          <w:tcPr>
+            <w:cnfStyle w:val="001000000000" w:firstRow="0" w:lastRow="0" w:firstColumn="1" w:lastColumn="0" w:oddVBand="0" w:evenVBand="0" w:oddHBand="0" w:evenHBand="0" w:firstRowFirstColumn="0" w:firstRowLastColumn="0" w:lastRowFirstColumn="0" w:lastRowLastColumn="0"/>
+            <w:tcW w:w="2484" w:type="dxa"/>
+            <w:shd w:val="clear" w:color="auto" w:fill="0076A8"/>
+            <w:vAlign w:val="center"/>
+          </w:tcPr>
+          <w:p>
+            <w:r>
+              <w:rPr>
+                <w:color w:val="FFFFFF"/>
+                <w:sz w:val="18"/>
+              </w:rPr>
+              <w:t>ID</w:t>
+            </w:r>
+          </w:p>
+        </w:tc>
+        <w:tc>
+          <w:tcPr>
+            <w:tcW w:w="2484" w:type="dxa"/>
+            <w:shd w:val="clear" w:color="auto" w:fill="0076A8"/>
+            <w:vAlign w:val="center"/>
+          </w:tcPr>
+          <w:p>
+            <w:pPr>
+              <w:cnfStyle w:val="100000000000" w:firstRow="1" w:lastRow="0" w:firstColumn="0" w:lastColumn="0" w:oddVBand="0" w:evenVBand="0" w:oddHBand="0" w:evenHBand="0" w:firstRowFirstColumn="0" w:firstRowLastColumn="0" w:lastRowFirstColumn="0" w:lastRowLastColumn="0"/>
+            </w:pPr>
+            <w:r>
+              <w:rPr>
+                <w:color w:val="FFFFFF"/>
+                <w:sz w:val="18"/>
+              </w:rPr>
+              <w:t>Role</w:t>
+            </w:r>
+          </w:p>
+        </w:tc>
+        <w:tc>
+          <w:tcPr>
+            <w:tcW w:w="2484" w:type="dxa"/>
+            <w:shd w:val="clear" w:color="auto" w:fill="0076A8"/>
+            <w:vAlign w:val="center"/>
+          </w:tcPr>
+          <w:p>
+            <w:pPr>
+              <w:cnfStyle w:val="100000000000" w:firstRow="1" w:lastRow="0" w:firstColumn="0" w:lastColumn="0" w:oddVBand="0" w:evenVBand="0" w:oddHBand="0" w:evenHBand="0" w:firstRowFirstColumn="0" w:firstRowLastColumn="0" w:lastRowFirstColumn="0" w:lastRowLastColumn="0"/>
+            </w:pPr>
+            <w:r>
+              <w:rPr>
+                <w:color w:val="FFFFFF"/>
+                <w:sz w:val="18"/>
+              </w:rPr>
+              <w:t>Sprint 1 Commitment</w:t>
+            </w:r>
+          </w:p>
+        </w:tc>
+        <w:tc>
+          <w:tcPr>
+            <w:tcW w:w="2484" w:type="dxa"/>
+            <w:shd w:val="clear" w:color="auto" w:fill="0076A8"/>
+            <w:vAlign w:val="center"/>
+          </w:tcPr>
+          <w:p>
+            <w:pPr>
+              <w:cnfStyle w:val="100000000000" w:firstRow="1" w:lastRow="0" w:firstColumn="0" w:lastColumn="0" w:oddVBand="0" w:evenVBand="0" w:oddHBand="0" w:evenHBand="0" w:firstRowFirstColumn="0" w:firstRowLastColumn="0" w:lastRowFirstColumn="0" w:lastRowLastColumn="0"/>
+            </w:pPr>
+            <w:r>
+              <w:rPr>
+                <w:color w:val="FFFFFF"/>
+                <w:sz w:val="18"/>
+              </w:rPr>
+              <w:t>Pts</w:t>
+            </w:r>
+          </w:p>
+        </w:tc>
+      </w:tr>
+      <w:tr>
+        <w:trPr>
+          <w:cnfStyle w:val="000000100000" w:firstRow="0" w:lastRow="0" w:firstColumn="0" w:lastColumn="0" w:oddVBand="0" w:evenVBand="0" w:oddHBand="1" w:evenHBand="0" w:firstRowFirstColumn="0" w:firstRowLastColumn="0" w:lastRowFirstColumn="0" w:lastRowLastColumn="0"/>
+          <w:jc w:val="center"/>
+        </w:trPr>
+        <w:tc>
+          <w:tcPr>
+            <w:cnfStyle w:val="001000000000" w:firstRow="0" w:lastRow="0" w:firstColumn="1" w:lastColumn="0" w:oddVBand="0" w:evenVBand="0" w:oddHBand="0" w:evenHBand="0" w:firstRowFirstColumn="0" w:firstRowLastColumn="0" w:lastRowFirstColumn="0" w:lastRowLastColumn="0"/>
+            <w:tcW w:w="2484" w:type="dxa"/>
+            <w:vAlign w:val="center"/>
+          </w:tcPr>
+          <w:p>
+            <w:r>
+              <w:rPr>
+                <w:b w:val="0"/>
+                <w:sz w:val="18"/>
+              </w:rPr>
+              <w:t>LG-01</w:t>
+            </w:r>
+          </w:p>
+        </w:tc>
+        <w:tc>
+          <w:tcPr>
+            <w:tcW w:w="2484" w:type="dxa"/>
+            <w:vAlign w:val="center"/>
+          </w:tcPr>
+          <w:p>
+            <w:pPr>
+              <w:cnfStyle w:val="000000100000" w:firstRow="0" w:lastRow="0" w:firstColumn="0" w:lastColumn="0" w:oddVBand="0" w:evenVBand="0" w:oddHBand="1" w:evenHBand="0" w:firstRowFirstColumn="0" w:firstRowLastColumn="0" w:lastRowFirstColumn="0" w:lastRowLastColumn="0"/>
+            </w:pPr>
+            <w:r>
+              <w:rPr>
+                <w:sz w:val="18"/>
+              </w:rPr>
+              <w:t>Backend</w:t>
+            </w:r>
+          </w:p>
+        </w:tc>
+        <w:tc>
+          <w:tcPr>
+            <w:tcW w:w="2484" w:type="dxa"/>
+            <w:vAlign w:val="center"/>
+          </w:tcPr>
+          <w:p>
+            <w:pPr>
+              <w:cnfStyle w:val="000000100000" w:firstRow="0" w:lastRow="0" w:firstColumn="0" w:lastColumn="0" w:oddVBand="0" w:evenVBand="0" w:oddHBand="1" w:evenHBand="0" w:firstRowFirstColumn="0" w:firstRowLastColumn="0" w:lastRowFirstColumn="0" w:lastRowLastColumn="0"/>
+            </w:pPr>
+            <w:r>
+              <w:rPr>
+                <w:sz w:val="18"/>
+              </w:rPr>
+              <w:t>Create user account data model and validation rules</w:t>
+            </w:r>
+          </w:p>
+        </w:tc>
+        <w:tc>
+          <w:tcPr>
+            <w:tcW w:w="2484" w:type="dxa"/>
+            <w:vAlign w:val="center"/>
+          </w:tcPr>
+          <w:p>
+            <w:pPr>
+              <w:cnfStyle w:val="000000100000" w:firstRow="0" w:lastRow="0" w:firstColumn="0" w:lastColumn="0" w:oddVBand="0" w:evenVBand="0" w:oddHBand="1" w:evenHBand="0" w:firstRowFirstColumn="0" w:firstRowLastColumn="0" w:lastRowFirstColumn="0" w:lastRowLastColumn="0"/>
+            </w:pPr>
+            <w:r>
+              <w:rPr>
+                <w:sz w:val="18"/>
+              </w:rPr>
+              <w:t>3</w:t>
+            </w:r>
+          </w:p>
+        </w:tc>
+      </w:tr>
+      <w:tr>
+        <w:trPr>
+          <w:jc w:val="center"/>
+        </w:trPr>
+        <w:tc>
+          <w:tcPr>
+            <w:cnfStyle w:val="001000000000" w:firstRow="0" w:lastRow="0" w:firstColumn="1" w:lastColumn="0" w:oddVBand="0" w:evenVBand="0" w:oddHBand="0" w:evenHBand="0" w:firstRowFirstColumn="0" w:firstRowLastColumn="0" w:lastRowFirstColumn="0" w:lastRowLastColumn="0"/>
+            <w:tcW w:w="2484" w:type="dxa"/>
+            <w:vAlign w:val="center"/>
+          </w:tcPr>
+          <w:p>
+            <w:r>
+              <w:rPr>
+                <w:b w:val="0"/>
+                <w:sz w:val="18"/>
+              </w:rPr>
+              <w:t>LG-02</w:t>
+            </w:r>
+          </w:p>
+        </w:tc>
+        <w:tc>
+          <w:tcPr>
+            <w:tcW w:w="2484" w:type="dxa"/>
+            <w:vAlign w:val="center"/>
+          </w:tcPr>
+          <w:p>
+            <w:pPr>
+              <w:cnfStyle w:val="000000000000" w:firstRow="0" w:lastRow="0" w:firstColumn="0" w:lastColumn="0" w:oddVBand="0" w:evenVBand="0" w:oddHBand="0" w:evenHBand="0" w:firstRowFirstColumn="0" w:firstRowLastColumn="0" w:lastRowFirstColumn="0" w:lastRowLastColumn="0"/>
+            </w:pPr>
+            <w:r>
+              <w:rPr>
+                <w:sz w:val="18"/>
+              </w:rPr>
+              <w:t>UI</w:t>
+            </w:r>
+          </w:p>
+        </w:tc>
+        <w:tc>
+          <w:tcPr>
+            <w:tcW w:w="2484" w:type="dxa"/>
+            <w:vAlign w:val="center"/>
+          </w:tcPr>
+          <w:p>
+            <w:pPr>
+              <w:cnfStyle w:val="000000000000" w:firstRow="0" w:lastRow="0" w:firstColumn="0" w:lastColumn="0" w:oddVBand="0" w:evenVBand="0" w:oddHBand="0" w:evenHBand="0" w:firstRowFirstColumn="0" w:firstRowLastColumn="0" w:lastRowFirstColumn="0" w:lastRowLastColumn="0"/>
+            </w:pPr>
+            <w:r>
+              <w:rPr>
+                <w:sz w:val="18"/>
+              </w:rPr>
+              <w:t>Create user registration form and validation messages</w:t>
+            </w:r>
+          </w:p>
+        </w:tc>
+        <w:tc>
+          <w:tcPr>
+            <w:tcW w:w="2484" w:type="dxa"/>
+            <w:vAlign w:val="center"/>
+          </w:tcPr>
+          <w:p>
+            <w:pPr>
+              <w:cnfStyle w:val="000000000000" w:firstRow="0" w:lastRow="0" w:firstColumn="0" w:lastColumn="0" w:oddVBand="0" w:evenVBand="0" w:oddHBand="0" w:evenHBand="0" w:firstRowFirstColumn="0" w:firstRowLastColumn="0" w:lastRowFirstColumn="0" w:lastRowLastColumn="0"/>
+            </w:pPr>
+            <w:r>
+              <w:rPr>
+                <w:sz w:val="18"/>
+              </w:rPr>
+              <w:t>3</w:t>
+            </w:r>
+          </w:p>
+        </w:tc>
+      </w:tr>
+      <w:tr>
+        <w:trPr>
+          <w:cnfStyle w:val="000000100000" w:firstRow="0" w:lastRow="0" w:firstColumn="0" w:lastColumn="0" w:oddVBand="0" w:evenVBand="0" w:oddHBand="1" w:evenHBand="0" w:firstRowFirstColumn="0" w:firstRowLastColumn="0" w:lastRowFirstColumn="0" w:lastRowLastColumn="0"/>
+          <w:jc w:val="center"/>
+        </w:trPr>
+        <w:tc>
+          <w:tcPr>
+            <w:cnfStyle w:val="001000000000" w:firstRow="0" w:lastRow="0" w:firstColumn="1" w:lastColumn="0" w:oddVBand="0" w:evenVBand="0" w:oddHBand="0" w:evenHBand="0" w:firstRowFirstColumn="0" w:firstRowLastColumn="0" w:lastRowFirstColumn="0" w:lastRowLastColumn="0"/>
+            <w:tcW w:w="2484" w:type="dxa"/>
+            <w:vAlign w:val="center"/>
+          </w:tcPr>
+          <w:p>
+            <w:r>
+              <w:rPr>
+                <w:b w:val="0"/>
+                <w:sz w:val="18"/>
+              </w:rPr>
+              <w:t>LG-03</w:t>
+            </w:r>
+          </w:p>
+        </w:tc>
+        <w:tc>
+          <w:tcPr>
+            <w:tcW w:w="2484" w:type="dxa"/>
+            <w:vAlign w:val="center"/>
+          </w:tcPr>
+          <w:p>
+            <w:pPr>
+              <w:cnfStyle w:val="000000100000" w:firstRow="0" w:lastRow="0" w:firstColumn="0" w:lastColumn="0" w:oddVBand="0" w:evenVBand="0" w:oddHBand="1" w:evenHBand="0" w:firstRowFirstColumn="0" w:firstRowLastColumn="0" w:lastRowFirstColumn="0" w:lastRowLastColumn="0"/>
+            </w:pPr>
+            <w:r>
+              <w:rPr>
+                <w:sz w:val="18"/>
+              </w:rPr>
+              <w:t>Backend</w:t>
+            </w:r>
+          </w:p>
+        </w:tc>
+        <w:tc>
+          <w:tcPr>
+            <w:tcW w:w="2484" w:type="dxa"/>
+            <w:vAlign w:val="center"/>
+          </w:tcPr>
+          <w:p>
+            <w:pPr>
+              <w:cnfStyle w:val="000000100000" w:firstRow="0" w:lastRow="0" w:firstColumn="0" w:lastColumn="0" w:oddVBand="0" w:evenVBand="0" w:oddHBand="1" w:evenHBand="0" w:firstRowFirstColumn="0" w:firstRowLastColumn="0" w:lastRowFirstColumn="0" w:lastRowLastColumn="0"/>
+            </w:pPr>
+            <w:r>
+              <w:rPr>
+                <w:sz w:val="18"/>
+              </w:rPr>
+              <w:t>Implement credential verification service</w:t>
+            </w:r>
+          </w:p>
+        </w:tc>
+        <w:tc>
+          <w:tcPr>
+            <w:tcW w:w="2484" w:type="dxa"/>
+            <w:vAlign w:val="center"/>
+          </w:tcPr>
+          <w:p>
+            <w:pPr>
+              <w:cnfStyle w:val="000000100000" w:firstRow="0" w:lastRow="0" w:firstColumn="0" w:lastColumn="0" w:oddVBand="0" w:evenVBand="0" w:oddHBand="1" w:evenHBand="0" w:firstRowFirstColumn="0" w:firstRowLastColumn="0" w:lastRowFirstColumn="0" w:lastRowLastColumn="0"/>
+            </w:pPr>
+            <w:r>
+              <w:rPr>
+                <w:sz w:val="18"/>
+              </w:rPr>
+              <w:t>5</w:t>
+            </w:r>
+          </w:p>
+        </w:tc>
+      </w:tr>
+      <w:tr>
+        <w:trPr>
+          <w:jc w:val="center"/>
+        </w:trPr>
+        <w:tc>
+          <w:tcPr>
+            <w:cnfStyle w:val="001000000000" w:firstRow="0" w:lastRow="0" w:firstColumn="1" w:lastColumn="0" w:oddVBand="0" w:evenVBand="0" w:oddHBand="0" w:evenHBand="0" w:firstRowFirstColumn="0" w:firstRowLastColumn="0" w:lastRowFirstColumn="0" w:lastRowLastColumn="0"/>
+            <w:tcW w:w="2484" w:type="dxa"/>
+            <w:vAlign w:val="center"/>
+          </w:tcPr>
+          <w:p>
+            <w:r>
+              <w:rPr>
+                <w:b w:val="0"/>
+                <w:sz w:val="18"/>
+              </w:rPr>
+              <w:t>LG-04</w:t>
+            </w:r>
+          </w:p>
+        </w:tc>
+        <w:tc>
+          <w:tcPr>
+            <w:tcW w:w="2484" w:type="dxa"/>
+            <w:vAlign w:val="center"/>
+          </w:tcPr>
+          <w:p>
+            <w:pPr>
+              <w:cnfStyle w:val="000000000000" w:firstRow="0" w:lastRow="0" w:firstColumn="0" w:lastColumn="0" w:oddVBand="0" w:evenVBand="0" w:oddHBand="0" w:evenHBand="0" w:firstRowFirstColumn="0" w:firstRowLastColumn="0" w:lastRowFirstColumn="0" w:lastRowLastColumn="0"/>
+            </w:pPr>
+            <w:r>
+              <w:rPr>
+                <w:sz w:val="18"/>
+              </w:rPr>
+              <w:t>UI</w:t>
+            </w:r>
+          </w:p>
+        </w:tc>
+        <w:tc>
+          <w:tcPr>
+            <w:tcW w:w="2484" w:type="dxa"/>
+            <w:vAlign w:val="center"/>
+          </w:tcPr>
+          <w:p>
+            <w:pPr>
+              <w:cnfStyle w:val="000000000000" w:firstRow="0" w:lastRow="0" w:firstColumn="0" w:lastColumn="0" w:oddVBand="0" w:evenVBand="0" w:oddHBand="0" w:evenHBand="0" w:firstRowFirstColumn="0" w:firstRowLastColumn="0" w:lastRowFirstColumn="0" w:lastRowLastColumn="0"/>
+            </w:pPr>
+            <w:r>
+              <w:rPr>
+                <w:sz w:val="18"/>
+              </w:rPr>
+              <w:t>Create sign-in screen and error states</w:t>
+            </w:r>
+          </w:p>
+        </w:tc>
+        <w:tc>
+          <w:tcPr>
+            <w:tcW w:w="2484" w:type="dxa"/>
+            <w:vAlign w:val="center"/>
+          </w:tcPr>
+          <w:p>
+            <w:pPr>
+              <w:cnfStyle w:val="000000000000" w:firstRow="0" w:lastRow="0" w:firstColumn="0" w:lastColumn="0" w:oddVBand="0" w:evenVBand="0" w:oddHBand="0" w:evenHBand="0" w:firstRowFirstColumn="0" w:firstRowLastColumn="0" w:lastRowFirstColumn="0" w:lastRowLastColumn="0"/>
+            </w:pPr>
+            <w:r>
+              <w:rPr>
+                <w:sz w:val="18"/>
+              </w:rPr>
+              <w:t>3</w:t>
+            </w:r>
+          </w:p>
+        </w:tc>
+      </w:tr>
+      <w:tr>
+        <w:trPr>
+          <w:cnfStyle w:val="000000100000" w:firstRow="0" w:lastRow="0" w:firstColumn="0" w:lastColumn="0" w:oddVBand="0" w:evenVBand="0" w:oddHBand="1" w:evenHBand="0" w:firstRowFirstColumn="0" w:firstRowLastColumn="0" w:lastRowFirstColumn="0" w:lastRowLastColumn="0"/>
+          <w:jc w:val="center"/>
+        </w:trPr>
+        <w:tc>
+          <w:tcPr>
+            <w:cnfStyle w:val="001000000000" w:firstRow="0" w:lastRow="0" w:firstColumn="1" w:lastColumn="0" w:oddVBand="0" w:evenVBand="0" w:oddHBand="0" w:evenHBand="0" w:firstRowFirstColumn="0" w:firstRowLastColumn="0" w:lastRowFirstColumn="0" w:lastRowLastColumn="0"/>
+            <w:tcW w:w="2484" w:type="dxa"/>
+            <w:vAlign w:val="center"/>
+          </w:tcPr>
+          <w:p>
+            <w:r>
+              <w:rPr>
+                <w:b w:val="0"/>
+                <w:sz w:val="18"/>
+              </w:rPr>
+              <w:t>UI-01</w:t>
+            </w:r>
+          </w:p>
+        </w:tc>
+        <w:tc>
+          <w:tcPr>
+            <w:tcW w:w="2484" w:type="dxa"/>
+            <w:vAlign w:val="center"/>
+          </w:tcPr>
+          <w:p>
+            <w:pPr>
+              <w:cnfStyle w:val="000000100000" w:firstRow="0" w:lastRow="0" w:firstColumn="0" w:lastColumn="0" w:oddVBand="0" w:evenVBand="0" w:oddHBand="1" w:evenHBand="0" w:firstRowFirstColumn="0" w:firstRowLastColumn="0" w:lastRowFirstColumn="0" w:lastRowLastColumn="0"/>
+            </w:pPr>
+            <w:r>
+              <w:rPr>
+                <w:sz w:val="18"/>
+              </w:rPr>
+              <w:t>UI</w:t>
+            </w:r>
+          </w:p>
+        </w:tc>
+        <w:tc>
+          <w:tcPr>
+            <w:tcW w:w="2484" w:type="dxa"/>
+            <w:vAlign w:val="center"/>
+          </w:tcPr>
+          <w:p>
+            <w:pPr>
+              <w:cnfStyle w:val="000000100000" w:firstRow="0" w:lastRow="0" w:firstColumn="0" w:lastColumn="0" w:oddVBand="0" w:evenVBand="0" w:oddHBand="1" w:evenHBand="0" w:firstRowFirstColumn="0" w:firstRowLastColumn="0" w:lastRowFirstColumn="0" w:lastRowLastColumn="0"/>
+            </w:pPr>
+            <w:r>
+              <w:rPr>
+                <w:sz w:val="18"/>
+              </w:rPr>
+              <w:t>Create application navigation shell</w:t>
+            </w:r>
+          </w:p>
+        </w:tc>
+        <w:tc>
+          <w:tcPr>
+            <w:tcW w:w="2484" w:type="dxa"/>
+            <w:vAlign w:val="center"/>
+          </w:tcPr>
+          <w:p>
+            <w:pPr>
+              <w:cnfStyle w:val="000000100000" w:firstRow="0" w:lastRow="0" w:firstColumn="0" w:lastColumn="0" w:oddVBand="0" w:evenVBand="0" w:oddHBand="1" w:evenHBand="0" w:firstRowFirstColumn="0" w:firstRowLastColumn="0" w:lastRowFirstColumn="0" w:lastRowLastColumn="0"/>
+            </w:pPr>
+            <w:r>
+              <w:rPr>
+                <w:sz w:val="18"/>
+              </w:rPr>
+              <w:t>3</w:t>
+            </w:r>
+          </w:p>
+        </w:tc>
+      </w:tr>
+      <w:tr>
+        <w:trPr>
+          <w:jc w:val="center"/>
+        </w:trPr>
+        <w:tc>
+          <w:tcPr>
+            <w:cnfStyle w:val="001000000000" w:firstRow="0" w:lastRow="0" w:firstColumn="1" w:lastColumn="0" w:oddVBand="0" w:evenVBand="0" w:oddHBand="0" w:evenHBand="0" w:firstRowFirstColumn="0" w:firstRowLastColumn="0" w:lastRowFirstColumn="0" w:lastRowLastColumn="0"/>
+            <w:tcW w:w="2484" w:type="dxa"/>
+            <w:vAlign w:val="center"/>
+          </w:tcPr>
+          <w:p>
+            <w:r>
+              <w:rPr>
+                <w:b w:val="0"/>
+                <w:sz w:val="18"/>
+              </w:rPr>
+              <w:t>UI-02</w:t>
+            </w:r>
+          </w:p>
+        </w:tc>
+        <w:tc>
+          <w:tcPr>
+            <w:tcW w:w="2484" w:type="dxa"/>
+            <w:vAlign w:val="center"/>
+          </w:tcPr>
+          <w:p>
+            <w:pPr>
+              <w:cnfStyle w:val="000000000000" w:firstRow="0" w:lastRow="0" w:firstColumn="0" w:lastColumn="0" w:oddVBand="0" w:evenVBand="0" w:oddHBand="0" w:evenHBand="0" w:firstRowFirstColumn="0" w:firstRowLastColumn="0" w:lastRowFirstColumn="0" w:lastRowLastColumn="0"/>
+            </w:pPr>
+            <w:r>
+              <w:rPr>
+                <w:sz w:val="18"/>
+              </w:rPr>
+              <w:t>UI</w:t>
+            </w:r>
+          </w:p>
+        </w:tc>
+        <w:tc>
+          <w:tcPr>
+            <w:tcW w:w="2484" w:type="dxa"/>
+            <w:vAlign w:val="center"/>
+          </w:tcPr>
+          <w:p>
+            <w:pPr>
+              <w:cnfStyle w:val="000000000000" w:firstRow="0" w:lastRow="0" w:firstColumn="0" w:lastColumn="0" w:oddVBand="0" w:evenVBand="0" w:oddHBand="0" w:evenHBand="0" w:firstRowFirstColumn="0" w:firstRowLastColumn="0" w:lastRowFirstColumn="0" w:lastRowLastColumn="0"/>
+            </w:pPr>
+            <w:r>
+              <w:rPr>
+                <w:sz w:val="18"/>
+              </w:rPr>
+              <w:t>Create parking search entry screen</w:t>
+            </w:r>
+          </w:p>
+        </w:tc>
+        <w:tc>
+          <w:tcPr>
+            <w:tcW w:w="2484" w:type="dxa"/>
+            <w:vAlign w:val="center"/>
+          </w:tcPr>
+          <w:p>
+            <w:pPr>
+              <w:cnfStyle w:val="000000000000" w:firstRow="0" w:lastRow="0" w:firstColumn="0" w:lastColumn="0" w:oddVBand="0" w:evenVBand="0" w:oddHBand="0" w:evenHBand="0" w:firstRowFirstColumn="0" w:firstRowLastColumn="0" w:lastRowFirstColumn="0" w:lastRowLastColumn="0"/>
+            </w:pPr>
+            <w:r>
+              <w:rPr>
+                <w:sz w:val="18"/>
+              </w:rPr>
+              <w:t>3</w:t>
+            </w:r>
+          </w:p>
+        </w:tc>
+      </w:tr>
+      <w:tr>
+        <w:trPr>
+          <w:cnfStyle w:val="000000100000" w:firstRow="0" w:lastRow="0" w:firstColumn="0" w:lastColumn="0" w:oddVBand="0" w:evenVBand="0" w:oddHBand="1" w:evenHBand="0" w:firstRowFirstColumn="0" w:firstRowLastColumn="0" w:lastRowFirstColumn="0" w:lastRowLastColumn="0"/>
+          <w:jc w:val="center"/>
+        </w:trPr>
+        <w:tc>
+          <w:tcPr>
+            <w:cnfStyle w:val="001000000000" w:firstRow="0" w:lastRow="0" w:firstColumn="1" w:lastColumn="0" w:oddVBand="0" w:evenVBand="0" w:oddHBand="0" w:evenHBand="0" w:firstRowFirstColumn="0" w:firstRowLastColumn="0" w:lastRowFirstColumn="0" w:lastRowLastColumn="0"/>
+            <w:tcW w:w="2484" w:type="dxa"/>
+            <w:vAlign w:val="center"/>
+          </w:tcPr>
+          <w:p>
+            <w:r>
+              <w:rPr>
+                <w:b w:val="0"/>
+                <w:sz w:val="18"/>
+              </w:rPr>
+              <w:t>UI-03</w:t>
+            </w:r>
+          </w:p>
+        </w:tc>
+        <w:tc>
+          <w:tcPr>
+            <w:tcW w:w="2484" w:type="dxa"/>
+            <w:vAlign w:val="center"/>
+          </w:tcPr>
+          <w:p>
+            <w:pPr>
+              <w:cnfStyle w:val="000000100000" w:firstRow="0" w:lastRow="0" w:firstColumn="0" w:lastColumn="0" w:oddVBand="0" w:evenVBand="0" w:oddHBand="1" w:evenHBand="0" w:firstRowFirstColumn="0" w:firstRowLastColumn="0" w:lastRowFirstColumn="0" w:lastRowLastColumn="0"/>
+            </w:pPr>
+            <w:r>
+              <w:rPr>
+                <w:sz w:val="18"/>
+              </w:rPr>
+              <w:t>UI</w:t>
+            </w:r>
+          </w:p>
+        </w:tc>
+        <w:tc>
+          <w:tcPr>
+            <w:tcW w:w="2484" w:type="dxa"/>
+            <w:vAlign w:val="center"/>
+          </w:tcPr>
+          <w:p>
+            <w:pPr>
+              <w:cnfStyle w:val="000000100000" w:firstRow="0" w:lastRow="0" w:firstColumn="0" w:lastColumn="0" w:oddVBand="0" w:evenVBand="0" w:oddHBand="1" w:evenHBand="0" w:firstRowFirstColumn="0" w:firstRowLastColumn="0" w:lastRowFirstColumn="0" w:lastRowLastColumn="0"/>
+            </w:pPr>
+            <w:r>
+              <w:rPr>
+                <w:sz w:val="18"/>
+              </w:rPr>
+              <w:t>Create zone and garage results list</w:t>
+            </w:r>
+          </w:p>
+        </w:tc>
+        <w:tc>
+          <w:tcPr>
+            <w:tcW w:w="2484" w:type="dxa"/>
+            <w:vAlign w:val="center"/>
+          </w:tcPr>
+          <w:p>
+            <w:pPr>
+              <w:cnfStyle w:val="000000100000" w:firstRow="0" w:lastRow="0" w:firstColumn="0" w:lastColumn="0" w:oddVBand="0" w:evenVBand="0" w:oddHBand="1" w:evenHBand="0" w:firstRowFirstColumn="0" w:firstRowLastColumn="0" w:lastRowFirstColumn="0" w:lastRowLastColumn="0"/>
+            </w:pPr>
+            <w:r>
+              <w:rPr>
+                <w:sz w:val="18"/>
+              </w:rPr>
+              <w:t>3</w:t>
+            </w:r>
+          </w:p>
+        </w:tc>
+      </w:tr>
+      <w:tr>
+        <w:trPr>
+          <w:jc w:val="center"/>
+        </w:trPr>
+        <w:tc>
+          <w:tcPr>
+            <w:cnfStyle w:val="001000000000" w:firstRow="0" w:lastRow="0" w:firstColumn="1" w:lastColumn="0" w:oddVBand="0" w:evenVBand="0" w:oddHBand="0" w:evenHBand="0" w:firstRowFirstColumn="0" w:firstRowLastColumn="0" w:lastRowFirstColumn="0" w:lastRowLastColumn="0"/>
+            <w:tcW w:w="2484" w:type="dxa"/>
+            <w:vAlign w:val="center"/>
+          </w:tcPr>
+          <w:p>
+            <w:r>
+              <w:rPr>
+                <w:b w:val="0"/>
+                <w:sz w:val="18"/>
+              </w:rPr>
+              <w:t>UI-04</w:t>
+            </w:r>
+          </w:p>
+        </w:tc>
+        <w:tc>
+          <w:tcPr>
+            <w:tcW w:w="2484" w:type="dxa"/>
+            <w:vAlign w:val="center"/>
+          </w:tcPr>
+          <w:p>
+            <w:pPr>
+              <w:cnfStyle w:val="000000000000" w:firstRow="0" w:lastRow="0" w:firstColumn="0" w:lastColumn="0" w:oddVBand="0" w:evenVBand="0" w:oddHBand="0" w:evenHBand="0" w:firstRowFirstColumn="0" w:firstRowLastColumn="0" w:lastRowFirstColumn="0" w:lastRowLastColumn="0"/>
+            </w:pPr>
+            <w:r>
+              <w:rPr>
+                <w:sz w:val="18"/>
+              </w:rPr>
+              <w:t>UI</w:t>
+            </w:r>
+          </w:p>
+        </w:tc>
+        <w:tc>
+          <w:tcPr>
+            <w:tcW w:w="2484" w:type="dxa"/>
+            <w:vAlign w:val="center"/>
+          </w:tcPr>
+          <w:p>
+            <w:pPr>
+              <w:cnfStyle w:val="000000000000" w:firstRow="0" w:lastRow="0" w:firstColumn="0" w:lastColumn="0" w:oddVBand="0" w:evenVBand="0" w:oddHBand="0" w:evenHBand="0" w:firstRowFirstColumn="0" w:firstRowLastColumn="0" w:lastRowFirstColumn="0" w:lastRowLastColumn="0"/>
+            </w:pPr>
+            <w:r>
+              <w:rPr>
+                <w:sz w:val="18"/>
+              </w:rPr>
+              <w:t>Create availability-status indicator pattern</w:t>
+            </w:r>
+          </w:p>
+        </w:tc>
+        <w:tc>
+          <w:tcPr>
+            <w:tcW w:w="2484" w:type="dxa"/>
+            <w:vAlign w:val="center"/>
+          </w:tcPr>
+          <w:p>
+            <w:pPr>
+              <w:cnfStyle w:val="000000000000" w:firstRow="0" w:lastRow="0" w:firstColumn="0" w:lastColumn="0" w:oddVBand="0" w:evenVBand="0" w:oddHBand="0" w:evenHBand="0" w:firstRowFirstColumn="0" w:firstRowLastColumn="0" w:lastRowFirstColumn="0" w:lastRowLastColumn="0"/>
+            </w:pPr>
+            <w:r>
+              <w:rPr>
+                <w:sz w:val="18"/>
+              </w:rPr>
+              <w:t>2</w:t>
+            </w:r>
+          </w:p>
+        </w:tc>
+      </w:tr>
+      <w:tr>
+        <w:trPr>
+          <w:cnfStyle w:val="000000100000" w:firstRow="0" w:lastRow="0" w:firstColumn="0" w:lastColumn="0" w:oddVBand="0" w:evenVBand="0" w:oddHBand="1" w:evenHBand="0" w:firstRowFirstColumn="0" w:firstRowLastColumn="0" w:lastRowFirstColumn="0" w:lastRowLastColumn="0"/>
+          <w:jc w:val="center"/>
+        </w:trPr>
+        <w:tc>
+          <w:tcPr>
+            <w:cnfStyle w:val="001000000000" w:firstRow="0" w:lastRow="0" w:firstColumn="1" w:lastColumn="0" w:oddVBand="0" w:evenVBand="0" w:oddHBand="0" w:evenHBand="0" w:firstRowFirstColumn="0" w:firstRowLastColumn="0" w:lastRowFirstColumn="0" w:lastRowLastColumn="0"/>
+            <w:tcW w:w="2484" w:type="dxa"/>
+            <w:vAlign w:val="center"/>
+          </w:tcPr>
+          <w:p>
+            <w:r>
+              <w:rPr>
+                <w:b w:val="0"/>
+                <w:sz w:val="18"/>
+              </w:rPr>
+              <w:lastRenderedPageBreak/>
+              <w:t>UI-05</w:t>
+            </w:r>
+          </w:p>
+        </w:tc>
+        <w:tc>
+          <w:tcPr>
+            <w:tcW w:w="2484" w:type="dxa"/>
+            <w:vAlign w:val="center"/>
+          </w:tcPr>
+          <w:p>
+            <w:pPr>
+              <w:cnfStyle w:val="000000100000" w:firstRow="0" w:lastRow="0" w:firstColumn="0" w:lastColumn="0" w:oddVBand="0" w:evenVBand="0" w:oddHBand="1" w:evenHBand="0" w:firstRowFirstColumn="0" w:firstRowLastColumn="0" w:lastRowFirstColumn="0" w:lastRowLastColumn="0"/>
+            </w:pPr>
+            <w:r>
+              <w:rPr>
+                <w:sz w:val="18"/>
+              </w:rPr>
+              <w:t>UI</w:t>
+            </w:r>
+          </w:p>
+        </w:tc>
+        <w:tc>
+          <w:tcPr>
+            <w:tcW w:w="2484" w:type="dxa"/>
+            <w:vAlign w:val="center"/>
+          </w:tcPr>
+          <w:p>
+            <w:pPr>
+              <w:cnfStyle w:val="000000100000" w:firstRow="0" w:lastRow="0" w:firstColumn="0" w:lastColumn="0" w:oddVBand="0" w:evenVBand="0" w:oddHBand="1" w:evenHBand="0" w:firstRowFirstColumn="0" w:firstRowLastColumn="0" w:lastRowFirstColumn="0" w:lastRowLastColumn="0"/>
+            </w:pPr>
+            <w:r>
+              <w:rPr>
+                <w:sz w:val="18"/>
+              </w:rPr>
+              <w:t>Create parking location detail view</w:t>
+            </w:r>
+          </w:p>
+        </w:tc>
+        <w:tc>
+          <w:tcPr>
+            <w:tcW w:w="2484" w:type="dxa"/>
+            <w:vAlign w:val="center"/>
+          </w:tcPr>
+          <w:p>
+            <w:pPr>
+              <w:cnfStyle w:val="000000100000" w:firstRow="0" w:lastRow="0" w:firstColumn="0" w:lastColumn="0" w:oddVBand="0" w:evenVBand="0" w:oddHBand="1" w:evenHBand="0" w:firstRowFirstColumn="0" w:firstRowLastColumn="0" w:lastRowFirstColumn="0" w:lastRowLastColumn="0"/>
+            </w:pPr>
+            <w:r>
+              <w:rPr>
+                <w:sz w:val="18"/>
+              </w:rPr>
+              <w:t>3</w:t>
+            </w:r>
+          </w:p>
+        </w:tc>
+      </w:tr>
+      <w:tr>
+        <w:trPr>
+          <w:jc w:val="center"/>
+        </w:trPr>
+        <w:tc>
+          <w:tcPr>
+            <w:cnfStyle w:val="001000000000" w:firstRow="0" w:lastRow="0" w:firstColumn="1" w:lastColumn="0" w:oddVBand="0" w:evenVBand="0" w:oddHBand="0" w:evenHBand="0" w:firstRowFirstColumn="0" w:firstRowLastColumn="0" w:lastRowFirstColumn="0" w:lastRowLastColumn="0"/>
+            <w:tcW w:w="2484" w:type="dxa"/>
+            <w:vAlign w:val="center"/>
+          </w:tcPr>
+          <w:p>
+            <w:r>
+              <w:rPr>
+                <w:b w:val="0"/>
+                <w:sz w:val="18"/>
+              </w:rPr>
+              <w:t>OP-01</w:t>
+            </w:r>
+          </w:p>
+        </w:tc>
+        <w:tc>
+          <w:tcPr>
+            <w:tcW w:w="2484" w:type="dxa"/>
+            <w:vAlign w:val="center"/>
+          </w:tcPr>
+          <w:p>
+            <w:pPr>
+              <w:cnfStyle w:val="000000000000" w:firstRow="0" w:lastRow="0" w:firstColumn="0" w:lastColumn="0" w:oddVBand="0" w:evenVBand="0" w:oddHBand="0" w:evenHBand="0" w:firstRowFirstColumn="0" w:firstRowLastColumn="0" w:lastRowFirstColumn="0" w:lastRowLastColumn="0"/>
+            </w:pPr>
+            <w:r>
+              <w:rPr>
+                <w:sz w:val="18"/>
+              </w:rPr>
+              <w:t>UI</w:t>
+            </w:r>
+          </w:p>
+        </w:tc>
+        <w:tc>
+          <w:tcPr>
+            <w:tcW w:w="2484" w:type="dxa"/>
+            <w:vAlign w:val="center"/>
+          </w:tcPr>
+          <w:p>
+            <w:pPr>
+              <w:cnfStyle w:val="000000000000" w:firstRow="0" w:lastRow="0" w:firstColumn="0" w:lastColumn="0" w:oddVBand="0" w:evenVBand="0" w:oddHBand="0" w:evenHBand="0" w:firstRowFirstColumn="0" w:firstRowLastColumn="0" w:lastRowFirstColumn="0" w:lastRowLastColumn="0"/>
+            </w:pPr>
+            <w:r>
+              <w:rPr>
+                <w:sz w:val="18"/>
+              </w:rPr>
+              <w:t>Create operator dashboard shell</w:t>
+            </w:r>
+          </w:p>
+        </w:tc>
+        <w:tc>
+          <w:tcPr>
+            <w:tcW w:w="2484" w:type="dxa"/>
+            <w:vAlign w:val="center"/>
+          </w:tcPr>
+          <w:p>
+            <w:pPr>
+              <w:cnfStyle w:val="000000000000" w:firstRow="0" w:lastRow="0" w:firstColumn="0" w:lastColumn="0" w:oddVBand="0" w:evenVBand="0" w:oddHBand="0" w:evenHBand="0" w:firstRowFirstColumn="0" w:firstRowLastColumn="0" w:lastRowFirstColumn="0" w:lastRowLastColumn="0"/>
+            </w:pPr>
+            <w:r>
+              <w:rPr>
+                <w:sz w:val="18"/>
+              </w:rPr>
+              <w:t>3</w:t>
+            </w:r>
+          </w:p>
+        </w:tc>
+      </w:tr>
+      <w:tr>
+        <w:trPr>
+          <w:cnfStyle w:val="000000100000" w:firstRow="0" w:lastRow="0" w:firstColumn="0" w:lastColumn="0" w:oddVBand="0" w:evenVBand="0" w:oddHBand="1" w:evenHBand="0" w:firstRowFirstColumn="0" w:firstRowLastColumn="0" w:lastRowFirstColumn="0" w:lastRowLastColumn="0"/>
+          <w:jc w:val="center"/>
+        </w:trPr>
+        <w:tc>
+          <w:tcPr>
+            <w:cnfStyle w:val="001000000000" w:firstRow="0" w:lastRow="0" w:firstColumn="1" w:lastColumn="0" w:oddVBand="0" w:evenVBand="0" w:oddHBand="0" w:evenHBand="0" w:firstRowFirstColumn="0" w:firstRowLastColumn="0" w:lastRowFirstColumn="0" w:lastRowLastColumn="0"/>
+            <w:tcW w:w="2484" w:type="dxa"/>
+            <w:vAlign w:val="center"/>
+          </w:tcPr>
+          <w:p>
+            <w:r>
+              <w:rPr>
+                <w:b w:val="0"/>
+                <w:sz w:val="18"/>
+              </w:rPr>
+              <w:t>OP-02</w:t>
+            </w:r>
+          </w:p>
+        </w:tc>
+        <w:tc>
+          <w:tcPr>
+            <w:tcW w:w="2484" w:type="dxa"/>
+            <w:vAlign w:val="center"/>
+          </w:tcPr>
+          <w:p>
+            <w:pPr>
+              <w:cnfStyle w:val="000000100000" w:firstRow="0" w:lastRow="0" w:firstColumn="0" w:lastColumn="0" w:oddVBand="0" w:evenVBand="0" w:oddHBand="1" w:evenHBand="0" w:firstRowFirstColumn="0" w:firstRowLastColumn="0" w:lastRowFirstColumn="0" w:lastRowLastColumn="0"/>
+            </w:pPr>
+            <w:r>
+              <w:rPr>
+                <w:sz w:val="18"/>
+              </w:rPr>
+              <w:t>UI</w:t>
+            </w:r>
+          </w:p>
+        </w:tc>
+        <w:tc>
+          <w:tcPr>
+            <w:tcW w:w="2484" w:type="dxa"/>
+            <w:vAlign w:val="center"/>
+          </w:tcPr>
+          <w:p>
+            <w:pPr>
+              <w:cnfStyle w:val="000000100000" w:firstRow="0" w:lastRow="0" w:firstColumn="0" w:lastColumn="0" w:oddVBand="0" w:evenVBand="0" w:oddHBand="1" w:evenHBand="0" w:firstRowFirstColumn="0" w:firstRowLastColumn="0" w:lastRowFirstColumn="0" w:lastRowLastColumn="0"/>
+            </w:pPr>
+            <w:r>
+              <w:rPr>
+                <w:sz w:val="18"/>
+              </w:rPr>
+              <w:t>Create zone and garage list view</w:t>
+            </w:r>
+          </w:p>
+        </w:tc>
+        <w:tc>
+          <w:tcPr>
+            <w:tcW w:w="2484" w:type="dxa"/>
+            <w:vAlign w:val="center"/>
+          </w:tcPr>
+          <w:p>
+            <w:pPr>
+              <w:cnfStyle w:val="000000100000" w:firstRow="0" w:lastRow="0" w:firstColumn="0" w:lastColumn="0" w:oddVBand="0" w:evenVBand="0" w:oddHBand="1" w:evenHBand="0" w:firstRowFirstColumn="0" w:firstRowLastColumn="0" w:lastRowFirstColumn="0" w:lastRowLastColumn="0"/>
+            </w:pPr>
+            <w:r>
+              <w:rPr>
+                <w:sz w:val="18"/>
+              </w:rPr>
+              <w:t>3</w:t>
+            </w:r>
+          </w:p>
+        </w:tc>
+      </w:tr>
+      <w:tr>
+        <w:trPr>
+          <w:jc w:val="center"/>
+        </w:trPr>
+        <w:tc>
+          <w:tcPr>
+            <w:cnfStyle w:val="001000000000" w:firstRow="0" w:lastRow="0" w:firstColumn="1" w:lastColumn="0" w:oddVBand="0" w:evenVBand="0" w:oddHBand="0" w:evenHBand="0" w:firstRowFirstColumn="0" w:firstRowLastColumn="0" w:lastRowFirstColumn="0" w:lastRowLastColumn="0"/>
+            <w:tcW w:w="2484" w:type="dxa"/>
+            <w:vAlign w:val="center"/>
+          </w:tcPr>
+          <w:p>
+            <w:r>
+              <w:rPr>
+                <w:b w:val="0"/>
+                <w:sz w:val="18"/>
+              </w:rPr>
+              <w:t>OP-08</w:t>
+            </w:r>
+          </w:p>
+        </w:tc>
+        <w:tc>
+          <w:tcPr>
+            <w:tcW w:w="2484" w:type="dxa"/>
+            <w:vAlign w:val="center"/>
+          </w:tcPr>
+          <w:p>
+            <w:pPr>
+              <w:cnfStyle w:val="000000000000" w:firstRow="0" w:lastRow="0" w:firstColumn="0" w:lastColumn="0" w:oddVBand="0" w:evenVBand="0" w:oddHBand="0" w:evenHBand="0" w:firstRowFirstColumn="0" w:firstRowLastColumn="0" w:lastRowFirstColumn="0" w:lastRowLastColumn="0"/>
+            </w:pPr>
+            <w:r>
+              <w:rPr>
+                <w:sz w:val="18"/>
+              </w:rPr>
+              <w:t>UI</w:t>
+            </w:r>
+          </w:p>
+        </w:tc>
+        <w:tc>
+          <w:tcPr>
+            <w:tcW w:w="2484" w:type="dxa"/>
+            <w:vAlign w:val="center"/>
+          </w:tcPr>
+          <w:p>
+            <w:pPr>
+              <w:cnfStyle w:val="000000000000" w:firstRow="0" w:lastRow="0" w:firstColumn="0" w:lastColumn="0" w:oddVBand="0" w:evenVBand="0" w:oddHBand="0" w:evenHBand="0" w:firstRowFirstColumn="0" w:firstRowLastColumn="0" w:lastRowFirstColumn="0" w:lastRowLastColumn="0"/>
+            </w:pPr>
+            <w:r>
+              <w:rPr>
+                <w:sz w:val="18"/>
+              </w:rPr>
+              <w:t>Create role-restricted navigation</w:t>
+            </w:r>
+          </w:p>
+        </w:tc>
+        <w:tc>
+          <w:tcPr>
+            <w:tcW w:w="2484" w:type="dxa"/>
+            <w:vAlign w:val="center"/>
+          </w:tcPr>
+          <w:p>
+            <w:pPr>
+              <w:cnfStyle w:val="000000000000" w:firstRow="0" w:lastRow="0" w:firstColumn="0" w:lastColumn="0" w:oddVBand="0" w:evenVBand="0" w:oddHBand="0" w:evenHBand="0" w:firstRowFirstColumn="0" w:firstRowLastColumn="0" w:lastRowFirstColumn="0" w:lastRowLastColumn="0"/>
+            </w:pPr>
+            <w:r>
+              <w:rPr>
+                <w:sz w:val="18"/>
+              </w:rPr>
+              <w:t>3</w:t>
+            </w:r>
+          </w:p>
+        </w:tc>
+      </w:tr>
+      <w:tr>
+        <w:trPr>
+          <w:cnfStyle w:val="000000100000" w:firstRow="0" w:lastRow="0" w:firstColumn="0" w:lastColumn="0" w:oddVBand="0" w:evenVBand="0" w:oddHBand="1" w:evenHBand="0" w:firstRowFirstColumn="0" w:firstRowLastColumn="0" w:lastRowFirstColumn="0" w:lastRowLastColumn="0"/>
+          <w:jc w:val="center"/>
+        </w:trPr>
+        <w:tc>
+          <w:tcPr>
+            <w:cnfStyle w:val="001000000000" w:firstRow="0" w:lastRow="0" w:firstColumn="1" w:lastColumn="0" w:oddVBand="0" w:evenVBand="0" w:oddHBand="0" w:evenHBand="0" w:firstRowFirstColumn="0" w:firstRowLastColumn="0" w:lastRowFirstColumn="0" w:lastRowLastColumn="0"/>
+            <w:tcW w:w="2484" w:type="dxa"/>
+            <w:vAlign w:val="center"/>
+          </w:tcPr>
+          <w:p>
+            <w:r>
+              <w:rPr>
+                <w:b w:val="0"/>
+                <w:sz w:val="18"/>
+              </w:rPr>
+              <w:t>BE-01</w:t>
+            </w:r>
+          </w:p>
+        </w:tc>
+        <w:tc>
+          <w:tcPr>
+            <w:tcW w:w="2484" w:type="dxa"/>
+            <w:vAlign w:val="center"/>
+          </w:tcPr>
+          <w:p>
+            <w:pPr>
+              <w:cnfStyle w:val="000000100000" w:firstRow="0" w:lastRow="0" w:firstColumn="0" w:lastColumn="0" w:oddVBand="0" w:evenVBand="0" w:oddHBand="1" w:evenHBand="0" w:firstRowFirstColumn="0" w:firstRowLastColumn="0" w:lastRowFirstColumn="0" w:lastRowLastColumn="0"/>
+            </w:pPr>
+            <w:r>
+              <w:rPr>
+                <w:sz w:val="18"/>
+              </w:rPr>
+              <w:t>Backend</w:t>
+            </w:r>
+          </w:p>
+        </w:tc>
+        <w:tc>
+          <w:tcPr>
+            <w:tcW w:w="2484" w:type="dxa"/>
+            <w:vAlign w:val="center"/>
+          </w:tcPr>
+          <w:p>
+            <w:pPr>
+              <w:cnfStyle w:val="000000100000" w:firstRow="0" w:lastRow="0" w:firstColumn="0" w:lastColumn="0" w:oddVBand="0" w:evenVBand="0" w:oddHBand="1" w:evenHBand="0" w:firstRowFirstColumn="0" w:firstRowLastColumn="0" w:lastRowFirstColumn="0" w:lastRowLastColumn="0"/>
+            </w:pPr>
+            <w:r>
+              <w:rPr>
+                <w:sz w:val="18"/>
+              </w:rPr>
+              <w:t>Create user profile service</w:t>
+            </w:r>
+          </w:p>
+        </w:tc>
+        <w:tc>
+          <w:tcPr>
+            <w:tcW w:w="2484" w:type="dxa"/>
+            <w:vAlign w:val="center"/>
+          </w:tcPr>
+          <w:p>
+            <w:pPr>
+              <w:cnfStyle w:val="000000100000" w:firstRow="0" w:lastRow="0" w:firstColumn="0" w:lastColumn="0" w:oddVBand="0" w:evenVBand="0" w:oddHBand="1" w:evenHBand="0" w:firstRowFirstColumn="0" w:firstRowLastColumn="0" w:lastRowFirstColumn="0" w:lastRowLastColumn="0"/>
+            </w:pPr>
+            <w:r>
+              <w:rPr>
+                <w:sz w:val="18"/>
+              </w:rPr>
+              <w:t>3</w:t>
+            </w:r>
+          </w:p>
+        </w:tc>
+      </w:tr>
+      <w:tr>
+        <w:trPr>
+          <w:jc w:val="center"/>
+        </w:trPr>
+        <w:tc>
+          <w:tcPr>
+            <w:cnfStyle w:val="001000000000" w:firstRow="0" w:lastRow="0" w:firstColumn="1" w:lastColumn="0" w:oddVBand="0" w:evenVBand="0" w:oddHBand="0" w:evenHBand="0" w:firstRowFirstColumn="0" w:firstRowLastColumn="0" w:lastRowFirstColumn="0" w:lastRowLastColumn="0"/>
+            <w:tcW w:w="2484" w:type="dxa"/>
+            <w:vAlign w:val="center"/>
+          </w:tcPr>
+          <w:p>
+            <w:r>
+              <w:rPr>
+                <w:b w:val="0"/>
+                <w:sz w:val="18"/>
+              </w:rPr>
+              <w:t>BE-02</w:t>
+            </w:r>
+          </w:p>
+        </w:tc>
+        <w:tc>
+          <w:tcPr>
+            <w:tcW w:w="2484" w:type="dxa"/>
+            <w:vAlign w:val="center"/>
+          </w:tcPr>
+          <w:p>
+            <w:pPr>
+              <w:cnfStyle w:val="000000000000" w:firstRow="0" w:lastRow="0" w:firstColumn="0" w:lastColumn="0" w:oddVBand="0" w:evenVBand="0" w:oddHBand="0" w:evenHBand="0" w:firstRowFirstColumn="0" w:firstRowLastColumn="0" w:lastRowFirstColumn="0" w:lastRowLastColumn="0"/>
+            </w:pPr>
+            <w:r>
+              <w:rPr>
+                <w:sz w:val="18"/>
+              </w:rPr>
+              <w:t>Backend</w:t>
+            </w:r>
+          </w:p>
+        </w:tc>
+        <w:tc>
+          <w:tcPr>
+            <w:tcW w:w="2484" w:type="dxa"/>
+            <w:vAlign w:val="center"/>
+          </w:tcPr>
+          <w:p>
+            <w:pPr>
+              <w:cnfStyle w:val="000000000000" w:firstRow="0" w:lastRow="0" w:firstColumn="0" w:lastColumn="0" w:oddVBand="0" w:evenVBand="0" w:oddHBand="0" w:evenHBand="0" w:firstRowFirstColumn="0" w:firstRowLastColumn="0" w:lastRowFirstColumn="0" w:lastRowLastColumn="0"/>
+            </w:pPr>
+            <w:r>
+              <w:rPr>
+                <w:sz w:val="18"/>
+              </w:rPr>
+              <w:t>Create parking zone and garage query service</w:t>
+            </w:r>
+          </w:p>
+        </w:tc>
+        <w:tc>
+          <w:tcPr>
+            <w:tcW w:w="2484" w:type="dxa"/>
+            <w:vAlign w:val="center"/>
+          </w:tcPr>
+          <w:p>
+            <w:pPr>
+              <w:cnfStyle w:val="000000000000" w:firstRow="0" w:lastRow="0" w:firstColumn="0" w:lastColumn="0" w:oddVBand="0" w:evenVBand="0" w:oddHBand="0" w:evenHBand="0" w:firstRowFirstColumn="0" w:firstRowLastColumn="0" w:lastRowFirstColumn="0" w:lastRowLastColumn="0"/>
+            </w:pPr>
+            <w:r>
+              <w:rPr>
+                <w:sz w:val="18"/>
+              </w:rPr>
+              <w:t>5</w:t>
+            </w:r>
+          </w:p>
+        </w:tc>
+      </w:tr>
+      <w:tr>
+        <w:trPr>
+          <w:cnfStyle w:val="000000100000" w:firstRow="0" w:lastRow="0" w:firstColumn="0" w:lastColumn="0" w:oddVBand="0" w:evenVBand="0" w:oddHBand="1" w:evenHBand="0" w:firstRowFirstColumn="0" w:firstRowLastColumn="0" w:lastRowFirstColumn="0" w:lastRowLastColumn="0"/>
+          <w:jc w:val="center"/>
+        </w:trPr>
+        <w:tc>
+          <w:tcPr>
+            <w:cnfStyle w:val="001000000000" w:firstRow="0" w:lastRow="0" w:firstColumn="1" w:lastColumn="0" w:oddVBand="0" w:evenVBand="0" w:oddHBand="0" w:evenHBand="0" w:firstRowFirstColumn="0" w:firstRowLastColumn="0" w:lastRowFirstColumn="0" w:lastRowLastColumn="0"/>
+            <w:tcW w:w="2484" w:type="dxa"/>
+            <w:vAlign w:val="center"/>
+          </w:tcPr>
+          <w:p>
+            <w:r>
+              <w:rPr>
+                <w:b w:val="0"/>
+                <w:sz w:val="18"/>
+              </w:rPr>
+              <w:t>BE-03</w:t>
+            </w:r>
+          </w:p>
+        </w:tc>
+        <w:tc>
+          <w:tcPr>
+            <w:tcW w:w="2484" w:type="dxa"/>
+            <w:vAlign w:val="center"/>
+          </w:tcPr>
+          <w:p>
+            <w:pPr>
+              <w:cnfStyle w:val="000000100000" w:firstRow="0" w:lastRow="0" w:firstColumn="0" w:lastColumn="0" w:oddVBand="0" w:evenVBand="0" w:oddHBand="1" w:evenHBand="0" w:firstRowFirstColumn="0" w:firstRowLastColumn="0" w:lastRowFirstColumn="0" w:lastRowLastColumn="0"/>
+            </w:pPr>
+            <w:r>
+              <w:rPr>
+                <w:sz w:val="18"/>
+              </w:rPr>
+              <w:t>Backend</w:t>
+            </w:r>
+          </w:p>
+        </w:tc>
+        <w:tc>
+          <w:tcPr>
+            <w:tcW w:w="2484" w:type="dxa"/>
+            <w:vAlign w:val="center"/>
+          </w:tcPr>
+          <w:p>
+            <w:pPr>
+              <w:cnfStyle w:val="000000100000" w:firstRow="0" w:lastRow="0" w:firstColumn="0" w:lastColumn="0" w:oddVBand="0" w:evenVBand="0" w:oddHBand="1" w:evenHBand="0" w:firstRowFirstColumn="0" w:firstRowLastColumn="0" w:lastRowFirstColumn="0" w:lastRowLastColumn="0"/>
+            </w:pPr>
+            <w:r>
+              <w:rPr>
+                <w:sz w:val="18"/>
+              </w:rPr>
+              <w:t>Create availability data response contract</w:t>
+            </w:r>
+          </w:p>
+        </w:tc>
+        <w:tc>
+          <w:tcPr>
+            <w:tcW w:w="2484" w:type="dxa"/>
+            <w:vAlign w:val="center"/>
+          </w:tcPr>
+          <w:p>
+            <w:pPr>
+              <w:cnfStyle w:val="000000100000" w:firstRow="0" w:lastRow="0" w:firstColumn="0" w:lastColumn="0" w:oddVBand="0" w:evenVBand="0" w:oddHBand="1" w:evenHBand="0" w:firstRowFirstColumn="0" w:firstRowLastColumn="0" w:lastRowFirstColumn="0" w:lastRowLastColumn="0"/>
+            </w:pPr>
+            <w:r>
+              <w:rPr>
+                <w:sz w:val="18"/>
+              </w:rPr>
+              <w:t>3</w:t>
+            </w:r>
+          </w:p>
+        </w:tc>
+      </w:tr>
+      <w:tr>
+        <w:trPr>
+          <w:jc w:val="center"/>
+        </w:trPr>
+        <w:tc>
+          <w:tcPr>
+            <w:cnfStyle w:val="001000000000" w:firstRow="0" w:lastRow="0" w:firstColumn="1" w:lastColumn="0" w:oddVBand="0" w:evenVBand="0" w:oddHBand="0" w:evenHBand="0" w:firstRowFirstColumn="0" w:firstRowLastColumn="0" w:lastRowFirstColumn="0" w:lastRowLastColumn="0"/>
+            <w:tcW w:w="2484" w:type="dxa"/>
+            <w:vAlign w:val="center"/>
+          </w:tcPr>
+          <w:p>
+            <w:r>
+              <w:rPr>
+                <w:b w:val="0"/>
+                <w:sz w:val="18"/>
+              </w:rPr>
+              <w:t>BE-04</w:t>
+            </w:r>
+          </w:p>
+        </w:tc>
+        <w:tc>
+          <w:tcPr>
+            <w:tcW w:w="2484" w:type="dxa"/>
+            <w:vAlign w:val="center"/>
+          </w:tcPr>
+          <w:p>
+            <w:pPr>
+              <w:cnfStyle w:val="000000000000" w:firstRow="0" w:lastRow="0" w:firstColumn="0" w:lastColumn="0" w:oddVBand="0" w:evenVBand="0" w:oddHBand="0" w:evenHBand="0" w:firstRowFirstColumn="0" w:firstRowLastColumn="0" w:lastRowFirstColumn="0" w:lastRowLastColumn="0"/>
+            </w:pPr>
+            <w:r>
+              <w:rPr>
+                <w:sz w:val="18"/>
+              </w:rPr>
+              <w:t>Backend</w:t>
+            </w:r>
+          </w:p>
+        </w:tc>
+        <w:tc>
+          <w:tcPr>
+            <w:tcW w:w="2484" w:type="dxa"/>
+            <w:vAlign w:val="center"/>
+          </w:tcPr>
+          <w:p>
+            <w:pPr>
+              <w:cnfStyle w:val="000000000000" w:firstRow="0" w:lastRow="0" w:firstColumn="0" w:lastColumn="0" w:oddVBand="0" w:evenVBand="0" w:oddHBand="0" w:evenHBand="0" w:firstRowFirstColumn="0" w:firstRowLastColumn="0" w:lastRowFirstColumn="0" w:lastRowLastColumn="0"/>
+            </w:pPr>
+            <w:r>
+              <w:rPr>
+                <w:sz w:val="18"/>
+              </w:rPr>
+              <w:t>Create location-detail query service</w:t>
+            </w:r>
+          </w:p>
+        </w:tc>
+        <w:tc>
+          <w:tcPr>
+            <w:tcW w:w="2484" w:type="dxa"/>
+            <w:vAlign w:val="center"/>
+          </w:tcPr>
+          <w:p>
+            <w:pPr>
+              <w:cnfStyle w:val="000000000000" w:firstRow="0" w:lastRow="0" w:firstColumn="0" w:lastColumn="0" w:oddVBand="0" w:evenVBand="0" w:oddHBand="0" w:evenHBand="0" w:firstRowFirstColumn="0" w:firstRowLastColumn="0" w:lastRowFirstColumn="0" w:lastRowLastColumn="0"/>
+            </w:pPr>
+            <w:r>
+              <w:rPr>
+                <w:sz w:val="18"/>
+              </w:rPr>
+              <w:t>3</w:t>
+            </w:r>
+          </w:p>
+        </w:tc>
+      </w:tr>
+      <w:tr>
+        <w:trPr>
+          <w:cnfStyle w:val="000000100000" w:firstRow="0" w:lastRow="0" w:firstColumn="0" w:lastColumn="0" w:oddVBand="0" w:evenVBand="0" w:oddHBand="1" w:evenHBand="0" w:firstRowFirstColumn="0" w:firstRowLastColumn="0" w:lastRowFirstColumn="0" w:lastRowLastColumn="0"/>
+          <w:jc w:val="center"/>
+        </w:trPr>
+        <w:tc>
+          <w:tcPr>
+            <w:cnfStyle w:val="001000000000" w:firstRow="0" w:lastRow="0" w:firstColumn="1" w:lastColumn="0" w:oddVBand="0" w:evenVBand="0" w:oddHBand="0" w:evenHBand="0" w:firstRowFirstColumn="0" w:firstRowLastColumn="0" w:lastRowFirstColumn="0" w:lastRowLastColumn="0"/>
+            <w:tcW w:w="2484" w:type="dxa"/>
+            <w:vAlign w:val="center"/>
+          </w:tcPr>
+          <w:p>
+            <w:r>
+              <w:rPr>
+                <w:b w:val="0"/>
+                <w:sz w:val="18"/>
+              </w:rPr>
+              <w:t>OB-01</w:t>
+            </w:r>
+          </w:p>
+        </w:tc>
+        <w:tc>
+          <w:tcPr>
+            <w:tcW w:w="2484" w:type="dxa"/>
+            <w:vAlign w:val="center"/>
+          </w:tcPr>
+          <w:p>
+            <w:pPr>
+              <w:cnfStyle w:val="000000100000" w:firstRow="0" w:lastRow="0" w:firstColumn="0" w:lastColumn="0" w:oddVBand="0" w:evenVBand="0" w:oddHBand="1" w:evenHBand="0" w:firstRowFirstColumn="0" w:firstRowLastColumn="0" w:lastRowFirstColumn="0" w:lastRowLastColumn="0"/>
+            </w:pPr>
+            <w:r>
+              <w:rPr>
+                <w:sz w:val="18"/>
+              </w:rPr>
+              <w:t>Backend</w:t>
+            </w:r>
+          </w:p>
+        </w:tc>
+        <w:tc>
+          <w:tcPr>
+            <w:tcW w:w="2484" w:type="dxa"/>
+            <w:vAlign w:val="center"/>
+          </w:tcPr>
+          <w:p>
+            <w:pPr>
+              <w:cnfStyle w:val="000000100000" w:firstRow="0" w:lastRow="0" w:firstColumn="0" w:lastColumn="0" w:oddVBand="0" w:evenVBand="0" w:oddHBand="1" w:evenHBand="0" w:firstRowFirstColumn="0" w:firstRowLastColumn="0" w:lastRowFirstColumn="0" w:lastRowLastColumn="0"/>
+            </w:pPr>
+            <w:r>
+              <w:rPr>
+                <w:sz w:val="18"/>
+              </w:rPr>
+              <w:t>Create operator role and authorization rules</w:t>
+            </w:r>
+          </w:p>
+        </w:tc>
+        <w:tc>
+          <w:tcPr>
+            <w:tcW w:w="2484" w:type="dxa"/>
+            <w:vAlign w:val="center"/>
+          </w:tcPr>
+          <w:p>
+            <w:pPr>
+              <w:cnfStyle w:val="000000100000" w:firstRow="0" w:lastRow="0" w:firstColumn="0" w:lastColumn="0" w:oddVBand="0" w:evenVBand="0" w:oddHBand="1" w:evenHBand="0" w:firstRowFirstColumn="0" w:firstRowLastColumn="0" w:lastRowFirstColumn="0" w:lastRowLastColumn="0"/>
+            </w:pPr>
+            <w:r>
+              <w:rPr>
+                <w:sz w:val="18"/>
+              </w:rPr>
+              <w:t>5</w:t>
+            </w:r>
+          </w:p>
+        </w:tc>
+      </w:tr>
+    </w:tbl>
+    <w:p/>
+    <w:p>
+      <w:r>
+        <w:t>Planned Sprint 1 capacity: 56 story points. This is a planning estimate, subject to team capacity and refinement.</w:t>
+      </w:r>
+    </w:p>
+    <w:p>
+      <w:pPr>
+        <w:pStyle w:val="Heading2"/>
+      </w:pPr>
+      <w:r>
+        <w:t>Sprint Goal</w:t>
+      </w:r>
+    </w:p>
+    <w:p>
+      <w:r>
+        <w:t>Deliver a demonstrable foundation in which a user can access the application shell, register or sign in through planned authentication components, view a basic list of parking zones or garages with availability status, and in which authorized operators are separated by role and can access the initial operator dashboard shell.</w:t>
+      </w:r>
+    </w:p>
+    <w:p>
+      <w:pPr>
+        <w:pStyle w:val="Heading2"/>
+      </w:pPr>
+      <w:r>
+        <w:t>Definition of Done</w:t>
+      </w:r>
+    </w:p>
+    <w:p>
+      <w:pPr>
+        <w:pStyle w:val="ListBullet"/>
+      </w:pPr>
+      <w:r>
+        <w:t>Acceptance criteria reviewed by the Product Owner or designated stakeholder representative.</w:t>
+      </w:r>
+    </w:p>
+    <w:p>
+      <w:pPr>
+        <w:pStyle w:val="ListBullet"/>
+      </w:pPr>
+      <w:r>
+        <w:t>Work item has peer review evidence and applicable automated or documented validation.</w:t>
+      </w:r>
+    </w:p>
+    <w:p>
+      <w:pPr>
+        <w:pStyle w:val="ListBullet"/>
+      </w:pPr>
+      <w:r>
+        <w:t>User-interface states include appropriate validation or error feedback.</w:t>
+      </w:r>
+    </w:p>
+    <w:p>
+      <w:pPr>
+        <w:pStyle w:val="ListBullet"/>
+      </w:pPr>
+      <w:r>
+        <w:t>Role restrictions are verified for protected operator routes.</w:t>
+      </w:r>
+    </w:p>
+    <w:p>
+      <w:pPr>
+        <w:pStyle w:val="ListBullet"/>
+      </w:pPr>
+      <w:r>
+        <w:t>Item is demonstrated in the Sprint Review and its board status is updated.</w:t>
+      </w:r>
+    </w:p>
+    <w:p>
+      <w:pPr>
+        <w:pStyle w:val="Heading2"/>
+      </w:pPr>
+      <w:r>
+        <w:t>Ceremonies and Board Setup</w:t>
+      </w:r>
+    </w:p>
+    <w:tbl>
+      <w:tblPr>
+        <w:tblStyle w:val="LightShading-Accent1"/>
+        <w:tblW w:w="0" w:type="auto"/>
+        <w:jc w:val="center"/>
+        <w:tblLook w:val="04A0" w:firstRow="1" w:lastRow="0" w:firstColumn="1" w:lastColumn="0" w:noHBand="0" w:noVBand="1"/>
+      </w:tblPr>
+      <w:tblGrid>
+        <w:gridCol w:w="4968"/>
+        <w:gridCol w:w="4968"/>
+      </w:tblGrid>
+      <w:tr>
+        <w:trPr>
+          <w:cnfStyle w:val="100000000000" w:firstRow="1" w:lastRow="0" w:firstColumn="0" w:lastColumn="0" w:oddVBand="0" w:evenVBand="0" w:oddHBand="0" w:evenHBand="0" w:firstRowFirstColumn="0" w:firstRowLastColumn="0" w:lastRowFirstColumn="0" w:lastRowLastColumn="0"/>
+          <w:jc w:val="center"/>
+        </w:trPr>
+        <w:tc>
+          <w:tcPr>
+            <w:cnfStyle w:val="001000000000" w:firstRow="0" w:lastRow="0" w:firstColumn="1" w:lastColumn="0" w:oddVBand="0" w:evenVBand="0" w:oddHBand="0" w:evenHBand="0" w:firstRowFirstColumn="0" w:firstRowLastColumn="0" w:lastRowFirstColumn="0" w:lastRowLastColumn="0"/>
+            <w:tcW w:w="4968" w:type="dxa"/>
+            <w:shd w:val="clear" w:color="auto" w:fill="0076A8"/>
+            <w:vAlign w:val="center"/>
+          </w:tcPr>
+          <w:p>
+            <w:r>
+              <w:rPr>
+                <w:color w:val="FFFFFF"/>
+                <w:sz w:val="18"/>
+              </w:rPr>
+              <w:t>Ceremony / Board Element</w:t>
+            </w:r>
+          </w:p>
+        </w:tc>
+        <w:tc>
+          <w:tcPr>
+            <w:tcW w:w="4968" w:type="dxa"/>
+            <w:shd w:val="clear" w:color="auto" w:fill="0076A8"/>
+            <w:vAlign w:val="center"/>
+          </w:tcPr>
+          <w:p>
+            <w:pPr>
+              <w:cnfStyle w:val="100000000000" w:firstRow="1" w:lastRow="0" w:firstColumn="0" w:lastColumn="0" w:oddVBand="0" w:evenVBand="0" w:oddHBand="0" w:evenHBand="0" w:firstRowFirstColumn="0" w:firstRowLastColumn="0" w:lastRowFirstColumn="0" w:lastRowLastColumn="0"/>
+            </w:pPr>
+            <w:r>
+              <w:rPr>
+                <w:color w:val="FFFFFF"/>
+                <w:sz w:val="18"/>
+              </w:rPr>
+              <w:t>Plan</w:t>
+            </w:r>
+          </w:p>
+        </w:tc>
+      </w:tr>
+      <w:tr>
+        <w:trPr>
+          <w:cnfStyle w:val="000000100000" w:firstRow="0" w:lastRow="0" w:firstColumn="0" w:lastColumn="0" w:oddVBand="0" w:evenVBand="0" w:oddHBand="1" w:evenHBand="0" w:firstRowFirstColumn="0" w:firstRowLastColumn="0" w:lastRowFirstColumn="0" w:lastRowLastColumn="0"/>
+          <w:jc w:val="center"/>
+        </w:trPr>
+        <w:tc>
+          <w:tcPr>
+            <w:cnfStyle w:val="001000000000" w:firstRow="0" w:lastRow="0" w:firstColumn="1" w:lastColumn="0" w:oddVBand="0" w:evenVBand="0" w:oddHBand="0" w:evenHBand="0" w:firstRowFirstColumn="0" w:firstRowLastColumn="0" w:lastRowFirstColumn="0" w:lastRowLastColumn="0"/>
+            <w:tcW w:w="4968" w:type="dxa"/>
+            <w:vAlign w:val="center"/>
+          </w:tcPr>
+          <w:p>
+            <w:r>
+              <w:rPr>
+                <w:b w:val="0"/>
+                <w:sz w:val="18"/>
+              </w:rPr>
+              <w:t>Sprint Planning</w:t>
+            </w:r>
+          </w:p>
+        </w:tc>
+        <w:tc>
+          <w:tcPr>
+            <w:tcW w:w="4968" w:type="dxa"/>
+            <w:vAlign w:val="center"/>
+          </w:tcPr>
+          <w:p>
+            <w:pPr>
+              <w:cnfStyle w:val="000000100000" w:firstRow="0" w:lastRow="0" w:firstColumn="0" w:lastColumn="0" w:oddVBand="0" w:evenVBand="0" w:oddHBand="1" w:evenHBand="0" w:firstRowFirstColumn="0" w:firstRowLastColumn="0" w:lastRowFirstColumn="0" w:lastRowLastColumn="0"/>
+            </w:pPr>
+            <w:r>
+              <w:rPr>
+                <w:sz w:val="18"/>
+              </w:rPr>
+              <w:t>Confirm Sprint Goal, selected backlog items, responsibilities, and dependencies.</w:t>
+            </w:r>
+          </w:p>
+        </w:tc>
+      </w:tr>
+      <w:tr>
+        <w:trPr>
+          <w:jc w:val="center"/>
+        </w:trPr>
+        <w:tc>
+          <w:tcPr>
+            <w:cnfStyle w:val="001000000000" w:firstRow="0" w:lastRow="0" w:firstColumn="1" w:lastColumn="0" w:oddVBand="0" w:evenVBand="0" w:oddHBand="0" w:evenHBand="0" w:firstRowFirstColumn="0" w:firstRowLastColumn="0" w:lastRowFirstColumn="0" w:lastRowLastColumn="0"/>
+            <w:tcW w:w="4968" w:type="dxa"/>
+            <w:vAlign w:val="center"/>
+          </w:tcPr>
+          <w:p>
+            <w:r>
+              <w:rPr>
+                <w:b w:val="0"/>
+                <w:sz w:val="18"/>
+              </w:rPr>
+              <w:t>Daily Stand-up</w:t>
+            </w:r>
+          </w:p>
+        </w:tc>
+        <w:tc>
+          <w:tcPr>
+            <w:tcW w:w="4968" w:type="dxa"/>
+            <w:vAlign w:val="center"/>
+          </w:tcPr>
+          <w:p>
+            <w:pPr>
+              <w:cnfStyle w:val="000000000000" w:firstRow="0" w:lastRow="0" w:firstColumn="0" w:lastColumn="0" w:oddVBand="0" w:evenVBand="0" w:oddHBand="0" w:evenHBand="0" w:firstRowFirstColumn="0" w:firstRowLastColumn="0" w:lastRowFirstColumn="0" w:lastRowLastColumn="0"/>
+            </w:pPr>
+            <w:r>
+              <w:rPr>
+                <w:sz w:val="18"/>
+              </w:rPr>
+              <w:t>Each participant answers: what was completed, what is planned today, and what blocker exists.</w:t>
+            </w:r>
+          </w:p>
+        </w:tc>
+      </w:tr>
+      <w:tr>
+        <w:trPr>
+          <w:cnfStyle w:val="000000100000" w:firstRow="0" w:lastRow="0" w:firstColumn="0" w:lastColumn="0" w:oddVBand="0" w:evenVBand="0" w:oddHBand="1" w:evenHBand="0" w:firstRowFirstColumn="0" w:firstRowLastColumn="0" w:lastRowFirstColumn="0" w:lastRowLastColumn="0"/>
+          <w:jc w:val="center"/>
+        </w:trPr>
+        <w:tc>
+          <w:tcPr>
+            <w:cnfStyle w:val="001000000000" w:firstRow="0" w:lastRow="0" w:firstColumn="1" w:lastColumn="0" w:oddVBand="0" w:evenVBand="0" w:oddHBand="0" w:evenHBand="0" w:firstRowFirstColumn="0" w:firstRowLastColumn="0" w:lastRowFirstColumn="0" w:lastRowLastColumn="0"/>
+            <w:tcW w:w="4968" w:type="dxa"/>
+            <w:vAlign w:val="center"/>
+          </w:tcPr>
+          <w:p>
+            <w:r>
+              <w:rPr>
+                <w:b w:val="0"/>
+                <w:sz w:val="18"/>
+              </w:rPr>
+              <w:t>Sprint Review</w:t>
+            </w:r>
+          </w:p>
+        </w:tc>
+        <w:tc>
+          <w:tcPr>
+            <w:tcW w:w="4968" w:type="dxa"/>
+            <w:vAlign w:val="center"/>
+          </w:tcPr>
+          <w:p>
+            <w:pPr>
+              <w:cnfStyle w:val="000000100000" w:firstRow="0" w:lastRow="0" w:firstColumn="0" w:lastColumn="0" w:oddVBand="0" w:evenVBand="0" w:oddHBand="1" w:evenHBand="0" w:firstRowFirstColumn="0" w:firstRowLastColumn="0" w:lastRowFirstColumn="0" w:lastRowLastColumn="0"/>
+            </w:pPr>
+            <w:r>
+              <w:rPr>
+                <w:sz w:val="18"/>
+              </w:rPr>
+              <w:t>Demonstrate the Sprint 1 foundation to stakeholders and capture feedback.</w:t>
+            </w:r>
+          </w:p>
+        </w:tc>
+      </w:tr>
+      <w:tr>
+        <w:trPr>
+          <w:jc w:val="center"/>
+        </w:trPr>
+        <w:tc>
+          <w:tcPr>
+            <w:cnfStyle w:val="001000000000" w:firstRow="0" w:lastRow="0" w:firstColumn="1" w:lastColumn="0" w:oddVBand="0" w:evenVBand="0" w:oddHBand="0" w:evenHBand="0" w:firstRowFirstColumn="0" w:firstRowLastColumn="0" w:lastRowFirstColumn="0" w:lastRowLastColumn="0"/>
+            <w:tcW w:w="4968" w:type="dxa"/>
+            <w:vAlign w:val="center"/>
+          </w:tcPr>
+          <w:p>
+            <w:r>
+              <w:rPr>
+                <w:b w:val="0"/>
+                <w:sz w:val="18"/>
+              </w:rPr>
+              <w:t>Retrospective</w:t>
+            </w:r>
+          </w:p>
+        </w:tc>
+        <w:tc>
+          <w:tcPr>
+            <w:tcW w:w="4968" w:type="dxa"/>
+            <w:vAlign w:val="center"/>
+          </w:tcPr>
+          <w:p>
+            <w:pPr>
+              <w:cnfStyle w:val="000000000000" w:firstRow="0" w:lastRow="0" w:firstColumn="0" w:lastColumn="0" w:oddVBand="0" w:evenVBand="0" w:oddHBand="0" w:evenHBand="0" w:firstRowFirstColumn="0" w:firstRowLastColumn="0" w:lastRowFirstColumn="0" w:lastRowLastColumn="0"/>
+            </w:pPr>
+            <w:r>
+              <w:rPr>
+                <w:sz w:val="18"/>
+              </w:rPr>
+              <w:t>Use Start / Stop / Continue to identify process improvements.</w:t>
+            </w:r>
+          </w:p>
+        </w:tc>
+      </w:tr>
+      <w:tr>
+        <w:trPr>
+          <w:cnfStyle w:val="000000100000" w:firstRow="0" w:lastRow="0" w:firstColumn="0" w:lastColumn="0" w:oddVBand="0" w:evenVBand="0" w:oddHBand="1" w:evenHBand="0" w:firstRowFirstColumn="0" w:firstRowLastColumn="0" w:lastRowFirstColumn="0" w:lastRowLastColumn="0"/>
+          <w:jc w:val="center"/>
+        </w:trPr>
+        <w:tc>
+          <w:tcPr>
+            <w:cnfStyle w:val="001000000000" w:firstRow="0" w:lastRow="0" w:firstColumn="1" w:lastColumn="0" w:oddVBand="0" w:evenVBand="0" w:oddHBand="0" w:evenHBand="0" w:firstRowFirstColumn="0" w:firstRowLastColumn="0" w:lastRowFirstColumn="0" w:lastRowLastColumn="0"/>
+            <w:tcW w:w="4968" w:type="dxa"/>
+            <w:vAlign w:val="center"/>
+          </w:tcPr>
+          <w:p>
+            <w:r>
+              <w:rPr>
+                <w:b w:val="0"/>
+                <w:sz w:val="18"/>
+              </w:rPr>
+              <w:t>Jira or Trello board</w:t>
+            </w:r>
+          </w:p>
+        </w:tc>
+        <w:tc>
+          <w:tcPr>
+            <w:tcW w:w="4968" w:type="dxa"/>
+            <w:vAlign w:val="center"/>
+          </w:tcPr>
+          <w:p>
+            <w:pPr>
+              <w:cnfStyle w:val="000000100000" w:firstRow="0" w:lastRow="0" w:firstColumn="0" w:lastColumn="0" w:oddVBand="0" w:evenVBand="0" w:oddHBand="1" w:evenHBand="0" w:firstRowFirstColumn="0" w:firstRowLastColumn="0" w:lastRowFirstColumn="0" w:lastRowLastColumn="0"/>
+            </w:pPr>
+            <w:r>
+              <w:rPr>
+                <w:sz w:val="18"/>
+              </w:rPr>
+              <w:t>Create Backlog, To Do, In Progress, Review/Test, Done, and Blocked columns. Create a Sprint 1 list/filter and move only committed items into it.</w:t>
+            </w:r>
+          </w:p>
+        </w:tc>
+      </w:tr>
+    </w:tbl>
+    <w:p>
+      <w:pPr>
+        <w:pStyle w:val="ListBullet"/>
+        <w:numPr>
+          <w:ilvl w:val="0"/>
+          <w:numId w:val="0"/>
+        </w:numPr>
+      </w:pPr>
+    </w:p>
+    <w:p>
+      <w:pPr>
+        <w:pStyle w:val="Heading1"/>
+      </w:pPr>
+      <w:r>
+        <w:lastRenderedPageBreak/>
+        <w:t>5. Jira Screenshots</w:t>
+      </w:r>
+    </w:p>
+    <w:p>
+      <w:r>
+        <w:rPr>
+          <w:noProof/>
+        </w:rPr>
+        <w:drawing>
+          <wp:inline distT="0" distB="0" distL="0" distR="0" wp14:anchorId="1E9761F8" wp14:editId="355ADC3E">
+            <wp:extent cx="6400800" cy="3169920"/>
+            <wp:effectExtent l="0" t="0" r="0" b="0"/>
+            <wp:docPr id="1782534525" name="Picture 1"/>
+            <wp:cNvGraphicFramePr>
+              <a:graphicFrameLocks xmlns:a="http://schemas.openxmlformats.org/drawingml/2006/main" noChangeAspect="1"/>
+            </wp:cNvGraphicFramePr>
+            <a:graphic xmlns:a="http://schemas.openxmlformats.org/drawingml/2006/main">
+              <a:graphicData uri="http://schemas.openxmlformats.org/drawingml/2006/picture">
+                <pic:pic xmlns:pic="http://schemas.openxmlformats.org/drawingml/2006/picture">
+                  <pic:nvPicPr>
+                    <pic:cNvPr id="1782534525" name="Picture 1782534525"/>
+                    <pic:cNvPicPr/>
+                  </pic:nvPicPr>
+                  <pic:blipFill>
+                    <a:blip r:embed="rId9"/>
+                    <a:stretch>
+                      <a:fillRect/>
+                    </a:stretch>
+                  </pic:blipFill>
+                  <pic:spPr>
+                    <a:xfrm>
+                      <a:off x="0" y="0"/>
+                      <a:ext cx="6400800" cy="3169920"/>
+                    </a:xfrm>
+                    <a:prstGeom prst="rect">
+                      <a:avLst/>
+                    </a:prstGeom>
+                  </pic:spPr>
+                </pic:pic>
+              </a:graphicData>
+            </a:graphic>
+          </wp:inline>
+        </w:drawing>
+      </w:r>
+    </w:p>
+    <w:p>
+      <w:r>
+        <w:rPr>
+          <w:noProof/>
+        </w:rPr>
+        <w:drawing>
+          <wp:inline distT="0" distB="0" distL="0" distR="0" wp14:anchorId="5B785A16" wp14:editId="289D6798">
+            <wp:extent cx="6400800" cy="3166745"/>
+            <wp:effectExtent l="0" t="0" r="0" b="0"/>
+            <wp:docPr id="1613096429" name="Picture 2"/>
+            <wp:cNvGraphicFramePr>
+              <a:graphicFrameLocks xmlns:a="http://schemas.openxmlformats.org/drawingml/2006/main" noChangeAspect="1"/>
+            </wp:cNvGraphicFramePr>
+            <a:graphic xmlns:a="http://schemas.openxmlformats.org/drawingml/2006/main">
+              <a:graphicData uri="http://schemas.openxmlformats.org/drawingml/2006/picture">
+                <pic:pic xmlns:pic="http://schemas.openxmlformats.org/drawingml/2006/picture">
+                  <pic:nvPicPr>
+                    <pic:cNvPr id="1613096429" name="Picture 1613096429"/>
+                    <pic:cNvPicPr/>
+                  </pic:nvPicPr>
+                  <pic:blipFill>
+                    <a:blip r:embed="rId10"/>
+                    <a:stretch>
+                      <a:fillRect/>
+                    </a:stretch>
+                  </pic:blipFill>
+                  <pic:spPr>
+                    <a:xfrm>
+                      <a:off x="0" y="0"/>
+                      <a:ext cx="6400800" cy="3166745"/>
+                    </a:xfrm>
+                    <a:prstGeom prst="rect">
+                      <a:avLst/>
+                    </a:prstGeom>
+                  </pic:spPr>
+                </pic:pic>
+              </a:graphicData>
+            </a:graphic>
+          </wp:inline>
+        </w:drawing>
+      </w:r>
+    </w:p>
+    <w:p>
+      <w:r>
+        <w:rPr>
+          <w:noProof/>
+        </w:rPr>
+        <w:lastRenderedPageBreak/>
+        <w:drawing>
+          <wp:inline distT="0" distB="0" distL="0" distR="0" wp14:anchorId="55FF5796" wp14:editId="41C2E702">
+            <wp:extent cx="6400800" cy="3176905"/>
+            <wp:effectExtent l="0" t="0" r="0" b="4445"/>
+            <wp:docPr id="1209081765" name="Picture 3"/>
+            <wp:cNvGraphicFramePr>
+              <a:graphicFrameLocks xmlns:a="http://schemas.openxmlformats.org/drawingml/2006/main" noChangeAspect="1"/>
+            </wp:cNvGraphicFramePr>
+            <a:graphic xmlns:a="http://schemas.openxmlformats.org/drawingml/2006/main">
+              <a:graphicData uri="http://schemas.openxmlformats.org/drawingml/2006/picture">
+                <pic:pic xmlns:pic="http://schemas.openxmlformats.org/drawingml/2006/picture">
+                  <pic:nvPicPr>
+                    <pic:cNvPr id="1209081765" name="Picture 1209081765"/>
+                    <pic:cNvPicPr/>
+                  </pic:nvPicPr>
+                  <pic:blipFill>
+                    <a:blip r:embed="rId11"/>
+                    <a:stretch>
+                      <a:fillRect/>
+                    </a:stretch>
+                  </pic:blipFill>
+                  <pic:spPr>
+                    <a:xfrm>
+                      <a:off x="0" y="0"/>
+                      <a:ext cx="6400800" cy="3176905"/>
+                    </a:xfrm>
+                    <a:prstGeom prst="rect">
+                      <a:avLst/>
+                    </a:prstGeom>
+                  </pic:spPr>
+                </pic:pic>
+              </a:graphicData>
+            </a:graphic>
+          </wp:inline>
+        </w:drawing>
+      </w:r>
+    </w:p>
+    <w:p>
+      <w:r>
+        <w:rPr>
+          <w:noProof/>
+        </w:rPr>
+        <w:drawing>
+          <wp:inline distT="0" distB="0" distL="0" distR="0" wp14:anchorId="1951A3AC" wp14:editId="6E1C7038">
+            <wp:extent cx="6400800" cy="3173730"/>
+            <wp:effectExtent l="0" t="0" r="0" b="7620"/>
+            <wp:docPr id="1835072420" name="Picture 4"/>
+            <wp:cNvGraphicFramePr>
+              <a:graphicFrameLocks xmlns:a="http://schemas.openxmlformats.org/drawingml/2006/main" noChangeAspect="1"/>
+            </wp:cNvGraphicFramePr>
+            <a:graphic xmlns:a="http://schemas.openxmlformats.org/drawingml/2006/main">
+              <a:graphicData uri="http://schemas.openxmlformats.org/drawingml/2006/picture">
+                <pic:pic xmlns:pic="http://schemas.openxmlformats.org/drawingml/2006/picture">
+                  <pic:nvPicPr>
+                    <pic:cNvPr id="1835072420" name="Picture 1835072420"/>
+                    <pic:cNvPicPr/>
+                  </pic:nvPicPr>
+                  <pic:blipFill>
+                    <a:blip r:embed="rId12"/>
+                    <a:stretch>
+                      <a:fillRect/>
+                    </a:stretch>
+                  </pic:blipFill>
+                  <pic:spPr>
+                    <a:xfrm>
+                      <a:off x="0" y="0"/>
+                      <a:ext cx="6400800" cy="3173730"/>
+                    </a:xfrm>
+                    <a:prstGeom prst="rect">
+                      <a:avLst/>
+                    </a:prstGeom>
+                  </pic:spPr>
+                </pic:pic>
+              </a:graphicData>
+            </a:graphic>
+          </wp:inline>
+        </w:drawing>
+      </w:r>
+    </w:p>
+    <w:p>
+      <w:r>
+        <w:rPr>
+          <w:noProof/>
+        </w:rPr>
+        <w:lastRenderedPageBreak/>
+        <w:drawing>
+          <wp:inline distT="0" distB="0" distL="0" distR="0" wp14:anchorId="7D196482" wp14:editId="21D62DFF">
+            <wp:extent cx="6400800" cy="3173730"/>
+            <wp:effectExtent l="0" t="0" r="0" b="7620"/>
+            <wp:docPr id="1953154959" name="Picture 5"/>
+            <wp:cNvGraphicFramePr>
+              <a:graphicFrameLocks xmlns:a="http://schemas.openxmlformats.org/drawingml/2006/main" noChangeAspect="1"/>
+            </wp:cNvGraphicFramePr>
+            <a:graphic xmlns:a="http://schemas.openxmlformats.org/drawingml/2006/main">
+              <a:graphicData uri="http://schemas.openxmlformats.org/drawingml/2006/picture">
+                <pic:pic xmlns:pic="http://schemas.openxmlformats.org/drawingml/2006/picture">
+                  <pic:nvPicPr>
+                    <pic:cNvPr id="1953154959" name="Picture 1953154959"/>
+                    <pic:cNvPicPr/>
+                  </pic:nvPicPr>
+                  <pic:blipFill>
+                    <a:blip r:embed="rId13"/>
+                    <a:stretch>
+                      <a:fillRect/>
+                    </a:stretch>
+                  </pic:blipFill>
+                  <pic:spPr>
+                    <a:xfrm>
+                      <a:off x="0" y="0"/>
+                      <a:ext cx="6400800" cy="3173730"/>
+                    </a:xfrm>
+                    <a:prstGeom prst="rect">
+                      <a:avLst/>
+                    </a:prstGeom>
+                  </pic:spPr>
+                </pic:pic>
+              </a:graphicData>
+            </a:graphic>
+          </wp:inline>
+        </w:drawing>
+      </w:r>
+    </w:p>
     <w:sectPr>
-      <w:headerReference w:type="default" r:id="rId9"/>
-      <w:footerReference w:type="default" r:id="rId10"/>
+      <w:headerReference w:type="default" r:id="rId14"/>
+      <w:footerReference w:type="default" r:id="rId15"/>
       <w:pgSz w:w="12240" w:h="15840"/>
       <w:pgMar w:top="1008" w:right="1080" w:bottom="936" w:left="1080" w:header="720" w:footer="720" w:gutter="0"/>
       <w:cols w:space="720"/>
